--- a/docs/Plantation_Rainfall_Dashboard_PRD.docx
+++ b/docs/Plantation_Rainfall_Dashboard_PRD.docx
@@ -292,7 +292,7 @@
                 <w:sz w:val="19"/>
                 <w:szCs w:val="19"/>
               </w:rPr>
-              <w:t>1.1 · Draft for review</w:t>
+              <w:t>1.2 · Draft for review</w:t>
             </w:r>
           </w:p>
         </w:tc>
@@ -326,7 +326,7 @@
                 <w:sz w:val="19"/>
                 <w:szCs w:val="19"/>
               </w:rPr>
-              <w:t>Change in 1.1</w:t>
+              <w:t>Change in 1.2</w:t>
             </w:r>
           </w:p>
         </w:tc>
@@ -349,7 +349,7 @@
                 <w:sz w:val="19"/>
                 <w:szCs w:val="19"/>
               </w:rPr>
-              <w:t>Sign-in with email and password, three roles with section-based access, administrator-only User management and change own password (F-19 to F-22, L1.6, NFR-12 to NFR-18).</w:t>
+              <w:t>Sign-in with DWS Hub (OIDC single sign-on) and account linking (F-23, L1.7); separate frontend (nginx) and backend containers; staging deployment on two servers with Apsara RDS (NFR-19 to NFR-24, open issues 11 to 16).</w:t>
             </w:r>
           </w:p>
         </w:tc>
@@ -383,7 +383,7 @@
                 <w:sz w:val="19"/>
                 <w:szCs w:val="19"/>
               </w:rPr>
-              <w:t>Date</w:t>
+              <w:t>Change in 1.1</w:t>
             </w:r>
           </w:p>
         </w:tc>
@@ -406,7 +406,7 @@
                 <w:sz w:val="19"/>
                 <w:szCs w:val="19"/>
               </w:rPr>
-              <w:t>16 October 2026</w:t>
+              <w:t>Sign-in with email and password, three roles with section-based access, administrator-only User management and change own password (F-19 to F-22, L1.6, NFR-12 to NFR-18).</w:t>
             </w:r>
           </w:p>
         </w:tc>
@@ -440,7 +440,7 @@
                 <w:sz w:val="19"/>
                 <w:szCs w:val="19"/>
               </w:rPr>
-              <w:t>Prepared by</w:t>
+              <w:t>Date</w:t>
             </w:r>
           </w:p>
         </w:tc>
@@ -463,7 +463,7 @@
                 <w:sz w:val="19"/>
                 <w:szCs w:val="19"/>
               </w:rPr>
-              <w:t>Jerry Pratama Hakim</w:t>
+              <w:t>20 October 2026</w:t>
             </w:r>
           </w:p>
         </w:tc>
@@ -497,7 +497,7 @@
                 <w:sz w:val="19"/>
                 <w:szCs w:val="19"/>
               </w:rPr>
-              <w:t>Repository</w:t>
+              <w:t>Prepared by</w:t>
             </w:r>
           </w:p>
         </w:tc>
@@ -520,7 +520,7 @@
                 <w:sz w:val="19"/>
                 <w:szCs w:val="19"/>
               </w:rPr>
-              <w:t>dwsitproject-hub/Plantation-Rainfall-Dashboard · branch restructure/production-layout</w:t>
+              <w:t>Jerry Pratama Hakim</w:t>
             </w:r>
           </w:p>
         </w:tc>
@@ -554,6 +554,63 @@
                 <w:sz w:val="19"/>
                 <w:szCs w:val="19"/>
               </w:rPr>
+              <w:t>Repository</w:t>
+            </w:r>
+          </w:p>
+        </w:tc>
+        <w:tc>
+          <w:tcPr>
+            <w:tcW w:w="6515" w:type="dxa"/>
+            <w:tcMar>
+              <w:top w:w="60" w:type="dxa"/>
+              <w:left w:w="90" w:type="dxa"/>
+              <w:bottom w:w="60" w:type="dxa"/>
+              <w:right w:w="90" w:type="dxa"/>
+            </w:tcMar>
+          </w:tcPr>
+          <w:p>
+            <w:pPr>
+              <w:spacing w:after="40"/>
+            </w:pPr>
+            <w:r>
+              <w:rPr>
+                <w:sz w:val="19"/>
+                <w:szCs w:val="19"/>
+              </w:rPr>
+              <w:t>dwsitproject-hub/Plantation-Rainfall-Dashboard · branch restructure/production-layout</w:t>
+            </w:r>
+          </w:p>
+        </w:tc>
+      </w:tr>
+      <w:tr>
+        <w:tblPrEx>
+          <w:tblCellMar>
+            <w:top w:w="0" w:type="dxa"/>
+            <w:bottom w:w="0" w:type="dxa"/>
+          </w:tblCellMar>
+        </w:tblPrEx>
+        <w:trPr>
+          <w:cantSplit/>
+        </w:trPr>
+        <w:tc>
+          <w:tcPr>
+            <w:tcW w:w="2791" w:type="dxa"/>
+            <w:tcMar>
+              <w:top w:w="60" w:type="dxa"/>
+              <w:left w:w="90" w:type="dxa"/>
+              <w:bottom w:w="60" w:type="dxa"/>
+              <w:right w:w="90" w:type="dxa"/>
+            </w:tcMar>
+          </w:tcPr>
+          <w:p>
+            <w:pPr>
+              <w:spacing w:after="40"/>
+            </w:pPr>
+            <w:r>
+              <w:rPr>
+                <w:sz w:val="19"/>
+                <w:szCs w:val="19"/>
+              </w:rPr>
               <w:t>Related documents</w:t>
             </w:r>
           </w:p>
@@ -577,7 +634,7 @@
                 <w:sz w:val="19"/>
                 <w:szCs w:val="19"/>
               </w:rPr>
-              <w:t>Technical Design (TD) · docs/OPERATIONS_GUIDE.md · docs/README_REVIEW.md</w:t>
+              <w:t>Technical Design (TD) · docs/DEPLOYMENT_STAGING.md · docs/OPERATIONS_GUIDE.md · docs/README_REVIEW.md</w:t>
             </w:r>
           </w:p>
         </w:tc>
@@ -613,7 +670,7 @@
     <w:sdt>
       <w:sdtPr>
         <w:alias w:val="Contents"/>
-        <w:id w:val="308300237"/>
+        <w:id w:val="429779413"/>
       </w:sdtPr>
       <w:sdtEndPr/>
       <w:sdtContent>
@@ -641,7 +698,7 @@
           <w:r>
             <w:fldChar w:fldCharType="separate"/>
           </w:r>
-          <w:hyperlink w:anchor="_Toc243060029" w:history="1">
+          <w:hyperlink w:anchor="_Toc243384997" w:history="1">
             <w:r>
               <w:rPr>
                 <w:rStyle w:val="Hyperlink"/>
@@ -665,7 +722,7 @@
               <w:rPr>
                 <w:noProof/>
               </w:rPr>
-              <w:instrText xml:space="preserve"> PAGEREF _Toc243060029 \h </w:instrText>
+              <w:instrText xml:space="preserve"> PAGEREF _Toc243384997 \h </w:instrText>
             </w:r>
             <w:r>
               <w:rPr>
@@ -707,7 +764,7 @@
               <w14:ligatures w14:val="standardContextual"/>
             </w:rPr>
           </w:pPr>
-          <w:hyperlink w:anchor="_Toc243060030" w:history="1">
+          <w:hyperlink w:anchor="_Toc243384998" w:history="1">
             <w:r>
               <w:rPr>
                 <w:rStyle w:val="Hyperlink"/>
@@ -731,7 +788,7 @@
               <w:rPr>
                 <w:noProof/>
               </w:rPr>
-              <w:instrText xml:space="preserve"> PAGEREF _Toc243060030 \h </w:instrText>
+              <w:instrText xml:space="preserve"> PAGEREF _Toc243384998 \h </w:instrText>
             </w:r>
             <w:r>
               <w:rPr>
@@ -773,7 +830,7 @@
               <w14:ligatures w14:val="standardContextual"/>
             </w:rPr>
           </w:pPr>
-          <w:hyperlink w:anchor="_Toc243060031" w:history="1">
+          <w:hyperlink w:anchor="_Toc243384999" w:history="1">
             <w:r>
               <w:rPr>
                 <w:rStyle w:val="Hyperlink"/>
@@ -797,7 +854,7 @@
               <w:rPr>
                 <w:noProof/>
               </w:rPr>
-              <w:instrText xml:space="preserve"> PAGEREF _Toc243060031 \h </w:instrText>
+              <w:instrText xml:space="preserve"> PAGEREF _Toc243384999 \h </w:instrText>
             </w:r>
             <w:r>
               <w:rPr>
@@ -839,7 +896,7 @@
               <w14:ligatures w14:val="standardContextual"/>
             </w:rPr>
           </w:pPr>
-          <w:hyperlink w:anchor="_Toc243060032" w:history="1">
+          <w:hyperlink w:anchor="_Toc243385000" w:history="1">
             <w:r>
               <w:rPr>
                 <w:rStyle w:val="Hyperlink"/>
@@ -863,7 +920,7 @@
               <w:rPr>
                 <w:noProof/>
               </w:rPr>
-              <w:instrText xml:space="preserve"> PAGEREF _Toc243060032 \h </w:instrText>
+              <w:instrText xml:space="preserve"> PAGEREF _Toc243385000 \h </w:instrText>
             </w:r>
             <w:r>
               <w:rPr>
@@ -905,7 +962,7 @@
               <w14:ligatures w14:val="standardContextual"/>
             </w:rPr>
           </w:pPr>
-          <w:hyperlink w:anchor="_Toc243060033" w:history="1">
+          <w:hyperlink w:anchor="_Toc243385001" w:history="1">
             <w:r>
               <w:rPr>
                 <w:rStyle w:val="Hyperlink"/>
@@ -929,7 +986,7 @@
               <w:rPr>
                 <w:noProof/>
               </w:rPr>
-              <w:instrText xml:space="preserve"> PAGEREF _Toc243060033 \h </w:instrText>
+              <w:instrText xml:space="preserve"> PAGEREF _Toc243385001 \h </w:instrText>
             </w:r>
             <w:r>
               <w:rPr>
@@ -971,7 +1028,7 @@
               <w14:ligatures w14:val="standardContextual"/>
             </w:rPr>
           </w:pPr>
-          <w:hyperlink w:anchor="_Toc243060034" w:history="1">
+          <w:hyperlink w:anchor="_Toc243385002" w:history="1">
             <w:r>
               <w:rPr>
                 <w:rStyle w:val="Hyperlink"/>
@@ -995,7 +1052,7 @@
               <w:rPr>
                 <w:noProof/>
               </w:rPr>
-              <w:instrText xml:space="preserve"> PAGEREF _Toc243060034 \h </w:instrText>
+              <w:instrText xml:space="preserve"> PAGEREF _Toc243385002 \h </w:instrText>
             </w:r>
             <w:r>
               <w:rPr>
@@ -1037,7 +1094,7 @@
               <w14:ligatures w14:val="standardContextual"/>
             </w:rPr>
           </w:pPr>
-          <w:hyperlink w:anchor="_Toc243060035" w:history="1">
+          <w:hyperlink w:anchor="_Toc243385003" w:history="1">
             <w:r>
               <w:rPr>
                 <w:rStyle w:val="Hyperlink"/>
@@ -1061,7 +1118,7 @@
               <w:rPr>
                 <w:noProof/>
               </w:rPr>
-              <w:instrText xml:space="preserve"> PAGEREF _Toc243060035 \h </w:instrText>
+              <w:instrText xml:space="preserve"> PAGEREF _Toc243385003 \h </w:instrText>
             </w:r>
             <w:r>
               <w:rPr>
@@ -1103,7 +1160,7 @@
               <w14:ligatures w14:val="standardContextual"/>
             </w:rPr>
           </w:pPr>
-          <w:hyperlink w:anchor="_Toc243060036" w:history="1">
+          <w:hyperlink w:anchor="_Toc243385004" w:history="1">
             <w:r>
               <w:rPr>
                 <w:rStyle w:val="Hyperlink"/>
@@ -1127,7 +1184,7 @@
               <w:rPr>
                 <w:noProof/>
               </w:rPr>
-              <w:instrText xml:space="preserve"> PAGEREF _Toc243060036 \h </w:instrText>
+              <w:instrText xml:space="preserve"> PAGEREF _Toc243385004 \h </w:instrText>
             </w:r>
             <w:r>
               <w:rPr>
@@ -1169,7 +1226,7 @@
               <w14:ligatures w14:val="standardContextual"/>
             </w:rPr>
           </w:pPr>
-          <w:hyperlink w:anchor="_Toc243060037" w:history="1">
+          <w:hyperlink w:anchor="_Toc243385005" w:history="1">
             <w:r>
               <w:rPr>
                 <w:rStyle w:val="Hyperlink"/>
@@ -1193,7 +1250,7 @@
               <w:rPr>
                 <w:noProof/>
               </w:rPr>
-              <w:instrText xml:space="preserve"> PAGEREF _Toc243060037 \h </w:instrText>
+              <w:instrText xml:space="preserve"> PAGEREF _Toc243385005 \h </w:instrText>
             </w:r>
             <w:r>
               <w:rPr>
@@ -1235,7 +1292,7 @@
               <w14:ligatures w14:val="standardContextual"/>
             </w:rPr>
           </w:pPr>
-          <w:hyperlink w:anchor="_Toc243060038" w:history="1">
+          <w:hyperlink w:anchor="_Toc243385006" w:history="1">
             <w:r>
               <w:rPr>
                 <w:rStyle w:val="Hyperlink"/>
@@ -1259,7 +1316,7 @@
               <w:rPr>
                 <w:noProof/>
               </w:rPr>
-              <w:instrText xml:space="preserve"> PAGEREF _Toc243060038 \h </w:instrText>
+              <w:instrText xml:space="preserve"> PAGEREF _Toc243385006 \h </w:instrText>
             </w:r>
             <w:r>
               <w:rPr>
@@ -1301,7 +1358,7 @@
               <w14:ligatures w14:val="standardContextual"/>
             </w:rPr>
           </w:pPr>
-          <w:hyperlink w:anchor="_Toc243060039" w:history="1">
+          <w:hyperlink w:anchor="_Toc243385007" w:history="1">
             <w:r>
               <w:rPr>
                 <w:rStyle w:val="Hyperlink"/>
@@ -1325,7 +1382,7 @@
               <w:rPr>
                 <w:noProof/>
               </w:rPr>
-              <w:instrText xml:space="preserve"> PAGEREF _Toc243060039 \h </w:instrText>
+              <w:instrText xml:space="preserve"> PAGEREF _Toc243385007 \h </w:instrText>
             </w:r>
             <w:r>
               <w:rPr>
@@ -1367,7 +1424,7 @@
               <w14:ligatures w14:val="standardContextual"/>
             </w:rPr>
           </w:pPr>
-          <w:hyperlink w:anchor="_Toc243060040" w:history="1">
+          <w:hyperlink w:anchor="_Toc243385008" w:history="1">
             <w:r>
               <w:rPr>
                 <w:rStyle w:val="Hyperlink"/>
@@ -1391,7 +1448,7 @@
               <w:rPr>
                 <w:noProof/>
               </w:rPr>
-              <w:instrText xml:space="preserve"> PAGEREF _Toc243060040 \h </w:instrText>
+              <w:instrText xml:space="preserve"> PAGEREF _Toc243385008 \h </w:instrText>
             </w:r>
             <w:r>
               <w:rPr>
@@ -1433,7 +1490,7 @@
               <w14:ligatures w14:val="standardContextual"/>
             </w:rPr>
           </w:pPr>
-          <w:hyperlink w:anchor="_Toc243060041" w:history="1">
+          <w:hyperlink w:anchor="_Toc243385009" w:history="1">
             <w:r>
               <w:rPr>
                 <w:rStyle w:val="Hyperlink"/>
@@ -1457,7 +1514,7 @@
               <w:rPr>
                 <w:noProof/>
               </w:rPr>
-              <w:instrText xml:space="preserve"> PAGEREF _Toc243060041 \h </w:instrText>
+              <w:instrText xml:space="preserve"> PAGEREF _Toc243385009 \h </w:instrText>
             </w:r>
             <w:r>
               <w:rPr>
@@ -1474,7 +1531,7 @@
               <w:rPr>
                 <w:noProof/>
               </w:rPr>
-              <w:t>6</w:t>
+              <w:t>7</w:t>
             </w:r>
             <w:r>
               <w:rPr>
@@ -1499,7 +1556,7 @@
               <w14:ligatures w14:val="standardContextual"/>
             </w:rPr>
           </w:pPr>
-          <w:hyperlink w:anchor="_Toc243060042" w:history="1">
+          <w:hyperlink w:anchor="_Toc243385010" w:history="1">
             <w:r>
               <w:rPr>
                 <w:rStyle w:val="Hyperlink"/>
@@ -1523,7 +1580,7 @@
               <w:rPr>
                 <w:noProof/>
               </w:rPr>
-              <w:instrText xml:space="preserve"> PAGEREF _Toc243060042 \h </w:instrText>
+              <w:instrText xml:space="preserve"> PAGEREF _Toc243385010 \h </w:instrText>
             </w:r>
             <w:r>
               <w:rPr>
@@ -1540,7 +1597,7 @@
               <w:rPr>
                 <w:noProof/>
               </w:rPr>
-              <w:t>7</w:t>
+              <w:t>8</w:t>
             </w:r>
             <w:r>
               <w:rPr>
@@ -1565,7 +1622,7 @@
               <w14:ligatures w14:val="standardContextual"/>
             </w:rPr>
           </w:pPr>
-          <w:hyperlink w:anchor="_Toc243060043" w:history="1">
+          <w:hyperlink w:anchor="_Toc243385011" w:history="1">
             <w:r>
               <w:rPr>
                 <w:rStyle w:val="Hyperlink"/>
@@ -1589,7 +1646,7 @@
               <w:rPr>
                 <w:noProof/>
               </w:rPr>
-              <w:instrText xml:space="preserve"> PAGEREF _Toc243060043 \h </w:instrText>
+              <w:instrText xml:space="preserve"> PAGEREF _Toc243385011 \h </w:instrText>
             </w:r>
             <w:r>
               <w:rPr>
@@ -1606,7 +1663,7 @@
               <w:rPr>
                 <w:noProof/>
               </w:rPr>
-              <w:t>9</w:t>
+              <w:t>10</w:t>
             </w:r>
             <w:r>
               <w:rPr>
@@ -1631,7 +1688,7 @@
               <w14:ligatures w14:val="standardContextual"/>
             </w:rPr>
           </w:pPr>
-          <w:hyperlink w:anchor="_Toc243060044" w:history="1">
+          <w:hyperlink w:anchor="_Toc243385012" w:history="1">
             <w:r>
               <w:rPr>
                 <w:rStyle w:val="Hyperlink"/>
@@ -1655,7 +1712,7 @@
               <w:rPr>
                 <w:noProof/>
               </w:rPr>
-              <w:instrText xml:space="preserve"> PAGEREF _Toc243060044 \h </w:instrText>
+              <w:instrText xml:space="preserve"> PAGEREF _Toc243385012 \h </w:instrText>
             </w:r>
             <w:r>
               <w:rPr>
@@ -1672,7 +1729,7 @@
               <w:rPr>
                 <w:noProof/>
               </w:rPr>
-              <w:t>9</w:t>
+              <w:t>10</w:t>
             </w:r>
             <w:r>
               <w:rPr>
@@ -1697,7 +1754,7 @@
               <w14:ligatures w14:val="standardContextual"/>
             </w:rPr>
           </w:pPr>
-          <w:hyperlink w:anchor="_Toc243060045" w:history="1">
+          <w:hyperlink w:anchor="_Toc243385013" w:history="1">
             <w:r>
               <w:rPr>
                 <w:rStyle w:val="Hyperlink"/>
@@ -1721,7 +1778,7 @@
               <w:rPr>
                 <w:noProof/>
               </w:rPr>
-              <w:instrText xml:space="preserve"> PAGEREF _Toc243060045 \h </w:instrText>
+              <w:instrText xml:space="preserve"> PAGEREF _Toc243385013 \h </w:instrText>
             </w:r>
             <w:r>
               <w:rPr>
@@ -1738,7 +1795,7 @@
               <w:rPr>
                 <w:noProof/>
               </w:rPr>
-              <w:t>11</w:t>
+              <w:t>12</w:t>
             </w:r>
             <w:r>
               <w:rPr>
@@ -1763,7 +1820,7 @@
               <w14:ligatures w14:val="standardContextual"/>
             </w:rPr>
           </w:pPr>
-          <w:hyperlink w:anchor="_Toc243060046" w:history="1">
+          <w:hyperlink w:anchor="_Toc243385014" w:history="1">
             <w:r>
               <w:rPr>
                 <w:rStyle w:val="Hyperlink"/>
@@ -1787,7 +1844,7 @@
               <w:rPr>
                 <w:noProof/>
               </w:rPr>
-              <w:instrText xml:space="preserve"> PAGEREF _Toc243060046 \h </w:instrText>
+              <w:instrText xml:space="preserve"> PAGEREF _Toc243385014 \h </w:instrText>
             </w:r>
             <w:r>
               <w:rPr>
@@ -1804,7 +1861,7 @@
               <w:rPr>
                 <w:noProof/>
               </w:rPr>
-              <w:t>13</w:t>
+              <w:t>14</w:t>
             </w:r>
             <w:r>
               <w:rPr>
@@ -1829,7 +1886,7 @@
               <w14:ligatures w14:val="standardContextual"/>
             </w:rPr>
           </w:pPr>
-          <w:hyperlink w:anchor="_Toc243060047" w:history="1">
+          <w:hyperlink w:anchor="_Toc243385015" w:history="1">
             <w:r>
               <w:rPr>
                 <w:rStyle w:val="Hyperlink"/>
@@ -1853,7 +1910,7 @@
               <w:rPr>
                 <w:noProof/>
               </w:rPr>
-              <w:instrText xml:space="preserve"> PAGEREF _Toc243060047 \h </w:instrText>
+              <w:instrText xml:space="preserve"> PAGEREF _Toc243385015 \h </w:instrText>
             </w:r>
             <w:r>
               <w:rPr>
@@ -1870,7 +1927,7 @@
               <w:rPr>
                 <w:noProof/>
               </w:rPr>
-              <w:t>15</w:t>
+              <w:t>16</w:t>
             </w:r>
             <w:r>
               <w:rPr>
@@ -1895,7 +1952,7 @@
               <w14:ligatures w14:val="standardContextual"/>
             </w:rPr>
           </w:pPr>
-          <w:hyperlink w:anchor="_Toc243060048" w:history="1">
+          <w:hyperlink w:anchor="_Toc243385016" w:history="1">
             <w:r>
               <w:rPr>
                 <w:rStyle w:val="Hyperlink"/>
@@ -1919,7 +1976,7 @@
               <w:rPr>
                 <w:noProof/>
               </w:rPr>
-              <w:instrText xml:space="preserve"> PAGEREF _Toc243060048 \h </w:instrText>
+              <w:instrText xml:space="preserve"> PAGEREF _Toc243385016 \h </w:instrText>
             </w:r>
             <w:r>
               <w:rPr>
@@ -1936,7 +1993,7 @@
               <w:rPr>
                 <w:noProof/>
               </w:rPr>
-              <w:t>17</w:t>
+              <w:t>18</w:t>
             </w:r>
             <w:r>
               <w:rPr>
@@ -1961,7 +2018,7 @@
               <w14:ligatures w14:val="standardContextual"/>
             </w:rPr>
           </w:pPr>
-          <w:hyperlink w:anchor="_Toc243060049" w:history="1">
+          <w:hyperlink w:anchor="_Toc243385017" w:history="1">
             <w:r>
               <w:rPr>
                 <w:rStyle w:val="Hyperlink"/>
@@ -1985,7 +2042,7 @@
               <w:rPr>
                 <w:noProof/>
               </w:rPr>
-              <w:instrText xml:space="preserve"> PAGEREF _Toc243060049 \h </w:instrText>
+              <w:instrText xml:space="preserve"> PAGEREF _Toc243385017 \h </w:instrText>
             </w:r>
             <w:r>
               <w:rPr>
@@ -2002,7 +2059,73 @@
               <w:rPr>
                 <w:noProof/>
               </w:rPr>
-              <w:t>19</w:t>
+              <w:t>20</w:t>
+            </w:r>
+            <w:r>
+              <w:rPr>
+                <w:noProof/>
+              </w:rPr>
+              <w:fldChar w:fldCharType="end"/>
+            </w:r>
+          </w:hyperlink>
+        </w:p>
+        <w:p>
+          <w:pPr>
+            <w:pStyle w:val="TOC2"/>
+            <w:tabs>
+              <w:tab w:val="right" w:leader="dot" w:pos="9296"/>
+            </w:tabs>
+            <w:rPr>
+              <w:rFonts w:asciiTheme="minorHAnsi" w:eastAsiaTheme="minorEastAsia" w:hAnsiTheme="minorHAnsi" w:cstheme="minorBidi"/>
+              <w:noProof/>
+              <w:kern w:val="2"/>
+              <w:sz w:val="24"/>
+              <w:szCs w:val="24"/>
+              <w14:ligatures w14:val="standardContextual"/>
+            </w:rPr>
+          </w:pPr>
+          <w:hyperlink w:anchor="_Toc243385018" w:history="1">
+            <w:r>
+              <w:rPr>
+                <w:rStyle w:val="Hyperlink"/>
+                <w:noProof/>
+              </w:rPr>
+              <w:t>6.7 L1.7 Sign-in with DWS Hub and account linking</w:t>
+            </w:r>
+            <w:r>
+              <w:rPr>
+                <w:noProof/>
+              </w:rPr>
+              <w:tab/>
+            </w:r>
+            <w:r>
+              <w:rPr>
+                <w:noProof/>
+              </w:rPr>
+              <w:fldChar w:fldCharType="begin"/>
+            </w:r>
+            <w:r>
+              <w:rPr>
+                <w:noProof/>
+              </w:rPr>
+              <w:instrText xml:space="preserve"> PAGEREF _Toc243385018 \h </w:instrText>
+            </w:r>
+            <w:r>
+              <w:rPr>
+                <w:noProof/>
+              </w:rPr>
+            </w:r>
+            <w:r>
+              <w:rPr>
+                <w:noProof/>
+              </w:rPr>
+              <w:fldChar w:fldCharType="separate"/>
+            </w:r>
+            <w:r>
+              <w:rPr>
+                <w:noProof/>
+              </w:rPr>
+              <w:t>22</w:t>
             </w:r>
             <w:r>
               <w:rPr>
@@ -2027,7 +2150,7 @@
               <w14:ligatures w14:val="standardContextual"/>
             </w:rPr>
           </w:pPr>
-          <w:hyperlink w:anchor="_Toc243060050" w:history="1">
+          <w:hyperlink w:anchor="_Toc243385019" w:history="1">
             <w:r>
               <w:rPr>
                 <w:rStyle w:val="Hyperlink"/>
@@ -2051,7 +2174,7 @@
               <w:rPr>
                 <w:noProof/>
               </w:rPr>
-              <w:instrText xml:space="preserve"> PAGEREF _Toc243060050 \h </w:instrText>
+              <w:instrText xml:space="preserve"> PAGEREF _Toc243385019 \h </w:instrText>
             </w:r>
             <w:r>
               <w:rPr>
@@ -2068,7 +2191,7 @@
               <w:rPr>
                 <w:noProof/>
               </w:rPr>
-              <w:t>20</w:t>
+              <w:t>23</w:t>
             </w:r>
             <w:r>
               <w:rPr>
@@ -2093,7 +2216,7 @@
               <w14:ligatures w14:val="standardContextual"/>
             </w:rPr>
           </w:pPr>
-          <w:hyperlink w:anchor="_Toc243060051" w:history="1">
+          <w:hyperlink w:anchor="_Toc243385020" w:history="1">
             <w:r>
               <w:rPr>
                 <w:rStyle w:val="Hyperlink"/>
@@ -2117,7 +2240,7 @@
               <w:rPr>
                 <w:noProof/>
               </w:rPr>
-              <w:instrText xml:space="preserve"> PAGEREF _Toc243060051 \h </w:instrText>
+              <w:instrText xml:space="preserve"> PAGEREF _Toc243385020 \h </w:instrText>
             </w:r>
             <w:r>
               <w:rPr>
@@ -2134,7 +2257,7 @@
               <w:rPr>
                 <w:noProof/>
               </w:rPr>
-              <w:t>21</w:t>
+              <w:t>24</w:t>
             </w:r>
             <w:r>
               <w:rPr>
@@ -2159,7 +2282,7 @@
               <w14:ligatures w14:val="standardContextual"/>
             </w:rPr>
           </w:pPr>
-          <w:hyperlink w:anchor="_Toc243060052" w:history="1">
+          <w:hyperlink w:anchor="_Toc243385021" w:history="1">
             <w:r>
               <w:rPr>
                 <w:rStyle w:val="Hyperlink"/>
@@ -2183,7 +2306,7 @@
               <w:rPr>
                 <w:noProof/>
               </w:rPr>
-              <w:instrText xml:space="preserve"> PAGEREF _Toc243060052 \h </w:instrText>
+              <w:instrText xml:space="preserve"> PAGEREF _Toc243385021 \h </w:instrText>
             </w:r>
             <w:r>
               <w:rPr>
@@ -2200,7 +2323,7 @@
               <w:rPr>
                 <w:noProof/>
               </w:rPr>
-              <w:t>22</w:t>
+              <w:t>25</w:t>
             </w:r>
             <w:r>
               <w:rPr>
@@ -2225,7 +2348,7 @@
               <w14:ligatures w14:val="standardContextual"/>
             </w:rPr>
           </w:pPr>
-          <w:hyperlink w:anchor="_Toc243060053" w:history="1">
+          <w:hyperlink w:anchor="_Toc243385022" w:history="1">
             <w:r>
               <w:rPr>
                 <w:rStyle w:val="Hyperlink"/>
@@ -2249,7 +2372,7 @@
               <w:rPr>
                 <w:noProof/>
               </w:rPr>
-              <w:instrText xml:space="preserve"> PAGEREF _Toc243060053 \h </w:instrText>
+              <w:instrText xml:space="preserve"> PAGEREF _Toc243385022 \h </w:instrText>
             </w:r>
             <w:r>
               <w:rPr>
@@ -2266,7 +2389,7 @@
               <w:rPr>
                 <w:noProof/>
               </w:rPr>
-              <w:t>23</w:t>
+              <w:t>26</w:t>
             </w:r>
             <w:r>
               <w:rPr>
@@ -2291,7 +2414,7 @@
               <w14:ligatures w14:val="standardContextual"/>
             </w:rPr>
           </w:pPr>
-          <w:hyperlink w:anchor="_Toc243060054" w:history="1">
+          <w:hyperlink w:anchor="_Toc243385023" w:history="1">
             <w:r>
               <w:rPr>
                 <w:rStyle w:val="Hyperlink"/>
@@ -2315,7 +2438,7 @@
               <w:rPr>
                 <w:noProof/>
               </w:rPr>
-              <w:instrText xml:space="preserve"> PAGEREF _Toc243060054 \h </w:instrText>
+              <w:instrText xml:space="preserve"> PAGEREF _Toc243385023 \h </w:instrText>
             </w:r>
             <w:r>
               <w:rPr>
@@ -2332,7 +2455,7 @@
               <w:rPr>
                 <w:noProof/>
               </w:rPr>
-              <w:t>24</w:t>
+              <w:t>27</w:t>
             </w:r>
             <w:r>
               <w:rPr>
@@ -2357,7 +2480,7 @@
               <w14:ligatures w14:val="standardContextual"/>
             </w:rPr>
           </w:pPr>
-          <w:hyperlink w:anchor="_Toc243060055" w:history="1">
+          <w:hyperlink w:anchor="_Toc243385024" w:history="1">
             <w:r>
               <w:rPr>
                 <w:rStyle w:val="Hyperlink"/>
@@ -2381,7 +2504,7 @@
               <w:rPr>
                 <w:noProof/>
               </w:rPr>
-              <w:instrText xml:space="preserve"> PAGEREF _Toc243060055 \h </w:instrText>
+              <w:instrText xml:space="preserve"> PAGEREF _Toc243385024 \h </w:instrText>
             </w:r>
             <w:r>
               <w:rPr>
@@ -2398,7 +2521,7 @@
               <w:rPr>
                 <w:noProof/>
               </w:rPr>
-              <w:t>25</w:t>
+              <w:t>28</w:t>
             </w:r>
             <w:r>
               <w:rPr>
@@ -2423,7 +2546,7 @@
               <w14:ligatures w14:val="standardContextual"/>
             </w:rPr>
           </w:pPr>
-          <w:hyperlink w:anchor="_Toc243060056" w:history="1">
+          <w:hyperlink w:anchor="_Toc243385025" w:history="1">
             <w:r>
               <w:rPr>
                 <w:rStyle w:val="Hyperlink"/>
@@ -2447,7 +2570,7 @@
               <w:rPr>
                 <w:noProof/>
               </w:rPr>
-              <w:instrText xml:space="preserve"> PAGEREF _Toc243060056 \h </w:instrText>
+              <w:instrText xml:space="preserve"> PAGEREF _Toc243385025 \h </w:instrText>
             </w:r>
             <w:r>
               <w:rPr>
@@ -2464,7 +2587,7 @@
               <w:rPr>
                 <w:noProof/>
               </w:rPr>
-              <w:t>26</w:t>
+              <w:t>29</w:t>
             </w:r>
             <w:r>
               <w:rPr>
@@ -2489,7 +2612,7 @@
               <w14:ligatures w14:val="standardContextual"/>
             </w:rPr>
           </w:pPr>
-          <w:hyperlink w:anchor="_Toc243060057" w:history="1">
+          <w:hyperlink w:anchor="_Toc243385026" w:history="1">
             <w:r>
               <w:rPr>
                 <w:rStyle w:val="Hyperlink"/>
@@ -2513,7 +2636,7 @@
               <w:rPr>
                 <w:noProof/>
               </w:rPr>
-              <w:instrText xml:space="preserve"> PAGEREF _Toc243060057 \h </w:instrText>
+              <w:instrText xml:space="preserve"> PAGEREF _Toc243385026 \h </w:instrText>
             </w:r>
             <w:r>
               <w:rPr>
@@ -2530,7 +2653,7 @@
               <w:rPr>
                 <w:noProof/>
               </w:rPr>
-              <w:t>26</w:t>
+              <w:t>29</w:t>
             </w:r>
             <w:r>
               <w:rPr>
@@ -2555,7 +2678,7 @@
               <w14:ligatures w14:val="standardContextual"/>
             </w:rPr>
           </w:pPr>
-          <w:hyperlink w:anchor="_Toc243060058" w:history="1">
+          <w:hyperlink w:anchor="_Toc243385027" w:history="1">
             <w:r>
               <w:rPr>
                 <w:rStyle w:val="Hyperlink"/>
@@ -2579,7 +2702,7 @@
               <w:rPr>
                 <w:noProof/>
               </w:rPr>
-              <w:instrText xml:space="preserve"> PAGEREF _Toc243060058 \h </w:instrText>
+              <w:instrText xml:space="preserve"> PAGEREF _Toc243385027 \h </w:instrText>
             </w:r>
             <w:r>
               <w:rPr>
@@ -2596,7 +2719,7 @@
               <w:rPr>
                 <w:noProof/>
               </w:rPr>
-              <w:t>27</w:t>
+              <w:t>30</w:t>
             </w:r>
             <w:r>
               <w:rPr>
@@ -2621,7 +2744,7 @@
               <w14:ligatures w14:val="standardContextual"/>
             </w:rPr>
           </w:pPr>
-          <w:hyperlink w:anchor="_Toc243060059" w:history="1">
+          <w:hyperlink w:anchor="_Toc243385028" w:history="1">
             <w:r>
               <w:rPr>
                 <w:rStyle w:val="Hyperlink"/>
@@ -2645,7 +2768,7 @@
               <w:rPr>
                 <w:noProof/>
               </w:rPr>
-              <w:instrText xml:space="preserve"> PAGEREF _Toc243060059 \h </w:instrText>
+              <w:instrText xml:space="preserve"> PAGEREF _Toc243385028 \h </w:instrText>
             </w:r>
             <w:r>
               <w:rPr>
@@ -2662,7 +2785,7 @@
               <w:rPr>
                 <w:noProof/>
               </w:rPr>
-              <w:t>28</w:t>
+              <w:t>31</w:t>
             </w:r>
             <w:r>
               <w:rPr>
@@ -2687,7 +2810,7 @@
               <w14:ligatures w14:val="standardContextual"/>
             </w:rPr>
           </w:pPr>
-          <w:hyperlink w:anchor="_Toc243060060" w:history="1">
+          <w:hyperlink w:anchor="_Toc243385029" w:history="1">
             <w:r>
               <w:rPr>
                 <w:rStyle w:val="Hyperlink"/>
@@ -2711,7 +2834,7 @@
               <w:rPr>
                 <w:noProof/>
               </w:rPr>
-              <w:instrText xml:space="preserve"> PAGEREF _Toc243060060 \h </w:instrText>
+              <w:instrText xml:space="preserve"> PAGEREF _Toc243385029 \h </w:instrText>
             </w:r>
             <w:r>
               <w:rPr>
@@ -2728,7 +2851,7 @@
               <w:rPr>
                 <w:noProof/>
               </w:rPr>
-              <w:t>28</w:t>
+              <w:t>31</w:t>
             </w:r>
             <w:r>
               <w:rPr>
@@ -2753,7 +2876,7 @@
               <w14:ligatures w14:val="standardContextual"/>
             </w:rPr>
           </w:pPr>
-          <w:hyperlink w:anchor="_Toc243060061" w:history="1">
+          <w:hyperlink w:anchor="_Toc243385030" w:history="1">
             <w:r>
               <w:rPr>
                 <w:rStyle w:val="Hyperlink"/>
@@ -2777,7 +2900,7 @@
               <w:rPr>
                 <w:noProof/>
               </w:rPr>
-              <w:instrText xml:space="preserve"> PAGEREF _Toc243060061 \h </w:instrText>
+              <w:instrText xml:space="preserve"> PAGEREF _Toc243385030 \h </w:instrText>
             </w:r>
             <w:r>
               <w:rPr>
@@ -2794,7 +2917,7 @@
               <w:rPr>
                 <w:noProof/>
               </w:rPr>
-              <w:t>29</w:t>
+              <w:t>32</w:t>
             </w:r>
             <w:r>
               <w:rPr>
@@ -2819,7 +2942,7 @@
               <w14:ligatures w14:val="standardContextual"/>
             </w:rPr>
           </w:pPr>
-          <w:hyperlink w:anchor="_Toc243060062" w:history="1">
+          <w:hyperlink w:anchor="_Toc243385031" w:history="1">
             <w:r>
               <w:rPr>
                 <w:rStyle w:val="Hyperlink"/>
@@ -2843,7 +2966,7 @@
               <w:rPr>
                 <w:noProof/>
               </w:rPr>
-              <w:instrText xml:space="preserve"> PAGEREF _Toc243060062 \h </w:instrText>
+              <w:instrText xml:space="preserve"> PAGEREF _Toc243385031 \h </w:instrText>
             </w:r>
             <w:r>
               <w:rPr>
@@ -2860,7 +2983,7 @@
               <w:rPr>
                 <w:noProof/>
               </w:rPr>
-              <w:t>29</w:t>
+              <w:t>32</w:t>
             </w:r>
             <w:r>
               <w:rPr>
@@ -2885,7 +3008,7 @@
               <w14:ligatures w14:val="standardContextual"/>
             </w:rPr>
           </w:pPr>
-          <w:hyperlink w:anchor="_Toc243060063" w:history="1">
+          <w:hyperlink w:anchor="_Toc243385032" w:history="1">
             <w:r>
               <w:rPr>
                 <w:rStyle w:val="Hyperlink"/>
@@ -2909,7 +3032,7 @@
               <w:rPr>
                 <w:noProof/>
               </w:rPr>
-              <w:instrText xml:space="preserve"> PAGEREF _Toc243060063 \h </w:instrText>
+              <w:instrText xml:space="preserve"> PAGEREF _Toc243385032 \h </w:instrText>
             </w:r>
             <w:r>
               <w:rPr>
@@ -2926,7 +3049,7 @@
               <w:rPr>
                 <w:noProof/>
               </w:rPr>
-              <w:t>30</w:t>
+              <w:t>33</w:t>
             </w:r>
             <w:r>
               <w:rPr>
@@ -2951,7 +3074,7 @@
               <w14:ligatures w14:val="standardContextual"/>
             </w:rPr>
           </w:pPr>
-          <w:hyperlink w:anchor="_Toc243060064" w:history="1">
+          <w:hyperlink w:anchor="_Toc243385033" w:history="1">
             <w:r>
               <w:rPr>
                 <w:rStyle w:val="Hyperlink"/>
@@ -2975,7 +3098,7 @@
               <w:rPr>
                 <w:noProof/>
               </w:rPr>
-              <w:instrText xml:space="preserve"> PAGEREF _Toc243060064 \h </w:instrText>
+              <w:instrText xml:space="preserve"> PAGEREF _Toc243385033 \h </w:instrText>
             </w:r>
             <w:r>
               <w:rPr>
@@ -2992,7 +3115,7 @@
               <w:rPr>
                 <w:noProof/>
               </w:rPr>
-              <w:t>30</w:t>
+              <w:t>33</w:t>
             </w:r>
             <w:r>
               <w:rPr>
@@ -3017,7 +3140,7 @@
               <w14:ligatures w14:val="standardContextual"/>
             </w:rPr>
           </w:pPr>
-          <w:hyperlink w:anchor="_Toc243060065" w:history="1">
+          <w:hyperlink w:anchor="_Toc243385034" w:history="1">
             <w:r>
               <w:rPr>
                 <w:rStyle w:val="Hyperlink"/>
@@ -3041,7 +3164,7 @@
               <w:rPr>
                 <w:noProof/>
               </w:rPr>
-              <w:instrText xml:space="preserve"> PAGEREF _Toc243060065 \h </w:instrText>
+              <w:instrText xml:space="preserve"> PAGEREF _Toc243385034 \h </w:instrText>
             </w:r>
             <w:r>
               <w:rPr>
@@ -3058,7 +3181,7 @@
               <w:rPr>
                 <w:noProof/>
               </w:rPr>
-              <w:t>31</w:t>
+              <w:t>34</w:t>
             </w:r>
             <w:r>
               <w:rPr>
@@ -3083,7 +3206,7 @@
               <w14:ligatures w14:val="standardContextual"/>
             </w:rPr>
           </w:pPr>
-          <w:hyperlink w:anchor="_Toc243060066" w:history="1">
+          <w:hyperlink w:anchor="_Toc243385035" w:history="1">
             <w:r>
               <w:rPr>
                 <w:rStyle w:val="Hyperlink"/>
@@ -3107,7 +3230,7 @@
               <w:rPr>
                 <w:noProof/>
               </w:rPr>
-              <w:instrText xml:space="preserve"> PAGEREF _Toc243060066 \h </w:instrText>
+              <w:instrText xml:space="preserve"> PAGEREF _Toc243385035 \h </w:instrText>
             </w:r>
             <w:r>
               <w:rPr>
@@ -3124,7 +3247,7 @@
               <w:rPr>
                 <w:noProof/>
               </w:rPr>
-              <w:t>31</w:t>
+              <w:t>34</w:t>
             </w:r>
             <w:r>
               <w:rPr>
@@ -3149,7 +3272,7 @@
               <w14:ligatures w14:val="standardContextual"/>
             </w:rPr>
           </w:pPr>
-          <w:hyperlink w:anchor="_Toc243060067" w:history="1">
+          <w:hyperlink w:anchor="_Toc243385036" w:history="1">
             <w:r>
               <w:rPr>
                 <w:rStyle w:val="Hyperlink"/>
@@ -3173,7 +3296,7 @@
               <w:rPr>
                 <w:noProof/>
               </w:rPr>
-              <w:instrText xml:space="preserve"> PAGEREF _Toc243060067 \h </w:instrText>
+              <w:instrText xml:space="preserve"> PAGEREF _Toc243385036 \h </w:instrText>
             </w:r>
             <w:r>
               <w:rPr>
@@ -3190,7 +3313,7 @@
               <w:rPr>
                 <w:noProof/>
               </w:rPr>
-              <w:t>32</w:t>
+              <w:t>35</w:t>
             </w:r>
             <w:r>
               <w:rPr>
@@ -3215,7 +3338,7 @@
               <w14:ligatures w14:val="standardContextual"/>
             </w:rPr>
           </w:pPr>
-          <w:hyperlink w:anchor="_Toc243060068" w:history="1">
+          <w:hyperlink w:anchor="_Toc243385037" w:history="1">
             <w:r>
               <w:rPr>
                 <w:rStyle w:val="Hyperlink"/>
@@ -3239,7 +3362,7 @@
               <w:rPr>
                 <w:noProof/>
               </w:rPr>
-              <w:instrText xml:space="preserve"> PAGEREF _Toc243060068 \h </w:instrText>
+              <w:instrText xml:space="preserve"> PAGEREF _Toc243385037 \h </w:instrText>
             </w:r>
             <w:r>
               <w:rPr>
@@ -3256,7 +3379,7 @@
               <w:rPr>
                 <w:noProof/>
               </w:rPr>
-              <w:t>33</w:t>
+              <w:t>36</w:t>
             </w:r>
             <w:r>
               <w:rPr>
@@ -3281,7 +3404,7 @@
               <w14:ligatures w14:val="standardContextual"/>
             </w:rPr>
           </w:pPr>
-          <w:hyperlink w:anchor="_Toc243060069" w:history="1">
+          <w:hyperlink w:anchor="_Toc243385038" w:history="1">
             <w:r>
               <w:rPr>
                 <w:rStyle w:val="Hyperlink"/>
@@ -3305,7 +3428,7 @@
               <w:rPr>
                 <w:noProof/>
               </w:rPr>
-              <w:instrText xml:space="preserve"> PAGEREF _Toc243060069 \h </w:instrText>
+              <w:instrText xml:space="preserve"> PAGEREF _Toc243385038 \h </w:instrText>
             </w:r>
             <w:r>
               <w:rPr>
@@ -3322,7 +3445,7 @@
               <w:rPr>
                 <w:noProof/>
               </w:rPr>
-              <w:t>34</w:t>
+              <w:t>37</w:t>
             </w:r>
             <w:r>
               <w:rPr>
@@ -3347,7 +3470,7 @@
               <w14:ligatures w14:val="standardContextual"/>
             </w:rPr>
           </w:pPr>
-          <w:hyperlink w:anchor="_Toc243060070" w:history="1">
+          <w:hyperlink w:anchor="_Toc243385039" w:history="1">
             <w:r>
               <w:rPr>
                 <w:rStyle w:val="Hyperlink"/>
@@ -3371,7 +3494,7 @@
               <w:rPr>
                 <w:noProof/>
               </w:rPr>
-              <w:instrText xml:space="preserve"> PAGEREF _Toc243060070 \h </w:instrText>
+              <w:instrText xml:space="preserve"> PAGEREF _Toc243385039 \h </w:instrText>
             </w:r>
             <w:r>
               <w:rPr>
@@ -3388,7 +3511,7 @@
               <w:rPr>
                 <w:noProof/>
               </w:rPr>
-              <w:t>35</w:t>
+              <w:t>38</w:t>
             </w:r>
             <w:r>
               <w:rPr>
@@ -3413,7 +3536,7 @@
               <w14:ligatures w14:val="standardContextual"/>
             </w:rPr>
           </w:pPr>
-          <w:hyperlink w:anchor="_Toc243060071" w:history="1">
+          <w:hyperlink w:anchor="_Toc243385040" w:history="1">
             <w:r>
               <w:rPr>
                 <w:rStyle w:val="Hyperlink"/>
@@ -3437,7 +3560,7 @@
               <w:rPr>
                 <w:noProof/>
               </w:rPr>
-              <w:instrText xml:space="preserve"> PAGEREF _Toc243060071 \h </w:instrText>
+              <w:instrText xml:space="preserve"> PAGEREF _Toc243385040 \h </w:instrText>
             </w:r>
             <w:r>
               <w:rPr>
@@ -3454,7 +3577,7 @@
               <w:rPr>
                 <w:noProof/>
               </w:rPr>
-              <w:t>36</w:t>
+              <w:t>40</w:t>
             </w:r>
             <w:r>
               <w:rPr>
@@ -3479,7 +3602,7 @@
               <w14:ligatures w14:val="standardContextual"/>
             </w:rPr>
           </w:pPr>
-          <w:hyperlink w:anchor="_Toc243060072" w:history="1">
+          <w:hyperlink w:anchor="_Toc243385041" w:history="1">
             <w:r>
               <w:rPr>
                 <w:rStyle w:val="Hyperlink"/>
@@ -3503,7 +3626,7 @@
               <w:rPr>
                 <w:noProof/>
               </w:rPr>
-              <w:instrText xml:space="preserve"> PAGEREF _Toc243060072 \h </w:instrText>
+              <w:instrText xml:space="preserve"> PAGEREF _Toc243385041 \h </w:instrText>
             </w:r>
             <w:r>
               <w:rPr>
@@ -3520,7 +3643,73 @@
               <w:rPr>
                 <w:noProof/>
               </w:rPr>
-              <w:t>38</w:t>
+              <w:t>42</w:t>
+            </w:r>
+            <w:r>
+              <w:rPr>
+                <w:noProof/>
+              </w:rPr>
+              <w:fldChar w:fldCharType="end"/>
+            </w:r>
+          </w:hyperlink>
+        </w:p>
+        <w:p>
+          <w:pPr>
+            <w:pStyle w:val="TOC2"/>
+            <w:tabs>
+              <w:tab w:val="right" w:leader="dot" w:pos="9296"/>
+            </w:tabs>
+            <w:rPr>
+              <w:rFonts w:asciiTheme="minorHAnsi" w:eastAsiaTheme="minorEastAsia" w:hAnsiTheme="minorHAnsi" w:cstheme="minorBidi"/>
+              <w:noProof/>
+              <w:kern w:val="2"/>
+              <w:sz w:val="24"/>
+              <w:szCs w:val="24"/>
+              <w14:ligatures w14:val="standardContextual"/>
+            </w:rPr>
+          </w:pPr>
+          <w:hyperlink w:anchor="_Toc243385042" w:history="1">
+            <w:r>
+              <w:rPr>
+                <w:rStyle w:val="Hyperlink"/>
+                <w:noProof/>
+              </w:rPr>
+              <w:t>F-23 Sign-in with DWS Hub (single sign-on) and account linking</w:t>
+            </w:r>
+            <w:r>
+              <w:rPr>
+                <w:noProof/>
+              </w:rPr>
+              <w:tab/>
+            </w:r>
+            <w:r>
+              <w:rPr>
+                <w:noProof/>
+              </w:rPr>
+              <w:fldChar w:fldCharType="begin"/>
+            </w:r>
+            <w:r>
+              <w:rPr>
+                <w:noProof/>
+              </w:rPr>
+              <w:instrText xml:space="preserve"> PAGEREF _Toc243385042 \h </w:instrText>
+            </w:r>
+            <w:r>
+              <w:rPr>
+                <w:noProof/>
+              </w:rPr>
+            </w:r>
+            <w:r>
+              <w:rPr>
+                <w:noProof/>
+              </w:rPr>
+              <w:fldChar w:fldCharType="separate"/>
+            </w:r>
+            <w:r>
+              <w:rPr>
+                <w:noProof/>
+              </w:rPr>
+              <w:t>42</w:t>
             </w:r>
             <w:r>
               <w:rPr>
@@ -3545,7 +3734,7 @@
               <w14:ligatures w14:val="standardContextual"/>
             </w:rPr>
           </w:pPr>
-          <w:hyperlink w:anchor="_Toc243060073" w:history="1">
+          <w:hyperlink w:anchor="_Toc243385043" w:history="1">
             <w:r>
               <w:rPr>
                 <w:rStyle w:val="Hyperlink"/>
@@ -3569,7 +3758,7 @@
               <w:rPr>
                 <w:noProof/>
               </w:rPr>
-              <w:instrText xml:space="preserve"> PAGEREF _Toc243060073 \h </w:instrText>
+              <w:instrText xml:space="preserve"> PAGEREF _Toc243385043 \h </w:instrText>
             </w:r>
             <w:r>
               <w:rPr>
@@ -3586,7 +3775,7 @@
               <w:rPr>
                 <w:noProof/>
               </w:rPr>
-              <w:t>39</w:t>
+              <w:t>45</w:t>
             </w:r>
             <w:r>
               <w:rPr>
@@ -3611,7 +3800,7 @@
               <w14:ligatures w14:val="standardContextual"/>
             </w:rPr>
           </w:pPr>
-          <w:hyperlink w:anchor="_Toc243060074" w:history="1">
+          <w:hyperlink w:anchor="_Toc243385044" w:history="1">
             <w:r>
               <w:rPr>
                 <w:rStyle w:val="Hyperlink"/>
@@ -3635,7 +3824,7 @@
               <w:rPr>
                 <w:noProof/>
               </w:rPr>
-              <w:instrText xml:space="preserve"> PAGEREF _Toc243060074 \h </w:instrText>
+              <w:instrText xml:space="preserve"> PAGEREF _Toc243385044 \h </w:instrText>
             </w:r>
             <w:r>
               <w:rPr>
@@ -3652,7 +3841,7 @@
               <w:rPr>
                 <w:noProof/>
               </w:rPr>
-              <w:t>40</w:t>
+              <w:t>46</w:t>
             </w:r>
             <w:r>
               <w:rPr>
@@ -3677,7 +3866,7 @@
               <w14:ligatures w14:val="standardContextual"/>
             </w:rPr>
           </w:pPr>
-          <w:hyperlink w:anchor="_Toc243060075" w:history="1">
+          <w:hyperlink w:anchor="_Toc243385045" w:history="1">
             <w:r>
               <w:rPr>
                 <w:rStyle w:val="Hyperlink"/>
@@ -3701,7 +3890,7 @@
               <w:rPr>
                 <w:noProof/>
               </w:rPr>
-              <w:instrText xml:space="preserve"> PAGEREF _Toc243060075 \h </w:instrText>
+              <w:instrText xml:space="preserve"> PAGEREF _Toc243385045 \h </w:instrText>
             </w:r>
             <w:r>
               <w:rPr>
@@ -3718,7 +3907,7 @@
               <w:rPr>
                 <w:noProof/>
               </w:rPr>
-              <w:t>41</w:t>
+              <w:t>48</w:t>
             </w:r>
             <w:r>
               <w:rPr>
@@ -3743,7 +3932,7 @@
               <w14:ligatures w14:val="standardContextual"/>
             </w:rPr>
           </w:pPr>
-          <w:hyperlink w:anchor="_Toc243060076" w:history="1">
+          <w:hyperlink w:anchor="_Toc243385046" w:history="1">
             <w:r>
               <w:rPr>
                 <w:rStyle w:val="Hyperlink"/>
@@ -3767,7 +3956,7 @@
               <w:rPr>
                 <w:noProof/>
               </w:rPr>
-              <w:instrText xml:space="preserve"> PAGEREF _Toc243060076 \h </w:instrText>
+              <w:instrText xml:space="preserve"> PAGEREF _Toc243385046 \h </w:instrText>
             </w:r>
             <w:r>
               <w:rPr>
@@ -3784,7 +3973,7 @@
               <w:rPr>
                 <w:noProof/>
               </w:rPr>
-              <w:t>41</w:t>
+              <w:t>48</w:t>
             </w:r>
             <w:r>
               <w:rPr>
@@ -3809,7 +3998,7 @@
               <w14:ligatures w14:val="standardContextual"/>
             </w:rPr>
           </w:pPr>
-          <w:hyperlink w:anchor="_Toc243060077" w:history="1">
+          <w:hyperlink w:anchor="_Toc243385047" w:history="1">
             <w:r>
               <w:rPr>
                 <w:rStyle w:val="Hyperlink"/>
@@ -3833,7 +4022,7 @@
               <w:rPr>
                 <w:noProof/>
               </w:rPr>
-              <w:instrText xml:space="preserve"> PAGEREF _Toc243060077 \h </w:instrText>
+              <w:instrText xml:space="preserve"> PAGEREF _Toc243385047 \h </w:instrText>
             </w:r>
             <w:r>
               <w:rPr>
@@ -3850,7 +4039,7 @@
               <w:rPr>
                 <w:noProof/>
               </w:rPr>
-              <w:t>42</w:t>
+              <w:t>49</w:t>
             </w:r>
             <w:r>
               <w:rPr>
@@ -3875,7 +4064,7 @@
               <w14:ligatures w14:val="standardContextual"/>
             </w:rPr>
           </w:pPr>
-          <w:hyperlink w:anchor="_Toc243060078" w:history="1">
+          <w:hyperlink w:anchor="_Toc243385048" w:history="1">
             <w:r>
               <w:rPr>
                 <w:rStyle w:val="Hyperlink"/>
@@ -3899,7 +4088,7 @@
               <w:rPr>
                 <w:noProof/>
               </w:rPr>
-              <w:instrText xml:space="preserve"> PAGEREF _Toc243060078 \h </w:instrText>
+              <w:instrText xml:space="preserve"> PAGEREF _Toc243385048 \h </w:instrText>
             </w:r>
             <w:r>
               <w:rPr>
@@ -3916,7 +4105,7 @@
               <w:rPr>
                 <w:noProof/>
               </w:rPr>
-              <w:t>42</w:t>
+              <w:t>50</w:t>
             </w:r>
             <w:r>
               <w:rPr>
@@ -3941,7 +4130,7 @@
               <w14:ligatures w14:val="standardContextual"/>
             </w:rPr>
           </w:pPr>
-          <w:hyperlink w:anchor="_Toc243060079" w:history="1">
+          <w:hyperlink w:anchor="_Toc243385049" w:history="1">
             <w:r>
               <w:rPr>
                 <w:rStyle w:val="Hyperlink"/>
@@ -3965,7 +4154,7 @@
               <w:rPr>
                 <w:noProof/>
               </w:rPr>
-              <w:instrText xml:space="preserve"> PAGEREF _Toc243060079 \h </w:instrText>
+              <w:instrText xml:space="preserve"> PAGEREF _Toc243385049 \h </w:instrText>
             </w:r>
             <w:r>
               <w:rPr>
@@ -3982,7 +4171,7 @@
               <w:rPr>
                 <w:noProof/>
               </w:rPr>
-              <w:t>43</w:t>
+              <w:t>50</w:t>
             </w:r>
             <w:r>
               <w:rPr>
@@ -4007,7 +4196,7 @@
               <w14:ligatures w14:val="standardContextual"/>
             </w:rPr>
           </w:pPr>
-          <w:hyperlink w:anchor="_Toc243060080" w:history="1">
+          <w:hyperlink w:anchor="_Toc243385050" w:history="1">
             <w:r>
               <w:rPr>
                 <w:rStyle w:val="Hyperlink"/>
@@ -4031,7 +4220,7 @@
               <w:rPr>
                 <w:noProof/>
               </w:rPr>
-              <w:instrText xml:space="preserve"> PAGEREF _Toc243060080 \h </w:instrText>
+              <w:instrText xml:space="preserve"> PAGEREF _Toc243385050 \h </w:instrText>
             </w:r>
             <w:r>
               <w:rPr>
@@ -4048,7 +4237,7 @@
               <w:rPr>
                 <w:noProof/>
               </w:rPr>
-              <w:t>43</w:t>
+              <w:t>50</w:t>
             </w:r>
             <w:r>
               <w:rPr>
@@ -4089,7 +4278,7 @@
       <w:pPr>
         <w:pStyle w:val="Heading1"/>
       </w:pPr>
-      <w:bookmarkStart w:id="0" w:name="_Toc243060029"/>
+      <w:bookmarkStart w:id="0" w:name="_Toc243384997"/>
       <w:r>
         <w:lastRenderedPageBreak/>
         <w:t>1. Introduction</w:t>
@@ -4100,7 +4289,7 @@
       <w:pPr>
         <w:pStyle w:val="Heading2"/>
       </w:pPr>
-      <w:bookmarkStart w:id="1" w:name="_Toc243060030"/>
+      <w:bookmarkStart w:id="1" w:name="_Toc243384998"/>
       <w:r>
         <w:t>1.1 Purpose</w:t>
       </w:r>
@@ -4118,7 +4307,7 @@
       <w:pPr>
         <w:pStyle w:val="Heading2"/>
       </w:pPr>
-      <w:bookmarkStart w:id="2" w:name="_Toc243060031"/>
+      <w:bookmarkStart w:id="2" w:name="_Toc243384999"/>
       <w:r>
         <w:t>1.2 Background</w:t>
       </w:r>
@@ -4177,14 +4366,17 @@
         <w:spacing w:after="120"/>
       </w:pPr>
       <w:r>
-        <w:t>Until now the solution ran from CSV/JSON files on one PC, with secrets in a Python file and a web server that exposed the whole folder. Version 2.0 restructures it for production: PostgreSQL 18 as the single system of record, all configuration in .env, and separate backend, frontend and docs folders. Every page now requires sign-in, and each user sees only the dashboards their role allows.</w:t>
+        <w:t>Until now the solution ran from CSV/JSON files on one PC, with secrets in a Python file and a web server that exposed the whole folder. Version 2.0 restructures it for production: PostgreSQL 18 as the single system of record, all configuration in .env, and separate backend, frontend and docs folders. Every page now requires sign-in, and each user sees only the dashboards their role allows. Release 1.2 adds sign-in with the company DWS Hub account (single sign-on) and packages the dashboard as two containers</w:t>
+      </w:r>
+      <w:r>
+        <w:t>, an nginx frontend and a Python backend, for the staging servers.</w:t>
       </w:r>
     </w:p>
     <w:p>
       <w:pPr>
         <w:pStyle w:val="Heading2"/>
       </w:pPr>
-      <w:bookmarkStart w:id="3" w:name="_Toc243060032"/>
+      <w:bookmarkStart w:id="3" w:name="_Toc243385000"/>
       <w:r>
         <w:t>1.3 Problem statement</w:t>
       </w:r>
@@ -4233,7 +4425,7 @@
       <w:pPr>
         <w:pStyle w:val="Heading1"/>
       </w:pPr>
-      <w:bookmarkStart w:id="4" w:name="_Toc243060033"/>
+      <w:bookmarkStart w:id="4" w:name="_Toc243385001"/>
       <w:r>
         <w:t>2. Goals, non-goals and success metrics</w:t>
       </w:r>
@@ -4243,7 +4435,7 @@
       <w:pPr>
         <w:pStyle w:val="Heading2"/>
       </w:pPr>
-      <w:bookmarkStart w:id="5" w:name="_Toc243060034"/>
+      <w:bookmarkStart w:id="5" w:name="_Toc243385002"/>
       <w:r>
         <w:t>2.1 Goals</w:t>
       </w:r>
@@ -4303,11 +4495,24 @@
     </w:p>
     <w:p>
       <w:pPr>
+        <w:pStyle w:val="ListParagraph"/>
+        <w:numPr>
+          <w:ilvl w:val="0"/>
+          <w:numId w:val="2"/>
+        </w:numPr>
+        <w:spacing w:after="60"/>
+      </w:pPr>
+      <w:r>
+        <w:lastRenderedPageBreak/>
+        <w:t>G5: Let staff sign in with their DWS Hub account, and run the dashboard as separate frontend and backend containers on the staging servers.</w:t>
+      </w:r>
+    </w:p>
+    <w:p>
+      <w:pPr>
         <w:pStyle w:val="Heading2"/>
       </w:pPr>
-      <w:bookmarkStart w:id="6" w:name="_Toc243060035"/>
-      <w:r>
-        <w:lastRenderedPageBreak/>
+      <w:bookmarkStart w:id="6" w:name="_Toc243385003"/>
+      <w:r>
         <w:t>2.2 Non-goals (this release)</w:t>
       </w:r>
       <w:bookmarkEnd w:id="6"/>
@@ -4322,7 +4527,7 @@
         <w:spacing w:after="60"/>
       </w:pPr>
       <w:r>
-        <w:t>HTTPS and company single sign-on (SSO): the dashboard serves plain HTTP on the LAN; see open issues.</w:t>
+        <w:t>HTTPS: staging serves plain HTTP on the private network; see open issues 5 and 11. (Company single sign-on, a non-goal in 1.1, is delivered in 1.2 as F-23.)</w:t>
       </w:r>
     </w:p>
     <w:p>
@@ -4335,7 +4540,7 @@
         <w:spacing w:after="60"/>
       </w:pPr>
       <w:r>
-        <w:t>Self-service registration and password reset by email: administrators create accounts and reset passwords.</w:t>
+        <w:t>Single sign-out: signing out of the dashboard does not sign the user out of DWS Hub (open issue 13).</w:t>
       </w:r>
     </w:p>
     <w:p>
@@ -4348,7 +4553,7 @@
         <w:spacing w:after="60"/>
       </w:pPr>
       <w:r>
-        <w:t>Email or PDF report generation and hosted-site deployment.</w:t>
+        <w:t>Self-service registration and password reset by email: administrators create accounts and reset passwords.</w:t>
       </w:r>
     </w:p>
     <w:p>
@@ -4361,6 +4566,19 @@
         <w:spacing w:after="60"/>
       </w:pPr>
       <w:r>
+        <w:t>Email or PDF report generation; production and internet-facing deployment (this release covers staging).</w:t>
+      </w:r>
+    </w:p>
+    <w:p>
+      <w:pPr>
+        <w:pStyle w:val="ListParagraph"/>
+        <w:numPr>
+          <w:ilvl w:val="0"/>
+          <w:numId w:val="2"/>
+        </w:numPr>
+        <w:spacing w:after="60"/>
+      </w:pPr>
+      <w:r>
         <w:t>Editing SAP data or the estate master from the dashboard.</w:t>
       </w:r>
     </w:p>
@@ -4368,7 +4586,7 @@
       <w:pPr>
         <w:pStyle w:val="Heading2"/>
       </w:pPr>
-      <w:bookmarkStart w:id="7" w:name="_Toc243060036"/>
+      <w:bookmarkStart w:id="7" w:name="_Toc243385004"/>
       <w:r>
         <w:t>2.3 Success metrics</w:t>
       </w:r>
@@ -4941,7 +5159,7 @@
                 <w:sz w:val="19"/>
                 <w:szCs w:val="19"/>
               </w:rPr>
-              <w:t>Only the sign-in page and its assets, /api/login, /api/health</w:t>
+              <w:t>Only the sign-in page and its assets, /api/login, /api/health, /api/auth/check, /api/sso/*</w:t>
             </w:r>
           </w:p>
         </w:tc>
@@ -4964,7 +5182,7 @@
                 <w:sz w:val="19"/>
                 <w:szCs w:val="19"/>
               </w:rPr>
-              <w:t>As targeted (tests/test_auth.py)</w:t>
+              <w:t>As targeted (tests/test_auth.py, tests/test_sso.py)</w:t>
             </w:r>
           </w:p>
         </w:tc>
@@ -5129,12 +5347,172 @@
           </w:p>
         </w:tc>
       </w:tr>
+      <w:tr>
+        <w:tblPrEx>
+          <w:tblCellMar>
+            <w:top w:w="0" w:type="dxa"/>
+            <w:bottom w:w="0" w:type="dxa"/>
+          </w:tblCellMar>
+        </w:tblPrEx>
+        <w:trPr>
+          <w:cantSplit/>
+        </w:trPr>
+        <w:tc>
+          <w:tcPr>
+            <w:tcW w:w="3536" w:type="dxa"/>
+            <w:tcMar>
+              <w:top w:w="60" w:type="dxa"/>
+              <w:left w:w="90" w:type="dxa"/>
+              <w:bottom w:w="60" w:type="dxa"/>
+              <w:right w:w="90" w:type="dxa"/>
+            </w:tcMar>
+          </w:tcPr>
+          <w:p>
+            <w:pPr>
+              <w:spacing w:after="40"/>
+            </w:pPr>
+            <w:r>
+              <w:rPr>
+                <w:sz w:val="19"/>
+                <w:szCs w:val="19"/>
+              </w:rPr>
+              <w:t>Hub sign-ins accepted with an invalid, foreign, expired or replayed token</w:t>
+            </w:r>
+          </w:p>
+        </w:tc>
+        <w:tc>
+          <w:tcPr>
+            <w:tcW w:w="1675" w:type="dxa"/>
+            <w:tcMar>
+              <w:top w:w="60" w:type="dxa"/>
+              <w:left w:w="90" w:type="dxa"/>
+              <w:bottom w:w="60" w:type="dxa"/>
+              <w:right w:w="90" w:type="dxa"/>
+            </w:tcMar>
+          </w:tcPr>
+          <w:p>
+            <w:pPr>
+              <w:spacing w:after="40"/>
+            </w:pPr>
+            <w:r>
+              <w:rPr>
+                <w:sz w:val="19"/>
+                <w:szCs w:val="19"/>
+              </w:rPr>
+              <w:t>0</w:t>
+            </w:r>
+          </w:p>
+        </w:tc>
+        <w:tc>
+          <w:tcPr>
+            <w:tcW w:w="4095" w:type="dxa"/>
+            <w:tcMar>
+              <w:top w:w="60" w:type="dxa"/>
+              <w:left w:w="90" w:type="dxa"/>
+              <w:bottom w:w="60" w:type="dxa"/>
+              <w:right w:w="90" w:type="dxa"/>
+            </w:tcMar>
+          </w:tcPr>
+          <w:p>
+            <w:pPr>
+              <w:spacing w:after="40"/>
+            </w:pPr>
+            <w:r>
+              <w:rPr>
+                <w:sz w:val="19"/>
+                <w:szCs w:val="19"/>
+              </w:rPr>
+              <w:t>0 (tests/test_sso.py, 13 tests against a fake Hub)</w:t>
+            </w:r>
+          </w:p>
+        </w:tc>
+      </w:tr>
+      <w:tr>
+        <w:tblPrEx>
+          <w:tblCellMar>
+            <w:top w:w="0" w:type="dxa"/>
+            <w:bottom w:w="0" w:type="dxa"/>
+          </w:tblCellMar>
+        </w:tblPrEx>
+        <w:trPr>
+          <w:cantSplit/>
+        </w:trPr>
+        <w:tc>
+          <w:tcPr>
+            <w:tcW w:w="3536" w:type="dxa"/>
+            <w:tcMar>
+              <w:top w:w="60" w:type="dxa"/>
+              <w:left w:w="90" w:type="dxa"/>
+              <w:bottom w:w="60" w:type="dxa"/>
+              <w:right w:w="90" w:type="dxa"/>
+            </w:tcMar>
+          </w:tcPr>
+          <w:p>
+            <w:pPr>
+              <w:spacing w:after="40"/>
+            </w:pPr>
+            <w:r>
+              <w:rPr>
+                <w:sz w:val="19"/>
+                <w:szCs w:val="19"/>
+              </w:rPr>
+              <w:t>Automated tests passing</w:t>
+            </w:r>
+          </w:p>
+        </w:tc>
+        <w:tc>
+          <w:tcPr>
+            <w:tcW w:w="1675" w:type="dxa"/>
+            <w:tcMar>
+              <w:top w:w="60" w:type="dxa"/>
+              <w:left w:w="90" w:type="dxa"/>
+              <w:bottom w:w="60" w:type="dxa"/>
+              <w:right w:w="90" w:type="dxa"/>
+            </w:tcMar>
+          </w:tcPr>
+          <w:p>
+            <w:pPr>
+              <w:spacing w:after="40"/>
+            </w:pPr>
+            <w:r>
+              <w:rPr>
+                <w:sz w:val="19"/>
+                <w:szCs w:val="19"/>
+              </w:rPr>
+              <w:t>100 %</w:t>
+            </w:r>
+          </w:p>
+        </w:tc>
+        <w:tc>
+          <w:tcPr>
+            <w:tcW w:w="4095" w:type="dxa"/>
+            <w:tcMar>
+              <w:top w:w="60" w:type="dxa"/>
+              <w:left w:w="90" w:type="dxa"/>
+              <w:bottom w:w="60" w:type="dxa"/>
+              <w:right w:w="90" w:type="dxa"/>
+            </w:tcMar>
+          </w:tcPr>
+          <w:p>
+            <w:pPr>
+              <w:spacing w:after="40"/>
+            </w:pPr>
+            <w:r>
+              <w:rPr>
+                <w:sz w:val="19"/>
+                <w:szCs w:val="19"/>
+              </w:rPr>
+              <w:t>93 of 93 on 20 October 2026</w:t>
+            </w:r>
+          </w:p>
+        </w:tc>
+      </w:tr>
     </w:tbl>
     <w:p>
       <w:pPr>
         <w:pStyle w:val="Heading1"/>
       </w:pPr>
-      <w:bookmarkStart w:id="8" w:name="_Toc243060037"/>
+      <w:bookmarkStart w:id="8" w:name="_Toc243385005"/>
       <w:r>
         <w:t>3. Users and personas</w:t>
       </w:r>
@@ -5364,6 +5742,7 @@
                 <w:sz w:val="19"/>
                 <w:szCs w:val="19"/>
               </w:rPr>
+              <w:lastRenderedPageBreak/>
               <w:t>Estate / operations manager</w:t>
             </w:r>
           </w:p>
@@ -5627,7 +6006,7 @@
                 <w:sz w:val="19"/>
                 <w:szCs w:val="19"/>
               </w:rPr>
-              <w:t>Secure, repeatable install; configuration; monitoring; first administrator account.</w:t>
+              <w:t>Secure, repeatable install and container deployment; configuration; Hub registration; monitoring; break-glass administrator.</w:t>
             </w:r>
           </w:p>
         </w:tc>
@@ -5650,7 +6029,7 @@
                 <w:sz w:val="19"/>
                 <w:szCs w:val="19"/>
               </w:rPr>
-              <w:t>F-16, F-17, F-18, F-21</w:t>
+              <w:t>F-16, F-17, F-18, F-21, F-23</w:t>
             </w:r>
           </w:p>
         </w:tc>
@@ -5684,7 +6063,6 @@
                 <w:sz w:val="19"/>
                 <w:szCs w:val="19"/>
               </w:rPr>
-              <w:lastRenderedPageBreak/>
               <w:t>Dashboard administrator</w:t>
             </w:r>
           </w:p>
@@ -5788,7 +6166,7 @@
                 <w:sz w:val="19"/>
                 <w:szCs w:val="19"/>
               </w:rPr>
-              <w:t>Sign in once per working day, see only their dashboards, keep their password private.</w:t>
+              <w:t>Sign in once per working day (with DWS Hub or a password), see only their dashboards, keep their password private.</w:t>
             </w:r>
           </w:p>
         </w:tc>
@@ -5811,7 +6189,7 @@
                 <w:sz w:val="19"/>
                 <w:szCs w:val="19"/>
               </w:rPr>
-              <w:t>F-15, F-19, F-22</w:t>
+              <w:t>F-15, F-19, F-22, F-23</w:t>
             </w:r>
           </w:p>
         </w:tc>
@@ -5821,7 +6199,7 @@
       <w:pPr>
         <w:pStyle w:val="Heading2"/>
       </w:pPr>
-      <w:bookmarkStart w:id="9" w:name="_Toc243060038"/>
+      <w:bookmarkStart w:id="9" w:name="_Toc243385006"/>
       <w:r>
         <w:t>3.1 Roles</w:t>
       </w:r>
@@ -6389,7 +6767,7 @@
       <w:pPr>
         <w:pStyle w:val="Heading1"/>
       </w:pPr>
-      <w:bookmarkStart w:id="10" w:name="_Toc243060039"/>
+      <w:bookmarkStart w:id="10" w:name="_Toc243385007"/>
       <w:r>
         <w:t>4. Scope</w:t>
       </w:r>
@@ -6399,7 +6777,7 @@
       <w:pPr>
         <w:pStyle w:val="Heading2"/>
       </w:pPr>
-      <w:bookmarkStart w:id="11" w:name="_Toc243060040"/>
+      <w:bookmarkStart w:id="11" w:name="_Toc243385008"/>
       <w:r>
         <w:t>4.1 In scope</w:t>
       </w:r>
@@ -6459,9 +6837,36 @@
     </w:p>
     <w:p>
       <w:pPr>
+        <w:pStyle w:val="ListParagraph"/>
+        <w:numPr>
+          <w:ilvl w:val="0"/>
+          <w:numId w:val="2"/>
+        </w:numPr>
+        <w:spacing w:after="60"/>
+      </w:pPr>
+      <w:r>
+        <w:t>Sign-in with DWS Hub (OIDC authorization code + PKCE, Hub strict mode), linking Hub users to dashboard accounts, optional auto-provisioning and Hub-only accounts.</w:t>
+      </w:r>
+    </w:p>
+    <w:p>
+      <w:pPr>
+        <w:pStyle w:val="ListParagraph"/>
+        <w:numPr>
+          <w:ilvl w:val="0"/>
+          <w:numId w:val="2"/>
+        </w:numPr>
+        <w:spacing w:after="60"/>
+      </w:pPr>
+      <w:r>
+        <w:lastRenderedPageBreak/>
+        <w:t>Container packaging (nginx frontend image, Python backend image, docker-compose.yml) and the staging deployment: frontend 172.28.92.56:3070, backend 172.28.92.57:5070 on the private address, Apsara RDS for PostgreSQL, daily refresh by cron (docs/DEPLOYMENT_STAGING.md).</w:t>
+      </w:r>
+    </w:p>
+    <w:p>
+      <w:pPr>
         <w:pStyle w:val="Heading2"/>
       </w:pPr>
-      <w:bookmarkStart w:id="12" w:name="_Toc243060041"/>
+      <w:bookmarkStart w:id="12" w:name="_Toc243385009"/>
       <w:r>
         <w:t>4.2 Out of scope</w:t>
       </w:r>
@@ -6491,6 +6896,19 @@
       </w:pPr>
       <w:r>
         <w:t>Mobile-native apps; public internet exposure.</w:t>
+      </w:r>
+    </w:p>
+    <w:p>
+      <w:pPr>
+        <w:pStyle w:val="ListParagraph"/>
+        <w:numPr>
+          <w:ilvl w:val="0"/>
+          <w:numId w:val="2"/>
+        </w:numPr>
+        <w:spacing w:after="60"/>
+      </w:pPr>
+      <w:r>
+        <w:t>User and group administration inside DWS Hub; Hub roles are not mapped to dashboard roles.</w:t>
       </w:r>
     </w:p>
     <w:p>
@@ -6509,7 +6927,7 @@
       <w:pPr>
         <w:pStyle w:val="Heading1"/>
       </w:pPr>
-      <w:bookmarkStart w:id="13" w:name="_Toc243060042"/>
+      <w:bookmarkStart w:id="13" w:name="_Toc243385010"/>
       <w:r>
         <w:lastRenderedPageBreak/>
         <w:t>5. Business process: L0 (high level)</w:t>
@@ -6533,7 +6951,7 @@
           <w:noProof/>
         </w:rPr>
         <w:drawing>
-          <wp:inline distT="0" distB="0" distL="0" distR="0" wp14:anchorId="2787C2F7" wp14:editId="1E4F3794">
+          <wp:inline distT="0" distB="0" distL="0" distR="0" wp14:anchorId="7AE72983" wp14:editId="11306FCB">
             <wp:extent cx="9544050" cy="3819525"/>
             <wp:effectExtent l="0" t="0" r="0" b="0"/>
             <wp:docPr id="1" name="prd_l0.png" descr="prd_l0.png" title="prd_l0.png"/>
@@ -6796,7 +7214,7 @@
                 <w:sz w:val="19"/>
                 <w:szCs w:val="19"/>
               </w:rPr>
-              <w:t>Open-Meteo regional weather (18 regions), SAP/Syncera rain gauges (59 estates), estate master workbook (62 estates).</w:t>
+              <w:t>Open-Meteo regional weather (18 regions), SAP/Syncera rain gauges (59 estates), estate master workbook (62 estates). DWS Hub supplies staff identities for sign-in (P4).</w:t>
             </w:r>
           </w:p>
         </w:tc>
@@ -7105,7 +7523,7 @@
                 <w:sz w:val="19"/>
                 <w:szCs w:val="19"/>
               </w:rPr>
-              <w:t>All Regions pages and In-house app served on the LAN behind sign-in; each role sees only its sections.</w:t>
+              <w:t>All Regions pages and In-house app served behind sign-in (DWS Hub or password); each role sees only its sections.</w:t>
             </w:r>
           </w:p>
         </w:tc>
@@ -7151,7 +7569,7 @@
                 <w:sz w:val="19"/>
                 <w:szCs w:val="19"/>
               </w:rPr>
-              <w:t>6.2, 6.4, 6.6</w:t>
+              <w:t>6.2, 6.4, 6.6, 6.7</w:t>
             </w:r>
           </w:p>
         </w:tc>
@@ -7379,7 +7797,7 @@
       <w:pPr>
         <w:pStyle w:val="Heading1"/>
       </w:pPr>
-      <w:bookmarkStart w:id="14" w:name="_Toc243060043"/>
+      <w:bookmarkStart w:id="14" w:name="_Toc243385011"/>
       <w:r>
         <w:lastRenderedPageBreak/>
         <w:t>6. Business processes: L1 (detail)</w:t>
@@ -7390,7 +7808,7 @@
       <w:pPr>
         <w:pStyle w:val="Heading2"/>
       </w:pPr>
-      <w:bookmarkStart w:id="15" w:name="_Toc243060044"/>
+      <w:bookmarkStart w:id="15" w:name="_Toc243385012"/>
       <w:r>
         <w:t>6.1 L1.1 Daily data refresh</w:t>
       </w:r>
@@ -7413,7 +7831,7 @@
           <w:noProof/>
         </w:rPr>
         <w:drawing>
-          <wp:inline distT="0" distB="0" distL="0" distR="0" wp14:anchorId="6013E4EE" wp14:editId="76427931">
+          <wp:inline distT="0" distB="0" distL="0" distR="0" wp14:anchorId="0A3D7320" wp14:editId="727644D3">
             <wp:extent cx="8953500" cy="4476750"/>
             <wp:effectExtent l="0" t="0" r="0" b="0"/>
             <wp:docPr id="2" name="prd_l1_refresh.png" descr="prd_l1_refresh.png" title="prd_l1_refresh.png"/>
@@ -8671,7 +9089,7 @@
       <w:pPr>
         <w:pStyle w:val="Heading2"/>
       </w:pPr>
-      <w:bookmarkStart w:id="16" w:name="_Toc243060045"/>
+      <w:bookmarkStart w:id="16" w:name="_Toc243385013"/>
       <w:r>
         <w:lastRenderedPageBreak/>
         <w:t>6.2 L1.2 All Regions weather monitoring</w:t>
@@ -8695,7 +9113,7 @@
           <w:noProof/>
         </w:rPr>
         <w:drawing>
-          <wp:inline distT="0" distB="0" distL="0" distR="0" wp14:anchorId="6F303ADE" wp14:editId="284F5069">
+          <wp:inline distT="0" distB="0" distL="0" distR="0" wp14:anchorId="3E3B4751" wp14:editId="032BC13A">
             <wp:extent cx="9544050" cy="3819525"/>
             <wp:effectExtent l="0" t="0" r="0" b="0"/>
             <wp:docPr id="3" name="prd_l1_all_regions.png" descr="prd_l1_all_regions.png" title="prd_l1_all_regions.png"/>
@@ -9438,7 +9856,7 @@
       <w:pPr>
         <w:pStyle w:val="Heading2"/>
       </w:pPr>
-      <w:bookmarkStart w:id="17" w:name="_Toc243060046"/>
+      <w:bookmarkStart w:id="17" w:name="_Toc243385014"/>
       <w:r>
         <w:lastRenderedPageBreak/>
         <w:t>6.3 L1.3 Forecast verification</w:t>
@@ -9462,7 +9880,7 @@
           <w:noProof/>
         </w:rPr>
         <w:drawing>
-          <wp:inline distT="0" distB="0" distL="0" distR="0" wp14:anchorId="05CC8611" wp14:editId="123FFD51">
+          <wp:inline distT="0" distB="0" distL="0" distR="0" wp14:anchorId="40A07688" wp14:editId="66F01C8B">
             <wp:extent cx="9544050" cy="3543300"/>
             <wp:effectExtent l="0" t="0" r="0" b="0"/>
             <wp:docPr id="4" name="prd_l1_verification.png" descr="prd_l1_verification.png" title="prd_l1_verification.png"/>
@@ -10102,7 +10520,7 @@
       <w:pPr>
         <w:pStyle w:val="Heading2"/>
       </w:pPr>
-      <w:bookmarkStart w:id="18" w:name="_Toc243060047"/>
+      <w:bookmarkStart w:id="18" w:name="_Toc243385015"/>
       <w:r>
         <w:lastRenderedPageBreak/>
         <w:t>6.4 L1.4 In-house plantation monitoring</w:t>
@@ -10126,7 +10544,7 @@
           <w:noProof/>
         </w:rPr>
         <w:drawing>
-          <wp:inline distT="0" distB="0" distL="0" distR="0" wp14:anchorId="3BE5B650" wp14:editId="768FE324">
+          <wp:inline distT="0" distB="0" distL="0" distR="0" wp14:anchorId="2483E8E0" wp14:editId="73898DD2">
             <wp:extent cx="9544050" cy="3819525"/>
             <wp:effectExtent l="0" t="0" r="0" b="0"/>
             <wp:docPr id="5" name="prd_l1_inhouse.png" descr="prd_l1_inhouse.png" title="prd_l1_inhouse.png"/>
@@ -10869,7 +11287,7 @@
       <w:pPr>
         <w:pStyle w:val="Heading2"/>
       </w:pPr>
-      <w:bookmarkStart w:id="19" w:name="_Toc243060048"/>
+      <w:bookmarkStart w:id="19" w:name="_Toc243385016"/>
       <w:r>
         <w:lastRenderedPageBreak/>
         <w:t>6.5 L1.5 Platform setup and administration</w:t>
@@ -10893,7 +11311,7 @@
           <w:noProof/>
         </w:rPr>
         <w:drawing>
-          <wp:inline distT="0" distB="0" distL="0" distR="0" wp14:anchorId="0909D23E" wp14:editId="58D3593B">
+          <wp:inline distT="0" distB="0" distL="0" distR="0" wp14:anchorId="7F12B72F" wp14:editId="0C0A76B2">
             <wp:extent cx="9544050" cy="2524125"/>
             <wp:effectExtent l="0" t="0" r="0" b="0"/>
             <wp:docPr id="6" name="prd_l1_admin.png" descr="prd_l1_admin.png" title="prd_l1_admin.png"/>
@@ -11179,7 +11597,7 @@
                 <w:sz w:val="19"/>
                 <w:szCs w:val="19"/>
               </w:rPr>
-              <w:t>Installs Python 3.10+, PostgreSQL 18 and the requirements.</w:t>
+              <w:t>Installs Python 3.10+, PostgreSQL 18 and the requirements (single host), or builds and starts the frontend and backend containers (staging: docs/DEPLOYMENT_STAGING.md).</w:t>
             </w:r>
           </w:p>
         </w:tc>
@@ -11842,7 +12260,7 @@
       <w:pPr>
         <w:pStyle w:val="Heading2"/>
       </w:pPr>
-      <w:bookmarkStart w:id="20" w:name="_Toc243060049"/>
+      <w:bookmarkStart w:id="20" w:name="_Toc243385017"/>
       <w:r>
         <w:lastRenderedPageBreak/>
         <w:t>6.6 L1.6 Sign-in, access control and user administration</w:t>
@@ -11866,7 +12284,7 @@
           <w:noProof/>
         </w:rPr>
         <w:drawing>
-          <wp:inline distT="0" distB="0" distL="0" distR="0" wp14:anchorId="3F131BED" wp14:editId="5B2337BA">
+          <wp:inline distT="0" distB="0" distL="0" distR="0" wp14:anchorId="08783E71" wp14:editId="08003C3D">
             <wp:extent cx="8763000" cy="4476750"/>
             <wp:effectExtent l="0" t="0" r="0" b="0"/>
             <wp:docPr id="7" name="prd_l1_access.png" descr="prd_l1_access.png" title="prd_l1_access.png"/>
@@ -13110,11 +13528,24 @@
     </w:tbl>
     <w:p>
       <w:pPr>
-        <w:pStyle w:val="Heading1"/>
+        <w:sectPr>
+          <w:headerReference w:type="default" r:id="rId42"/>
+          <w:footerReference w:type="default" r:id="rId43"/>
+          <w:pgSz w:w="11906" w:h="16838"/>
+          <w:pgMar w:top="1300" w:right="1300" w:bottom="1300" w:left="1300" w:header="708" w:footer="708" w:gutter="0"/>
+          <w:cols w:space="720"/>
+          <w:docGrid w:linePitch="360"/>
+        </w:sectPr>
       </w:pPr>
-      <w:bookmarkStart w:id="21" w:name="_Toc243060050"/>
-      <w:r>
-        <w:t>7. Functional requirements and user stories</w:t>
+    </w:p>
+    <w:p>
+      <w:pPr>
+        <w:pStyle w:val="Heading2"/>
+      </w:pPr>
+      <w:bookmarkStart w:id="21" w:name="_Toc243385018"/>
+      <w:r>
+        <w:lastRenderedPageBreak/>
+        <w:t>6.7 L1.7 Sign-in with DWS Hub and account linking</w:t>
       </w:r>
       <w:bookmarkEnd w:id="21"/>
     </w:p>
@@ -13123,7 +13554,1276 @@
         <w:spacing w:after="120"/>
       </w:pPr>
       <w:r>
-        <w:t>The product has 22 functionalities with 109 user stories: 53 positive (expected use) and 56 negative (errors, invalid input and edge cases). Story IDs use P for positive and N for negative. Acceptance criteria are written as Given/When/Then.</w:t>
+        <w:t>How a user signs in with the company DWS Hub account and how the Hub identity is matched to the dashboard account that holds the role.</w:t>
+      </w:r>
+    </w:p>
+    <w:p>
+      <w:pPr>
+        <w:jc w:val="center"/>
+      </w:pPr>
+      <w:r>
+        <w:rPr>
+          <w:noProof/>
+        </w:rPr>
+        <w:drawing>
+          <wp:inline distT="0" distB="0" distL="0" distR="0" wp14:anchorId="0C1392B5" wp14:editId="65EFD31D">
+            <wp:extent cx="8248650" cy="4953000"/>
+            <wp:effectExtent l="0" t="0" r="0" b="0"/>
+            <wp:docPr id="8" name="prd_l1_sso.png" descr="prd_l1_sso.png" title="prd_l1_sso.png"/>
+            <wp:cNvGraphicFramePr>
+              <a:graphicFrameLocks xmlns:a="http://schemas.openxmlformats.org/drawingml/2006/main" noChangeAspect="1"/>
+            </wp:cNvGraphicFramePr>
+            <a:graphic xmlns:a="http://schemas.openxmlformats.org/drawingml/2006/main">
+              <a:graphicData uri="http://schemas.openxmlformats.org/drawingml/2006/picture">
+                <pic:pic xmlns:pic="http://schemas.openxmlformats.org/drawingml/2006/picture">
+                  <pic:nvPicPr>
+                    <pic:cNvPr id="0" name=""/>
+                    <pic:cNvPicPr>
+                      <a:picLocks noChangeAspect="1" noChangeArrowheads="1"/>
+                    </pic:cNvPicPr>
+                  </pic:nvPicPr>
+                  <pic:blipFill>
+                    <a:blip r:embed="rId44"/>
+                    <a:srcRect/>
+                    <a:stretch>
+                      <a:fillRect/>
+                    </a:stretch>
+                  </pic:blipFill>
+                  <pic:spPr bwMode="auto">
+                    <a:xfrm>
+                      <a:off x="0" y="0"/>
+                      <a:ext cx="8248650" cy="4953000"/>
+                    </a:xfrm>
+                    <a:prstGeom prst="rect">
+                      <a:avLst/>
+                    </a:prstGeom>
+                  </pic:spPr>
+                </pic:pic>
+              </a:graphicData>
+            </a:graphic>
+          </wp:inline>
+        </w:drawing>
+      </w:r>
+    </w:p>
+    <w:p>
+      <w:pPr>
+        <w:spacing w:before="60" w:after="200"/>
+        <w:jc w:val="center"/>
+      </w:pPr>
+      <w:r>
+        <w:rPr>
+          <w:i/>
+          <w:iCs/>
+          <w:color w:val="5B6B75"/>
+          <w:sz w:val="18"/>
+          <w:szCs w:val="18"/>
+        </w:rPr>
+        <w:t>Figure 8: L1.7 sign-in with DWS Hub, account matching and linking.</w:t>
+      </w:r>
+    </w:p>
+    <w:p>
+      <w:pPr>
+        <w:sectPr>
+          <w:headerReference w:type="default" r:id="rId45"/>
+          <w:footerReference w:type="default" r:id="rId46"/>
+          <w:pgSz w:w="16838" w:h="11906" w:orient="landscape"/>
+          <w:pgMar w:top="900" w:right="900" w:bottom="900" w:left="900" w:header="708" w:footer="708" w:gutter="0"/>
+          <w:cols w:space="720"/>
+          <w:docGrid w:linePitch="360"/>
+        </w:sectPr>
+      </w:pPr>
+    </w:p>
+    <w:tbl>
+      <w:tblPr>
+        <w:tblW w:w="9306" w:type="dxa"/>
+        <w:tblBorders>
+          <w:top w:val="single" w:sz="4" w:space="0" w:color="C9D3D9"/>
+          <w:left w:val="single" w:sz="4" w:space="0" w:color="C9D3D9"/>
+          <w:bottom w:val="single" w:sz="4" w:space="0" w:color="C9D3D9"/>
+          <w:right w:val="single" w:sz="4" w:space="0" w:color="C9D3D9"/>
+          <w:insideH w:val="single" w:sz="4" w:space="0" w:color="C9D3D9"/>
+          <w:insideV w:val="single" w:sz="4" w:space="0" w:color="C9D3D9"/>
+        </w:tblBorders>
+        <w:tblCellMar>
+          <w:left w:w="10" w:type="dxa"/>
+          <w:right w:w="10" w:type="dxa"/>
+        </w:tblCellMar>
+        <w:tblLook w:val="0000" w:firstRow="0" w:lastRow="0" w:firstColumn="0" w:lastColumn="0" w:noHBand="0" w:noVBand="0"/>
+      </w:tblPr>
+      <w:tblGrid>
+        <w:gridCol w:w="465"/>
+        <w:gridCol w:w="1395"/>
+        <w:gridCol w:w="5118"/>
+        <w:gridCol w:w="2328"/>
+      </w:tblGrid>
+      <w:tr>
+        <w:tblPrEx>
+          <w:tblCellMar>
+            <w:top w:w="0" w:type="dxa"/>
+            <w:bottom w:w="0" w:type="dxa"/>
+          </w:tblCellMar>
+        </w:tblPrEx>
+        <w:trPr>
+          <w:cantSplit/>
+          <w:tblHeader/>
+        </w:trPr>
+        <w:tc>
+          <w:tcPr>
+            <w:tcW w:w="465" w:type="dxa"/>
+            <w:shd w:val="clear" w:color="auto" w:fill="E3EAEE"/>
+            <w:tcMar>
+              <w:top w:w="60" w:type="dxa"/>
+              <w:left w:w="90" w:type="dxa"/>
+              <w:bottom w:w="60" w:type="dxa"/>
+              <w:right w:w="90" w:type="dxa"/>
+            </w:tcMar>
+          </w:tcPr>
+          <w:p>
+            <w:pPr>
+              <w:spacing w:after="40"/>
+            </w:pPr>
+            <w:r>
+              <w:rPr>
+                <w:b/>
+                <w:bCs/>
+                <w:color w:val="0B2530"/>
+                <w:sz w:val="19"/>
+                <w:szCs w:val="19"/>
+              </w:rPr>
+              <w:lastRenderedPageBreak/>
+              <w:t>#</w:t>
+            </w:r>
+          </w:p>
+        </w:tc>
+        <w:tc>
+          <w:tcPr>
+            <w:tcW w:w="1395" w:type="dxa"/>
+            <w:shd w:val="clear" w:color="auto" w:fill="E3EAEE"/>
+            <w:tcMar>
+              <w:top w:w="60" w:type="dxa"/>
+              <w:left w:w="90" w:type="dxa"/>
+              <w:bottom w:w="60" w:type="dxa"/>
+              <w:right w:w="90" w:type="dxa"/>
+            </w:tcMar>
+          </w:tcPr>
+          <w:p>
+            <w:pPr>
+              <w:spacing w:after="40"/>
+            </w:pPr>
+            <w:r>
+              <w:rPr>
+                <w:b/>
+                <w:bCs/>
+                <w:color w:val="0B2530"/>
+                <w:sz w:val="19"/>
+                <w:szCs w:val="19"/>
+              </w:rPr>
+              <w:t>Actor</w:t>
+            </w:r>
+          </w:p>
+        </w:tc>
+        <w:tc>
+          <w:tcPr>
+            <w:tcW w:w="5118" w:type="dxa"/>
+            <w:shd w:val="clear" w:color="auto" w:fill="E3EAEE"/>
+            <w:tcMar>
+              <w:top w:w="60" w:type="dxa"/>
+              <w:left w:w="90" w:type="dxa"/>
+              <w:bottom w:w="60" w:type="dxa"/>
+              <w:right w:w="90" w:type="dxa"/>
+            </w:tcMar>
+          </w:tcPr>
+          <w:p>
+            <w:pPr>
+              <w:spacing w:after="40"/>
+            </w:pPr>
+            <w:r>
+              <w:rPr>
+                <w:b/>
+                <w:bCs/>
+                <w:color w:val="0B2530"/>
+                <w:sz w:val="19"/>
+                <w:szCs w:val="19"/>
+              </w:rPr>
+              <w:t>Activity</w:t>
+            </w:r>
+          </w:p>
+        </w:tc>
+        <w:tc>
+          <w:tcPr>
+            <w:tcW w:w="2328" w:type="dxa"/>
+            <w:shd w:val="clear" w:color="auto" w:fill="E3EAEE"/>
+            <w:tcMar>
+              <w:top w:w="60" w:type="dxa"/>
+              <w:left w:w="90" w:type="dxa"/>
+              <w:bottom w:w="60" w:type="dxa"/>
+              <w:right w:w="90" w:type="dxa"/>
+            </w:tcMar>
+          </w:tcPr>
+          <w:p>
+            <w:pPr>
+              <w:spacing w:after="40"/>
+            </w:pPr>
+            <w:r>
+              <w:rPr>
+                <w:b/>
+                <w:bCs/>
+                <w:color w:val="0B2530"/>
+                <w:sz w:val="19"/>
+                <w:szCs w:val="19"/>
+              </w:rPr>
+              <w:t>Output / control</w:t>
+            </w:r>
+          </w:p>
+        </w:tc>
+      </w:tr>
+      <w:tr>
+        <w:tblPrEx>
+          <w:tblCellMar>
+            <w:top w:w="0" w:type="dxa"/>
+            <w:bottom w:w="0" w:type="dxa"/>
+          </w:tblCellMar>
+        </w:tblPrEx>
+        <w:trPr>
+          <w:cantSplit/>
+        </w:trPr>
+        <w:tc>
+          <w:tcPr>
+            <w:tcW w:w="465" w:type="dxa"/>
+            <w:tcMar>
+              <w:top w:w="60" w:type="dxa"/>
+              <w:left w:w="90" w:type="dxa"/>
+              <w:bottom w:w="60" w:type="dxa"/>
+              <w:right w:w="90" w:type="dxa"/>
+            </w:tcMar>
+          </w:tcPr>
+          <w:p>
+            <w:pPr>
+              <w:spacing w:after="40"/>
+            </w:pPr>
+            <w:r>
+              <w:rPr>
+                <w:sz w:val="19"/>
+                <w:szCs w:val="19"/>
+              </w:rPr>
+              <w:t>1</w:t>
+            </w:r>
+          </w:p>
+        </w:tc>
+        <w:tc>
+          <w:tcPr>
+            <w:tcW w:w="1395" w:type="dxa"/>
+            <w:tcMar>
+              <w:top w:w="60" w:type="dxa"/>
+              <w:left w:w="90" w:type="dxa"/>
+              <w:bottom w:w="60" w:type="dxa"/>
+              <w:right w:w="90" w:type="dxa"/>
+            </w:tcMar>
+          </w:tcPr>
+          <w:p>
+            <w:pPr>
+              <w:spacing w:after="40"/>
+            </w:pPr>
+            <w:r>
+              <w:rPr>
+                <w:sz w:val="19"/>
+                <w:szCs w:val="19"/>
+              </w:rPr>
+              <w:t>IT administrator</w:t>
+            </w:r>
+          </w:p>
+        </w:tc>
+        <w:tc>
+          <w:tcPr>
+            <w:tcW w:w="5118" w:type="dxa"/>
+            <w:tcMar>
+              <w:top w:w="60" w:type="dxa"/>
+              <w:left w:w="90" w:type="dxa"/>
+              <w:bottom w:w="60" w:type="dxa"/>
+              <w:right w:w="90" w:type="dxa"/>
+            </w:tcMar>
+          </w:tcPr>
+          <w:p>
+            <w:pPr>
+              <w:spacing w:after="40"/>
+            </w:pPr>
+            <w:r>
+              <w:rPr>
+                <w:sz w:val="19"/>
+                <w:szCs w:val="19"/>
+              </w:rPr>
+              <w:t>Registers the dashboard in DWS Hub Admin (sso_mode oidc, client id, exact redirect URI &lt;frontend&gt;/api/sso/callback) and sets SSO_* in the backend settings.</w:t>
+            </w:r>
+          </w:p>
+        </w:tc>
+        <w:tc>
+          <w:tcPr>
+            <w:tcW w:w="2328" w:type="dxa"/>
+            <w:tcMar>
+              <w:top w:w="60" w:type="dxa"/>
+              <w:left w:w="90" w:type="dxa"/>
+              <w:bottom w:w="60" w:type="dxa"/>
+              <w:right w:w="90" w:type="dxa"/>
+            </w:tcMar>
+          </w:tcPr>
+          <w:p>
+            <w:pPr>
+              <w:spacing w:after="40"/>
+            </w:pPr>
+            <w:r>
+              <w:rPr>
+                <w:sz w:val="19"/>
+                <w:szCs w:val="19"/>
+              </w:rPr>
+              <w:t>Hub registration, SSO_ENABLED=true</w:t>
+            </w:r>
+          </w:p>
+        </w:tc>
+      </w:tr>
+      <w:tr>
+        <w:tblPrEx>
+          <w:tblCellMar>
+            <w:top w:w="0" w:type="dxa"/>
+            <w:bottom w:w="0" w:type="dxa"/>
+          </w:tblCellMar>
+        </w:tblPrEx>
+        <w:trPr>
+          <w:cantSplit/>
+        </w:trPr>
+        <w:tc>
+          <w:tcPr>
+            <w:tcW w:w="465" w:type="dxa"/>
+            <w:tcMar>
+              <w:top w:w="60" w:type="dxa"/>
+              <w:left w:w="90" w:type="dxa"/>
+              <w:bottom w:w="60" w:type="dxa"/>
+              <w:right w:w="90" w:type="dxa"/>
+            </w:tcMar>
+          </w:tcPr>
+          <w:p>
+            <w:pPr>
+              <w:spacing w:after="40"/>
+            </w:pPr>
+            <w:r>
+              <w:rPr>
+                <w:sz w:val="19"/>
+                <w:szCs w:val="19"/>
+              </w:rPr>
+              <w:t>2</w:t>
+            </w:r>
+          </w:p>
+        </w:tc>
+        <w:tc>
+          <w:tcPr>
+            <w:tcW w:w="1395" w:type="dxa"/>
+            <w:tcMar>
+              <w:top w:w="60" w:type="dxa"/>
+              <w:left w:w="90" w:type="dxa"/>
+              <w:bottom w:w="60" w:type="dxa"/>
+              <w:right w:w="90" w:type="dxa"/>
+            </w:tcMar>
+          </w:tcPr>
+          <w:p>
+            <w:pPr>
+              <w:spacing w:after="40"/>
+            </w:pPr>
+            <w:r>
+              <w:rPr>
+                <w:sz w:val="19"/>
+                <w:szCs w:val="19"/>
+              </w:rPr>
+              <w:t>Administrator</w:t>
+            </w:r>
+          </w:p>
+        </w:tc>
+        <w:tc>
+          <w:tcPr>
+            <w:tcW w:w="5118" w:type="dxa"/>
+            <w:tcMar>
+              <w:top w:w="60" w:type="dxa"/>
+              <w:left w:w="90" w:type="dxa"/>
+              <w:bottom w:w="60" w:type="dxa"/>
+              <w:right w:w="90" w:type="dxa"/>
+            </w:tcMar>
+          </w:tcPr>
+          <w:p>
+            <w:pPr>
+              <w:spacing w:after="40"/>
+            </w:pPr>
+            <w:r>
+              <w:rPr>
+                <w:sz w:val="19"/>
+                <w:szCs w:val="19"/>
+              </w:rPr>
+              <w:t>Registers each user with their Hub email and role, password left empty; keeps one break-glass local administrator (create_admin).</w:t>
+            </w:r>
+          </w:p>
+        </w:tc>
+        <w:tc>
+          <w:tcPr>
+            <w:tcW w:w="2328" w:type="dxa"/>
+            <w:tcMar>
+              <w:top w:w="60" w:type="dxa"/>
+              <w:left w:w="90" w:type="dxa"/>
+              <w:bottom w:w="60" w:type="dxa"/>
+              <w:right w:w="90" w:type="dxa"/>
+            </w:tcMar>
+          </w:tcPr>
+          <w:p>
+            <w:pPr>
+              <w:spacing w:after="40"/>
+            </w:pPr>
+            <w:r>
+              <w:rPr>
+                <w:sz w:val="19"/>
+                <w:szCs w:val="19"/>
+              </w:rPr>
+              <w:t>Accounts ready</w:t>
+            </w:r>
+          </w:p>
+        </w:tc>
+      </w:tr>
+      <w:tr>
+        <w:tblPrEx>
+          <w:tblCellMar>
+            <w:top w:w="0" w:type="dxa"/>
+            <w:bottom w:w="0" w:type="dxa"/>
+          </w:tblCellMar>
+        </w:tblPrEx>
+        <w:trPr>
+          <w:cantSplit/>
+        </w:trPr>
+        <w:tc>
+          <w:tcPr>
+            <w:tcW w:w="465" w:type="dxa"/>
+            <w:tcMar>
+              <w:top w:w="60" w:type="dxa"/>
+              <w:left w:w="90" w:type="dxa"/>
+              <w:bottom w:w="60" w:type="dxa"/>
+              <w:right w:w="90" w:type="dxa"/>
+            </w:tcMar>
+          </w:tcPr>
+          <w:p>
+            <w:pPr>
+              <w:spacing w:after="40"/>
+            </w:pPr>
+            <w:r>
+              <w:rPr>
+                <w:sz w:val="19"/>
+                <w:szCs w:val="19"/>
+              </w:rPr>
+              <w:t>3</w:t>
+            </w:r>
+          </w:p>
+        </w:tc>
+        <w:tc>
+          <w:tcPr>
+            <w:tcW w:w="1395" w:type="dxa"/>
+            <w:tcMar>
+              <w:top w:w="60" w:type="dxa"/>
+              <w:left w:w="90" w:type="dxa"/>
+              <w:bottom w:w="60" w:type="dxa"/>
+              <w:right w:w="90" w:type="dxa"/>
+            </w:tcMar>
+          </w:tcPr>
+          <w:p>
+            <w:pPr>
+              <w:spacing w:after="40"/>
+            </w:pPr>
+            <w:r>
+              <w:rPr>
+                <w:sz w:val="19"/>
+                <w:szCs w:val="19"/>
+              </w:rPr>
+              <w:t>User</w:t>
+            </w:r>
+          </w:p>
+        </w:tc>
+        <w:tc>
+          <w:tcPr>
+            <w:tcW w:w="5118" w:type="dxa"/>
+            <w:tcMar>
+              <w:top w:w="60" w:type="dxa"/>
+              <w:left w:w="90" w:type="dxa"/>
+              <w:bottom w:w="60" w:type="dxa"/>
+              <w:right w:w="90" w:type="dxa"/>
+            </w:tcMar>
+          </w:tcPr>
+          <w:p>
+            <w:pPr>
+              <w:spacing w:after="40"/>
+            </w:pPr>
+            <w:r>
+              <w:rPr>
+                <w:sz w:val="19"/>
+                <w:szCs w:val="19"/>
+              </w:rPr>
+              <w:t>Opens any page, is sent to the sign-in page and clicks Sign in with DWS Hub.</w:t>
+            </w:r>
+          </w:p>
+        </w:tc>
+        <w:tc>
+          <w:tcPr>
+            <w:tcW w:w="2328" w:type="dxa"/>
+            <w:tcMar>
+              <w:top w:w="60" w:type="dxa"/>
+              <w:left w:w="90" w:type="dxa"/>
+              <w:bottom w:w="60" w:type="dxa"/>
+              <w:right w:w="90" w:type="dxa"/>
+            </w:tcMar>
+          </w:tcPr>
+          <w:p>
+            <w:pPr>
+              <w:spacing w:after="40"/>
+            </w:pPr>
+            <w:r>
+              <w:rPr>
+                <w:sz w:val="19"/>
+                <w:szCs w:val="19"/>
+              </w:rPr>
+              <w:t>GET /api/sso/login</w:t>
+            </w:r>
+          </w:p>
+        </w:tc>
+      </w:tr>
+      <w:tr>
+        <w:tblPrEx>
+          <w:tblCellMar>
+            <w:top w:w="0" w:type="dxa"/>
+            <w:bottom w:w="0" w:type="dxa"/>
+          </w:tblCellMar>
+        </w:tblPrEx>
+        <w:trPr>
+          <w:cantSplit/>
+        </w:trPr>
+        <w:tc>
+          <w:tcPr>
+            <w:tcW w:w="465" w:type="dxa"/>
+            <w:tcMar>
+              <w:top w:w="60" w:type="dxa"/>
+              <w:left w:w="90" w:type="dxa"/>
+              <w:bottom w:w="60" w:type="dxa"/>
+              <w:right w:w="90" w:type="dxa"/>
+            </w:tcMar>
+          </w:tcPr>
+          <w:p>
+            <w:pPr>
+              <w:spacing w:after="40"/>
+            </w:pPr>
+            <w:r>
+              <w:rPr>
+                <w:sz w:val="19"/>
+                <w:szCs w:val="19"/>
+              </w:rPr>
+              <w:t>4</w:t>
+            </w:r>
+          </w:p>
+        </w:tc>
+        <w:tc>
+          <w:tcPr>
+            <w:tcW w:w="1395" w:type="dxa"/>
+            <w:tcMar>
+              <w:top w:w="60" w:type="dxa"/>
+              <w:left w:w="90" w:type="dxa"/>
+              <w:bottom w:w="60" w:type="dxa"/>
+              <w:right w:w="90" w:type="dxa"/>
+            </w:tcMar>
+          </w:tcPr>
+          <w:p>
+            <w:pPr>
+              <w:spacing w:after="40"/>
+            </w:pPr>
+            <w:r>
+              <w:rPr>
+                <w:sz w:val="19"/>
+                <w:szCs w:val="19"/>
+              </w:rPr>
+              <w:t>Dashboard</w:t>
+            </w:r>
+          </w:p>
+        </w:tc>
+        <w:tc>
+          <w:tcPr>
+            <w:tcW w:w="5118" w:type="dxa"/>
+            <w:tcMar>
+              <w:top w:w="60" w:type="dxa"/>
+              <w:left w:w="90" w:type="dxa"/>
+              <w:bottom w:w="60" w:type="dxa"/>
+              <w:right w:w="90" w:type="dxa"/>
+            </w:tcMar>
+          </w:tcPr>
+          <w:p>
+            <w:pPr>
+              <w:spacing w:after="40"/>
+            </w:pPr>
+            <w:r>
+              <w:rPr>
+                <w:sz w:val="19"/>
+                <w:szCs w:val="19"/>
+              </w:rPr>
+              <w:t>Creates a one-time pending sign-in (state, nonce, PKCE; 10 minutes) and redirects the browser to the Hub.</w:t>
+            </w:r>
+          </w:p>
+        </w:tc>
+        <w:tc>
+          <w:tcPr>
+            <w:tcW w:w="2328" w:type="dxa"/>
+            <w:tcMar>
+              <w:top w:w="60" w:type="dxa"/>
+              <w:left w:w="90" w:type="dxa"/>
+              <w:bottom w:w="60" w:type="dxa"/>
+              <w:right w:w="90" w:type="dxa"/>
+            </w:tcMar>
+          </w:tcPr>
+          <w:p>
+            <w:pPr>
+              <w:spacing w:after="40"/>
+            </w:pPr>
+            <w:r>
+              <w:rPr>
+                <w:sz w:val="19"/>
+                <w:szCs w:val="19"/>
+              </w:rPr>
+              <w:t>sso_login_request row</w:t>
+            </w:r>
+          </w:p>
+        </w:tc>
+      </w:tr>
+      <w:tr>
+        <w:tblPrEx>
+          <w:tblCellMar>
+            <w:top w:w="0" w:type="dxa"/>
+            <w:bottom w:w="0" w:type="dxa"/>
+          </w:tblCellMar>
+        </w:tblPrEx>
+        <w:trPr>
+          <w:cantSplit/>
+        </w:trPr>
+        <w:tc>
+          <w:tcPr>
+            <w:tcW w:w="465" w:type="dxa"/>
+            <w:tcMar>
+              <w:top w:w="60" w:type="dxa"/>
+              <w:left w:w="90" w:type="dxa"/>
+              <w:bottom w:w="60" w:type="dxa"/>
+              <w:right w:w="90" w:type="dxa"/>
+            </w:tcMar>
+          </w:tcPr>
+          <w:p>
+            <w:pPr>
+              <w:spacing w:after="40"/>
+            </w:pPr>
+            <w:r>
+              <w:rPr>
+                <w:sz w:val="19"/>
+                <w:szCs w:val="19"/>
+              </w:rPr>
+              <w:t>5</w:t>
+            </w:r>
+          </w:p>
+        </w:tc>
+        <w:tc>
+          <w:tcPr>
+            <w:tcW w:w="1395" w:type="dxa"/>
+            <w:tcMar>
+              <w:top w:w="60" w:type="dxa"/>
+              <w:left w:w="90" w:type="dxa"/>
+              <w:bottom w:w="60" w:type="dxa"/>
+              <w:right w:w="90" w:type="dxa"/>
+            </w:tcMar>
+          </w:tcPr>
+          <w:p>
+            <w:pPr>
+              <w:spacing w:after="40"/>
+            </w:pPr>
+            <w:r>
+              <w:rPr>
+                <w:sz w:val="19"/>
+                <w:szCs w:val="19"/>
+              </w:rPr>
+              <w:t>DWS Hub</w:t>
+            </w:r>
+          </w:p>
+        </w:tc>
+        <w:tc>
+          <w:tcPr>
+            <w:tcW w:w="5118" w:type="dxa"/>
+            <w:tcMar>
+              <w:top w:w="60" w:type="dxa"/>
+              <w:left w:w="90" w:type="dxa"/>
+              <w:bottom w:w="60" w:type="dxa"/>
+              <w:right w:w="90" w:type="dxa"/>
+            </w:tcMar>
+          </w:tcPr>
+          <w:p>
+            <w:pPr>
+              <w:spacing w:after="40"/>
+            </w:pPr>
+            <w:r>
+              <w:rPr>
+                <w:sz w:val="19"/>
+                <w:szCs w:val="19"/>
+              </w:rPr>
+              <w:t>The user signs in at the Hub; the Hub returns the browser to the dashboard with a one-time code.</w:t>
+            </w:r>
+          </w:p>
+        </w:tc>
+        <w:tc>
+          <w:tcPr>
+            <w:tcW w:w="2328" w:type="dxa"/>
+            <w:tcMar>
+              <w:top w:w="60" w:type="dxa"/>
+              <w:left w:w="90" w:type="dxa"/>
+              <w:bottom w:w="60" w:type="dxa"/>
+              <w:right w:w="90" w:type="dxa"/>
+            </w:tcMar>
+          </w:tcPr>
+          <w:p>
+            <w:pPr>
+              <w:spacing w:after="40"/>
+            </w:pPr>
+            <w:r>
+              <w:rPr>
+                <w:sz w:val="19"/>
+                <w:szCs w:val="19"/>
+              </w:rPr>
+              <w:t>GET /api/sso/callback</w:t>
+            </w:r>
+          </w:p>
+        </w:tc>
+      </w:tr>
+      <w:tr>
+        <w:tblPrEx>
+          <w:tblCellMar>
+            <w:top w:w="0" w:type="dxa"/>
+            <w:bottom w:w="0" w:type="dxa"/>
+          </w:tblCellMar>
+        </w:tblPrEx>
+        <w:trPr>
+          <w:cantSplit/>
+        </w:trPr>
+        <w:tc>
+          <w:tcPr>
+            <w:tcW w:w="465" w:type="dxa"/>
+            <w:tcMar>
+              <w:top w:w="60" w:type="dxa"/>
+              <w:left w:w="90" w:type="dxa"/>
+              <w:bottom w:w="60" w:type="dxa"/>
+              <w:right w:w="90" w:type="dxa"/>
+            </w:tcMar>
+          </w:tcPr>
+          <w:p>
+            <w:pPr>
+              <w:spacing w:after="40"/>
+            </w:pPr>
+            <w:r>
+              <w:rPr>
+                <w:sz w:val="19"/>
+                <w:szCs w:val="19"/>
+              </w:rPr>
+              <w:t>6</w:t>
+            </w:r>
+          </w:p>
+        </w:tc>
+        <w:tc>
+          <w:tcPr>
+            <w:tcW w:w="1395" w:type="dxa"/>
+            <w:tcMar>
+              <w:top w:w="60" w:type="dxa"/>
+              <w:left w:w="90" w:type="dxa"/>
+              <w:bottom w:w="60" w:type="dxa"/>
+              <w:right w:w="90" w:type="dxa"/>
+            </w:tcMar>
+          </w:tcPr>
+          <w:p>
+            <w:pPr>
+              <w:spacing w:after="40"/>
+            </w:pPr>
+            <w:r>
+              <w:rPr>
+                <w:sz w:val="19"/>
+                <w:szCs w:val="19"/>
+              </w:rPr>
+              <w:t>Dashboard</w:t>
+            </w:r>
+          </w:p>
+        </w:tc>
+        <w:tc>
+          <w:tcPr>
+            <w:tcW w:w="5118" w:type="dxa"/>
+            <w:tcMar>
+              <w:top w:w="60" w:type="dxa"/>
+              <w:left w:w="90" w:type="dxa"/>
+              <w:bottom w:w="60" w:type="dxa"/>
+              <w:right w:w="90" w:type="dxa"/>
+            </w:tcMar>
+          </w:tcPr>
+          <w:p>
+            <w:pPr>
+              <w:spacing w:after="40"/>
+            </w:pPr>
+            <w:r>
+              <w:rPr>
+                <w:sz w:val="19"/>
+                <w:szCs w:val="19"/>
+              </w:rPr>
+              <w:t>Uses the pending sign-in once, exchanges the code with the Hub and checks the signed ID token. Failure: back to sign-in with the reason.</w:t>
+            </w:r>
+          </w:p>
+        </w:tc>
+        <w:tc>
+          <w:tcPr>
+            <w:tcW w:w="2328" w:type="dxa"/>
+            <w:tcMar>
+              <w:top w:w="60" w:type="dxa"/>
+              <w:left w:w="90" w:type="dxa"/>
+              <w:bottom w:w="60" w:type="dxa"/>
+              <w:right w:w="90" w:type="dxa"/>
+            </w:tcMar>
+          </w:tcPr>
+          <w:p>
+            <w:pPr>
+              <w:spacing w:after="40"/>
+            </w:pPr>
+            <w:r>
+              <w:rPr>
+                <w:sz w:val="19"/>
+                <w:szCs w:val="19"/>
+              </w:rPr>
+              <w:t>Token accepted or refused</w:t>
+            </w:r>
+          </w:p>
+        </w:tc>
+      </w:tr>
+      <w:tr>
+        <w:tblPrEx>
+          <w:tblCellMar>
+            <w:top w:w="0" w:type="dxa"/>
+            <w:bottom w:w="0" w:type="dxa"/>
+          </w:tblCellMar>
+        </w:tblPrEx>
+        <w:trPr>
+          <w:cantSplit/>
+        </w:trPr>
+        <w:tc>
+          <w:tcPr>
+            <w:tcW w:w="465" w:type="dxa"/>
+            <w:tcMar>
+              <w:top w:w="60" w:type="dxa"/>
+              <w:left w:w="90" w:type="dxa"/>
+              <w:bottom w:w="60" w:type="dxa"/>
+              <w:right w:w="90" w:type="dxa"/>
+            </w:tcMar>
+          </w:tcPr>
+          <w:p>
+            <w:pPr>
+              <w:spacing w:after="40"/>
+            </w:pPr>
+            <w:r>
+              <w:rPr>
+                <w:sz w:val="19"/>
+                <w:szCs w:val="19"/>
+              </w:rPr>
+              <w:t>7</w:t>
+            </w:r>
+          </w:p>
+        </w:tc>
+        <w:tc>
+          <w:tcPr>
+            <w:tcW w:w="1395" w:type="dxa"/>
+            <w:tcMar>
+              <w:top w:w="60" w:type="dxa"/>
+              <w:left w:w="90" w:type="dxa"/>
+              <w:bottom w:w="60" w:type="dxa"/>
+              <w:right w:w="90" w:type="dxa"/>
+            </w:tcMar>
+          </w:tcPr>
+          <w:p>
+            <w:pPr>
+              <w:spacing w:after="40"/>
+            </w:pPr>
+            <w:r>
+              <w:rPr>
+                <w:sz w:val="19"/>
+                <w:szCs w:val="19"/>
+              </w:rPr>
+              <w:t>Dashboard</w:t>
+            </w:r>
+          </w:p>
+        </w:tc>
+        <w:tc>
+          <w:tcPr>
+            <w:tcW w:w="5118" w:type="dxa"/>
+            <w:tcMar>
+              <w:top w:w="60" w:type="dxa"/>
+              <w:left w:w="90" w:type="dxa"/>
+              <w:bottom w:w="60" w:type="dxa"/>
+              <w:right w:w="90" w:type="dxa"/>
+            </w:tcMar>
+          </w:tcPr>
+          <w:p>
+            <w:pPr>
+              <w:spacing w:after="40"/>
+            </w:pPr>
+            <w:r>
+              <w:rPr>
+                <w:sz w:val="19"/>
+                <w:szCs w:val="19"/>
+              </w:rPr>
+              <w:t>Finds the account by Hub user id; otherwise by email and links it; otherwise creates it (only if auto-provisioning is set) or refuses.</w:t>
+            </w:r>
+          </w:p>
+        </w:tc>
+        <w:tc>
+          <w:tcPr>
+            <w:tcW w:w="2328" w:type="dxa"/>
+            <w:tcMar>
+              <w:top w:w="60" w:type="dxa"/>
+              <w:left w:w="90" w:type="dxa"/>
+              <w:bottom w:w="60" w:type="dxa"/>
+              <w:right w:w="90" w:type="dxa"/>
+            </w:tcMar>
+          </w:tcPr>
+          <w:p>
+            <w:pPr>
+              <w:spacing w:after="40"/>
+            </w:pPr>
+            <w:r>
+              <w:rPr>
+                <w:sz w:val="19"/>
+                <w:szCs w:val="19"/>
+              </w:rPr>
+              <w:t>Account matched, linked or refused</w:t>
+            </w:r>
+          </w:p>
+        </w:tc>
+      </w:tr>
+      <w:tr>
+        <w:tblPrEx>
+          <w:tblCellMar>
+            <w:top w:w="0" w:type="dxa"/>
+            <w:bottom w:w="0" w:type="dxa"/>
+          </w:tblCellMar>
+        </w:tblPrEx>
+        <w:trPr>
+          <w:cantSplit/>
+        </w:trPr>
+        <w:tc>
+          <w:tcPr>
+            <w:tcW w:w="465" w:type="dxa"/>
+            <w:tcMar>
+              <w:top w:w="60" w:type="dxa"/>
+              <w:left w:w="90" w:type="dxa"/>
+              <w:bottom w:w="60" w:type="dxa"/>
+              <w:right w:w="90" w:type="dxa"/>
+            </w:tcMar>
+          </w:tcPr>
+          <w:p>
+            <w:pPr>
+              <w:spacing w:after="40"/>
+            </w:pPr>
+            <w:r>
+              <w:rPr>
+                <w:sz w:val="19"/>
+                <w:szCs w:val="19"/>
+              </w:rPr>
+              <w:t>8</w:t>
+            </w:r>
+          </w:p>
+        </w:tc>
+        <w:tc>
+          <w:tcPr>
+            <w:tcW w:w="1395" w:type="dxa"/>
+            <w:tcMar>
+              <w:top w:w="60" w:type="dxa"/>
+              <w:left w:w="90" w:type="dxa"/>
+              <w:bottom w:w="60" w:type="dxa"/>
+              <w:right w:w="90" w:type="dxa"/>
+            </w:tcMar>
+          </w:tcPr>
+          <w:p>
+            <w:pPr>
+              <w:spacing w:after="40"/>
+            </w:pPr>
+            <w:r>
+              <w:rPr>
+                <w:sz w:val="19"/>
+                <w:szCs w:val="19"/>
+              </w:rPr>
+              <w:t>Dashboard</w:t>
+            </w:r>
+          </w:p>
+        </w:tc>
+        <w:tc>
+          <w:tcPr>
+            <w:tcW w:w="5118" w:type="dxa"/>
+            <w:tcMar>
+              <w:top w:w="60" w:type="dxa"/>
+              <w:left w:w="90" w:type="dxa"/>
+              <w:bottom w:w="60" w:type="dxa"/>
+              <w:right w:w="90" w:type="dxa"/>
+            </w:tcMar>
+          </w:tcPr>
+          <w:p>
+            <w:pPr>
+              <w:spacing w:after="40"/>
+            </w:pPr>
+            <w:r>
+              <w:rPr>
+                <w:sz w:val="19"/>
+                <w:szCs w:val="19"/>
+              </w:rPr>
+              <w:t>Refuses disabled accounts and roles without a section; otherwise opens the session, sets the cookie and audits sso_login_succeeded.</w:t>
+            </w:r>
+          </w:p>
+        </w:tc>
+        <w:tc>
+          <w:tcPr>
+            <w:tcW w:w="2328" w:type="dxa"/>
+            <w:tcMar>
+              <w:top w:w="60" w:type="dxa"/>
+              <w:left w:w="90" w:type="dxa"/>
+              <w:bottom w:w="60" w:type="dxa"/>
+              <w:right w:w="90" w:type="dxa"/>
+            </w:tcMar>
+          </w:tcPr>
+          <w:p>
+            <w:pPr>
+              <w:spacing w:after="40"/>
+            </w:pPr>
+            <w:r>
+              <w:rPr>
+                <w:sz w:val="19"/>
+                <w:szCs w:val="19"/>
+              </w:rPr>
+              <w:t>User on the requested page</w:t>
+            </w:r>
+          </w:p>
+        </w:tc>
+      </w:tr>
+      <w:tr>
+        <w:tblPrEx>
+          <w:tblCellMar>
+            <w:top w:w="0" w:type="dxa"/>
+            <w:bottom w:w="0" w:type="dxa"/>
+          </w:tblCellMar>
+        </w:tblPrEx>
+        <w:trPr>
+          <w:cantSplit/>
+        </w:trPr>
+        <w:tc>
+          <w:tcPr>
+            <w:tcW w:w="465" w:type="dxa"/>
+            <w:tcMar>
+              <w:top w:w="60" w:type="dxa"/>
+              <w:left w:w="90" w:type="dxa"/>
+              <w:bottom w:w="60" w:type="dxa"/>
+              <w:right w:w="90" w:type="dxa"/>
+            </w:tcMar>
+          </w:tcPr>
+          <w:p>
+            <w:pPr>
+              <w:spacing w:after="40"/>
+            </w:pPr>
+            <w:r>
+              <w:rPr>
+                <w:sz w:val="19"/>
+                <w:szCs w:val="19"/>
+              </w:rPr>
+              <w:t>9</w:t>
+            </w:r>
+          </w:p>
+        </w:tc>
+        <w:tc>
+          <w:tcPr>
+            <w:tcW w:w="1395" w:type="dxa"/>
+            <w:tcMar>
+              <w:top w:w="60" w:type="dxa"/>
+              <w:left w:w="90" w:type="dxa"/>
+              <w:bottom w:w="60" w:type="dxa"/>
+              <w:right w:w="90" w:type="dxa"/>
+            </w:tcMar>
+          </w:tcPr>
+          <w:p>
+            <w:pPr>
+              <w:spacing w:after="40"/>
+            </w:pPr>
+            <w:r>
+              <w:rPr>
+                <w:sz w:val="19"/>
+                <w:szCs w:val="19"/>
+              </w:rPr>
+              <w:t>User</w:t>
+            </w:r>
+          </w:p>
+        </w:tc>
+        <w:tc>
+          <w:tcPr>
+            <w:tcW w:w="5118" w:type="dxa"/>
+            <w:tcMar>
+              <w:top w:w="60" w:type="dxa"/>
+              <w:left w:w="90" w:type="dxa"/>
+              <w:bottom w:w="60" w:type="dxa"/>
+              <w:right w:w="90" w:type="dxa"/>
+            </w:tcMar>
+          </w:tcPr>
+          <w:p>
+            <w:pPr>
+              <w:spacing w:after="40"/>
+            </w:pPr>
+            <w:r>
+              <w:rPr>
+                <w:sz w:val="19"/>
+                <w:szCs w:val="19"/>
+              </w:rPr>
+              <w:t>Works in the sections the role allows; signs out from the sidebar (ends the dashboard session).</w:t>
+            </w:r>
+          </w:p>
+        </w:tc>
+        <w:tc>
+          <w:tcPr>
+            <w:tcW w:w="2328" w:type="dxa"/>
+            <w:tcMar>
+              <w:top w:w="60" w:type="dxa"/>
+              <w:left w:w="90" w:type="dxa"/>
+              <w:bottom w:w="60" w:type="dxa"/>
+              <w:right w:w="90" w:type="dxa"/>
+            </w:tcMar>
+          </w:tcPr>
+          <w:p>
+            <w:pPr>
+              <w:spacing w:after="40"/>
+            </w:pPr>
+            <w:r>
+              <w:rPr>
+                <w:sz w:val="19"/>
+                <w:szCs w:val="19"/>
+              </w:rPr>
+              <w:t>Session closed</w:t>
+            </w:r>
+          </w:p>
+        </w:tc>
+      </w:tr>
+      <w:tr>
+        <w:tblPrEx>
+          <w:tblCellMar>
+            <w:top w:w="0" w:type="dxa"/>
+            <w:bottom w:w="0" w:type="dxa"/>
+          </w:tblCellMar>
+        </w:tblPrEx>
+        <w:trPr>
+          <w:cantSplit/>
+        </w:trPr>
+        <w:tc>
+          <w:tcPr>
+            <w:tcW w:w="465" w:type="dxa"/>
+            <w:tcMar>
+              <w:top w:w="60" w:type="dxa"/>
+              <w:left w:w="90" w:type="dxa"/>
+              <w:bottom w:w="60" w:type="dxa"/>
+              <w:right w:w="90" w:type="dxa"/>
+            </w:tcMar>
+          </w:tcPr>
+          <w:p>
+            <w:pPr>
+              <w:spacing w:after="40"/>
+            </w:pPr>
+            <w:r>
+              <w:rPr>
+                <w:sz w:val="19"/>
+                <w:szCs w:val="19"/>
+              </w:rPr>
+              <w:t>10</w:t>
+            </w:r>
+          </w:p>
+        </w:tc>
+        <w:tc>
+          <w:tcPr>
+            <w:tcW w:w="1395" w:type="dxa"/>
+            <w:tcMar>
+              <w:top w:w="60" w:type="dxa"/>
+              <w:left w:w="90" w:type="dxa"/>
+              <w:bottom w:w="60" w:type="dxa"/>
+              <w:right w:w="90" w:type="dxa"/>
+            </w:tcMar>
+          </w:tcPr>
+          <w:p>
+            <w:pPr>
+              <w:spacing w:after="40"/>
+            </w:pPr>
+            <w:r>
+              <w:rPr>
+                <w:sz w:val="19"/>
+                <w:szCs w:val="19"/>
+              </w:rPr>
+              <w:t>Administrator</w:t>
+            </w:r>
+          </w:p>
+        </w:tc>
+        <w:tc>
+          <w:tcPr>
+            <w:tcW w:w="5118" w:type="dxa"/>
+            <w:tcMar>
+              <w:top w:w="60" w:type="dxa"/>
+              <w:left w:w="90" w:type="dxa"/>
+              <w:bottom w:w="60" w:type="dxa"/>
+              <w:right w:w="90" w:type="dxa"/>
+            </w:tcMar>
+          </w:tcPr>
+          <w:p>
+            <w:pPr>
+              <w:spacing w:after="40"/>
+            </w:pPr>
+            <w:r>
+              <w:rPr>
+                <w:sz w:val="19"/>
+                <w:szCs w:val="19"/>
+              </w:rPr>
+              <w:t>Reviews Recent activity (sso_login_succeeded, sso_linked, login_failed) and the DWS Hub badges on User management.</w:t>
+            </w:r>
+          </w:p>
+        </w:tc>
+        <w:tc>
+          <w:tcPr>
+            <w:tcW w:w="2328" w:type="dxa"/>
+            <w:tcMar>
+              <w:top w:w="60" w:type="dxa"/>
+              <w:left w:w="90" w:type="dxa"/>
+              <w:bottom w:w="60" w:type="dxa"/>
+              <w:right w:w="90" w:type="dxa"/>
+            </w:tcMar>
+          </w:tcPr>
+          <w:p>
+            <w:pPr>
+              <w:spacing w:after="40"/>
+            </w:pPr>
+            <w:r>
+              <w:rPr>
+                <w:sz w:val="19"/>
+                <w:szCs w:val="19"/>
+              </w:rPr>
+              <w:t>Access accountable</w:t>
+            </w:r>
+          </w:p>
+        </w:tc>
+      </w:tr>
+    </w:tbl>
+    <w:p>
+      <w:pPr>
+        <w:pStyle w:val="Heading1"/>
+      </w:pPr>
+      <w:bookmarkStart w:id="22" w:name="_Toc243385019"/>
+      <w:r>
+        <w:t>7. Functional requirements and user stories</w:t>
+      </w:r>
+      <w:bookmarkEnd w:id="22"/>
+    </w:p>
+    <w:p>
+      <w:pPr>
+        <w:spacing w:after="120"/>
+      </w:pPr>
+      <w:r>
+        <w:t>The product has 23 functionalities with 125 user stories: 60 positive (expected use) and 65 negative (errors, invalid input and edge cases). Story IDs use P for positive and N for negative. Acceptance criteria are written as Given/When/Then.</w:t>
       </w:r>
     </w:p>
     <w:tbl>
@@ -16070,16 +17770,142 @@
           </w:p>
         </w:tc>
       </w:tr>
+      <w:tr>
+        <w:tblPrEx>
+          <w:tblCellMar>
+            <w:top w:w="0" w:type="dxa"/>
+            <w:bottom w:w="0" w:type="dxa"/>
+          </w:tblCellMar>
+        </w:tblPrEx>
+        <w:trPr>
+          <w:cantSplit/>
+        </w:trPr>
+        <w:tc>
+          <w:tcPr>
+            <w:tcW w:w="837" w:type="dxa"/>
+            <w:tcMar>
+              <w:top w:w="60" w:type="dxa"/>
+              <w:left w:w="90" w:type="dxa"/>
+              <w:bottom w:w="60" w:type="dxa"/>
+              <w:right w:w="90" w:type="dxa"/>
+            </w:tcMar>
+          </w:tcPr>
+          <w:p>
+            <w:pPr>
+              <w:spacing w:after="40"/>
+            </w:pPr>
+            <w:r>
+              <w:rPr>
+                <w:sz w:val="19"/>
+                <w:szCs w:val="19"/>
+              </w:rPr>
+              <w:t>F-23</w:t>
+            </w:r>
+          </w:p>
+        </w:tc>
+        <w:tc>
+          <w:tcPr>
+            <w:tcW w:w="3443" w:type="dxa"/>
+            <w:tcMar>
+              <w:top w:w="60" w:type="dxa"/>
+              <w:left w:w="90" w:type="dxa"/>
+              <w:bottom w:w="60" w:type="dxa"/>
+              <w:right w:w="90" w:type="dxa"/>
+            </w:tcMar>
+          </w:tcPr>
+          <w:p>
+            <w:pPr>
+              <w:spacing w:after="40"/>
+            </w:pPr>
+            <w:r>
+              <w:rPr>
+                <w:sz w:val="19"/>
+                <w:szCs w:val="19"/>
+              </w:rPr>
+              <w:t>Sign-in with DWS Hub (single sign-on) and account linking</w:t>
+            </w:r>
+          </w:p>
+        </w:tc>
+        <w:tc>
+          <w:tcPr>
+            <w:tcW w:w="2977" w:type="dxa"/>
+            <w:tcMar>
+              <w:top w:w="60" w:type="dxa"/>
+              <w:left w:w="90" w:type="dxa"/>
+              <w:bottom w:w="60" w:type="dxa"/>
+              <w:right w:w="90" w:type="dxa"/>
+            </w:tcMar>
+          </w:tcPr>
+          <w:p>
+            <w:pPr>
+              <w:spacing w:after="40"/>
+            </w:pPr>
+            <w:r>
+              <w:rPr>
+                <w:sz w:val="19"/>
+                <w:szCs w:val="19"/>
+              </w:rPr>
+              <w:t>All dashboard users; dashboard administrator</w:t>
+            </w:r>
+          </w:p>
+        </w:tc>
+        <w:tc>
+          <w:tcPr>
+            <w:tcW w:w="930" w:type="dxa"/>
+            <w:tcMar>
+              <w:top w:w="60" w:type="dxa"/>
+              <w:left w:w="90" w:type="dxa"/>
+              <w:bottom w:w="60" w:type="dxa"/>
+              <w:right w:w="90" w:type="dxa"/>
+            </w:tcMar>
+          </w:tcPr>
+          <w:p>
+            <w:pPr>
+              <w:spacing w:after="40"/>
+            </w:pPr>
+            <w:r>
+              <w:rPr>
+                <w:sz w:val="19"/>
+                <w:szCs w:val="19"/>
+              </w:rPr>
+              <w:t>Must</w:t>
+            </w:r>
+          </w:p>
+        </w:tc>
+        <w:tc>
+          <w:tcPr>
+            <w:tcW w:w="1119" w:type="dxa"/>
+            <w:tcMar>
+              <w:top w:w="60" w:type="dxa"/>
+              <w:left w:w="90" w:type="dxa"/>
+              <w:bottom w:w="60" w:type="dxa"/>
+              <w:right w:w="90" w:type="dxa"/>
+            </w:tcMar>
+          </w:tcPr>
+          <w:p>
+            <w:pPr>
+              <w:spacing w:after="40"/>
+            </w:pPr>
+            <w:r>
+              <w:rPr>
+                <w:sz w:val="19"/>
+                <w:szCs w:val="19"/>
+              </w:rPr>
+              <w:t>16</w:t>
+            </w:r>
+          </w:p>
+        </w:tc>
+      </w:tr>
     </w:tbl>
     <w:p>
       <w:pPr>
         <w:pStyle w:val="Heading2"/>
       </w:pPr>
-      <w:bookmarkStart w:id="22" w:name="_Toc243060051"/>
+      <w:bookmarkStart w:id="23" w:name="_Toc243385020"/>
       <w:r>
         <w:t>F-01 One-click refresh and launch</w:t>
       </w:r>
-      <w:bookmarkEnd w:id="22"/>
+      <w:bookmarkEnd w:id="23"/>
     </w:p>
     <w:p>
       <w:pPr>
@@ -16227,6 +18053,7 @@
           <w:b/>
           <w:bCs/>
         </w:rPr>
+        <w:lastRenderedPageBreak/>
         <w:t>F-01.R5</w:t>
       </w:r>
       <w:r>
@@ -16249,7 +18076,6 @@
         <w:pStyle w:val="Heading3"/>
       </w:pPr>
       <w:r>
-        <w:lastRenderedPageBreak/>
         <w:t>User stories</w:t>
       </w:r>
     </w:p>
@@ -16931,11 +18757,11 @@
       <w:pPr>
         <w:pStyle w:val="Heading2"/>
       </w:pPr>
-      <w:bookmarkStart w:id="23" w:name="_Toc243060052"/>
+      <w:bookmarkStart w:id="24" w:name="_Toc243385021"/>
       <w:r>
         <w:t>F-02 All Regions weather data pipeline</w:t>
       </w:r>
-      <w:bookmarkEnd w:id="23"/>
+      <w:bookmarkEnd w:id="24"/>
     </w:p>
     <w:p>
       <w:pPr>
@@ -17893,11 +19719,11 @@
       <w:pPr>
         <w:pStyle w:val="Heading2"/>
       </w:pPr>
-      <w:bookmarkStart w:id="24" w:name="_Toc243060053"/>
+      <w:bookmarkStart w:id="25" w:name="_Toc243385022"/>
       <w:r>
         <w:t>F-03 In-house plantation (SAP) data pipeline</w:t>
       </w:r>
-      <w:bookmarkEnd w:id="24"/>
+      <w:bookmarkEnd w:id="25"/>
     </w:p>
     <w:p>
       <w:pPr>
@@ -18959,11 +20785,11 @@
       <w:pPr>
         <w:pStyle w:val="Heading2"/>
       </w:pPr>
-      <w:bookmarkStart w:id="25" w:name="_Toc243060054"/>
+      <w:bookmarkStart w:id="26" w:name="_Toc243385023"/>
       <w:r>
         <w:t>F-04 Weather overview (All Regions)</w:t>
       </w:r>
-      <w:bookmarkEnd w:id="25"/>
+      <w:bookmarkEnd w:id="26"/>
     </w:p>
     <w:p>
       <w:pPr>
@@ -19813,11 +21639,11 @@
       <w:pPr>
         <w:pStyle w:val="Heading2"/>
       </w:pPr>
-      <w:bookmarkStart w:id="26" w:name="_Toc243060055"/>
+      <w:bookmarkStart w:id="27" w:name="_Toc243385024"/>
       <w:r>
         <w:t>F-05 Weekly and monthly seasonality (rainfall and soil)</w:t>
       </w:r>
-      <w:bookmarkEnd w:id="26"/>
+      <w:bookmarkEnd w:id="27"/>
     </w:p>
     <w:p>
       <w:pPr>
@@ -20501,11 +22327,11 @@
       <w:pPr>
         <w:pStyle w:val="Heading2"/>
       </w:pPr>
-      <w:bookmarkStart w:id="27" w:name="_Toc243060056"/>
+      <w:bookmarkStart w:id="28" w:name="_Toc243385025"/>
       <w:r>
         <w:t>F-06 Cumulative rainfall (custom 12-month period)</w:t>
       </w:r>
-      <w:bookmarkEnd w:id="27"/>
+      <w:bookmarkEnd w:id="28"/>
     </w:p>
     <w:p>
       <w:pPr>
@@ -21314,11 +23140,11 @@
       <w:pPr>
         <w:pStyle w:val="Heading2"/>
       </w:pPr>
-      <w:bookmarkStart w:id="28" w:name="_Toc243060057"/>
+      <w:bookmarkStart w:id="29" w:name="_Toc243385026"/>
       <w:r>
         <w:t>F-07 Historical comparison (rainfall)</w:t>
       </w:r>
-      <w:bookmarkEnd w:id="28"/>
+      <w:bookmarkEnd w:id="29"/>
     </w:p>
     <w:p>
       <w:pPr>
@@ -21876,11 +23702,11 @@
       <w:pPr>
         <w:pStyle w:val="Heading2"/>
       </w:pPr>
-      <w:bookmarkStart w:id="29" w:name="_Toc243060058"/>
+      <w:bookmarkStart w:id="30" w:name="_Toc243385027"/>
       <w:r>
         <w:t>F-08 Last week forecast accuracy</w:t>
       </w:r>
-      <w:bookmarkEnd w:id="29"/>
+      <w:bookmarkEnd w:id="30"/>
     </w:p>
     <w:p>
       <w:pPr>
@@ -22544,11 +24370,11 @@
       <w:pPr>
         <w:pStyle w:val="Heading2"/>
       </w:pPr>
-      <w:bookmarkStart w:id="30" w:name="_Toc243060059"/>
+      <w:bookmarkStart w:id="31" w:name="_Toc243385028"/>
       <w:r>
         <w:t>F-09 Forecast changes (run-to-run revisions)</w:t>
       </w:r>
-      <w:bookmarkEnd w:id="30"/>
+      <w:bookmarkEnd w:id="31"/>
     </w:p>
     <w:p>
       <w:pPr>
@@ -23105,11 +24931,11 @@
       <w:pPr>
         <w:pStyle w:val="Heading2"/>
       </w:pPr>
-      <w:bookmarkStart w:id="31" w:name="_Toc243060060"/>
+      <w:bookmarkStart w:id="32" w:name="_Toc243385029"/>
       <w:r>
         <w:t>F-10 July–September rainfall summary</w:t>
       </w:r>
-      <w:bookmarkEnd w:id="31"/>
+      <w:bookmarkEnd w:id="32"/>
     </w:p>
     <w:p>
       <w:pPr>
@@ -23540,12 +25366,12 @@
       <w:pPr>
         <w:pStyle w:val="Heading2"/>
       </w:pPr>
-      <w:bookmarkStart w:id="32" w:name="_Toc243060061"/>
+      <w:bookmarkStart w:id="33" w:name="_Toc243385030"/>
       <w:r>
         <w:lastRenderedPageBreak/>
         <w:t>F-11 Temperature analytics</w:t>
       </w:r>
-      <w:bookmarkEnd w:id="32"/>
+      <w:bookmarkEnd w:id="33"/>
     </w:p>
     <w:p>
       <w:pPr>
@@ -24208,11 +26034,11 @@
       <w:pPr>
         <w:pStyle w:val="Heading2"/>
       </w:pPr>
-      <w:bookmarkStart w:id="33" w:name="_Toc243060062"/>
+      <w:bookmarkStart w:id="34" w:name="_Toc243385031"/>
       <w:r>
         <w:t>F-12 In-house weather overview</w:t>
       </w:r>
-      <w:bookmarkEnd w:id="33"/>
+      <w:bookmarkEnd w:id="34"/>
     </w:p>
     <w:p>
       <w:pPr>
@@ -24896,11 +26722,11 @@
       <w:pPr>
         <w:pStyle w:val="Heading2"/>
       </w:pPr>
-      <w:bookmarkStart w:id="34" w:name="_Toc243060063"/>
+      <w:bookmarkStart w:id="35" w:name="_Toc243385032"/>
       <w:r>
         <w:t>F-13 Plantation rainfall seasonality</w:t>
       </w:r>
-      <w:bookmarkEnd w:id="34"/>
+      <w:bookmarkEnd w:id="35"/>
     </w:p>
     <w:p>
       <w:pPr>
@@ -25563,11 +27389,11 @@
       <w:pPr>
         <w:pStyle w:val="Heading2"/>
       </w:pPr>
-      <w:bookmarkStart w:id="35" w:name="_Toc243060064"/>
+      <w:bookmarkStart w:id="36" w:name="_Toc243385033"/>
       <w:r>
         <w:t>F-14 In-house cumulative rainfall</w:t>
       </w:r>
-      <w:bookmarkEnd w:id="35"/>
+      <w:bookmarkEnd w:id="36"/>
     </w:p>
     <w:p>
       <w:pPr>
@@ -25999,11 +27825,11 @@
       <w:pPr>
         <w:pStyle w:val="Heading2"/>
       </w:pPr>
-      <w:bookmarkStart w:id="36" w:name="_Toc243060065"/>
+      <w:bookmarkStart w:id="37" w:name="_Toc243385034"/>
       <w:r>
         <w:t>F-15 Navigation</w:t>
       </w:r>
-      <w:bookmarkEnd w:id="36"/>
+      <w:bookmarkEnd w:id="37"/>
     </w:p>
     <w:p>
       <w:pPr>
@@ -26600,11 +28426,11 @@
       <w:pPr>
         <w:pStyle w:val="Heading2"/>
       </w:pPr>
-      <w:bookmarkStart w:id="37" w:name="_Toc243060066"/>
+      <w:bookmarkStart w:id="38" w:name="_Toc243385035"/>
       <w:r>
         <w:t>F-16 Configuration and secrets</w:t>
       </w:r>
-      <w:bookmarkEnd w:id="37"/>
+      <w:bookmarkEnd w:id="38"/>
     </w:p>
     <w:p>
       <w:pPr>
@@ -26685,7 +28511,7 @@
         <w:t>F-16.R2</w:t>
       </w:r>
       <w:r>
-        <w:t xml:space="preserve"> Sign-in settings: SESSION_HOURS, SESSION_COOKIE_SECURE, LOGIN_MAX_FAILED_ATTEMPTS, LOGIN_LOCKOUT_MINUTES, PASSWORD_MIN_LENGTH.</w:t>
+        <w:t xml:space="preserve"> Sign-in settings: SESSION_HOURS, SESSION_COOKIE_SECURE, LOGIN_MAX_FAILED_ATTEMPTS, LOGIN_LOCKOUT_MINUTES, PASSWORD_MIN_LENGTH, LOCAL_LOGIN_ENABLED.</w:t>
       </w:r>
     </w:p>
     <w:p>
@@ -26705,7 +28531,7 @@
         <w:t>F-16.R3</w:t>
       </w:r>
       <w:r>
-        <w:t xml:space="preserve"> A missing value or the placeholder REPLACE_ME is reported with the key name.</w:t>
+        <w:t xml:space="preserve"> DWS Hub settings: SSO_ENABLED, SSO_LABEL, SSO_DISCOVERY_URL, SSO_CLIENT_ID, SSO_CLIENT_SECRET (optional), SSO_REDIRECT_URI, SSO_AUTHORIZATION_URL (optional), SSO_SCOPES, SSO_AUTO_PROVISION_ROLE (see F-23).</w:t>
       </w:r>
     </w:p>
     <w:p>
@@ -26725,7 +28551,47 @@
         <w:t>F-16.R4</w:t>
       </w:r>
       <w:r>
-        <w:t xml:space="preserve"> .env is git-ignored and never served over HTTP.</w:t>
+        <w:t xml:space="preserve"> Deployment settings: DATABASE_SSLMODE (require for Apsara RDS with SSL) and TRUST_PROXY_HEADERS (true only when the backend is reachable solely through the frontend proxy). Container images contain no secrets; the backend reads .env (or .env.staging) at run time.</w:t>
+      </w:r>
+    </w:p>
+    <w:p>
+      <w:pPr>
+        <w:pStyle w:val="ListParagraph"/>
+        <w:numPr>
+          <w:ilvl w:val="0"/>
+          <w:numId w:val="2"/>
+        </w:numPr>
+        <w:spacing w:after="60"/>
+      </w:pPr>
+      <w:r>
+        <w:rPr>
+          <w:b/>
+          <w:bCs/>
+        </w:rPr>
+        <w:t>F-16.R5</w:t>
+      </w:r>
+      <w:r>
+        <w:t xml:space="preserve"> A missing value or the placeholder REPLACE_ME is reported with the key name.</w:t>
+      </w:r>
+    </w:p>
+    <w:p>
+      <w:pPr>
+        <w:pStyle w:val="ListParagraph"/>
+        <w:numPr>
+          <w:ilvl w:val="0"/>
+          <w:numId w:val="2"/>
+        </w:numPr>
+        <w:spacing w:after="60"/>
+      </w:pPr>
+      <w:r>
+        <w:rPr>
+          <w:b/>
+          <w:bCs/>
+        </w:rPr>
+        <w:t>F-16.R6</w:t>
+      </w:r>
+      <w:r>
+        <w:t xml:space="preserve"> .env and .env.staging are git-ignored and never served over HTTP.</w:t>
       </w:r>
     </w:p>
     <w:p>
@@ -27308,11 +29174,11 @@
       <w:pPr>
         <w:pStyle w:val="Heading2"/>
       </w:pPr>
-      <w:bookmarkStart w:id="38" w:name="_Toc243060067"/>
+      <w:bookmarkStart w:id="39" w:name="_Toc243385036"/>
       <w:r>
         <w:t>F-17 Database setup and legacy migration</w:t>
       </w:r>
-      <w:bookmarkEnd w:id="38"/>
+      <w:bookmarkEnd w:id="39"/>
     </w:p>
     <w:p>
       <w:pPr>
@@ -27420,6 +29286,7 @@
         <w:pStyle w:val="Heading3"/>
       </w:pPr>
       <w:r>
+        <w:lastRenderedPageBreak/>
         <w:t>User stories</w:t>
       </w:r>
     </w:p>
@@ -27667,7 +29534,7 @@
                 <w:sz w:val="18"/>
                 <w:szCs w:val="18"/>
               </w:rPr>
-              <w:t>When I run python -m backend.database.bootstrap and enter the superuser login, then the role, database and 16 tables exist, 18 weather regions are seeded and the three default dashboard roles exist.</w:t>
+              <w:t>When I run python -m backend.database.bootstrap and enter the superuser login, then the role, database and 17 tables exist, 18 weather regions are seeded and the three default dashboard roles exist.</w:t>
             </w:r>
           </w:p>
         </w:tc>
@@ -27703,7 +29570,6 @@
                 <w:sz w:val="18"/>
                 <w:szCs w:val="18"/>
               </w:rPr>
-              <w:lastRenderedPageBreak/>
               <w:t>F-17-P2</w:t>
             </w:r>
           </w:p>
@@ -28102,11 +29968,11 @@
       <w:pPr>
         <w:pStyle w:val="Heading2"/>
       </w:pPr>
-      <w:bookmarkStart w:id="39" w:name="_Toc243060068"/>
+      <w:bookmarkStart w:id="40" w:name="_Toc243385037"/>
       <w:r>
         <w:t>F-18 Refresh audit trail, health check and web exposure</w:t>
       </w:r>
-      <w:bookmarkEnd w:id="39"/>
+      <w:bookmarkEnd w:id="40"/>
     </w:p>
     <w:p>
       <w:pPr>
@@ -28204,6 +30070,26 @@
           <w:bCs/>
         </w:rPr>
         <w:t>F-18.R3</w:t>
+      </w:r>
+      <w:r>
+        <w:t xml:space="preserve"> In the container deployment nginx serves only the site files copied into its image and forwards only /api/* and /inhouse/data/* to the backend; the backend port is reachable only from the frontend server.</w:t>
+      </w:r>
+    </w:p>
+    <w:p>
+      <w:pPr>
+        <w:pStyle w:val="ListParagraph"/>
+        <w:numPr>
+          <w:ilvl w:val="0"/>
+          <w:numId w:val="2"/>
+        </w:numPr>
+        <w:spacing w:after="60"/>
+      </w:pPr>
+      <w:r>
+        <w:rPr>
+          <w:b/>
+          <w:bCs/>
+        </w:rPr>
+        <w:t>F-18.R4</w:t>
       </w:r>
       <w:r>
         <w:t xml:space="preserve"> Unexpected server errors return a generic message; exception details are only written to the server log.</w:t>
@@ -28603,6 +30489,7 @@
                 <w:sz w:val="18"/>
                 <w:szCs w:val="18"/>
               </w:rPr>
+              <w:lastRenderedPageBreak/>
               <w:t>F-18-N1</w:t>
             </w:r>
           </w:p>
@@ -28789,12 +30676,11 @@
       <w:pPr>
         <w:pStyle w:val="Heading2"/>
       </w:pPr>
-      <w:bookmarkStart w:id="40" w:name="_Toc243060069"/>
-      <w:r>
-        <w:lastRenderedPageBreak/>
+      <w:bookmarkStart w:id="41" w:name="_Toc243385038"/>
+      <w:r>
         <w:t>F-19 Sign-in and session management</w:t>
       </w:r>
-      <w:bookmarkEnd w:id="40"/>
+      <w:bookmarkEnd w:id="41"/>
     </w:p>
     <w:p>
       <w:pPr>
@@ -28865,7 +30751,7 @@
         <w:t>POST /api/login</w:t>
       </w:r>
       <w:r>
-        <w:t xml:space="preserve"> and </w:t>
+        <w:t xml:space="preserve">, </w:t>
       </w:r>
       <w:r>
         <w:rPr>
@@ -28874,6 +30760,50 @@
           <w:szCs w:val="19"/>
         </w:rPr>
         <w:t>GET /api/health</w:t>
+      </w:r>
+      <w:r>
+        <w:t xml:space="preserve">, the DWS Hub endpoints </w:t>
+      </w:r>
+      <w:r>
+        <w:rPr>
+          <w:rFonts w:ascii="Consolas" w:eastAsia="Consolas" w:hAnsi="Consolas" w:cs="Consolas"/>
+          <w:sz w:val="19"/>
+          <w:szCs w:val="19"/>
+        </w:rPr>
+        <w:t>/api/sso/config</w:t>
+      </w:r>
+      <w:r>
+        <w:t xml:space="preserve">, </w:t>
+      </w:r>
+      <w:r>
+        <w:rPr>
+          <w:rFonts w:ascii="Consolas" w:eastAsia="Consolas" w:hAnsi="Consolas" w:cs="Consolas"/>
+          <w:sz w:val="19"/>
+          <w:szCs w:val="19"/>
+        </w:rPr>
+        <w:t>/api/sso/login</w:t>
+      </w:r>
+      <w:r>
+        <w:t xml:space="preserve"> and </w:t>
+      </w:r>
+      <w:r>
+        <w:rPr>
+          <w:rFonts w:ascii="Consolas" w:eastAsia="Consolas" w:hAnsi="Consolas" w:cs="Consolas"/>
+          <w:sz w:val="19"/>
+          <w:szCs w:val="19"/>
+        </w:rPr>
+        <w:t>/api/sso/callback</w:t>
+      </w:r>
+      <w:r>
+        <w:t xml:space="preserve">, and the page check </w:t>
+      </w:r>
+      <w:r>
+        <w:rPr>
+          <w:rFonts w:ascii="Consolas" w:eastAsia="Consolas" w:hAnsi="Consolas" w:cs="Consolas"/>
+          <w:sz w:val="19"/>
+          <w:szCs w:val="19"/>
+        </w:rPr>
+        <w:t>/api/auth/check</w:t>
       </w:r>
       <w:r>
         <w:t xml:space="preserve"> are public. A signed-out request for a page is redirected to /login.html?next=&lt;page&gt;; a signed-out API call returns HTTP 401 JSON.</w:t>
@@ -29318,6 +31248,7 @@
                 <w:sz w:val="18"/>
                 <w:szCs w:val="18"/>
               </w:rPr>
+              <w:lastRenderedPageBreak/>
               <w:t>F-19-P2</w:t>
             </w:r>
           </w:p>
@@ -29636,7 +31567,6 @@
                 <w:sz w:val="18"/>
                 <w:szCs w:val="18"/>
               </w:rPr>
-              <w:lastRenderedPageBreak/>
               <w:t>F-19-N1</w:t>
             </w:r>
           </w:p>
@@ -30353,11 +32283,11 @@
       <w:pPr>
         <w:pStyle w:val="Heading2"/>
       </w:pPr>
-      <w:bookmarkStart w:id="41" w:name="_Toc243060070"/>
+      <w:bookmarkStart w:id="42" w:name="_Toc243385039"/>
       <w:r>
         <w:t>F-20 Role-based access control</w:t>
       </w:r>
-      <w:bookmarkEnd w:id="41"/>
+      <w:bookmarkEnd w:id="42"/>
     </w:p>
     <w:p>
       <w:pPr>
@@ -30397,6 +32327,7 @@
         <w:pStyle w:val="Heading3"/>
       </w:pPr>
       <w:r>
+        <w:lastRenderedPageBreak/>
         <w:t>Requirements</w:t>
       </w:r>
     </w:p>
@@ -30474,7 +32405,6 @@
           <w:b/>
           <w:bCs/>
         </w:rPr>
-        <w:lastRenderedPageBreak/>
         <w:t>F-20.R4</w:t>
       </w:r>
       <w:r>
@@ -31339,6 +33269,7 @@
                 <w:sz w:val="18"/>
                 <w:szCs w:val="18"/>
               </w:rPr>
+              <w:lastRenderedPageBreak/>
               <w:t>F-20-N3</w:t>
             </w:r>
           </w:p>
@@ -31525,11 +33456,11 @@
       <w:pPr>
         <w:pStyle w:val="Heading2"/>
       </w:pPr>
-      <w:bookmarkStart w:id="42" w:name="_Toc243060071"/>
+      <w:bookmarkStart w:id="43" w:name="_Toc243385040"/>
       <w:r>
         <w:t>F-21 User registration and management (administrators only)</w:t>
       </w:r>
-      <w:bookmarkEnd w:id="42"/>
+      <w:bookmarkEnd w:id="43"/>
     </w:p>
     <w:p>
       <w:pPr>
@@ -31561,7 +33492,6 @@
         <w:spacing w:after="120"/>
       </w:pPr>
       <w:r>
-        <w:lastRenderedPageBreak/>
         <w:t>The User management page (/admin/users.html) lets administrators register users, change their name, email, role and status, reset passwords, unlock accounts and review recent sign-in activity. The first administrator is created on the server with python -m backend.auth.create_admin.</w:t>
       </w:r>
     </w:p>
@@ -31610,7 +33540,7 @@
         <w:t>F-21.R2</w:t>
       </w:r>
       <w:r>
-        <w:t xml:space="preserve"> Register: email (valid format, at most 200 characters, unique ignoring case, stored in lower case), full name (2 to 100 characters), role and an initial password that meets the password policy. Generate creates a random 18-character password.</w:t>
+        <w:t xml:space="preserve"> Register: email (valid format, at most 200 characters, unique ignoring case, stored in lower case), full name (2 to 100 characters), role and an initial password that meets the password policy. Generate creates a random 18-character password. When DWS Hub sign-in is enabled the password may be left empty: the account then signs in only with the Hub (F-23).</w:t>
       </w:r>
     </w:p>
     <w:p>
@@ -32012,6 +33942,7 @@
                 <w:sz w:val="18"/>
                 <w:szCs w:val="18"/>
               </w:rPr>
+              <w:lastRenderedPageBreak/>
               <w:t>F-21-P2</w:t>
             </w:r>
           </w:p>
@@ -32542,7 +34473,6 @@
                 <w:sz w:val="18"/>
                 <w:szCs w:val="18"/>
               </w:rPr>
-              <w:lastRenderedPageBreak/>
               <w:t>F-21-P7</w:t>
             </w:r>
           </w:p>
@@ -33153,11 +35083,12 @@
       <w:pPr>
         <w:pStyle w:val="Heading2"/>
       </w:pPr>
-      <w:bookmarkStart w:id="43" w:name="_Toc243060072"/>
-      <w:r>
+      <w:bookmarkStart w:id="44" w:name="_Toc243385041"/>
+      <w:r>
+        <w:lastRenderedPageBreak/>
         <w:t>F-22 Change own password</w:t>
       </w:r>
-      <w:bookmarkEnd w:id="43"/>
+      <w:bookmarkEnd w:id="44"/>
     </w:p>
     <w:p>
       <w:pPr>
@@ -33265,7 +35196,6 @@
         <w:pStyle w:val="Heading3"/>
       </w:pPr>
       <w:r>
-        <w:lastRenderedPageBreak/>
         <w:t>User stories</w:t>
       </w:r>
     </w:p>
@@ -33839,13 +35769,2106 @@
     </w:tbl>
     <w:p>
       <w:pPr>
+        <w:pStyle w:val="Heading2"/>
+      </w:pPr>
+      <w:bookmarkStart w:id="45" w:name="_Toc243385042"/>
+      <w:r>
+        <w:t>F-23 Sign-in with DWS Hub (single sign-on) and account linking</w:t>
+      </w:r>
+      <w:bookmarkEnd w:id="45"/>
+    </w:p>
+    <w:p>
+      <w:pPr>
+        <w:spacing w:after="120"/>
+      </w:pPr>
+      <w:r>
+        <w:rPr>
+          <w:b/>
+          <w:bCs/>
+        </w:rPr>
+        <w:t>Primary persona:</w:t>
+      </w:r>
+      <w:r>
+        <w:t xml:space="preserve"> All dashboard users; dashboard administrator · </w:t>
+      </w:r>
+      <w:r>
+        <w:rPr>
+          <w:b/>
+          <w:bCs/>
+        </w:rPr>
+        <w:t>Priority:</w:t>
+      </w:r>
+      <w:r>
+        <w:t xml:space="preserve"> Must</w:t>
+      </w:r>
+    </w:p>
+    <w:p>
+      <w:pPr>
+        <w:spacing w:after="120"/>
+      </w:pPr>
+      <w:r>
+        <w:t>When SSO_ENABLED=true the sign-in page shows "Sign in with DWS Hub". Users sign in at the company DWS Hub (OpenID Connect authorization code flow with PKCE, Hub strict mode); the dashboard checks the Hub's signed ID token, matches the person to a dashboard account and opens the same session as F-19. Roles and sections are still managed in the dashboard (F-20, F-21).</w:t>
+      </w:r>
+    </w:p>
+    <w:p>
+      <w:pPr>
+        <w:pStyle w:val="Heading3"/>
+      </w:pPr>
+      <w:r>
+        <w:t>Requirements</w:t>
+      </w:r>
+    </w:p>
+    <w:p>
+      <w:pPr>
+        <w:pStyle w:val="ListParagraph"/>
+        <w:numPr>
+          <w:ilvl w:val="0"/>
+          <w:numId w:val="2"/>
+        </w:numPr>
+        <w:spacing w:after="60"/>
+      </w:pPr>
+      <w:r>
+        <w:rPr>
+          <w:b/>
+          <w:bCs/>
+        </w:rPr>
+        <w:t>F-23.R1</w:t>
+      </w:r>
+      <w:r>
+        <w:t xml:space="preserve"> The Hub button is shown only when SSO_ENABLED=true, with the text SSO_LABEL. </w:t>
+      </w:r>
+      <w:r>
+        <w:rPr>
+          <w:rFonts w:ascii="Consolas" w:eastAsia="Consolas" w:hAnsi="Consolas" w:cs="Consolas"/>
+          <w:sz w:val="19"/>
+          <w:szCs w:val="19"/>
+        </w:rPr>
+        <w:t>GET /api/sso/login</w:t>
+      </w:r>
+      <w:r>
+        <w:t xml:space="preserve"> starts the sign-in and keeps the requested page (?next=) only when it is a path on this site.</w:t>
+      </w:r>
+    </w:p>
+    <w:p>
+      <w:pPr>
+        <w:pStyle w:val="ListParagraph"/>
+        <w:numPr>
+          <w:ilvl w:val="0"/>
+          <w:numId w:val="2"/>
+        </w:numPr>
+        <w:spacing w:after="60"/>
+      </w:pPr>
+      <w:r>
+        <w:rPr>
+          <w:b/>
+          <w:bCs/>
+        </w:rPr>
+        <w:lastRenderedPageBreak/>
+        <w:t>F-23.R2</w:t>
+      </w:r>
+      <w:r>
+        <w:t xml:space="preserve"> Every sign-in uses a new random state, nonce and PKCE code verifier (S256). Only a SHA-256 hash of the state is stored; a pending sign-in can be completed once and expires after 10 minutes.</w:t>
+      </w:r>
+    </w:p>
+    <w:p>
+      <w:pPr>
+        <w:pStyle w:val="ListParagraph"/>
+        <w:numPr>
+          <w:ilvl w:val="0"/>
+          <w:numId w:val="2"/>
+        </w:numPr>
+        <w:spacing w:after="60"/>
+      </w:pPr>
+      <w:r>
+        <w:rPr>
+          <w:b/>
+          <w:bCs/>
+        </w:rPr>
+        <w:t>F-23.R3</w:t>
+      </w:r>
+      <w:r>
+        <w:t xml:space="preserve"> The backend exchanges the one-time code with the Hub server to server, then accepts the ID token only when it is signed by a current Hub key (JWKS), its issuer is the Hub issuer, its audience is SSO_CLIENT_ID, it has not expired (60 s clock leeway), it has a user id (sub) and its nonce belongs to this sign-in.</w:t>
+      </w:r>
+    </w:p>
+    <w:p>
+      <w:pPr>
+        <w:pStyle w:val="ListParagraph"/>
+        <w:numPr>
+          <w:ilvl w:val="0"/>
+          <w:numId w:val="2"/>
+        </w:numPr>
+        <w:spacing w:after="60"/>
+      </w:pPr>
+      <w:r>
+        <w:rPr>
+          <w:b/>
+          <w:bCs/>
+        </w:rPr>
+        <w:t>F-23.R4</w:t>
+      </w:r>
+      <w:r>
+        <w:t xml:space="preserve"> Account matching: first by Hub user id (sub, stored in app_user.sso_subject); otherwise by the email of a registered account (letter case ignored), which is then linked to the sub and audited as sso_linked. A registered email that is already linked to a different Hub user is refused.</w:t>
+      </w:r>
+    </w:p>
+    <w:p>
+      <w:pPr>
+        <w:pStyle w:val="ListParagraph"/>
+        <w:numPr>
+          <w:ilvl w:val="0"/>
+          <w:numId w:val="2"/>
+        </w:numPr>
+        <w:spacing w:after="60"/>
+      </w:pPr>
+      <w:r>
+        <w:rPr>
+          <w:b/>
+          <w:bCs/>
+        </w:rPr>
+        <w:t>F-23.R5</w:t>
+      </w:r>
+      <w:r>
+        <w:t xml:space="preserve"> A Hub user without a dashboard account is refused unless SSO_AUTO_PROVISION_ROLE names a role; then an account with that role, the Hub name and email and no password is created (user_created, "via sso auto-provision").</w:t>
+      </w:r>
+    </w:p>
+    <w:p>
+      <w:pPr>
+        <w:pStyle w:val="ListParagraph"/>
+        <w:numPr>
+          <w:ilvl w:val="0"/>
+          <w:numId w:val="2"/>
+        </w:numPr>
+        <w:spacing w:after="60"/>
+      </w:pPr>
+      <w:r>
+        <w:rPr>
+          <w:b/>
+          <w:bCs/>
+        </w:rPr>
+        <w:t>F-23.R6</w:t>
+      </w:r>
+      <w:r>
+        <w:t xml:space="preserve"> Disabled accounts and roles without a section are refused as in F-19 and F-20. A successful Hub sign-in is audited as sso_login_succeeded and creates the same rainfall_session cookie and session lifetime as a password sign-in.</w:t>
+      </w:r>
+    </w:p>
+    <w:p>
+      <w:pPr>
+        <w:pStyle w:val="ListParagraph"/>
+        <w:numPr>
+          <w:ilvl w:val="0"/>
+          <w:numId w:val="2"/>
+        </w:numPr>
+        <w:spacing w:after="60"/>
+      </w:pPr>
+      <w:r>
+        <w:rPr>
+          <w:b/>
+          <w:bCs/>
+        </w:rPr>
+        <w:t>F-23.R7</w:t>
+      </w:r>
+      <w:r>
+        <w:t xml:space="preserve"> With SSO enabled, an administrator may leave the password empty when registering a user. Such a Hub-only account cannot sign in with a password. Linked accounts show a "DWS Hub" badge on User management.</w:t>
+      </w:r>
+    </w:p>
+    <w:p>
+      <w:pPr>
+        <w:pStyle w:val="ListParagraph"/>
+        <w:numPr>
+          <w:ilvl w:val="0"/>
+          <w:numId w:val="2"/>
+        </w:numPr>
+        <w:spacing w:after="60"/>
+      </w:pPr>
+      <w:r>
+        <w:rPr>
+          <w:b/>
+          <w:bCs/>
+        </w:rPr>
+        <w:t>F-23.R8</w:t>
+      </w:r>
+      <w:r>
+        <w:t xml:space="preserve"> LOCAL_LOGIN_ENABLED=false switches email + password sign-in off (POST /api/login returns 403 "Sign in with DWS Hub."). The default (true) keeps a break-glass administrator who can sign in while the Hub is down.</w:t>
+      </w:r>
+    </w:p>
+    <w:p>
+      <w:pPr>
+        <w:pStyle w:val="ListParagraph"/>
+        <w:numPr>
+          <w:ilvl w:val="0"/>
+          <w:numId w:val="2"/>
+        </w:numPr>
+        <w:spacing w:after="60"/>
+      </w:pPr>
+      <w:r>
+        <w:rPr>
+          <w:b/>
+          <w:bCs/>
+        </w:rPr>
+        <w:t>F-23.R9</w:t>
+      </w:r>
+      <w:r>
+        <w:t xml:space="preserve"> Any failure returns the user to /login.html with a readable reason (?sso_error=); no session is opened.</w:t>
+      </w:r>
+    </w:p>
+    <w:p>
+      <w:pPr>
+        <w:pStyle w:val="Heading3"/>
+      </w:pPr>
+      <w:r>
+        <w:t>User stories</w:t>
+      </w:r>
+    </w:p>
+    <w:tbl>
+      <w:tblPr>
+        <w:tblW w:w="9306" w:type="dxa"/>
+        <w:tblBorders>
+          <w:top w:val="single" w:sz="4" w:space="0" w:color="C9D3D9"/>
+          <w:left w:val="single" w:sz="4" w:space="0" w:color="C9D3D9"/>
+          <w:bottom w:val="single" w:sz="4" w:space="0" w:color="C9D3D9"/>
+          <w:right w:val="single" w:sz="4" w:space="0" w:color="C9D3D9"/>
+          <w:insideH w:val="single" w:sz="4" w:space="0" w:color="C9D3D9"/>
+          <w:insideV w:val="single" w:sz="4" w:space="0" w:color="C9D3D9"/>
+        </w:tblBorders>
+        <w:tblCellMar>
+          <w:left w:w="10" w:type="dxa"/>
+          <w:right w:w="10" w:type="dxa"/>
+        </w:tblCellMar>
+        <w:tblLook w:val="0000" w:firstRow="0" w:lastRow="0" w:firstColumn="0" w:lastColumn="0" w:noHBand="0" w:noVBand="0"/>
+      </w:tblPr>
+      <w:tblGrid>
+        <w:gridCol w:w="1023"/>
+        <w:gridCol w:w="930"/>
+        <w:gridCol w:w="3443"/>
+        <w:gridCol w:w="3910"/>
+      </w:tblGrid>
+      <w:tr>
+        <w:tblPrEx>
+          <w:tblCellMar>
+            <w:top w:w="0" w:type="dxa"/>
+            <w:bottom w:w="0" w:type="dxa"/>
+          </w:tblCellMar>
+        </w:tblPrEx>
+        <w:trPr>
+          <w:cantSplit/>
+          <w:tblHeader/>
+        </w:trPr>
+        <w:tc>
+          <w:tcPr>
+            <w:tcW w:w="1023" w:type="dxa"/>
+            <w:shd w:val="clear" w:color="auto" w:fill="E3EAEE"/>
+            <w:tcMar>
+              <w:top w:w="60" w:type="dxa"/>
+              <w:left w:w="90" w:type="dxa"/>
+              <w:bottom w:w="60" w:type="dxa"/>
+              <w:right w:w="90" w:type="dxa"/>
+            </w:tcMar>
+          </w:tcPr>
+          <w:p>
+            <w:pPr>
+              <w:spacing w:after="40"/>
+            </w:pPr>
+            <w:r>
+              <w:rPr>
+                <w:b/>
+                <w:bCs/>
+                <w:color w:val="0B2530"/>
+                <w:sz w:val="18"/>
+                <w:szCs w:val="18"/>
+              </w:rPr>
+              <w:t>ID</w:t>
+            </w:r>
+          </w:p>
+        </w:tc>
+        <w:tc>
+          <w:tcPr>
+            <w:tcW w:w="930" w:type="dxa"/>
+            <w:shd w:val="clear" w:color="auto" w:fill="E3EAEE"/>
+            <w:tcMar>
+              <w:top w:w="60" w:type="dxa"/>
+              <w:left w:w="90" w:type="dxa"/>
+              <w:bottom w:w="60" w:type="dxa"/>
+              <w:right w:w="90" w:type="dxa"/>
+            </w:tcMar>
+          </w:tcPr>
+          <w:p>
+            <w:pPr>
+              <w:spacing w:after="40"/>
+            </w:pPr>
+            <w:r>
+              <w:rPr>
+                <w:b/>
+                <w:bCs/>
+                <w:color w:val="0B2530"/>
+                <w:sz w:val="18"/>
+                <w:szCs w:val="18"/>
+              </w:rPr>
+              <w:t>Type</w:t>
+            </w:r>
+          </w:p>
+        </w:tc>
+        <w:tc>
+          <w:tcPr>
+            <w:tcW w:w="3443" w:type="dxa"/>
+            <w:shd w:val="clear" w:color="auto" w:fill="E3EAEE"/>
+            <w:tcMar>
+              <w:top w:w="60" w:type="dxa"/>
+              <w:left w:w="90" w:type="dxa"/>
+              <w:bottom w:w="60" w:type="dxa"/>
+              <w:right w:w="90" w:type="dxa"/>
+            </w:tcMar>
+          </w:tcPr>
+          <w:p>
+            <w:pPr>
+              <w:spacing w:after="40"/>
+            </w:pPr>
+            <w:r>
+              <w:rPr>
+                <w:b/>
+                <w:bCs/>
+                <w:color w:val="0B2530"/>
+                <w:sz w:val="18"/>
+                <w:szCs w:val="18"/>
+              </w:rPr>
+              <w:t>User story</w:t>
+            </w:r>
+          </w:p>
+        </w:tc>
+        <w:tc>
+          <w:tcPr>
+            <w:tcW w:w="3910" w:type="dxa"/>
+            <w:shd w:val="clear" w:color="auto" w:fill="E3EAEE"/>
+            <w:tcMar>
+              <w:top w:w="60" w:type="dxa"/>
+              <w:left w:w="90" w:type="dxa"/>
+              <w:bottom w:w="60" w:type="dxa"/>
+              <w:right w:w="90" w:type="dxa"/>
+            </w:tcMar>
+          </w:tcPr>
+          <w:p>
+            <w:pPr>
+              <w:spacing w:after="40"/>
+            </w:pPr>
+            <w:r>
+              <w:rPr>
+                <w:b/>
+                <w:bCs/>
+                <w:color w:val="0B2530"/>
+                <w:sz w:val="18"/>
+                <w:szCs w:val="18"/>
+              </w:rPr>
+              <w:t>Acceptance criteria</w:t>
+            </w:r>
+          </w:p>
+        </w:tc>
+      </w:tr>
+      <w:tr>
+        <w:tblPrEx>
+          <w:tblCellMar>
+            <w:top w:w="0" w:type="dxa"/>
+            <w:bottom w:w="0" w:type="dxa"/>
+          </w:tblCellMar>
+        </w:tblPrEx>
+        <w:trPr>
+          <w:cantSplit/>
+        </w:trPr>
+        <w:tc>
+          <w:tcPr>
+            <w:tcW w:w="1023" w:type="dxa"/>
+            <w:tcMar>
+              <w:top w:w="60" w:type="dxa"/>
+              <w:left w:w="90" w:type="dxa"/>
+              <w:bottom w:w="60" w:type="dxa"/>
+              <w:right w:w="90" w:type="dxa"/>
+            </w:tcMar>
+          </w:tcPr>
+          <w:p>
+            <w:pPr>
+              <w:spacing w:after="40"/>
+            </w:pPr>
+            <w:r>
+              <w:rPr>
+                <w:b/>
+                <w:bCs/>
+                <w:sz w:val="18"/>
+                <w:szCs w:val="18"/>
+              </w:rPr>
+              <w:t>F-23-P1</w:t>
+            </w:r>
+          </w:p>
+        </w:tc>
+        <w:tc>
+          <w:tcPr>
+            <w:tcW w:w="930" w:type="dxa"/>
+            <w:shd w:val="clear" w:color="auto" w:fill="EAF5EC"/>
+            <w:tcMar>
+              <w:top w:w="60" w:type="dxa"/>
+              <w:left w:w="90" w:type="dxa"/>
+              <w:bottom w:w="60" w:type="dxa"/>
+              <w:right w:w="90" w:type="dxa"/>
+            </w:tcMar>
+          </w:tcPr>
+          <w:p>
+            <w:pPr>
+              <w:spacing w:after="40"/>
+            </w:pPr>
+            <w:r>
+              <w:rPr>
+                <w:sz w:val="18"/>
+                <w:szCs w:val="18"/>
+              </w:rPr>
+              <w:t>Positive</w:t>
+            </w:r>
+          </w:p>
+        </w:tc>
+        <w:tc>
+          <w:tcPr>
+            <w:tcW w:w="3443" w:type="dxa"/>
+            <w:tcMar>
+              <w:top w:w="60" w:type="dxa"/>
+              <w:left w:w="90" w:type="dxa"/>
+              <w:bottom w:w="60" w:type="dxa"/>
+              <w:right w:w="90" w:type="dxa"/>
+            </w:tcMar>
+          </w:tcPr>
+          <w:p>
+            <w:pPr>
+              <w:spacing w:after="40"/>
+            </w:pPr>
+            <w:r>
+              <w:rPr>
+                <w:sz w:val="18"/>
+                <w:szCs w:val="18"/>
+              </w:rPr>
+              <w:t>As a dashboard user, I want to sign in with my DWS Hub account, so that I do not need a separate dashboard password.</w:t>
+            </w:r>
+          </w:p>
+        </w:tc>
+        <w:tc>
+          <w:tcPr>
+            <w:tcW w:w="3910" w:type="dxa"/>
+            <w:tcMar>
+              <w:top w:w="60" w:type="dxa"/>
+              <w:left w:w="90" w:type="dxa"/>
+              <w:bottom w:w="60" w:type="dxa"/>
+              <w:right w:w="90" w:type="dxa"/>
+            </w:tcMar>
+          </w:tcPr>
+          <w:p>
+            <w:pPr>
+              <w:spacing w:after="40"/>
+            </w:pPr>
+            <w:r>
+              <w:rPr>
+                <w:sz w:val="18"/>
+                <w:szCs w:val="18"/>
+              </w:rPr>
+              <w:t>Given an administrator registered my Hub email and SSO is enabled, when I click Sign in with DWS Hub and sign in at the Hub, then I land on my home page, a rainfall_session cookie is set and auth_audit records sso_login_succeeded.</w:t>
+            </w:r>
+          </w:p>
+        </w:tc>
+      </w:tr>
+      <w:tr>
+        <w:tblPrEx>
+          <w:tblCellMar>
+            <w:top w:w="0" w:type="dxa"/>
+            <w:bottom w:w="0" w:type="dxa"/>
+          </w:tblCellMar>
+        </w:tblPrEx>
+        <w:trPr>
+          <w:cantSplit/>
+        </w:trPr>
+        <w:tc>
+          <w:tcPr>
+            <w:tcW w:w="1023" w:type="dxa"/>
+            <w:tcMar>
+              <w:top w:w="60" w:type="dxa"/>
+              <w:left w:w="90" w:type="dxa"/>
+              <w:bottom w:w="60" w:type="dxa"/>
+              <w:right w:w="90" w:type="dxa"/>
+            </w:tcMar>
+          </w:tcPr>
+          <w:p>
+            <w:pPr>
+              <w:spacing w:after="40"/>
+            </w:pPr>
+            <w:r>
+              <w:rPr>
+                <w:b/>
+                <w:bCs/>
+                <w:sz w:val="18"/>
+                <w:szCs w:val="18"/>
+              </w:rPr>
+              <w:t>F-23-P2</w:t>
+            </w:r>
+          </w:p>
+        </w:tc>
+        <w:tc>
+          <w:tcPr>
+            <w:tcW w:w="930" w:type="dxa"/>
+            <w:shd w:val="clear" w:color="auto" w:fill="EAF5EC"/>
+            <w:tcMar>
+              <w:top w:w="60" w:type="dxa"/>
+              <w:left w:w="90" w:type="dxa"/>
+              <w:bottom w:w="60" w:type="dxa"/>
+              <w:right w:w="90" w:type="dxa"/>
+            </w:tcMar>
+          </w:tcPr>
+          <w:p>
+            <w:pPr>
+              <w:spacing w:after="40"/>
+            </w:pPr>
+            <w:r>
+              <w:rPr>
+                <w:sz w:val="18"/>
+                <w:szCs w:val="18"/>
+              </w:rPr>
+              <w:t>Positive</w:t>
+            </w:r>
+          </w:p>
+        </w:tc>
+        <w:tc>
+          <w:tcPr>
+            <w:tcW w:w="3443" w:type="dxa"/>
+            <w:tcMar>
+              <w:top w:w="60" w:type="dxa"/>
+              <w:left w:w="90" w:type="dxa"/>
+              <w:bottom w:w="60" w:type="dxa"/>
+              <w:right w:w="90" w:type="dxa"/>
+            </w:tcMar>
+          </w:tcPr>
+          <w:p>
+            <w:pPr>
+              <w:spacing w:after="40"/>
+            </w:pPr>
+            <w:r>
+              <w:rPr>
+                <w:sz w:val="18"/>
+                <w:szCs w:val="18"/>
+              </w:rPr>
+              <w:t>As an existing dashboard user, I want my first Hub sign-in to reach my existing account, so that my role and history are kept.</w:t>
+            </w:r>
+          </w:p>
+        </w:tc>
+        <w:tc>
+          <w:tcPr>
+            <w:tcW w:w="3910" w:type="dxa"/>
+            <w:tcMar>
+              <w:top w:w="60" w:type="dxa"/>
+              <w:left w:w="90" w:type="dxa"/>
+              <w:bottom w:w="60" w:type="dxa"/>
+              <w:right w:w="90" w:type="dxa"/>
+            </w:tcMar>
+          </w:tcPr>
+          <w:p>
+            <w:pPr>
+              <w:spacing w:after="40"/>
+            </w:pPr>
+            <w:r>
+              <w:rPr>
+                <w:sz w:val="18"/>
+                <w:szCs w:val="18"/>
+              </w:rPr>
+              <w:t>Given my account exists with my email and is not linked yet, when I sign in with the Hub (my Hub email in any letter case), then the account is linked to my Hub user id, sso_linked is audited and User management shows the DWS Hub badge.</w:t>
+            </w:r>
+          </w:p>
+        </w:tc>
+      </w:tr>
+      <w:tr>
+        <w:tblPrEx>
+          <w:tblCellMar>
+            <w:top w:w="0" w:type="dxa"/>
+            <w:bottom w:w="0" w:type="dxa"/>
+          </w:tblCellMar>
+        </w:tblPrEx>
+        <w:trPr>
+          <w:cantSplit/>
+        </w:trPr>
+        <w:tc>
+          <w:tcPr>
+            <w:tcW w:w="1023" w:type="dxa"/>
+            <w:tcMar>
+              <w:top w:w="60" w:type="dxa"/>
+              <w:left w:w="90" w:type="dxa"/>
+              <w:bottom w:w="60" w:type="dxa"/>
+              <w:right w:w="90" w:type="dxa"/>
+            </w:tcMar>
+          </w:tcPr>
+          <w:p>
+            <w:pPr>
+              <w:spacing w:after="40"/>
+            </w:pPr>
+            <w:r>
+              <w:rPr>
+                <w:b/>
+                <w:bCs/>
+                <w:sz w:val="18"/>
+                <w:szCs w:val="18"/>
+              </w:rPr>
+              <w:t>F-23-P3</w:t>
+            </w:r>
+          </w:p>
+        </w:tc>
+        <w:tc>
+          <w:tcPr>
+            <w:tcW w:w="930" w:type="dxa"/>
+            <w:shd w:val="clear" w:color="auto" w:fill="EAF5EC"/>
+            <w:tcMar>
+              <w:top w:w="60" w:type="dxa"/>
+              <w:left w:w="90" w:type="dxa"/>
+              <w:bottom w:w="60" w:type="dxa"/>
+              <w:right w:w="90" w:type="dxa"/>
+            </w:tcMar>
+          </w:tcPr>
+          <w:p>
+            <w:pPr>
+              <w:spacing w:after="40"/>
+            </w:pPr>
+            <w:r>
+              <w:rPr>
+                <w:sz w:val="18"/>
+                <w:szCs w:val="18"/>
+              </w:rPr>
+              <w:t>Positive</w:t>
+            </w:r>
+          </w:p>
+        </w:tc>
+        <w:tc>
+          <w:tcPr>
+            <w:tcW w:w="3443" w:type="dxa"/>
+            <w:tcMar>
+              <w:top w:w="60" w:type="dxa"/>
+              <w:left w:w="90" w:type="dxa"/>
+              <w:bottom w:w="60" w:type="dxa"/>
+              <w:right w:w="90" w:type="dxa"/>
+            </w:tcMar>
+          </w:tcPr>
+          <w:p>
+            <w:pPr>
+              <w:spacing w:after="40"/>
+            </w:pPr>
+            <w:r>
+              <w:rPr>
+                <w:sz w:val="18"/>
+                <w:szCs w:val="18"/>
+              </w:rPr>
+              <w:t>As a linked user, I want to keep access when my email changes in the Hub, so that a name or domain change does not lock me out.</w:t>
+            </w:r>
+          </w:p>
+        </w:tc>
+        <w:tc>
+          <w:tcPr>
+            <w:tcW w:w="3910" w:type="dxa"/>
+            <w:tcMar>
+              <w:top w:w="60" w:type="dxa"/>
+              <w:left w:w="90" w:type="dxa"/>
+              <w:bottom w:w="60" w:type="dxa"/>
+              <w:right w:w="90" w:type="dxa"/>
+            </w:tcMar>
+          </w:tcPr>
+          <w:p>
+            <w:pPr>
+              <w:spacing w:after="40"/>
+            </w:pPr>
+            <w:r>
+              <w:rPr>
+                <w:sz w:val="18"/>
+                <w:szCs w:val="18"/>
+              </w:rPr>
+              <w:t>Given my account is linked to my Hub user id, when my Hub email changes and I sign in with the Hub, then I reach the same account with the same role.</w:t>
+            </w:r>
+          </w:p>
+        </w:tc>
+      </w:tr>
+      <w:tr>
+        <w:tblPrEx>
+          <w:tblCellMar>
+            <w:top w:w="0" w:type="dxa"/>
+            <w:bottom w:w="0" w:type="dxa"/>
+          </w:tblCellMar>
+        </w:tblPrEx>
+        <w:trPr>
+          <w:cantSplit/>
+        </w:trPr>
+        <w:tc>
+          <w:tcPr>
+            <w:tcW w:w="1023" w:type="dxa"/>
+            <w:tcMar>
+              <w:top w:w="60" w:type="dxa"/>
+              <w:left w:w="90" w:type="dxa"/>
+              <w:bottom w:w="60" w:type="dxa"/>
+              <w:right w:w="90" w:type="dxa"/>
+            </w:tcMar>
+          </w:tcPr>
+          <w:p>
+            <w:pPr>
+              <w:spacing w:after="40"/>
+            </w:pPr>
+            <w:r>
+              <w:rPr>
+                <w:b/>
+                <w:bCs/>
+                <w:sz w:val="18"/>
+                <w:szCs w:val="18"/>
+              </w:rPr>
+              <w:t>F-23-P4</w:t>
+            </w:r>
+          </w:p>
+        </w:tc>
+        <w:tc>
+          <w:tcPr>
+            <w:tcW w:w="930" w:type="dxa"/>
+            <w:shd w:val="clear" w:color="auto" w:fill="EAF5EC"/>
+            <w:tcMar>
+              <w:top w:w="60" w:type="dxa"/>
+              <w:left w:w="90" w:type="dxa"/>
+              <w:bottom w:w="60" w:type="dxa"/>
+              <w:right w:w="90" w:type="dxa"/>
+            </w:tcMar>
+          </w:tcPr>
+          <w:p>
+            <w:pPr>
+              <w:spacing w:after="40"/>
+            </w:pPr>
+            <w:r>
+              <w:rPr>
+                <w:sz w:val="18"/>
+                <w:szCs w:val="18"/>
+              </w:rPr>
+              <w:t>Positive</w:t>
+            </w:r>
+          </w:p>
+        </w:tc>
+        <w:tc>
+          <w:tcPr>
+            <w:tcW w:w="3443" w:type="dxa"/>
+            <w:tcMar>
+              <w:top w:w="60" w:type="dxa"/>
+              <w:left w:w="90" w:type="dxa"/>
+              <w:bottom w:w="60" w:type="dxa"/>
+              <w:right w:w="90" w:type="dxa"/>
+            </w:tcMar>
+          </w:tcPr>
+          <w:p>
+            <w:pPr>
+              <w:spacing w:after="40"/>
+            </w:pPr>
+            <w:r>
+              <w:rPr>
+                <w:sz w:val="18"/>
+                <w:szCs w:val="18"/>
+              </w:rPr>
+              <w:t>As a user opening a bookmark, I want to return to that page after the Hub sign-in.</w:t>
+            </w:r>
+          </w:p>
+        </w:tc>
+        <w:tc>
+          <w:tcPr>
+            <w:tcW w:w="3910" w:type="dxa"/>
+            <w:tcMar>
+              <w:top w:w="60" w:type="dxa"/>
+              <w:left w:w="90" w:type="dxa"/>
+              <w:bottom w:w="60" w:type="dxa"/>
+              <w:right w:w="90" w:type="dxa"/>
+            </w:tcMar>
+          </w:tcPr>
+          <w:p>
+            <w:pPr>
+              <w:spacing w:after="40"/>
+            </w:pPr>
+            <w:r>
+              <w:rPr>
+                <w:sz w:val="18"/>
+                <w:szCs w:val="18"/>
+              </w:rPr>
+              <w:t>Given I am signed out, when I open /weekly-seasonality.html and sign in with the Hub, then I land on Weekly seasonality.</w:t>
+            </w:r>
+          </w:p>
+        </w:tc>
+      </w:tr>
+      <w:tr>
+        <w:tblPrEx>
+          <w:tblCellMar>
+            <w:top w:w="0" w:type="dxa"/>
+            <w:bottom w:w="0" w:type="dxa"/>
+          </w:tblCellMar>
+        </w:tblPrEx>
+        <w:trPr>
+          <w:cantSplit/>
+        </w:trPr>
+        <w:tc>
+          <w:tcPr>
+            <w:tcW w:w="1023" w:type="dxa"/>
+            <w:tcMar>
+              <w:top w:w="60" w:type="dxa"/>
+              <w:left w:w="90" w:type="dxa"/>
+              <w:bottom w:w="60" w:type="dxa"/>
+              <w:right w:w="90" w:type="dxa"/>
+            </w:tcMar>
+          </w:tcPr>
+          <w:p>
+            <w:pPr>
+              <w:spacing w:after="40"/>
+            </w:pPr>
+            <w:r>
+              <w:rPr>
+                <w:b/>
+                <w:bCs/>
+                <w:sz w:val="18"/>
+                <w:szCs w:val="18"/>
+              </w:rPr>
+              <w:lastRenderedPageBreak/>
+              <w:t>F-23-P5</w:t>
+            </w:r>
+          </w:p>
+        </w:tc>
+        <w:tc>
+          <w:tcPr>
+            <w:tcW w:w="930" w:type="dxa"/>
+            <w:shd w:val="clear" w:color="auto" w:fill="EAF5EC"/>
+            <w:tcMar>
+              <w:top w:w="60" w:type="dxa"/>
+              <w:left w:w="90" w:type="dxa"/>
+              <w:bottom w:w="60" w:type="dxa"/>
+              <w:right w:w="90" w:type="dxa"/>
+            </w:tcMar>
+          </w:tcPr>
+          <w:p>
+            <w:pPr>
+              <w:spacing w:after="40"/>
+            </w:pPr>
+            <w:r>
+              <w:rPr>
+                <w:sz w:val="18"/>
+                <w:szCs w:val="18"/>
+              </w:rPr>
+              <w:t>Positive</w:t>
+            </w:r>
+          </w:p>
+        </w:tc>
+        <w:tc>
+          <w:tcPr>
+            <w:tcW w:w="3443" w:type="dxa"/>
+            <w:tcMar>
+              <w:top w:w="60" w:type="dxa"/>
+              <w:left w:w="90" w:type="dxa"/>
+              <w:bottom w:w="60" w:type="dxa"/>
+              <w:right w:w="90" w:type="dxa"/>
+            </w:tcMar>
+          </w:tcPr>
+          <w:p>
+            <w:pPr>
+              <w:spacing w:after="40"/>
+            </w:pPr>
+            <w:r>
+              <w:rPr>
+                <w:sz w:val="18"/>
+                <w:szCs w:val="18"/>
+              </w:rPr>
+              <w:t>As an administrator, I want to register colleagues without inventing passwords, so that they only ever use their Hub account.</w:t>
+            </w:r>
+          </w:p>
+        </w:tc>
+        <w:tc>
+          <w:tcPr>
+            <w:tcW w:w="3910" w:type="dxa"/>
+            <w:tcMar>
+              <w:top w:w="60" w:type="dxa"/>
+              <w:left w:w="90" w:type="dxa"/>
+              <w:bottom w:w="60" w:type="dxa"/>
+              <w:right w:w="90" w:type="dxa"/>
+            </w:tcMar>
+          </w:tcPr>
+          <w:p>
+            <w:pPr>
+              <w:spacing w:after="40"/>
+            </w:pPr>
+            <w:r>
+              <w:rPr>
+                <w:sz w:val="18"/>
+                <w:szCs w:val="18"/>
+              </w:rPr>
+              <w:t>Given SSO is enabled, when I register a user with email, name and role and leave the password empty, then the account is created, the form says "Leave empty for users who sign in with DWS Hub", and the user signs in with the Hub.</w:t>
+            </w:r>
+          </w:p>
+        </w:tc>
+      </w:tr>
+      <w:tr>
+        <w:tblPrEx>
+          <w:tblCellMar>
+            <w:top w:w="0" w:type="dxa"/>
+            <w:bottom w:w="0" w:type="dxa"/>
+          </w:tblCellMar>
+        </w:tblPrEx>
+        <w:trPr>
+          <w:cantSplit/>
+        </w:trPr>
+        <w:tc>
+          <w:tcPr>
+            <w:tcW w:w="1023" w:type="dxa"/>
+            <w:tcMar>
+              <w:top w:w="60" w:type="dxa"/>
+              <w:left w:w="90" w:type="dxa"/>
+              <w:bottom w:w="60" w:type="dxa"/>
+              <w:right w:w="90" w:type="dxa"/>
+            </w:tcMar>
+          </w:tcPr>
+          <w:p>
+            <w:pPr>
+              <w:spacing w:after="40"/>
+            </w:pPr>
+            <w:r>
+              <w:rPr>
+                <w:b/>
+                <w:bCs/>
+                <w:sz w:val="18"/>
+                <w:szCs w:val="18"/>
+              </w:rPr>
+              <w:t>F-23-P6</w:t>
+            </w:r>
+          </w:p>
+        </w:tc>
+        <w:tc>
+          <w:tcPr>
+            <w:tcW w:w="930" w:type="dxa"/>
+            <w:shd w:val="clear" w:color="auto" w:fill="EAF5EC"/>
+            <w:tcMar>
+              <w:top w:w="60" w:type="dxa"/>
+              <w:left w:w="90" w:type="dxa"/>
+              <w:bottom w:w="60" w:type="dxa"/>
+              <w:right w:w="90" w:type="dxa"/>
+            </w:tcMar>
+          </w:tcPr>
+          <w:p>
+            <w:pPr>
+              <w:spacing w:after="40"/>
+            </w:pPr>
+            <w:r>
+              <w:rPr>
+                <w:sz w:val="18"/>
+                <w:szCs w:val="18"/>
+              </w:rPr>
+              <w:t>Positive</w:t>
+            </w:r>
+          </w:p>
+        </w:tc>
+        <w:tc>
+          <w:tcPr>
+            <w:tcW w:w="3443" w:type="dxa"/>
+            <w:tcMar>
+              <w:top w:w="60" w:type="dxa"/>
+              <w:left w:w="90" w:type="dxa"/>
+              <w:bottom w:w="60" w:type="dxa"/>
+              <w:right w:w="90" w:type="dxa"/>
+            </w:tcMar>
+          </w:tcPr>
+          <w:p>
+            <w:pPr>
+              <w:spacing w:after="40"/>
+            </w:pPr>
+            <w:r>
+              <w:rPr>
+                <w:sz w:val="18"/>
+                <w:szCs w:val="18"/>
+              </w:rPr>
+              <w:t>As an IT administrator, I want to let any Hub user in with a basic role when the business agrees, so that access does not wait for registration.</w:t>
+            </w:r>
+          </w:p>
+        </w:tc>
+        <w:tc>
+          <w:tcPr>
+            <w:tcW w:w="3910" w:type="dxa"/>
+            <w:tcMar>
+              <w:top w:w="60" w:type="dxa"/>
+              <w:left w:w="90" w:type="dxa"/>
+              <w:bottom w:w="60" w:type="dxa"/>
+              <w:right w:w="90" w:type="dxa"/>
+            </w:tcMar>
+          </w:tcPr>
+          <w:p>
+            <w:pPr>
+              <w:spacing w:after="40"/>
+            </w:pPr>
+            <w:r>
+              <w:rPr>
+                <w:sz w:val="18"/>
+                <w:szCs w:val="18"/>
+              </w:rPr>
+              <w:t>Given SSO_AUTO_PROVISION_ROLE=regional, when a Hub user with no account signs in, then an account with their Hub name and email and the Regional viewer role is created, audited and signed in.</w:t>
+            </w:r>
+          </w:p>
+        </w:tc>
+      </w:tr>
+      <w:tr>
+        <w:tblPrEx>
+          <w:tblCellMar>
+            <w:top w:w="0" w:type="dxa"/>
+            <w:bottom w:w="0" w:type="dxa"/>
+          </w:tblCellMar>
+        </w:tblPrEx>
+        <w:trPr>
+          <w:cantSplit/>
+        </w:trPr>
+        <w:tc>
+          <w:tcPr>
+            <w:tcW w:w="1023" w:type="dxa"/>
+            <w:tcMar>
+              <w:top w:w="60" w:type="dxa"/>
+              <w:left w:w="90" w:type="dxa"/>
+              <w:bottom w:w="60" w:type="dxa"/>
+              <w:right w:w="90" w:type="dxa"/>
+            </w:tcMar>
+          </w:tcPr>
+          <w:p>
+            <w:pPr>
+              <w:spacing w:after="40"/>
+            </w:pPr>
+            <w:r>
+              <w:rPr>
+                <w:b/>
+                <w:bCs/>
+                <w:sz w:val="18"/>
+                <w:szCs w:val="18"/>
+              </w:rPr>
+              <w:t>F-23-P7</w:t>
+            </w:r>
+          </w:p>
+        </w:tc>
+        <w:tc>
+          <w:tcPr>
+            <w:tcW w:w="930" w:type="dxa"/>
+            <w:shd w:val="clear" w:color="auto" w:fill="EAF5EC"/>
+            <w:tcMar>
+              <w:top w:w="60" w:type="dxa"/>
+              <w:left w:w="90" w:type="dxa"/>
+              <w:bottom w:w="60" w:type="dxa"/>
+              <w:right w:w="90" w:type="dxa"/>
+            </w:tcMar>
+          </w:tcPr>
+          <w:p>
+            <w:pPr>
+              <w:spacing w:after="40"/>
+            </w:pPr>
+            <w:r>
+              <w:rPr>
+                <w:sz w:val="18"/>
+                <w:szCs w:val="18"/>
+              </w:rPr>
+              <w:t>Positive</w:t>
+            </w:r>
+          </w:p>
+        </w:tc>
+        <w:tc>
+          <w:tcPr>
+            <w:tcW w:w="3443" w:type="dxa"/>
+            <w:tcMar>
+              <w:top w:w="60" w:type="dxa"/>
+              <w:left w:w="90" w:type="dxa"/>
+              <w:bottom w:w="60" w:type="dxa"/>
+              <w:right w:w="90" w:type="dxa"/>
+            </w:tcMar>
+          </w:tcPr>
+          <w:p>
+            <w:pPr>
+              <w:spacing w:after="40"/>
+            </w:pPr>
+            <w:r>
+              <w:rPr>
+                <w:sz w:val="18"/>
+                <w:szCs w:val="18"/>
+              </w:rPr>
+              <w:t>As an IT administrator, I want to switch password sign-in off once everyone uses the Hub.</w:t>
+            </w:r>
+          </w:p>
+        </w:tc>
+        <w:tc>
+          <w:tcPr>
+            <w:tcW w:w="3910" w:type="dxa"/>
+            <w:tcMar>
+              <w:top w:w="60" w:type="dxa"/>
+              <w:left w:w="90" w:type="dxa"/>
+              <w:bottom w:w="60" w:type="dxa"/>
+              <w:right w:w="90" w:type="dxa"/>
+            </w:tcMar>
+          </w:tcPr>
+          <w:p>
+            <w:pPr>
+              <w:spacing w:after="40"/>
+            </w:pPr>
+            <w:r>
+              <w:rPr>
+                <w:sz w:val="18"/>
+                <w:szCs w:val="18"/>
+              </w:rPr>
+              <w:t>Given LOCAL_LOGIN_ENABLED=false, then the sign-in page shows only the Hub button with "Use your DWS Hub account.", and POST /api/login returns 403 "Sign in with DWS Hub."</w:t>
+            </w:r>
+          </w:p>
+        </w:tc>
+      </w:tr>
+      <w:tr>
+        <w:tblPrEx>
+          <w:tblCellMar>
+            <w:top w:w="0" w:type="dxa"/>
+            <w:bottom w:w="0" w:type="dxa"/>
+          </w:tblCellMar>
+        </w:tblPrEx>
+        <w:trPr>
+          <w:cantSplit/>
+        </w:trPr>
+        <w:tc>
+          <w:tcPr>
+            <w:tcW w:w="1023" w:type="dxa"/>
+            <w:tcMar>
+              <w:top w:w="60" w:type="dxa"/>
+              <w:left w:w="90" w:type="dxa"/>
+              <w:bottom w:w="60" w:type="dxa"/>
+              <w:right w:w="90" w:type="dxa"/>
+            </w:tcMar>
+          </w:tcPr>
+          <w:p>
+            <w:pPr>
+              <w:spacing w:after="40"/>
+            </w:pPr>
+            <w:r>
+              <w:rPr>
+                <w:b/>
+                <w:bCs/>
+                <w:sz w:val="18"/>
+                <w:szCs w:val="18"/>
+              </w:rPr>
+              <w:t>F-23-N1</w:t>
+            </w:r>
+          </w:p>
+        </w:tc>
+        <w:tc>
+          <w:tcPr>
+            <w:tcW w:w="930" w:type="dxa"/>
+            <w:shd w:val="clear" w:color="auto" w:fill="FBECEC"/>
+            <w:tcMar>
+              <w:top w:w="60" w:type="dxa"/>
+              <w:left w:w="90" w:type="dxa"/>
+              <w:bottom w:w="60" w:type="dxa"/>
+              <w:right w:w="90" w:type="dxa"/>
+            </w:tcMar>
+          </w:tcPr>
+          <w:p>
+            <w:pPr>
+              <w:spacing w:after="40"/>
+            </w:pPr>
+            <w:r>
+              <w:rPr>
+                <w:sz w:val="18"/>
+                <w:szCs w:val="18"/>
+              </w:rPr>
+              <w:t>Negative</w:t>
+            </w:r>
+          </w:p>
+        </w:tc>
+        <w:tc>
+          <w:tcPr>
+            <w:tcW w:w="3443" w:type="dxa"/>
+            <w:tcMar>
+              <w:top w:w="60" w:type="dxa"/>
+              <w:left w:w="90" w:type="dxa"/>
+              <w:bottom w:w="60" w:type="dxa"/>
+              <w:right w:w="90" w:type="dxa"/>
+            </w:tcMar>
+          </w:tcPr>
+          <w:p>
+            <w:pPr>
+              <w:spacing w:after="40"/>
+            </w:pPr>
+            <w:r>
+              <w:rPr>
+                <w:sz w:val="18"/>
+                <w:szCs w:val="18"/>
+              </w:rPr>
+              <w:t>As a data owner, I want Hub users who were not registered kept out, so that a company account alone does not open plantation data.</w:t>
+            </w:r>
+          </w:p>
+        </w:tc>
+        <w:tc>
+          <w:tcPr>
+            <w:tcW w:w="3910" w:type="dxa"/>
+            <w:tcMar>
+              <w:top w:w="60" w:type="dxa"/>
+              <w:left w:w="90" w:type="dxa"/>
+              <w:bottom w:w="60" w:type="dxa"/>
+              <w:right w:w="90" w:type="dxa"/>
+            </w:tcMar>
+          </w:tcPr>
+          <w:p>
+            <w:pPr>
+              <w:spacing w:after="40"/>
+            </w:pPr>
+            <w:r>
+              <w:rPr>
+                <w:sz w:val="18"/>
+                <w:szCs w:val="18"/>
+              </w:rPr>
+              <w:t>Given no account has my Hub email and auto-provisioning is off, then I am returned to sign-in with "&lt;email&gt; has no access to this dashboard yet. Ask an administrator to register you." and login_failed is audited ("sso user not registered").</w:t>
+            </w:r>
+          </w:p>
+        </w:tc>
+      </w:tr>
+      <w:tr>
+        <w:tblPrEx>
+          <w:tblCellMar>
+            <w:top w:w="0" w:type="dxa"/>
+            <w:bottom w:w="0" w:type="dxa"/>
+          </w:tblCellMar>
+        </w:tblPrEx>
+        <w:trPr>
+          <w:cantSplit/>
+        </w:trPr>
+        <w:tc>
+          <w:tcPr>
+            <w:tcW w:w="1023" w:type="dxa"/>
+            <w:tcMar>
+              <w:top w:w="60" w:type="dxa"/>
+              <w:left w:w="90" w:type="dxa"/>
+              <w:bottom w:w="60" w:type="dxa"/>
+              <w:right w:w="90" w:type="dxa"/>
+            </w:tcMar>
+          </w:tcPr>
+          <w:p>
+            <w:pPr>
+              <w:spacing w:after="40"/>
+            </w:pPr>
+            <w:r>
+              <w:rPr>
+                <w:b/>
+                <w:bCs/>
+                <w:sz w:val="18"/>
+                <w:szCs w:val="18"/>
+              </w:rPr>
+              <w:t>F-23-N2</w:t>
+            </w:r>
+          </w:p>
+        </w:tc>
+        <w:tc>
+          <w:tcPr>
+            <w:tcW w:w="930" w:type="dxa"/>
+            <w:shd w:val="clear" w:color="auto" w:fill="FBECEC"/>
+            <w:tcMar>
+              <w:top w:w="60" w:type="dxa"/>
+              <w:left w:w="90" w:type="dxa"/>
+              <w:bottom w:w="60" w:type="dxa"/>
+              <w:right w:w="90" w:type="dxa"/>
+            </w:tcMar>
+          </w:tcPr>
+          <w:p>
+            <w:pPr>
+              <w:spacing w:after="40"/>
+            </w:pPr>
+            <w:r>
+              <w:rPr>
+                <w:sz w:val="18"/>
+                <w:szCs w:val="18"/>
+              </w:rPr>
+              <w:t>Negative</w:t>
+            </w:r>
+          </w:p>
+        </w:tc>
+        <w:tc>
+          <w:tcPr>
+            <w:tcW w:w="3443" w:type="dxa"/>
+            <w:tcMar>
+              <w:top w:w="60" w:type="dxa"/>
+              <w:left w:w="90" w:type="dxa"/>
+              <w:bottom w:w="60" w:type="dxa"/>
+              <w:right w:w="90" w:type="dxa"/>
+            </w:tcMar>
+          </w:tcPr>
+          <w:p>
+            <w:pPr>
+              <w:spacing w:after="40"/>
+            </w:pPr>
+            <w:r>
+              <w:rPr>
+                <w:sz w:val="18"/>
+                <w:szCs w:val="18"/>
+              </w:rPr>
+              <w:t>As an administrator, I want disabled users refused at the Hub button too, so that leavers lose access at once.</w:t>
+            </w:r>
+          </w:p>
+        </w:tc>
+        <w:tc>
+          <w:tcPr>
+            <w:tcW w:w="3910" w:type="dxa"/>
+            <w:tcMar>
+              <w:top w:w="60" w:type="dxa"/>
+              <w:left w:w="90" w:type="dxa"/>
+              <w:bottom w:w="60" w:type="dxa"/>
+              <w:right w:w="90" w:type="dxa"/>
+            </w:tcMar>
+          </w:tcPr>
+          <w:p>
+            <w:pPr>
+              <w:spacing w:after="40"/>
+            </w:pPr>
+            <w:r>
+              <w:rPr>
+                <w:sz w:val="18"/>
+                <w:szCs w:val="18"/>
+              </w:rPr>
+              <w:t>Given my account is disabled, when I sign in with the Hub, then "This account is disabled. Contact an administrator." is shown and no session is opened.</w:t>
+            </w:r>
+          </w:p>
+        </w:tc>
+      </w:tr>
+      <w:tr>
+        <w:tblPrEx>
+          <w:tblCellMar>
+            <w:top w:w="0" w:type="dxa"/>
+            <w:bottom w:w="0" w:type="dxa"/>
+          </w:tblCellMar>
+        </w:tblPrEx>
+        <w:trPr>
+          <w:cantSplit/>
+        </w:trPr>
+        <w:tc>
+          <w:tcPr>
+            <w:tcW w:w="1023" w:type="dxa"/>
+            <w:tcMar>
+              <w:top w:w="60" w:type="dxa"/>
+              <w:left w:w="90" w:type="dxa"/>
+              <w:bottom w:w="60" w:type="dxa"/>
+              <w:right w:w="90" w:type="dxa"/>
+            </w:tcMar>
+          </w:tcPr>
+          <w:p>
+            <w:pPr>
+              <w:spacing w:after="40"/>
+            </w:pPr>
+            <w:r>
+              <w:rPr>
+                <w:b/>
+                <w:bCs/>
+                <w:sz w:val="18"/>
+                <w:szCs w:val="18"/>
+              </w:rPr>
+              <w:t>F-23-N3</w:t>
+            </w:r>
+          </w:p>
+        </w:tc>
+        <w:tc>
+          <w:tcPr>
+            <w:tcW w:w="930" w:type="dxa"/>
+            <w:shd w:val="clear" w:color="auto" w:fill="FBECEC"/>
+            <w:tcMar>
+              <w:top w:w="60" w:type="dxa"/>
+              <w:left w:w="90" w:type="dxa"/>
+              <w:bottom w:w="60" w:type="dxa"/>
+              <w:right w:w="90" w:type="dxa"/>
+            </w:tcMar>
+          </w:tcPr>
+          <w:p>
+            <w:pPr>
+              <w:spacing w:after="40"/>
+            </w:pPr>
+            <w:r>
+              <w:rPr>
+                <w:sz w:val="18"/>
+                <w:szCs w:val="18"/>
+              </w:rPr>
+              <w:t>Negative</w:t>
+            </w:r>
+          </w:p>
+        </w:tc>
+        <w:tc>
+          <w:tcPr>
+            <w:tcW w:w="3443" w:type="dxa"/>
+            <w:tcMar>
+              <w:top w:w="60" w:type="dxa"/>
+              <w:left w:w="90" w:type="dxa"/>
+              <w:bottom w:w="60" w:type="dxa"/>
+              <w:right w:w="90" w:type="dxa"/>
+            </w:tcMar>
+          </w:tcPr>
+          <w:p>
+            <w:pPr>
+              <w:spacing w:after="40"/>
+            </w:pPr>
+            <w:r>
+              <w:rPr>
+                <w:sz w:val="18"/>
+                <w:szCs w:val="18"/>
+              </w:rPr>
+              <w:t>As a security officer, I want a sign-in response to work only once and only briefly, so that a copied or replayed link is useless.</w:t>
+            </w:r>
+          </w:p>
+        </w:tc>
+        <w:tc>
+          <w:tcPr>
+            <w:tcW w:w="3910" w:type="dxa"/>
+            <w:tcMar>
+              <w:top w:w="60" w:type="dxa"/>
+              <w:left w:w="90" w:type="dxa"/>
+              <w:bottom w:w="60" w:type="dxa"/>
+              <w:right w:w="90" w:type="dxa"/>
+            </w:tcMar>
+          </w:tcPr>
+          <w:p>
+            <w:pPr>
+              <w:spacing w:after="40"/>
+            </w:pPr>
+            <w:r>
+              <w:rPr>
+                <w:sz w:val="18"/>
+                <w:szCs w:val="18"/>
+              </w:rPr>
+              <w:t>Given I replay the Hub callback (back button) or take more than 10 minutes at the Hub, then "This sign-in link has expired or was already used. Please sign in again." is shown.</w:t>
+            </w:r>
+          </w:p>
+        </w:tc>
+      </w:tr>
+      <w:tr>
+        <w:tblPrEx>
+          <w:tblCellMar>
+            <w:top w:w="0" w:type="dxa"/>
+            <w:bottom w:w="0" w:type="dxa"/>
+          </w:tblCellMar>
+        </w:tblPrEx>
+        <w:trPr>
+          <w:cantSplit/>
+        </w:trPr>
+        <w:tc>
+          <w:tcPr>
+            <w:tcW w:w="1023" w:type="dxa"/>
+            <w:tcMar>
+              <w:top w:w="60" w:type="dxa"/>
+              <w:left w:w="90" w:type="dxa"/>
+              <w:bottom w:w="60" w:type="dxa"/>
+              <w:right w:w="90" w:type="dxa"/>
+            </w:tcMar>
+          </w:tcPr>
+          <w:p>
+            <w:pPr>
+              <w:spacing w:after="40"/>
+            </w:pPr>
+            <w:r>
+              <w:rPr>
+                <w:b/>
+                <w:bCs/>
+                <w:sz w:val="18"/>
+                <w:szCs w:val="18"/>
+              </w:rPr>
+              <w:t>F-23-N4</w:t>
+            </w:r>
+          </w:p>
+        </w:tc>
+        <w:tc>
+          <w:tcPr>
+            <w:tcW w:w="930" w:type="dxa"/>
+            <w:shd w:val="clear" w:color="auto" w:fill="FBECEC"/>
+            <w:tcMar>
+              <w:top w:w="60" w:type="dxa"/>
+              <w:left w:w="90" w:type="dxa"/>
+              <w:bottom w:w="60" w:type="dxa"/>
+              <w:right w:w="90" w:type="dxa"/>
+            </w:tcMar>
+          </w:tcPr>
+          <w:p>
+            <w:pPr>
+              <w:spacing w:after="40"/>
+            </w:pPr>
+            <w:r>
+              <w:rPr>
+                <w:sz w:val="18"/>
+                <w:szCs w:val="18"/>
+              </w:rPr>
+              <w:t>Negative</w:t>
+            </w:r>
+          </w:p>
+        </w:tc>
+        <w:tc>
+          <w:tcPr>
+            <w:tcW w:w="3443" w:type="dxa"/>
+            <w:tcMar>
+              <w:top w:w="60" w:type="dxa"/>
+              <w:left w:w="90" w:type="dxa"/>
+              <w:bottom w:w="60" w:type="dxa"/>
+              <w:right w:w="90" w:type="dxa"/>
+            </w:tcMar>
+          </w:tcPr>
+          <w:p>
+            <w:pPr>
+              <w:spacing w:after="40"/>
+            </w:pPr>
+            <w:r>
+              <w:rPr>
+                <w:sz w:val="18"/>
+                <w:szCs w:val="18"/>
+              </w:rPr>
+              <w:t>As a security officer, I want forged or foreign tokens refused, so that nobody can sign in with a token from another app or key.</w:t>
+            </w:r>
+          </w:p>
+        </w:tc>
+        <w:tc>
+          <w:tcPr>
+            <w:tcW w:w="3910" w:type="dxa"/>
+            <w:tcMar>
+              <w:top w:w="60" w:type="dxa"/>
+              <w:left w:w="90" w:type="dxa"/>
+              <w:bottom w:w="60" w:type="dxa"/>
+              <w:right w:w="90" w:type="dxa"/>
+            </w:tcMar>
+          </w:tcPr>
+          <w:p>
+            <w:pPr>
+              <w:spacing w:after="40"/>
+            </w:pPr>
+            <w:r>
+              <w:rPr>
+                <w:sz w:val="18"/>
+                <w:szCs w:val="18"/>
+              </w:rPr>
+              <w:t>Given an ID token signed by an unknown key, issued for another client (aud), by another issuer, expired or without a user id, then "The sign-in token from DWS Hub was rejected: …" is shown; a wrong nonce gives "… does not belong to this sign-in (nonce)." No session is opened.</w:t>
+            </w:r>
+          </w:p>
+        </w:tc>
+      </w:tr>
+      <w:tr>
+        <w:tblPrEx>
+          <w:tblCellMar>
+            <w:top w:w="0" w:type="dxa"/>
+            <w:bottom w:w="0" w:type="dxa"/>
+          </w:tblCellMar>
+        </w:tblPrEx>
+        <w:trPr>
+          <w:cantSplit/>
+        </w:trPr>
+        <w:tc>
+          <w:tcPr>
+            <w:tcW w:w="1023" w:type="dxa"/>
+            <w:tcMar>
+              <w:top w:w="60" w:type="dxa"/>
+              <w:left w:w="90" w:type="dxa"/>
+              <w:bottom w:w="60" w:type="dxa"/>
+              <w:right w:w="90" w:type="dxa"/>
+            </w:tcMar>
+          </w:tcPr>
+          <w:p>
+            <w:pPr>
+              <w:spacing w:after="40"/>
+            </w:pPr>
+            <w:r>
+              <w:rPr>
+                <w:b/>
+                <w:bCs/>
+                <w:sz w:val="18"/>
+                <w:szCs w:val="18"/>
+              </w:rPr>
+              <w:t>F-23-N5</w:t>
+            </w:r>
+          </w:p>
+        </w:tc>
+        <w:tc>
+          <w:tcPr>
+            <w:tcW w:w="930" w:type="dxa"/>
+            <w:shd w:val="clear" w:color="auto" w:fill="FBECEC"/>
+            <w:tcMar>
+              <w:top w:w="60" w:type="dxa"/>
+              <w:left w:w="90" w:type="dxa"/>
+              <w:bottom w:w="60" w:type="dxa"/>
+              <w:right w:w="90" w:type="dxa"/>
+            </w:tcMar>
+          </w:tcPr>
+          <w:p>
+            <w:pPr>
+              <w:spacing w:after="40"/>
+            </w:pPr>
+            <w:r>
+              <w:rPr>
+                <w:sz w:val="18"/>
+                <w:szCs w:val="18"/>
+              </w:rPr>
+              <w:t>Negative</w:t>
+            </w:r>
+          </w:p>
+        </w:tc>
+        <w:tc>
+          <w:tcPr>
+            <w:tcW w:w="3443" w:type="dxa"/>
+            <w:tcMar>
+              <w:top w:w="60" w:type="dxa"/>
+              <w:left w:w="90" w:type="dxa"/>
+              <w:bottom w:w="60" w:type="dxa"/>
+              <w:right w:w="90" w:type="dxa"/>
+            </w:tcMar>
+          </w:tcPr>
+          <w:p>
+            <w:pPr>
+              <w:spacing w:after="40"/>
+            </w:pPr>
+            <w:r>
+              <w:rPr>
+                <w:sz w:val="18"/>
+                <w:szCs w:val="18"/>
+              </w:rPr>
+              <w:t>As a security officer, I want one dashboard account linked to only one Hub user, so that a second Hub account cannot take it over.</w:t>
+            </w:r>
+          </w:p>
+        </w:tc>
+        <w:tc>
+          <w:tcPr>
+            <w:tcW w:w="3910" w:type="dxa"/>
+            <w:tcMar>
+              <w:top w:w="60" w:type="dxa"/>
+              <w:left w:w="90" w:type="dxa"/>
+              <w:bottom w:w="60" w:type="dxa"/>
+              <w:right w:w="90" w:type="dxa"/>
+            </w:tcMar>
+          </w:tcPr>
+          <w:p>
+            <w:pPr>
+              <w:spacing w:after="40"/>
+            </w:pPr>
+            <w:r>
+              <w:rPr>
+                <w:sz w:val="18"/>
+                <w:szCs w:val="18"/>
+              </w:rPr>
+              <w:t>Given my email is linked to Hub user A, when Hub user B with the same email signs in, then "This email is already linked to a different DWS Hub account. Contact an administrator." is shown.</w:t>
+            </w:r>
+          </w:p>
+        </w:tc>
+      </w:tr>
+      <w:tr>
+        <w:tblPrEx>
+          <w:tblCellMar>
+            <w:top w:w="0" w:type="dxa"/>
+            <w:bottom w:w="0" w:type="dxa"/>
+          </w:tblCellMar>
+        </w:tblPrEx>
+        <w:trPr>
+          <w:cantSplit/>
+        </w:trPr>
+        <w:tc>
+          <w:tcPr>
+            <w:tcW w:w="1023" w:type="dxa"/>
+            <w:tcMar>
+              <w:top w:w="60" w:type="dxa"/>
+              <w:left w:w="90" w:type="dxa"/>
+              <w:bottom w:w="60" w:type="dxa"/>
+              <w:right w:w="90" w:type="dxa"/>
+            </w:tcMar>
+          </w:tcPr>
+          <w:p>
+            <w:pPr>
+              <w:spacing w:after="40"/>
+            </w:pPr>
+            <w:r>
+              <w:rPr>
+                <w:b/>
+                <w:bCs/>
+                <w:sz w:val="18"/>
+                <w:szCs w:val="18"/>
+              </w:rPr>
+              <w:t>F-23-N6</w:t>
+            </w:r>
+          </w:p>
+        </w:tc>
+        <w:tc>
+          <w:tcPr>
+            <w:tcW w:w="930" w:type="dxa"/>
+            <w:shd w:val="clear" w:color="auto" w:fill="FBECEC"/>
+            <w:tcMar>
+              <w:top w:w="60" w:type="dxa"/>
+              <w:left w:w="90" w:type="dxa"/>
+              <w:bottom w:w="60" w:type="dxa"/>
+              <w:right w:w="90" w:type="dxa"/>
+            </w:tcMar>
+          </w:tcPr>
+          <w:p>
+            <w:pPr>
+              <w:spacing w:after="40"/>
+            </w:pPr>
+            <w:r>
+              <w:rPr>
+                <w:sz w:val="18"/>
+                <w:szCs w:val="18"/>
+              </w:rPr>
+              <w:t>Negative</w:t>
+            </w:r>
+          </w:p>
+        </w:tc>
+        <w:tc>
+          <w:tcPr>
+            <w:tcW w:w="3443" w:type="dxa"/>
+            <w:tcMar>
+              <w:top w:w="60" w:type="dxa"/>
+              <w:left w:w="90" w:type="dxa"/>
+              <w:bottom w:w="60" w:type="dxa"/>
+              <w:right w:w="90" w:type="dxa"/>
+            </w:tcMar>
+          </w:tcPr>
+          <w:p>
+            <w:pPr>
+              <w:spacing w:after="40"/>
+            </w:pPr>
+            <w:r>
+              <w:rPr>
+                <w:sz w:val="18"/>
+                <w:szCs w:val="18"/>
+              </w:rPr>
+              <w:t>As a user, I want a clear message when the Hub is down, and an administrator still able to get in.</w:t>
+            </w:r>
+          </w:p>
+        </w:tc>
+        <w:tc>
+          <w:tcPr>
+            <w:tcW w:w="3910" w:type="dxa"/>
+            <w:tcMar>
+              <w:top w:w="60" w:type="dxa"/>
+              <w:left w:w="90" w:type="dxa"/>
+              <w:bottom w:w="60" w:type="dxa"/>
+              <w:right w:w="90" w:type="dxa"/>
+            </w:tcMar>
+          </w:tcPr>
+          <w:p>
+            <w:pPr>
+              <w:spacing w:after="40"/>
+            </w:pPr>
+            <w:r>
+              <w:rPr>
+                <w:sz w:val="18"/>
+                <w:szCs w:val="18"/>
+              </w:rPr>
+              <w:t>Given the backend cannot reach the Hub, then "DWS Hub could not be reached …" or "DWS Hub sign-in is unavailable. Try again shortly." is shown; with LOCAL_LOGIN_ENABLED=true the break-glass administrator can still sign in with email and password.</w:t>
+            </w:r>
+          </w:p>
+        </w:tc>
+      </w:tr>
+      <w:tr>
+        <w:tblPrEx>
+          <w:tblCellMar>
+            <w:top w:w="0" w:type="dxa"/>
+            <w:bottom w:w="0" w:type="dxa"/>
+          </w:tblCellMar>
+        </w:tblPrEx>
+        <w:trPr>
+          <w:cantSplit/>
+        </w:trPr>
+        <w:tc>
+          <w:tcPr>
+            <w:tcW w:w="1023" w:type="dxa"/>
+            <w:tcMar>
+              <w:top w:w="60" w:type="dxa"/>
+              <w:left w:w="90" w:type="dxa"/>
+              <w:bottom w:w="60" w:type="dxa"/>
+              <w:right w:w="90" w:type="dxa"/>
+            </w:tcMar>
+          </w:tcPr>
+          <w:p>
+            <w:pPr>
+              <w:spacing w:after="40"/>
+            </w:pPr>
+            <w:r>
+              <w:rPr>
+                <w:b/>
+                <w:bCs/>
+                <w:sz w:val="18"/>
+                <w:szCs w:val="18"/>
+              </w:rPr>
+              <w:t>F-23-N7</w:t>
+            </w:r>
+          </w:p>
+        </w:tc>
+        <w:tc>
+          <w:tcPr>
+            <w:tcW w:w="930" w:type="dxa"/>
+            <w:shd w:val="clear" w:color="auto" w:fill="FBECEC"/>
+            <w:tcMar>
+              <w:top w:w="60" w:type="dxa"/>
+              <w:left w:w="90" w:type="dxa"/>
+              <w:bottom w:w="60" w:type="dxa"/>
+              <w:right w:w="90" w:type="dxa"/>
+            </w:tcMar>
+          </w:tcPr>
+          <w:p>
+            <w:pPr>
+              <w:spacing w:after="40"/>
+            </w:pPr>
+            <w:r>
+              <w:rPr>
+                <w:sz w:val="18"/>
+                <w:szCs w:val="18"/>
+              </w:rPr>
+              <w:t>Negative</w:t>
+            </w:r>
+          </w:p>
+        </w:tc>
+        <w:tc>
+          <w:tcPr>
+            <w:tcW w:w="3443" w:type="dxa"/>
+            <w:tcMar>
+              <w:top w:w="60" w:type="dxa"/>
+              <w:left w:w="90" w:type="dxa"/>
+              <w:bottom w:w="60" w:type="dxa"/>
+              <w:right w:w="90" w:type="dxa"/>
+            </w:tcMar>
+          </w:tcPr>
+          <w:p>
+            <w:pPr>
+              <w:spacing w:after="40"/>
+            </w:pPr>
+            <w:r>
+              <w:rPr>
+                <w:sz w:val="18"/>
+                <w:szCs w:val="18"/>
+              </w:rPr>
+              <w:t>As a user who cancels at the Hub, I want to be told why I am back on the sign-in page.</w:t>
+            </w:r>
+          </w:p>
+        </w:tc>
+        <w:tc>
+          <w:tcPr>
+            <w:tcW w:w="3910" w:type="dxa"/>
+            <w:tcMar>
+              <w:top w:w="60" w:type="dxa"/>
+              <w:left w:w="90" w:type="dxa"/>
+              <w:bottom w:w="60" w:type="dxa"/>
+              <w:right w:w="90" w:type="dxa"/>
+            </w:tcMar>
+          </w:tcPr>
+          <w:p>
+            <w:pPr>
+              <w:spacing w:after="40"/>
+            </w:pPr>
+            <w:r>
+              <w:rPr>
+                <w:sz w:val="18"/>
+                <w:szCs w:val="18"/>
+              </w:rPr>
+              <w:t>Given the Hub returns ?error=access_denied, then "DWS Hub did not sign you in: &lt;reason&gt;" is shown.</w:t>
+            </w:r>
+          </w:p>
+        </w:tc>
+      </w:tr>
+      <w:tr>
+        <w:tblPrEx>
+          <w:tblCellMar>
+            <w:top w:w="0" w:type="dxa"/>
+            <w:bottom w:w="0" w:type="dxa"/>
+          </w:tblCellMar>
+        </w:tblPrEx>
+        <w:trPr>
+          <w:cantSplit/>
+        </w:trPr>
+        <w:tc>
+          <w:tcPr>
+            <w:tcW w:w="1023" w:type="dxa"/>
+            <w:tcMar>
+              <w:top w:w="60" w:type="dxa"/>
+              <w:left w:w="90" w:type="dxa"/>
+              <w:bottom w:w="60" w:type="dxa"/>
+              <w:right w:w="90" w:type="dxa"/>
+            </w:tcMar>
+          </w:tcPr>
+          <w:p>
+            <w:pPr>
+              <w:spacing w:after="40"/>
+            </w:pPr>
+            <w:r>
+              <w:rPr>
+                <w:b/>
+                <w:bCs/>
+                <w:sz w:val="18"/>
+                <w:szCs w:val="18"/>
+              </w:rPr>
+              <w:t>F-23-N8</w:t>
+            </w:r>
+          </w:p>
+        </w:tc>
+        <w:tc>
+          <w:tcPr>
+            <w:tcW w:w="930" w:type="dxa"/>
+            <w:shd w:val="clear" w:color="auto" w:fill="FBECEC"/>
+            <w:tcMar>
+              <w:top w:w="60" w:type="dxa"/>
+              <w:left w:w="90" w:type="dxa"/>
+              <w:bottom w:w="60" w:type="dxa"/>
+              <w:right w:w="90" w:type="dxa"/>
+            </w:tcMar>
+          </w:tcPr>
+          <w:p>
+            <w:pPr>
+              <w:spacing w:after="40"/>
+            </w:pPr>
+            <w:r>
+              <w:rPr>
+                <w:sz w:val="18"/>
+                <w:szCs w:val="18"/>
+              </w:rPr>
+              <w:t>Negative</w:t>
+            </w:r>
+          </w:p>
+        </w:tc>
+        <w:tc>
+          <w:tcPr>
+            <w:tcW w:w="3443" w:type="dxa"/>
+            <w:tcMar>
+              <w:top w:w="60" w:type="dxa"/>
+              <w:left w:w="90" w:type="dxa"/>
+              <w:bottom w:w="60" w:type="dxa"/>
+              <w:right w:w="90" w:type="dxa"/>
+            </w:tcMar>
+          </w:tcPr>
+          <w:p>
+            <w:pPr>
+              <w:spacing w:after="40"/>
+            </w:pPr>
+            <w:r>
+              <w:rPr>
+                <w:sz w:val="18"/>
+                <w:szCs w:val="18"/>
+              </w:rPr>
+              <w:t>As a security officer, I want Hub-only accounts to have no usable password.</w:t>
+            </w:r>
+          </w:p>
+        </w:tc>
+        <w:tc>
+          <w:tcPr>
+            <w:tcW w:w="3910" w:type="dxa"/>
+            <w:tcMar>
+              <w:top w:w="60" w:type="dxa"/>
+              <w:left w:w="90" w:type="dxa"/>
+              <w:bottom w:w="60" w:type="dxa"/>
+              <w:right w:w="90" w:type="dxa"/>
+            </w:tcMar>
+          </w:tcPr>
+          <w:p>
+            <w:pPr>
+              <w:spacing w:after="40"/>
+            </w:pPr>
+            <w:r>
+              <w:rPr>
+                <w:sz w:val="18"/>
+                <w:szCs w:val="18"/>
+              </w:rPr>
+              <w:t>Given a Hub-only account, when someone enters its email and any password, then "Incorrect email or password." (401) is returned.</w:t>
+            </w:r>
+          </w:p>
+        </w:tc>
+      </w:tr>
+      <w:tr>
+        <w:tblPrEx>
+          <w:tblCellMar>
+            <w:top w:w="0" w:type="dxa"/>
+            <w:bottom w:w="0" w:type="dxa"/>
+          </w:tblCellMar>
+        </w:tblPrEx>
+        <w:trPr>
+          <w:cantSplit/>
+        </w:trPr>
+        <w:tc>
+          <w:tcPr>
+            <w:tcW w:w="1023" w:type="dxa"/>
+            <w:tcMar>
+              <w:top w:w="60" w:type="dxa"/>
+              <w:left w:w="90" w:type="dxa"/>
+              <w:bottom w:w="60" w:type="dxa"/>
+              <w:right w:w="90" w:type="dxa"/>
+            </w:tcMar>
+          </w:tcPr>
+          <w:p>
+            <w:pPr>
+              <w:spacing w:after="40"/>
+            </w:pPr>
+            <w:r>
+              <w:rPr>
+                <w:b/>
+                <w:bCs/>
+                <w:sz w:val="18"/>
+                <w:szCs w:val="18"/>
+              </w:rPr>
+              <w:lastRenderedPageBreak/>
+              <w:t>F-23-N9</w:t>
+            </w:r>
+          </w:p>
+        </w:tc>
+        <w:tc>
+          <w:tcPr>
+            <w:tcW w:w="930" w:type="dxa"/>
+            <w:shd w:val="clear" w:color="auto" w:fill="FBECEC"/>
+            <w:tcMar>
+              <w:top w:w="60" w:type="dxa"/>
+              <w:left w:w="90" w:type="dxa"/>
+              <w:bottom w:w="60" w:type="dxa"/>
+              <w:right w:w="90" w:type="dxa"/>
+            </w:tcMar>
+          </w:tcPr>
+          <w:p>
+            <w:pPr>
+              <w:spacing w:after="40"/>
+            </w:pPr>
+            <w:r>
+              <w:rPr>
+                <w:sz w:val="18"/>
+                <w:szCs w:val="18"/>
+              </w:rPr>
+              <w:t>Negative</w:t>
+            </w:r>
+          </w:p>
+        </w:tc>
+        <w:tc>
+          <w:tcPr>
+            <w:tcW w:w="3443" w:type="dxa"/>
+            <w:tcMar>
+              <w:top w:w="60" w:type="dxa"/>
+              <w:left w:w="90" w:type="dxa"/>
+              <w:bottom w:w="60" w:type="dxa"/>
+              <w:right w:w="90" w:type="dxa"/>
+            </w:tcMar>
+          </w:tcPr>
+          <w:p>
+            <w:pPr>
+              <w:spacing w:after="40"/>
+            </w:pPr>
+            <w:r>
+              <w:rPr>
+                <w:sz w:val="18"/>
+                <w:szCs w:val="18"/>
+              </w:rPr>
+              <w:t>As an IT administrator, I want the Hub endpoints closed while SSO is off.</w:t>
+            </w:r>
+          </w:p>
+        </w:tc>
+        <w:tc>
+          <w:tcPr>
+            <w:tcW w:w="3910" w:type="dxa"/>
+            <w:tcMar>
+              <w:top w:w="60" w:type="dxa"/>
+              <w:left w:w="90" w:type="dxa"/>
+              <w:bottom w:w="60" w:type="dxa"/>
+              <w:right w:w="90" w:type="dxa"/>
+            </w:tcMar>
+          </w:tcPr>
+          <w:p>
+            <w:pPr>
+              <w:spacing w:after="40"/>
+            </w:pPr>
+            <w:r>
+              <w:rPr>
+                <w:sz w:val="18"/>
+                <w:szCs w:val="18"/>
+              </w:rPr>
+              <w:t>Given SSO_ENABLED=false, then the Hub button is hidden and GET /api/sso/login and /api/sso/callback return 404.</w:t>
+            </w:r>
+          </w:p>
+        </w:tc>
+      </w:tr>
+    </w:tbl>
+    <w:p>
+      <w:pPr>
         <w:pStyle w:val="Heading1"/>
       </w:pPr>
-      <w:bookmarkStart w:id="44" w:name="_Toc243060073"/>
+      <w:bookmarkStart w:id="46" w:name="_Toc243385043"/>
       <w:r>
         <w:t>8. Non-functional requirements</w:t>
       </w:r>
-      <w:bookmarkEnd w:id="44"/>
+      <w:bookmarkEnd w:id="46"/>
     </w:p>
     <w:tbl>
       <w:tblPr>
@@ -34677,7 +38700,7 @@
                 <w:sz w:val="19"/>
                 <w:szCs w:val="19"/>
               </w:rPr>
-              <w:t>Windows host with Python 3.10+ and PostgreSQL 18; current Chrome or Edge browsers.</w:t>
+              <w:t>Windows host with Python 3.10+ and PostgreSQL 18 (single host), or Docker 20.10+ with Compose v2 on Linux servers (containers); PostgreSQL 14 or later accepted on Apsara RDS (18 tested); current Chrome or Edge browsers.</w:t>
             </w:r>
           </w:p>
         </w:tc>
@@ -34791,7 +38814,6 @@
                 <w:sz w:val="19"/>
                 <w:szCs w:val="19"/>
               </w:rPr>
-              <w:lastRenderedPageBreak/>
               <w:t>NFR-11</w:t>
             </w:r>
           </w:p>
@@ -34918,7 +38940,7 @@
                 <w:sz w:val="19"/>
                 <w:szCs w:val="19"/>
               </w:rPr>
-              <w:t>Every page and API except the sign-in page and its assets, POST /api/login and GET /api/health requires a valid server-side session; sessions expire after SESSION_HOURS (default 12).</w:t>
+              <w:t>Every page and API except the sign-in page and its assets, POST /api/login, GET /api/health, /api/auth/check and the /api/sso/* endpoints requires a valid server-side session; sessions expire after SESSION_HOURS (default 12).</w:t>
             </w:r>
           </w:p>
         </w:tc>
@@ -35112,6 +39134,7 @@
                 <w:sz w:val="19"/>
                 <w:szCs w:val="19"/>
               </w:rPr>
+              <w:lastRenderedPageBreak/>
               <w:t>NFR-15</w:t>
             </w:r>
           </w:p>
@@ -35403,16 +39426,496 @@
           </w:p>
         </w:tc>
       </w:tr>
+      <w:tr>
+        <w:tblPrEx>
+          <w:tblCellMar>
+            <w:top w:w="0" w:type="dxa"/>
+            <w:bottom w:w="0" w:type="dxa"/>
+          </w:tblCellMar>
+        </w:tblPrEx>
+        <w:trPr>
+          <w:cantSplit/>
+        </w:trPr>
+        <w:tc>
+          <w:tcPr>
+            <w:tcW w:w="1023" w:type="dxa"/>
+            <w:tcMar>
+              <w:top w:w="60" w:type="dxa"/>
+              <w:left w:w="90" w:type="dxa"/>
+              <w:bottom w:w="60" w:type="dxa"/>
+              <w:right w:w="90" w:type="dxa"/>
+            </w:tcMar>
+          </w:tcPr>
+          <w:p>
+            <w:pPr>
+              <w:spacing w:after="40"/>
+            </w:pPr>
+            <w:r>
+              <w:rPr>
+                <w:sz w:val="19"/>
+                <w:szCs w:val="19"/>
+              </w:rPr>
+              <w:t>NFR-19</w:t>
+            </w:r>
+          </w:p>
+        </w:tc>
+        <w:tc>
+          <w:tcPr>
+            <w:tcW w:w="1582" w:type="dxa"/>
+            <w:tcMar>
+              <w:top w:w="60" w:type="dxa"/>
+              <w:left w:w="90" w:type="dxa"/>
+              <w:bottom w:w="60" w:type="dxa"/>
+              <w:right w:w="90" w:type="dxa"/>
+            </w:tcMar>
+          </w:tcPr>
+          <w:p>
+            <w:pPr>
+              <w:spacing w:after="40"/>
+            </w:pPr>
+            <w:r>
+              <w:rPr>
+                <w:sz w:val="19"/>
+                <w:szCs w:val="19"/>
+              </w:rPr>
+              <w:t>Security: single sign-on</w:t>
+            </w:r>
+          </w:p>
+        </w:tc>
+        <w:tc>
+          <w:tcPr>
+            <w:tcW w:w="6701" w:type="dxa"/>
+            <w:tcMar>
+              <w:top w:w="60" w:type="dxa"/>
+              <w:left w:w="90" w:type="dxa"/>
+              <w:bottom w:w="60" w:type="dxa"/>
+              <w:right w:w="90" w:type="dxa"/>
+            </w:tcMar>
+          </w:tcPr>
+          <w:p>
+            <w:pPr>
+              <w:spacing w:after="40"/>
+            </w:pPr>
+            <w:r>
+              <w:rPr>
+                <w:sz w:val="19"/>
+                <w:szCs w:val="19"/>
+              </w:rPr>
+              <w:t>OIDC authorization code flow with PKCE (S256), with a new state and nonce per sign-in; only a hash of the state is stored; pending sign-ins are single use and expire after 10 minutes. ID tokens are accepted only with a valid signature from the Hub JWKS and matching issuer, audience (SSO_CLIENT_ID), expiry (60 s leeway), sub and nonce. The code is exchanged server to server.</w:t>
+            </w:r>
+          </w:p>
+        </w:tc>
+      </w:tr>
+      <w:tr>
+        <w:tblPrEx>
+          <w:tblCellMar>
+            <w:top w:w="0" w:type="dxa"/>
+            <w:bottom w:w="0" w:type="dxa"/>
+          </w:tblCellMar>
+        </w:tblPrEx>
+        <w:trPr>
+          <w:cantSplit/>
+        </w:trPr>
+        <w:tc>
+          <w:tcPr>
+            <w:tcW w:w="1023" w:type="dxa"/>
+            <w:tcMar>
+              <w:top w:w="60" w:type="dxa"/>
+              <w:left w:w="90" w:type="dxa"/>
+              <w:bottom w:w="60" w:type="dxa"/>
+              <w:right w:w="90" w:type="dxa"/>
+            </w:tcMar>
+          </w:tcPr>
+          <w:p>
+            <w:pPr>
+              <w:spacing w:after="40"/>
+            </w:pPr>
+            <w:r>
+              <w:rPr>
+                <w:sz w:val="19"/>
+                <w:szCs w:val="19"/>
+              </w:rPr>
+              <w:t>NFR-20</w:t>
+            </w:r>
+          </w:p>
+        </w:tc>
+        <w:tc>
+          <w:tcPr>
+            <w:tcW w:w="1582" w:type="dxa"/>
+            <w:tcMar>
+              <w:top w:w="60" w:type="dxa"/>
+              <w:left w:w="90" w:type="dxa"/>
+              <w:bottom w:w="60" w:type="dxa"/>
+              <w:right w:w="90" w:type="dxa"/>
+            </w:tcMar>
+          </w:tcPr>
+          <w:p>
+            <w:pPr>
+              <w:spacing w:after="40"/>
+            </w:pPr>
+            <w:r>
+              <w:rPr>
+                <w:sz w:val="19"/>
+                <w:szCs w:val="19"/>
+              </w:rPr>
+              <w:t>Security: identity</w:t>
+            </w:r>
+          </w:p>
+        </w:tc>
+        <w:tc>
+          <w:tcPr>
+            <w:tcW w:w="6701" w:type="dxa"/>
+            <w:tcMar>
+              <w:top w:w="60" w:type="dxa"/>
+              <w:left w:w="90" w:type="dxa"/>
+              <w:bottom w:w="60" w:type="dxa"/>
+              <w:right w:w="90" w:type="dxa"/>
+            </w:tcMar>
+          </w:tcPr>
+          <w:p>
+            <w:pPr>
+              <w:spacing w:after="40"/>
+            </w:pPr>
+            <w:r>
+              <w:rPr>
+                <w:sz w:val="19"/>
+                <w:szCs w:val="19"/>
+              </w:rPr>
+              <w:t>The Hub user id (sub) is the permanent key of a linked account and is unique; email is used only to link on first sign-in. Hub-only accounts have no usable password.</w:t>
+            </w:r>
+          </w:p>
+        </w:tc>
+      </w:tr>
+      <w:tr>
+        <w:tblPrEx>
+          <w:tblCellMar>
+            <w:top w:w="0" w:type="dxa"/>
+            <w:bottom w:w="0" w:type="dxa"/>
+          </w:tblCellMar>
+        </w:tblPrEx>
+        <w:trPr>
+          <w:cantSplit/>
+        </w:trPr>
+        <w:tc>
+          <w:tcPr>
+            <w:tcW w:w="1023" w:type="dxa"/>
+            <w:tcMar>
+              <w:top w:w="60" w:type="dxa"/>
+              <w:left w:w="90" w:type="dxa"/>
+              <w:bottom w:w="60" w:type="dxa"/>
+              <w:right w:w="90" w:type="dxa"/>
+            </w:tcMar>
+          </w:tcPr>
+          <w:p>
+            <w:pPr>
+              <w:spacing w:after="40"/>
+            </w:pPr>
+            <w:r>
+              <w:rPr>
+                <w:sz w:val="19"/>
+                <w:szCs w:val="19"/>
+              </w:rPr>
+              <w:t>NFR-21</w:t>
+            </w:r>
+          </w:p>
+        </w:tc>
+        <w:tc>
+          <w:tcPr>
+            <w:tcW w:w="1582" w:type="dxa"/>
+            <w:tcMar>
+              <w:top w:w="60" w:type="dxa"/>
+              <w:left w:w="90" w:type="dxa"/>
+              <w:bottom w:w="60" w:type="dxa"/>
+              <w:right w:w="90" w:type="dxa"/>
+            </w:tcMar>
+          </w:tcPr>
+          <w:p>
+            <w:pPr>
+              <w:spacing w:after="40"/>
+            </w:pPr>
+            <w:r>
+              <w:rPr>
+                <w:sz w:val="19"/>
+                <w:szCs w:val="19"/>
+              </w:rPr>
+              <w:t>Security: deployment</w:t>
+            </w:r>
+          </w:p>
+        </w:tc>
+        <w:tc>
+          <w:tcPr>
+            <w:tcW w:w="6701" w:type="dxa"/>
+            <w:tcMar>
+              <w:top w:w="60" w:type="dxa"/>
+              <w:left w:w="90" w:type="dxa"/>
+              <w:bottom w:w="60" w:type="dxa"/>
+              <w:right w:w="90" w:type="dxa"/>
+            </w:tcMar>
+          </w:tcPr>
+          <w:p>
+            <w:pPr>
+              <w:spacing w:after="40"/>
+            </w:pPr>
+            <w:r>
+              <w:rPr>
+                <w:sz w:val="19"/>
+                <w:szCs w:val="19"/>
+              </w:rPr>
+              <w:t>Only the frontend port is reachable by users. The backend port is published on the private address and allowed only from the frontend server, because the backend trusts the visitor address in X-Real-IP (TRUST_PROXY_HEADERS=true). Images contain no secrets; the backend runs as a non-root user.</w:t>
+            </w:r>
+          </w:p>
+        </w:tc>
+      </w:tr>
+      <w:tr>
+        <w:tblPrEx>
+          <w:tblCellMar>
+            <w:top w:w="0" w:type="dxa"/>
+            <w:bottom w:w="0" w:type="dxa"/>
+          </w:tblCellMar>
+        </w:tblPrEx>
+        <w:trPr>
+          <w:cantSplit/>
+        </w:trPr>
+        <w:tc>
+          <w:tcPr>
+            <w:tcW w:w="1023" w:type="dxa"/>
+            <w:tcMar>
+              <w:top w:w="60" w:type="dxa"/>
+              <w:left w:w="90" w:type="dxa"/>
+              <w:bottom w:w="60" w:type="dxa"/>
+              <w:right w:w="90" w:type="dxa"/>
+            </w:tcMar>
+          </w:tcPr>
+          <w:p>
+            <w:pPr>
+              <w:spacing w:after="40"/>
+            </w:pPr>
+            <w:r>
+              <w:rPr>
+                <w:sz w:val="19"/>
+                <w:szCs w:val="19"/>
+              </w:rPr>
+              <w:t>NFR-22</w:t>
+            </w:r>
+          </w:p>
+        </w:tc>
+        <w:tc>
+          <w:tcPr>
+            <w:tcW w:w="1582" w:type="dxa"/>
+            <w:tcMar>
+              <w:top w:w="60" w:type="dxa"/>
+              <w:left w:w="90" w:type="dxa"/>
+              <w:bottom w:w="60" w:type="dxa"/>
+              <w:right w:w="90" w:type="dxa"/>
+            </w:tcMar>
+          </w:tcPr>
+          <w:p>
+            <w:pPr>
+              <w:spacing w:after="40"/>
+            </w:pPr>
+            <w:r>
+              <w:rPr>
+                <w:sz w:val="19"/>
+                <w:szCs w:val="19"/>
+              </w:rPr>
+              <w:t>Security: database transport</w:t>
+            </w:r>
+          </w:p>
+        </w:tc>
+        <w:tc>
+          <w:tcPr>
+            <w:tcW w:w="6701" w:type="dxa"/>
+            <w:tcMar>
+              <w:top w:w="60" w:type="dxa"/>
+              <w:left w:w="90" w:type="dxa"/>
+              <w:bottom w:w="60" w:type="dxa"/>
+              <w:right w:w="90" w:type="dxa"/>
+            </w:tcMar>
+          </w:tcPr>
+          <w:p>
+            <w:pPr>
+              <w:spacing w:after="40"/>
+            </w:pPr>
+            <w:r>
+              <w:rPr>
+                <w:sz w:val="19"/>
+                <w:szCs w:val="19"/>
+              </w:rPr>
+              <w:t>Connections to Apsara RDS use SSL (DATABASE_SSLMODE=require); the RDS whitelist admits only the backend server.</w:t>
+            </w:r>
+          </w:p>
+        </w:tc>
+      </w:tr>
+      <w:tr>
+        <w:tblPrEx>
+          <w:tblCellMar>
+            <w:top w:w="0" w:type="dxa"/>
+            <w:bottom w:w="0" w:type="dxa"/>
+          </w:tblCellMar>
+        </w:tblPrEx>
+        <w:trPr>
+          <w:cantSplit/>
+        </w:trPr>
+        <w:tc>
+          <w:tcPr>
+            <w:tcW w:w="1023" w:type="dxa"/>
+            <w:tcMar>
+              <w:top w:w="60" w:type="dxa"/>
+              <w:left w:w="90" w:type="dxa"/>
+              <w:bottom w:w="60" w:type="dxa"/>
+              <w:right w:w="90" w:type="dxa"/>
+            </w:tcMar>
+          </w:tcPr>
+          <w:p>
+            <w:pPr>
+              <w:spacing w:after="40"/>
+            </w:pPr>
+            <w:r>
+              <w:rPr>
+                <w:sz w:val="19"/>
+                <w:szCs w:val="19"/>
+              </w:rPr>
+              <w:t>NFR-23</w:t>
+            </w:r>
+          </w:p>
+        </w:tc>
+        <w:tc>
+          <w:tcPr>
+            <w:tcW w:w="1582" w:type="dxa"/>
+            <w:tcMar>
+              <w:top w:w="60" w:type="dxa"/>
+              <w:left w:w="90" w:type="dxa"/>
+              <w:bottom w:w="60" w:type="dxa"/>
+              <w:right w:w="90" w:type="dxa"/>
+            </w:tcMar>
+          </w:tcPr>
+          <w:p>
+            <w:pPr>
+              <w:spacing w:after="40"/>
+            </w:pPr>
+            <w:r>
+              <w:rPr>
+                <w:sz w:val="19"/>
+                <w:szCs w:val="19"/>
+              </w:rPr>
+              <w:t>Availability</w:t>
+            </w:r>
+          </w:p>
+        </w:tc>
+        <w:tc>
+          <w:tcPr>
+            <w:tcW w:w="6701" w:type="dxa"/>
+            <w:tcMar>
+              <w:top w:w="60" w:type="dxa"/>
+              <w:left w:w="90" w:type="dxa"/>
+              <w:bottom w:w="60" w:type="dxa"/>
+              <w:right w:w="90" w:type="dxa"/>
+            </w:tcMar>
+          </w:tcPr>
+          <w:p>
+            <w:pPr>
+              <w:spacing w:after="40"/>
+            </w:pPr>
+            <w:r>
+              <w:rPr>
+                <w:sz w:val="19"/>
+                <w:szCs w:val="19"/>
+              </w:rPr>
+              <w:t>Containers restart automatically and report health (frontend /healthz, backend /api/health). If DWS Hub is down, a break-glass administrator can still sign in with a password while LOCAL_LOGIN_ENABLED=true.</w:t>
+            </w:r>
+          </w:p>
+        </w:tc>
+      </w:tr>
+      <w:tr>
+        <w:tblPrEx>
+          <w:tblCellMar>
+            <w:top w:w="0" w:type="dxa"/>
+            <w:bottom w:w="0" w:type="dxa"/>
+          </w:tblCellMar>
+        </w:tblPrEx>
+        <w:trPr>
+          <w:cantSplit/>
+        </w:trPr>
+        <w:tc>
+          <w:tcPr>
+            <w:tcW w:w="1023" w:type="dxa"/>
+            <w:tcMar>
+              <w:top w:w="60" w:type="dxa"/>
+              <w:left w:w="90" w:type="dxa"/>
+              <w:bottom w:w="60" w:type="dxa"/>
+              <w:right w:w="90" w:type="dxa"/>
+            </w:tcMar>
+          </w:tcPr>
+          <w:p>
+            <w:pPr>
+              <w:spacing w:after="40"/>
+            </w:pPr>
+            <w:r>
+              <w:rPr>
+                <w:sz w:val="19"/>
+                <w:szCs w:val="19"/>
+              </w:rPr>
+              <w:t>NFR-24</w:t>
+            </w:r>
+          </w:p>
+        </w:tc>
+        <w:tc>
+          <w:tcPr>
+            <w:tcW w:w="1582" w:type="dxa"/>
+            <w:tcMar>
+              <w:top w:w="60" w:type="dxa"/>
+              <w:left w:w="90" w:type="dxa"/>
+              <w:bottom w:w="60" w:type="dxa"/>
+              <w:right w:w="90" w:type="dxa"/>
+            </w:tcMar>
+          </w:tcPr>
+          <w:p>
+            <w:pPr>
+              <w:spacing w:after="40"/>
+            </w:pPr>
+            <w:r>
+              <w:rPr>
+                <w:sz w:val="19"/>
+                <w:szCs w:val="19"/>
+              </w:rPr>
+              <w:t>Consistency</w:t>
+            </w:r>
+          </w:p>
+        </w:tc>
+        <w:tc>
+          <w:tcPr>
+            <w:tcW w:w="6701" w:type="dxa"/>
+            <w:tcMar>
+              <w:top w:w="60" w:type="dxa"/>
+              <w:left w:w="90" w:type="dxa"/>
+              <w:bottom w:w="60" w:type="dxa"/>
+              <w:right w:w="90" w:type="dxa"/>
+            </w:tcMar>
+          </w:tcPr>
+          <w:p>
+            <w:pPr>
+              <w:spacing w:after="40"/>
+            </w:pPr>
+            <w:r>
+              <w:rPr>
+                <w:sz w:val="19"/>
+                <w:szCs w:val="19"/>
+              </w:rPr>
+              <w:t>The backend container runs in Asia/Jakarta time (TZ), so forecast run dates and "today" match the single-host installation. Staging refresh logs are kept 30 days.</w:t>
+            </w:r>
+          </w:p>
+        </w:tc>
+      </w:tr>
     </w:tbl>
     <w:p>
       <w:pPr>
         <w:pStyle w:val="Heading1"/>
       </w:pPr>
-      <w:bookmarkStart w:id="45" w:name="_Toc243060074"/>
+      <w:bookmarkStart w:id="47" w:name="_Toc243385044"/>
       <w:r>
         <w:t>9. Business rules and definitions</w:t>
       </w:r>
-      <w:bookmarkEnd w:id="45"/>
+      <w:bookmarkEnd w:id="47"/>
     </w:p>
     <w:tbl>
       <w:tblPr>
@@ -35701,6 +40204,7 @@
                 <w:sz w:val="19"/>
                 <w:szCs w:val="19"/>
               </w:rPr>
+              <w:lastRenderedPageBreak/>
               <w:t>Valid SAP date</w:t>
             </w:r>
           </w:p>
@@ -35929,7 +40433,6 @@
                 <w:sz w:val="19"/>
                 <w:szCs w:val="19"/>
               </w:rPr>
-              <w:lastRenderedPageBreak/>
               <w:t>Forecast signal</w:t>
             </w:r>
           </w:p>
@@ -36414,16 +40917,359 @@
           </w:p>
         </w:tc>
       </w:tr>
+      <w:tr>
+        <w:tblPrEx>
+          <w:tblCellMar>
+            <w:top w:w="0" w:type="dxa"/>
+            <w:bottom w:w="0" w:type="dxa"/>
+          </w:tblCellMar>
+        </w:tblPrEx>
+        <w:trPr>
+          <w:cantSplit/>
+        </w:trPr>
+        <w:tc>
+          <w:tcPr>
+            <w:tcW w:w="2605" w:type="dxa"/>
+            <w:tcMar>
+              <w:top w:w="60" w:type="dxa"/>
+              <w:left w:w="90" w:type="dxa"/>
+              <w:bottom w:w="60" w:type="dxa"/>
+              <w:right w:w="90" w:type="dxa"/>
+            </w:tcMar>
+          </w:tcPr>
+          <w:p>
+            <w:pPr>
+              <w:spacing w:after="40"/>
+            </w:pPr>
+            <w:r>
+              <w:rPr>
+                <w:sz w:val="19"/>
+                <w:szCs w:val="19"/>
+              </w:rPr>
+              <w:t>DWS Hub</w:t>
+            </w:r>
+          </w:p>
+        </w:tc>
+        <w:tc>
+          <w:tcPr>
+            <w:tcW w:w="6701" w:type="dxa"/>
+            <w:tcMar>
+              <w:top w:w="60" w:type="dxa"/>
+              <w:left w:w="90" w:type="dxa"/>
+              <w:bottom w:w="60" w:type="dxa"/>
+              <w:right w:w="90" w:type="dxa"/>
+            </w:tcMar>
+          </w:tcPr>
+          <w:p>
+            <w:pPr>
+              <w:spacing w:after="40"/>
+            </w:pPr>
+            <w:r>
+              <w:rPr>
+                <w:sz w:val="19"/>
+                <w:szCs w:val="19"/>
+              </w:rPr>
+              <w:t>The company identity provider. In strict mode it accepts only registered OIDC apps with an exact redirect URI.</w:t>
+            </w:r>
+          </w:p>
+        </w:tc>
+      </w:tr>
+      <w:tr>
+        <w:tblPrEx>
+          <w:tblCellMar>
+            <w:top w:w="0" w:type="dxa"/>
+            <w:bottom w:w="0" w:type="dxa"/>
+          </w:tblCellMar>
+        </w:tblPrEx>
+        <w:trPr>
+          <w:cantSplit/>
+        </w:trPr>
+        <w:tc>
+          <w:tcPr>
+            <w:tcW w:w="2605" w:type="dxa"/>
+            <w:tcMar>
+              <w:top w:w="60" w:type="dxa"/>
+              <w:left w:w="90" w:type="dxa"/>
+              <w:bottom w:w="60" w:type="dxa"/>
+              <w:right w:w="90" w:type="dxa"/>
+            </w:tcMar>
+          </w:tcPr>
+          <w:p>
+            <w:pPr>
+              <w:spacing w:after="40"/>
+            </w:pPr>
+            <w:r>
+              <w:rPr>
+                <w:sz w:val="19"/>
+                <w:szCs w:val="19"/>
+              </w:rPr>
+              <w:t>Hub user id (sub)</w:t>
+            </w:r>
+          </w:p>
+        </w:tc>
+        <w:tc>
+          <w:tcPr>
+            <w:tcW w:w="6701" w:type="dxa"/>
+            <w:tcMar>
+              <w:top w:w="60" w:type="dxa"/>
+              <w:left w:w="90" w:type="dxa"/>
+              <w:bottom w:w="60" w:type="dxa"/>
+              <w:right w:w="90" w:type="dxa"/>
+            </w:tcMar>
+          </w:tcPr>
+          <w:p>
+            <w:pPr>
+              <w:spacing w:after="40"/>
+            </w:pPr>
+            <w:r>
+              <w:rPr>
+                <w:sz w:val="19"/>
+                <w:szCs w:val="19"/>
+              </w:rPr>
+              <w:t>The stable identifier of a person in DWS Hub, sent in every ID token. Stored in app_user.sso_subject once linked.</w:t>
+            </w:r>
+          </w:p>
+        </w:tc>
+      </w:tr>
+      <w:tr>
+        <w:tblPrEx>
+          <w:tblCellMar>
+            <w:top w:w="0" w:type="dxa"/>
+            <w:bottom w:w="0" w:type="dxa"/>
+          </w:tblCellMar>
+        </w:tblPrEx>
+        <w:trPr>
+          <w:cantSplit/>
+        </w:trPr>
+        <w:tc>
+          <w:tcPr>
+            <w:tcW w:w="2605" w:type="dxa"/>
+            <w:tcMar>
+              <w:top w:w="60" w:type="dxa"/>
+              <w:left w:w="90" w:type="dxa"/>
+              <w:bottom w:w="60" w:type="dxa"/>
+              <w:right w:w="90" w:type="dxa"/>
+            </w:tcMar>
+          </w:tcPr>
+          <w:p>
+            <w:pPr>
+              <w:spacing w:after="40"/>
+            </w:pPr>
+            <w:r>
+              <w:rPr>
+                <w:sz w:val="19"/>
+                <w:szCs w:val="19"/>
+              </w:rPr>
+              <w:t>Account linking</w:t>
+            </w:r>
+          </w:p>
+        </w:tc>
+        <w:tc>
+          <w:tcPr>
+            <w:tcW w:w="6701" w:type="dxa"/>
+            <w:tcMar>
+              <w:top w:w="60" w:type="dxa"/>
+              <w:left w:w="90" w:type="dxa"/>
+              <w:bottom w:w="60" w:type="dxa"/>
+              <w:right w:w="90" w:type="dxa"/>
+            </w:tcMar>
+          </w:tcPr>
+          <w:p>
+            <w:pPr>
+              <w:spacing w:after="40"/>
+            </w:pPr>
+            <w:r>
+              <w:rPr>
+                <w:sz w:val="19"/>
+                <w:szCs w:val="19"/>
+              </w:rPr>
+              <w:t>Attaching a Hub user id to an existing dashboard account on that person's first Hub sign-in, matched by email. After linking, the Hub user id alone identifies the account.</w:t>
+            </w:r>
+          </w:p>
+        </w:tc>
+      </w:tr>
+      <w:tr>
+        <w:tblPrEx>
+          <w:tblCellMar>
+            <w:top w:w="0" w:type="dxa"/>
+            <w:bottom w:w="0" w:type="dxa"/>
+          </w:tblCellMar>
+        </w:tblPrEx>
+        <w:trPr>
+          <w:cantSplit/>
+        </w:trPr>
+        <w:tc>
+          <w:tcPr>
+            <w:tcW w:w="2605" w:type="dxa"/>
+            <w:tcMar>
+              <w:top w:w="60" w:type="dxa"/>
+              <w:left w:w="90" w:type="dxa"/>
+              <w:bottom w:w="60" w:type="dxa"/>
+              <w:right w:w="90" w:type="dxa"/>
+            </w:tcMar>
+          </w:tcPr>
+          <w:p>
+            <w:pPr>
+              <w:spacing w:after="40"/>
+            </w:pPr>
+            <w:r>
+              <w:rPr>
+                <w:sz w:val="19"/>
+                <w:szCs w:val="19"/>
+              </w:rPr>
+              <w:t>Hub-only account</w:t>
+            </w:r>
+          </w:p>
+        </w:tc>
+        <w:tc>
+          <w:tcPr>
+            <w:tcW w:w="6701" w:type="dxa"/>
+            <w:tcMar>
+              <w:top w:w="60" w:type="dxa"/>
+              <w:left w:w="90" w:type="dxa"/>
+              <w:bottom w:w="60" w:type="dxa"/>
+              <w:right w:w="90" w:type="dxa"/>
+            </w:tcMar>
+          </w:tcPr>
+          <w:p>
+            <w:pPr>
+              <w:spacing w:after="40"/>
+            </w:pPr>
+            <w:r>
+              <w:rPr>
+                <w:sz w:val="19"/>
+                <w:szCs w:val="19"/>
+              </w:rPr>
+              <w:t>An account registered with an empty password while SSO is enabled (or auto-provisioned); it can sign in only with DWS Hub.</w:t>
+            </w:r>
+          </w:p>
+        </w:tc>
+      </w:tr>
+      <w:tr>
+        <w:tblPrEx>
+          <w:tblCellMar>
+            <w:top w:w="0" w:type="dxa"/>
+            <w:bottom w:w="0" w:type="dxa"/>
+          </w:tblCellMar>
+        </w:tblPrEx>
+        <w:trPr>
+          <w:cantSplit/>
+        </w:trPr>
+        <w:tc>
+          <w:tcPr>
+            <w:tcW w:w="2605" w:type="dxa"/>
+            <w:tcMar>
+              <w:top w:w="60" w:type="dxa"/>
+              <w:left w:w="90" w:type="dxa"/>
+              <w:bottom w:w="60" w:type="dxa"/>
+              <w:right w:w="90" w:type="dxa"/>
+            </w:tcMar>
+          </w:tcPr>
+          <w:p>
+            <w:pPr>
+              <w:spacing w:after="40"/>
+            </w:pPr>
+            <w:r>
+              <w:rPr>
+                <w:sz w:val="19"/>
+                <w:szCs w:val="19"/>
+              </w:rPr>
+              <w:t>Auto-provisioning</w:t>
+            </w:r>
+          </w:p>
+        </w:tc>
+        <w:tc>
+          <w:tcPr>
+            <w:tcW w:w="6701" w:type="dxa"/>
+            <w:tcMar>
+              <w:top w:w="60" w:type="dxa"/>
+              <w:left w:w="90" w:type="dxa"/>
+              <w:bottom w:w="60" w:type="dxa"/>
+              <w:right w:w="90" w:type="dxa"/>
+            </w:tcMar>
+          </w:tcPr>
+          <w:p>
+            <w:pPr>
+              <w:spacing w:after="40"/>
+            </w:pPr>
+            <w:r>
+              <w:rPr>
+                <w:sz w:val="19"/>
+                <w:szCs w:val="19"/>
+              </w:rPr>
+              <w:t>Creating a dashboard account with the SSO_AUTO_PROVISION_ROLE role for a Hub user who has none. Off by default.</w:t>
+            </w:r>
+          </w:p>
+        </w:tc>
+      </w:tr>
+      <w:tr>
+        <w:tblPrEx>
+          <w:tblCellMar>
+            <w:top w:w="0" w:type="dxa"/>
+            <w:bottom w:w="0" w:type="dxa"/>
+          </w:tblCellMar>
+        </w:tblPrEx>
+        <w:trPr>
+          <w:cantSplit/>
+        </w:trPr>
+        <w:tc>
+          <w:tcPr>
+            <w:tcW w:w="2605" w:type="dxa"/>
+            <w:tcMar>
+              <w:top w:w="60" w:type="dxa"/>
+              <w:left w:w="90" w:type="dxa"/>
+              <w:bottom w:w="60" w:type="dxa"/>
+              <w:right w:w="90" w:type="dxa"/>
+            </w:tcMar>
+          </w:tcPr>
+          <w:p>
+            <w:pPr>
+              <w:spacing w:after="40"/>
+            </w:pPr>
+            <w:r>
+              <w:rPr>
+                <w:sz w:val="19"/>
+                <w:szCs w:val="19"/>
+              </w:rPr>
+              <w:t>Break-glass administrator</w:t>
+            </w:r>
+          </w:p>
+        </w:tc>
+        <w:tc>
+          <w:tcPr>
+            <w:tcW w:w="6701" w:type="dxa"/>
+            <w:tcMar>
+              <w:top w:w="60" w:type="dxa"/>
+              <w:left w:w="90" w:type="dxa"/>
+              <w:bottom w:w="60" w:type="dxa"/>
+              <w:right w:w="90" w:type="dxa"/>
+            </w:tcMar>
+          </w:tcPr>
+          <w:p>
+            <w:pPr>
+              <w:spacing w:after="40"/>
+            </w:pPr>
+            <w:r>
+              <w:rPr>
+                <w:sz w:val="19"/>
+                <w:szCs w:val="19"/>
+              </w:rPr>
+              <w:t>A local administrator with an email and password, kept so the dashboard can be managed while DWS Hub is unavailable.</w:t>
+            </w:r>
+          </w:p>
+        </w:tc>
+      </w:tr>
     </w:tbl>
     <w:p>
       <w:pPr>
         <w:pStyle w:val="Heading1"/>
       </w:pPr>
-      <w:bookmarkStart w:id="46" w:name="_Toc243060075"/>
-      <w:r>
+      <w:bookmarkStart w:id="48" w:name="_Toc243385045"/>
+      <w:r>
+        <w:lastRenderedPageBreak/>
         <w:t>10. Assumptions, dependencies and constraints</w:t>
       </w:r>
-      <w:bookmarkEnd w:id="46"/>
+      <w:bookmarkEnd w:id="48"/>
     </w:p>
     <w:p>
       <w:pPr>
@@ -36461,7 +41307,7 @@
         <w:spacing w:after="60"/>
       </w:pPr>
       <w:r>
-        <w:t>PostgreSQL 18 runs on the application host or a reachable server.</w:t>
+        <w:t>PostgreSQL 18 runs on the application host or a reachable server; on staging, Apsara RDS for PostgreSQL with SSL, whitelisted for the backend server.</w:t>
       </w:r>
     </w:p>
     <w:p>
@@ -36487,7 +41333,7 @@
         <w:spacing w:after="60"/>
       </w:pPr>
       <w:r>
-        <w:t>The launcher uses PowerShell to stop its own previous server, so the host is Windows.</w:t>
+        <w:t>The single-host launcher uses PowerShell to stop its own previous server, so that host is Windows. Staging runs the containers on two Linux servers with Docker and Compose v2.</w:t>
       </w:r>
     </w:p>
     <w:p>
@@ -36500,6 +41346,32 @@
         <w:spacing w:after="60"/>
       </w:pPr>
       <w:r>
+        <w:t>DWS Hub runs in strict mode and publishes an OpenID discovery document and JWKS that the backend can reach, and an authorization page that users' PCs can reach.</w:t>
+      </w:r>
+    </w:p>
+    <w:p>
+      <w:pPr>
+        <w:pStyle w:val="ListParagraph"/>
+        <w:numPr>
+          <w:ilvl w:val="0"/>
+          <w:numId w:val="2"/>
+        </w:numPr>
+        <w:spacing w:after="60"/>
+      </w:pPr>
+      <w:r>
+        <w:t>Hub emails are company addresses controlled by DWS IT, so an email match is a safe basis for the first link.</w:t>
+      </w:r>
+    </w:p>
+    <w:p>
+      <w:pPr>
+        <w:pStyle w:val="ListParagraph"/>
+        <w:numPr>
+          <w:ilvl w:val="0"/>
+          <w:numId w:val="2"/>
+        </w:numPr>
+        <w:spacing w:after="60"/>
+      </w:pPr>
+      <w:r>
         <w:t>Every user has a work email address. The dashboard does not send email; administrators hand over initial passwords through a secure channel.</w:t>
       </w:r>
     </w:p>
@@ -36507,11 +41379,11 @@
       <w:pPr>
         <w:pStyle w:val="Heading1"/>
       </w:pPr>
-      <w:bookmarkStart w:id="47" w:name="_Toc243060076"/>
+      <w:bookmarkStart w:id="49" w:name="_Toc243385046"/>
       <w:r>
         <w:t>11. Risks and open issues</w:t>
       </w:r>
-      <w:bookmarkEnd w:id="47"/>
+      <w:bookmarkEnd w:id="49"/>
     </w:p>
     <w:tbl>
       <w:tblPr>
@@ -37091,7 +41963,6 @@
                 <w:sz w:val="18"/>
                 <w:szCs w:val="18"/>
               </w:rPr>
-              <w:lastRenderedPageBreak/>
               <w:t>4</w:t>
             </w:r>
           </w:p>
@@ -37241,7 +42112,7 @@
                 <w:sz w:val="18"/>
                 <w:szCs w:val="18"/>
               </w:rPr>
-              <w:t>Resolved: login and roles. Open: no HTTPS.</w:t>
+              <w:t>Resolved: login, roles and company SSO (F-19 to F-23). Open: no HTTPS.</w:t>
             </w:r>
           </w:p>
         </w:tc>
@@ -37264,7 +42135,7 @@
                 <w:sz w:val="18"/>
                 <w:szCs w:val="18"/>
               </w:rPr>
-              <w:t>Sign-in, roles and the audit trail are in place (F-19 to F-22), but passwords and session cookies cross the LAN unencrypted.</w:t>
+              <w:t>Passwords, session cookies and Hub codes cross the network unencrypted on staging.</w:t>
             </w:r>
           </w:p>
         </w:tc>
@@ -37287,7 +42158,7 @@
                 <w:sz w:val="18"/>
                 <w:szCs w:val="18"/>
               </w:rPr>
-              <w:t>Put the dashboard behind a TLS reverse proxy (IIS / nginx) and set SESSION_COOKIE_SECURE=true before any access beyond the trusted LAN. Consider company SSO later.</w:t>
+              <w:t>Terminate TLS at the frontend (nginx), then set SESSION_COOKIE_SECURE=true and https redirect URIs before production.</w:t>
             </w:r>
           </w:p>
         </w:tc>
@@ -37722,6 +42593,7 @@
                 <w:sz w:val="18"/>
                 <w:szCs w:val="18"/>
               </w:rPr>
+              <w:lastRenderedPageBreak/>
               <w:t>9</w:t>
             </w:r>
           </w:p>
@@ -37945,16 +42817,772 @@
           </w:p>
         </w:tc>
       </w:tr>
+      <w:tr>
+        <w:tblPrEx>
+          <w:tblCellMar>
+            <w:top w:w="0" w:type="dxa"/>
+            <w:bottom w:w="0" w:type="dxa"/>
+          </w:tblCellMar>
+        </w:tblPrEx>
+        <w:trPr>
+          <w:cantSplit/>
+        </w:trPr>
+        <w:tc>
+          <w:tcPr>
+            <w:tcW w:w="465" w:type="dxa"/>
+            <w:tcMar>
+              <w:top w:w="60" w:type="dxa"/>
+              <w:left w:w="90" w:type="dxa"/>
+              <w:bottom w:w="60" w:type="dxa"/>
+              <w:right w:w="90" w:type="dxa"/>
+            </w:tcMar>
+          </w:tcPr>
+          <w:p>
+            <w:pPr>
+              <w:spacing w:after="40"/>
+            </w:pPr>
+            <w:r>
+              <w:rPr>
+                <w:sz w:val="18"/>
+                <w:szCs w:val="18"/>
+              </w:rPr>
+              <w:t>11</w:t>
+            </w:r>
+          </w:p>
+        </w:tc>
+        <w:tc>
+          <w:tcPr>
+            <w:tcW w:w="2512" w:type="dxa"/>
+            <w:tcMar>
+              <w:top w:w="60" w:type="dxa"/>
+              <w:left w:w="90" w:type="dxa"/>
+              <w:bottom w:w="60" w:type="dxa"/>
+              <w:right w:w="90" w:type="dxa"/>
+            </w:tcMar>
+          </w:tcPr>
+          <w:p>
+            <w:pPr>
+              <w:spacing w:after="40"/>
+            </w:pPr>
+            <w:r>
+              <w:rPr>
+                <w:sz w:val="18"/>
+                <w:szCs w:val="18"/>
+              </w:rPr>
+              <w:t>Staging Hub endpoints and the code exchange use plain HTTP on the private network.</w:t>
+            </w:r>
+          </w:p>
+        </w:tc>
+        <w:tc>
+          <w:tcPr>
+            <w:tcW w:w="2047" w:type="dxa"/>
+            <w:tcMar>
+              <w:top w:w="60" w:type="dxa"/>
+              <w:left w:w="90" w:type="dxa"/>
+              <w:bottom w:w="60" w:type="dxa"/>
+              <w:right w:w="90" w:type="dxa"/>
+            </w:tcMar>
+          </w:tcPr>
+          <w:p>
+            <w:pPr>
+              <w:spacing w:after="40"/>
+            </w:pPr>
+            <w:r>
+              <w:rPr>
+                <w:sz w:val="18"/>
+                <w:szCs w:val="18"/>
+              </w:rPr>
+              <w:t>Codes and tokens could be read on that network segment.</w:t>
+            </w:r>
+          </w:p>
+        </w:tc>
+        <w:tc>
+          <w:tcPr>
+            <w:tcW w:w="2791" w:type="dxa"/>
+            <w:tcMar>
+              <w:top w:w="60" w:type="dxa"/>
+              <w:left w:w="90" w:type="dxa"/>
+              <w:bottom w:w="60" w:type="dxa"/>
+              <w:right w:w="90" w:type="dxa"/>
+            </w:tcMar>
+          </w:tcPr>
+          <w:p>
+            <w:pPr>
+              <w:spacing w:after="40"/>
+            </w:pPr>
+            <w:r>
+              <w:rPr>
+                <w:sz w:val="18"/>
+                <w:szCs w:val="18"/>
+              </w:rPr>
+              <w:t>Use HTTPS Hub endpoints when the Hub offers them; required before production.</w:t>
+            </w:r>
+          </w:p>
+        </w:tc>
+        <w:tc>
+          <w:tcPr>
+            <w:tcW w:w="1491" w:type="dxa"/>
+            <w:tcMar>
+              <w:top w:w="60" w:type="dxa"/>
+              <w:left w:w="90" w:type="dxa"/>
+              <w:bottom w:w="60" w:type="dxa"/>
+              <w:right w:w="90" w:type="dxa"/>
+            </w:tcMar>
+          </w:tcPr>
+          <w:p>
+            <w:pPr>
+              <w:spacing w:after="40"/>
+            </w:pPr>
+            <w:r>
+              <w:rPr>
+                <w:sz w:val="18"/>
+                <w:szCs w:val="18"/>
+              </w:rPr>
+              <w:t>IT security / Hub team</w:t>
+            </w:r>
+          </w:p>
+        </w:tc>
+      </w:tr>
+      <w:tr>
+        <w:tblPrEx>
+          <w:tblCellMar>
+            <w:top w:w="0" w:type="dxa"/>
+            <w:bottom w:w="0" w:type="dxa"/>
+          </w:tblCellMar>
+        </w:tblPrEx>
+        <w:trPr>
+          <w:cantSplit/>
+        </w:trPr>
+        <w:tc>
+          <w:tcPr>
+            <w:tcW w:w="465" w:type="dxa"/>
+            <w:tcMar>
+              <w:top w:w="60" w:type="dxa"/>
+              <w:left w:w="90" w:type="dxa"/>
+              <w:bottom w:w="60" w:type="dxa"/>
+              <w:right w:w="90" w:type="dxa"/>
+            </w:tcMar>
+          </w:tcPr>
+          <w:p>
+            <w:pPr>
+              <w:spacing w:after="40"/>
+            </w:pPr>
+            <w:r>
+              <w:rPr>
+                <w:sz w:val="18"/>
+                <w:szCs w:val="18"/>
+              </w:rPr>
+              <w:t>12</w:t>
+            </w:r>
+          </w:p>
+        </w:tc>
+        <w:tc>
+          <w:tcPr>
+            <w:tcW w:w="2512" w:type="dxa"/>
+            <w:tcMar>
+              <w:top w:w="60" w:type="dxa"/>
+              <w:left w:w="90" w:type="dxa"/>
+              <w:bottom w:w="60" w:type="dxa"/>
+              <w:right w:w="90" w:type="dxa"/>
+            </w:tcMar>
+          </w:tcPr>
+          <w:p>
+            <w:pPr>
+              <w:spacing w:after="40"/>
+            </w:pPr>
+            <w:r>
+              <w:rPr>
+                <w:sz w:val="18"/>
+                <w:szCs w:val="18"/>
+              </w:rPr>
+              <w:t>The Hub authorize address in the discovery document may not be reachable from user PCs.</w:t>
+            </w:r>
+          </w:p>
+        </w:tc>
+        <w:tc>
+          <w:tcPr>
+            <w:tcW w:w="2047" w:type="dxa"/>
+            <w:tcMar>
+              <w:top w:w="60" w:type="dxa"/>
+              <w:left w:w="90" w:type="dxa"/>
+              <w:bottom w:w="60" w:type="dxa"/>
+              <w:right w:w="90" w:type="dxa"/>
+            </w:tcMar>
+          </w:tcPr>
+          <w:p>
+            <w:pPr>
+              <w:spacing w:after="40"/>
+            </w:pPr>
+            <w:r>
+              <w:rPr>
+                <w:sz w:val="18"/>
+                <w:szCs w:val="18"/>
+              </w:rPr>
+              <w:t>Users cannot complete the Hub sign-in.</w:t>
+            </w:r>
+          </w:p>
+        </w:tc>
+        <w:tc>
+          <w:tcPr>
+            <w:tcW w:w="2791" w:type="dxa"/>
+            <w:tcMar>
+              <w:top w:w="60" w:type="dxa"/>
+              <w:left w:w="90" w:type="dxa"/>
+              <w:bottom w:w="60" w:type="dxa"/>
+              <w:right w:w="90" w:type="dxa"/>
+            </w:tcMar>
+          </w:tcPr>
+          <w:p>
+            <w:pPr>
+              <w:spacing w:after="40"/>
+            </w:pPr>
+            <w:r>
+              <w:rPr>
+                <w:sz w:val="18"/>
+                <w:szCs w:val="18"/>
+              </w:rPr>
+              <w:t>Check from a user PC (staging guide step 3.3); set SSO_AUTHORIZATION_URL if needed.</w:t>
+            </w:r>
+          </w:p>
+        </w:tc>
+        <w:tc>
+          <w:tcPr>
+            <w:tcW w:w="1491" w:type="dxa"/>
+            <w:tcMar>
+              <w:top w:w="60" w:type="dxa"/>
+              <w:left w:w="90" w:type="dxa"/>
+              <w:bottom w:w="60" w:type="dxa"/>
+              <w:right w:w="90" w:type="dxa"/>
+            </w:tcMar>
+          </w:tcPr>
+          <w:p>
+            <w:pPr>
+              <w:spacing w:after="40"/>
+            </w:pPr>
+            <w:r>
+              <w:rPr>
+                <w:sz w:val="18"/>
+                <w:szCs w:val="18"/>
+              </w:rPr>
+              <w:t>IT</w:t>
+            </w:r>
+          </w:p>
+        </w:tc>
+      </w:tr>
+      <w:tr>
+        <w:tblPrEx>
+          <w:tblCellMar>
+            <w:top w:w="0" w:type="dxa"/>
+            <w:bottom w:w="0" w:type="dxa"/>
+          </w:tblCellMar>
+        </w:tblPrEx>
+        <w:trPr>
+          <w:cantSplit/>
+        </w:trPr>
+        <w:tc>
+          <w:tcPr>
+            <w:tcW w:w="465" w:type="dxa"/>
+            <w:tcMar>
+              <w:top w:w="60" w:type="dxa"/>
+              <w:left w:w="90" w:type="dxa"/>
+              <w:bottom w:w="60" w:type="dxa"/>
+              <w:right w:w="90" w:type="dxa"/>
+            </w:tcMar>
+          </w:tcPr>
+          <w:p>
+            <w:pPr>
+              <w:spacing w:after="40"/>
+            </w:pPr>
+            <w:r>
+              <w:rPr>
+                <w:sz w:val="18"/>
+                <w:szCs w:val="18"/>
+              </w:rPr>
+              <w:t>13</w:t>
+            </w:r>
+          </w:p>
+        </w:tc>
+        <w:tc>
+          <w:tcPr>
+            <w:tcW w:w="2512" w:type="dxa"/>
+            <w:tcMar>
+              <w:top w:w="60" w:type="dxa"/>
+              <w:left w:w="90" w:type="dxa"/>
+              <w:bottom w:w="60" w:type="dxa"/>
+              <w:right w:w="90" w:type="dxa"/>
+            </w:tcMar>
+          </w:tcPr>
+          <w:p>
+            <w:pPr>
+              <w:spacing w:after="40"/>
+            </w:pPr>
+            <w:r>
+              <w:rPr>
+                <w:sz w:val="18"/>
+                <w:szCs w:val="18"/>
+              </w:rPr>
+              <w:t>Sign-out ends only the dashboard session.</w:t>
+            </w:r>
+          </w:p>
+        </w:tc>
+        <w:tc>
+          <w:tcPr>
+            <w:tcW w:w="2047" w:type="dxa"/>
+            <w:tcMar>
+              <w:top w:w="60" w:type="dxa"/>
+              <w:left w:w="90" w:type="dxa"/>
+              <w:bottom w:w="60" w:type="dxa"/>
+              <w:right w:w="90" w:type="dxa"/>
+            </w:tcMar>
+          </w:tcPr>
+          <w:p>
+            <w:pPr>
+              <w:spacing w:after="40"/>
+            </w:pPr>
+            <w:r>
+              <w:rPr>
+                <w:sz w:val="18"/>
+                <w:szCs w:val="18"/>
+              </w:rPr>
+              <w:t>On a shared PC the next person may get straight back in through a still-open Hub session.</w:t>
+            </w:r>
+          </w:p>
+        </w:tc>
+        <w:tc>
+          <w:tcPr>
+            <w:tcW w:w="2791" w:type="dxa"/>
+            <w:tcMar>
+              <w:top w:w="60" w:type="dxa"/>
+              <w:left w:w="90" w:type="dxa"/>
+              <w:bottom w:w="60" w:type="dxa"/>
+              <w:right w:w="90" w:type="dxa"/>
+            </w:tcMar>
+          </w:tcPr>
+          <w:p>
+            <w:pPr>
+              <w:spacing w:after="40"/>
+            </w:pPr>
+            <w:r>
+              <w:rPr>
+                <w:sz w:val="18"/>
+                <w:szCs w:val="18"/>
+              </w:rPr>
+              <w:t>Tell users to sign out of DWS Hub too; add RP-initiated logout when the Hub supports it.</w:t>
+            </w:r>
+          </w:p>
+        </w:tc>
+        <w:tc>
+          <w:tcPr>
+            <w:tcW w:w="1491" w:type="dxa"/>
+            <w:tcMar>
+              <w:top w:w="60" w:type="dxa"/>
+              <w:left w:w="90" w:type="dxa"/>
+              <w:bottom w:w="60" w:type="dxa"/>
+              <w:right w:w="90" w:type="dxa"/>
+            </w:tcMar>
+          </w:tcPr>
+          <w:p>
+            <w:pPr>
+              <w:spacing w:after="40"/>
+            </w:pPr>
+            <w:r>
+              <w:rPr>
+                <w:sz w:val="18"/>
+                <w:szCs w:val="18"/>
+              </w:rPr>
+              <w:t>Product owner / Hub team</w:t>
+            </w:r>
+          </w:p>
+        </w:tc>
+      </w:tr>
+      <w:tr>
+        <w:tblPrEx>
+          <w:tblCellMar>
+            <w:top w:w="0" w:type="dxa"/>
+            <w:bottom w:w="0" w:type="dxa"/>
+          </w:tblCellMar>
+        </w:tblPrEx>
+        <w:trPr>
+          <w:cantSplit/>
+        </w:trPr>
+        <w:tc>
+          <w:tcPr>
+            <w:tcW w:w="465" w:type="dxa"/>
+            <w:tcMar>
+              <w:top w:w="60" w:type="dxa"/>
+              <w:left w:w="90" w:type="dxa"/>
+              <w:bottom w:w="60" w:type="dxa"/>
+              <w:right w:w="90" w:type="dxa"/>
+            </w:tcMar>
+          </w:tcPr>
+          <w:p>
+            <w:pPr>
+              <w:spacing w:after="40"/>
+            </w:pPr>
+            <w:r>
+              <w:rPr>
+                <w:sz w:val="18"/>
+                <w:szCs w:val="18"/>
+              </w:rPr>
+              <w:t>14</w:t>
+            </w:r>
+          </w:p>
+        </w:tc>
+        <w:tc>
+          <w:tcPr>
+            <w:tcW w:w="2512" w:type="dxa"/>
+            <w:tcMar>
+              <w:top w:w="60" w:type="dxa"/>
+              <w:left w:w="90" w:type="dxa"/>
+              <w:bottom w:w="60" w:type="dxa"/>
+              <w:right w:w="90" w:type="dxa"/>
+            </w:tcMar>
+          </w:tcPr>
+          <w:p>
+            <w:pPr>
+              <w:spacing w:after="40"/>
+            </w:pPr>
+            <w:r>
+              <w:rPr>
+                <w:sz w:val="18"/>
+                <w:szCs w:val="18"/>
+              </w:rPr>
+              <w:t>Hub-only users still see Change password in the sidebar.</w:t>
+            </w:r>
+          </w:p>
+        </w:tc>
+        <w:tc>
+          <w:tcPr>
+            <w:tcW w:w="2047" w:type="dxa"/>
+            <w:tcMar>
+              <w:top w:w="60" w:type="dxa"/>
+              <w:left w:w="90" w:type="dxa"/>
+              <w:bottom w:w="60" w:type="dxa"/>
+              <w:right w:w="90" w:type="dxa"/>
+            </w:tcMar>
+          </w:tcPr>
+          <w:p>
+            <w:pPr>
+              <w:spacing w:after="40"/>
+            </w:pPr>
+            <w:r>
+              <w:rPr>
+                <w:sz w:val="18"/>
+                <w:szCs w:val="18"/>
+              </w:rPr>
+              <w:t>They have no current password, so the page always refuses.</w:t>
+            </w:r>
+          </w:p>
+        </w:tc>
+        <w:tc>
+          <w:tcPr>
+            <w:tcW w:w="2791" w:type="dxa"/>
+            <w:tcMar>
+              <w:top w:w="60" w:type="dxa"/>
+              <w:left w:w="90" w:type="dxa"/>
+              <w:bottom w:w="60" w:type="dxa"/>
+              <w:right w:w="90" w:type="dxa"/>
+            </w:tcMar>
+          </w:tcPr>
+          <w:p>
+            <w:pPr>
+              <w:spacing w:after="40"/>
+            </w:pPr>
+            <w:r>
+              <w:rPr>
+                <w:sz w:val="18"/>
+                <w:szCs w:val="18"/>
+              </w:rPr>
+              <w:t>Hide the link for accounts without a password.</w:t>
+            </w:r>
+          </w:p>
+        </w:tc>
+        <w:tc>
+          <w:tcPr>
+            <w:tcW w:w="1491" w:type="dxa"/>
+            <w:tcMar>
+              <w:top w:w="60" w:type="dxa"/>
+              <w:left w:w="90" w:type="dxa"/>
+              <w:bottom w:w="60" w:type="dxa"/>
+              <w:right w:w="90" w:type="dxa"/>
+            </w:tcMar>
+          </w:tcPr>
+          <w:p>
+            <w:pPr>
+              <w:spacing w:after="40"/>
+            </w:pPr>
+            <w:r>
+              <w:rPr>
+                <w:sz w:val="18"/>
+                <w:szCs w:val="18"/>
+              </w:rPr>
+              <w:t>Product owner</w:t>
+            </w:r>
+          </w:p>
+        </w:tc>
+      </w:tr>
+      <w:tr>
+        <w:tblPrEx>
+          <w:tblCellMar>
+            <w:top w:w="0" w:type="dxa"/>
+            <w:bottom w:w="0" w:type="dxa"/>
+          </w:tblCellMar>
+        </w:tblPrEx>
+        <w:trPr>
+          <w:cantSplit/>
+        </w:trPr>
+        <w:tc>
+          <w:tcPr>
+            <w:tcW w:w="465" w:type="dxa"/>
+            <w:tcMar>
+              <w:top w:w="60" w:type="dxa"/>
+              <w:left w:w="90" w:type="dxa"/>
+              <w:bottom w:w="60" w:type="dxa"/>
+              <w:right w:w="90" w:type="dxa"/>
+            </w:tcMar>
+          </w:tcPr>
+          <w:p>
+            <w:pPr>
+              <w:spacing w:after="40"/>
+            </w:pPr>
+            <w:r>
+              <w:rPr>
+                <w:sz w:val="18"/>
+                <w:szCs w:val="18"/>
+              </w:rPr>
+              <w:t>15</w:t>
+            </w:r>
+          </w:p>
+        </w:tc>
+        <w:tc>
+          <w:tcPr>
+            <w:tcW w:w="2512" w:type="dxa"/>
+            <w:tcMar>
+              <w:top w:w="60" w:type="dxa"/>
+              <w:left w:w="90" w:type="dxa"/>
+              <w:bottom w:w="60" w:type="dxa"/>
+              <w:right w:w="90" w:type="dxa"/>
+            </w:tcMar>
+          </w:tcPr>
+          <w:p>
+            <w:pPr>
+              <w:spacing w:after="40"/>
+            </w:pPr>
+            <w:r>
+              <w:rPr>
+                <w:sz w:val="18"/>
+                <w:szCs w:val="18"/>
+              </w:rPr>
+              <w:t>Auto-provisioning role not decided.</w:t>
+            </w:r>
+          </w:p>
+        </w:tc>
+        <w:tc>
+          <w:tcPr>
+            <w:tcW w:w="2047" w:type="dxa"/>
+            <w:tcMar>
+              <w:top w:w="60" w:type="dxa"/>
+              <w:left w:w="90" w:type="dxa"/>
+              <w:bottom w:w="60" w:type="dxa"/>
+              <w:right w:w="90" w:type="dxa"/>
+            </w:tcMar>
+          </w:tcPr>
+          <w:p>
+            <w:pPr>
+              <w:spacing w:after="40"/>
+            </w:pPr>
+            <w:r>
+              <w:rPr>
+                <w:sz w:val="18"/>
+                <w:szCs w:val="18"/>
+              </w:rPr>
+              <w:t>Either every Hub user gets a role, or new staff wait for an administrator.</w:t>
+            </w:r>
+          </w:p>
+        </w:tc>
+        <w:tc>
+          <w:tcPr>
+            <w:tcW w:w="2791" w:type="dxa"/>
+            <w:tcMar>
+              <w:top w:w="60" w:type="dxa"/>
+              <w:left w:w="90" w:type="dxa"/>
+              <w:bottom w:w="60" w:type="dxa"/>
+              <w:right w:w="90" w:type="dxa"/>
+            </w:tcMar>
+          </w:tcPr>
+          <w:p>
+            <w:pPr>
+              <w:spacing w:after="40"/>
+            </w:pPr>
+            <w:r>
+              <w:rPr>
+                <w:sz w:val="18"/>
+                <w:szCs w:val="18"/>
+              </w:rPr>
+              <w:t>Decide per environment; staging default is off (empty).</w:t>
+            </w:r>
+          </w:p>
+        </w:tc>
+        <w:tc>
+          <w:tcPr>
+            <w:tcW w:w="1491" w:type="dxa"/>
+            <w:tcMar>
+              <w:top w:w="60" w:type="dxa"/>
+              <w:left w:w="90" w:type="dxa"/>
+              <w:bottom w:w="60" w:type="dxa"/>
+              <w:right w:w="90" w:type="dxa"/>
+            </w:tcMar>
+          </w:tcPr>
+          <w:p>
+            <w:pPr>
+              <w:spacing w:after="40"/>
+            </w:pPr>
+            <w:r>
+              <w:rPr>
+                <w:sz w:val="18"/>
+                <w:szCs w:val="18"/>
+              </w:rPr>
+              <w:t>Business</w:t>
+            </w:r>
+          </w:p>
+        </w:tc>
+      </w:tr>
+      <w:tr>
+        <w:tblPrEx>
+          <w:tblCellMar>
+            <w:top w:w="0" w:type="dxa"/>
+            <w:bottom w:w="0" w:type="dxa"/>
+          </w:tblCellMar>
+        </w:tblPrEx>
+        <w:trPr>
+          <w:cantSplit/>
+        </w:trPr>
+        <w:tc>
+          <w:tcPr>
+            <w:tcW w:w="465" w:type="dxa"/>
+            <w:tcMar>
+              <w:top w:w="60" w:type="dxa"/>
+              <w:left w:w="90" w:type="dxa"/>
+              <w:bottom w:w="60" w:type="dxa"/>
+              <w:right w:w="90" w:type="dxa"/>
+            </w:tcMar>
+          </w:tcPr>
+          <w:p>
+            <w:pPr>
+              <w:spacing w:after="40"/>
+            </w:pPr>
+            <w:r>
+              <w:rPr>
+                <w:sz w:val="18"/>
+                <w:szCs w:val="18"/>
+              </w:rPr>
+              <w:t>16</w:t>
+            </w:r>
+          </w:p>
+        </w:tc>
+        <w:tc>
+          <w:tcPr>
+            <w:tcW w:w="2512" w:type="dxa"/>
+            <w:tcMar>
+              <w:top w:w="60" w:type="dxa"/>
+              <w:left w:w="90" w:type="dxa"/>
+              <w:bottom w:w="60" w:type="dxa"/>
+              <w:right w:w="90" w:type="dxa"/>
+            </w:tcMar>
+          </w:tcPr>
+          <w:p>
+            <w:pPr>
+              <w:spacing w:after="40"/>
+            </w:pPr>
+            <w:r>
+              <w:rPr>
+                <w:sz w:val="18"/>
+                <w:szCs w:val="18"/>
+              </w:rPr>
+              <w:t>Apsara RDS may run an older PostgreSQL major version than 18.</w:t>
+            </w:r>
+          </w:p>
+        </w:tc>
+        <w:tc>
+          <w:tcPr>
+            <w:tcW w:w="2047" w:type="dxa"/>
+            <w:tcMar>
+              <w:top w:w="60" w:type="dxa"/>
+              <w:left w:w="90" w:type="dxa"/>
+              <w:bottom w:w="60" w:type="dxa"/>
+              <w:right w:w="90" w:type="dxa"/>
+            </w:tcMar>
+          </w:tcPr>
+          <w:p>
+            <w:pPr>
+              <w:spacing w:after="40"/>
+            </w:pPr>
+            <w:r>
+              <w:rPr>
+                <w:sz w:val="18"/>
+                <w:szCs w:val="18"/>
+              </w:rPr>
+              <w:t>Behaviour is tested on 18 only.</w:t>
+            </w:r>
+          </w:p>
+        </w:tc>
+        <w:tc>
+          <w:tcPr>
+            <w:tcW w:w="2791" w:type="dxa"/>
+            <w:tcMar>
+              <w:top w:w="60" w:type="dxa"/>
+              <w:left w:w="90" w:type="dxa"/>
+              <w:bottom w:w="60" w:type="dxa"/>
+              <w:right w:w="90" w:type="dxa"/>
+            </w:tcMar>
+          </w:tcPr>
+          <w:p>
+            <w:pPr>
+              <w:spacing w:after="40"/>
+            </w:pPr>
+            <w:r>
+              <w:rPr>
+                <w:sz w:val="18"/>
+                <w:szCs w:val="18"/>
+              </w:rPr>
+              <w:t>Confirm the RDS version; run the test suite against it before production.</w:t>
+            </w:r>
+          </w:p>
+        </w:tc>
+        <w:tc>
+          <w:tcPr>
+            <w:tcW w:w="1491" w:type="dxa"/>
+            <w:tcMar>
+              <w:top w:w="60" w:type="dxa"/>
+              <w:left w:w="90" w:type="dxa"/>
+              <w:bottom w:w="60" w:type="dxa"/>
+              <w:right w:w="90" w:type="dxa"/>
+            </w:tcMar>
+          </w:tcPr>
+          <w:p>
+            <w:pPr>
+              <w:spacing w:after="40"/>
+            </w:pPr>
+            <w:r>
+              <w:rPr>
+                <w:sz w:val="18"/>
+                <w:szCs w:val="18"/>
+              </w:rPr>
+              <w:t>IT</w:t>
+            </w:r>
+          </w:p>
+        </w:tc>
+      </w:tr>
     </w:tbl>
     <w:p>
       <w:pPr>
         <w:pStyle w:val="Heading1"/>
       </w:pPr>
-      <w:bookmarkStart w:id="48" w:name="_Toc243060077"/>
+      <w:bookmarkStart w:id="50" w:name="_Toc243385047"/>
       <w:r>
         <w:t>12. Acceptance and release</w:t>
       </w:r>
-      <w:bookmarkEnd w:id="48"/>
+      <w:bookmarkEnd w:id="50"/>
     </w:p>
     <w:p>
       <w:pPr>
@@ -37966,7 +43594,7 @@
         <w:spacing w:after="60"/>
       </w:pPr>
       <w:r>
-        <w:t>Install on the target host and run bootstrap (F-17).</w:t>
+        <w:t>Deploy to staging with docs/DEPLOYMENT_STAGING.md (frontend and backend containers, Apsara RDS, Hub registration), or install on a single host, and run bootstrap or init_db (F-17).</w:t>
       </w:r>
     </w:p>
     <w:p>
@@ -37979,7 +43607,7 @@
         <w:spacing w:after="60"/>
       </w:pPr>
       <w:r>
-        <w:t>Import legacy files from the current production PC (F-17).</w:t>
+        <w:t>Import legacy files from the current production PC; on staging at least the forecast archive (rainfall_forecast_snapshots.csv), which cannot be downloaded again (F-17).</w:t>
       </w:r>
     </w:p>
     <w:p>
@@ -37992,7 +43620,7 @@
         <w:spacing w:after="60"/>
       </w:pPr>
       <w:r>
-        <w:t>Create the first administrator with python -m backend.auth.create_admin, then register the users with their roles on User management (F-21).</w:t>
+        <w:t>Create the break-glass administrator with python -m backend.auth.create_admin (same email as their Hub account), then register the users with their Hub email and role on User management (F-21, F-23).</w:t>
       </w:r>
     </w:p>
     <w:p>
@@ -38031,7 +43659,7 @@
         <w:spacing w:after="60"/>
       </w:pPr>
       <w:r>
-        <w:t>From another LAN PC: verify every page asks for sign-in when signed out, each role sees only its sections, and /.env, /backend/config.py and /.git/config are never returned (F-16, F-18, F-19, F-20).</w:t>
+        <w:t>From another LAN PC: verify the backend port (5070 on staging) cannot be reached, every page asks for sign-in when signed out, each role sees only its sections, and /.env, /backend/config.py and /.git/config are never returned (F-16, F-18, F-19, F-20).</w:t>
       </w:r>
     </w:p>
     <w:p>
@@ -38044,18 +43672,32 @@
         <w:spacing w:after="60"/>
       </w:pPr>
       <w:r>
-        <w:t>Sign-off by the product owner and IT, then schedule the daily refresh.</w:t>
+        <w:t>Sign in with DWS Hub as a registered, an unregistered and a disabled user; confirm linking, the DWS Hub badge and the real PC address in Recent activity (F-23).</w:t>
+      </w:r>
+    </w:p>
+    <w:p>
+      <w:pPr>
+        <w:pStyle w:val="ListParagraph"/>
+        <w:numPr>
+          <w:ilvl w:val="0"/>
+          <w:numId w:val="3"/>
+        </w:numPr>
+        <w:spacing w:after="60"/>
+      </w:pPr>
+      <w:r>
+        <w:lastRenderedPageBreak/>
+        <w:t>Sign-off by the product owner and IT, then schedule the daily refresh (cron refresh.sh on staging).</w:t>
       </w:r>
     </w:p>
     <w:p>
       <w:pPr>
         <w:pStyle w:val="Heading1"/>
       </w:pPr>
-      <w:bookmarkStart w:id="49" w:name="_Toc243060078"/>
+      <w:bookmarkStart w:id="51" w:name="_Toc243385048"/>
       <w:r>
         <w:t>Appendix A. Page and endpoint inventory</w:t>
       </w:r>
-      <w:bookmarkEnd w:id="49"/>
+      <w:bookmarkEnd w:id="51"/>
     </w:p>
     <w:p>
       <w:pPr>
@@ -38069,12 +43711,11 @@
       <w:pPr>
         <w:pStyle w:val="Heading2"/>
       </w:pPr>
-      <w:bookmarkStart w:id="50" w:name="_Toc243060079"/>
-      <w:r>
-        <w:lastRenderedPageBreak/>
+      <w:bookmarkStart w:id="52" w:name="_Toc243385049"/>
+      <w:r>
         <w:t>A.1 Pages</w:t>
       </w:r>
-      <w:bookmarkEnd w:id="50"/>
+      <w:bookmarkEnd w:id="52"/>
     </w:p>
     <w:tbl>
       <w:tblPr>
@@ -39867,16 +45508,119 @@
           </w:p>
         </w:tc>
       </w:tr>
+      <w:tr>
+        <w:tblPrEx>
+          <w:tblCellMar>
+            <w:top w:w="0" w:type="dxa"/>
+            <w:bottom w:w="0" w:type="dxa"/>
+          </w:tblCellMar>
+        </w:tblPrEx>
+        <w:trPr>
+          <w:cantSplit/>
+        </w:trPr>
+        <w:tc>
+          <w:tcPr>
+            <w:tcW w:w="3070" w:type="dxa"/>
+            <w:tcMar>
+              <w:top w:w="60" w:type="dxa"/>
+              <w:left w:w="90" w:type="dxa"/>
+              <w:bottom w:w="60" w:type="dxa"/>
+              <w:right w:w="90" w:type="dxa"/>
+            </w:tcMar>
+          </w:tcPr>
+          <w:p>
+            <w:pPr>
+              <w:spacing w:after="40"/>
+            </w:pPr>
+            <w:r>
+              <w:rPr>
+                <w:sz w:val="17"/>
+                <w:szCs w:val="17"/>
+              </w:rPr>
+              <w:t>/healthz</w:t>
+            </w:r>
+          </w:p>
+        </w:tc>
+        <w:tc>
+          <w:tcPr>
+            <w:tcW w:w="2791" w:type="dxa"/>
+            <w:tcMar>
+              <w:top w:w="60" w:type="dxa"/>
+              <w:left w:w="90" w:type="dxa"/>
+              <w:bottom w:w="60" w:type="dxa"/>
+              <w:right w:w="90" w:type="dxa"/>
+            </w:tcMar>
+          </w:tcPr>
+          <w:p>
+            <w:pPr>
+              <w:spacing w:after="40"/>
+            </w:pPr>
+            <w:r>
+              <w:rPr>
+                <w:sz w:val="17"/>
+                <w:szCs w:val="17"/>
+              </w:rPr>
+              <w:t>Frontend liveness probe (nginx only, no backend call)</w:t>
+            </w:r>
+          </w:p>
+        </w:tc>
+        <w:tc>
+          <w:tcPr>
+            <w:tcW w:w="2605" w:type="dxa"/>
+            <w:tcMar>
+              <w:top w:w="60" w:type="dxa"/>
+              <w:left w:w="90" w:type="dxa"/>
+              <w:bottom w:w="60" w:type="dxa"/>
+              <w:right w:w="90" w:type="dxa"/>
+            </w:tcMar>
+          </w:tcPr>
+          <w:p>
+            <w:pPr>
+              <w:spacing w:after="40"/>
+            </w:pPr>
+            <w:r>
+              <w:rPr>
+                <w:sz w:val="17"/>
+                <w:szCs w:val="17"/>
+              </w:rPr>
+              <w:t>—</w:t>
+            </w:r>
+          </w:p>
+        </w:tc>
+        <w:tc>
+          <w:tcPr>
+            <w:tcW w:w="840" w:type="dxa"/>
+            <w:tcMar>
+              <w:top w:w="60" w:type="dxa"/>
+              <w:left w:w="90" w:type="dxa"/>
+              <w:bottom w:w="60" w:type="dxa"/>
+              <w:right w:w="90" w:type="dxa"/>
+            </w:tcMar>
+          </w:tcPr>
+          <w:p>
+            <w:pPr>
+              <w:spacing w:after="40"/>
+            </w:pPr>
+            <w:r>
+              <w:rPr>
+                <w:sz w:val="17"/>
+                <w:szCs w:val="17"/>
+              </w:rPr>
+              <w:t>Public</w:t>
+            </w:r>
+          </w:p>
+        </w:tc>
+      </w:tr>
     </w:tbl>
     <w:p>
       <w:pPr>
         <w:pStyle w:val="Heading2"/>
       </w:pPr>
-      <w:bookmarkStart w:id="51" w:name="_Toc243060080"/>
+      <w:bookmarkStart w:id="53" w:name="_Toc243385050"/>
       <w:r>
         <w:t>A.2 API endpoints</w:t>
       </w:r>
-      <w:bookmarkEnd w:id="51"/>
+      <w:bookmarkEnd w:id="53"/>
     </w:p>
     <w:tbl>
       <w:tblPr>
@@ -40153,6 +45897,7 @@
                 <w:sz w:val="17"/>
                 <w:szCs w:val="17"/>
               </w:rPr>
+              <w:lastRenderedPageBreak/>
               <w:t>GET /api/cumulative-rainfall · /api/forecast-changes · /api/last-week-forecast-accuracy</w:t>
             </w:r>
           </w:p>
@@ -40771,7 +46516,6 @@
                 <w:sz w:val="17"/>
                 <w:szCs w:val="17"/>
               </w:rPr>
-              <w:lastRenderedPageBreak/>
               <w:t>GET /api/admin/users · POST /api/admin/users</w:t>
             </w:r>
           </w:p>
@@ -41155,11 +46899,423 @@
           </w:p>
         </w:tc>
       </w:tr>
+      <w:tr>
+        <w:tblPrEx>
+          <w:tblCellMar>
+            <w:top w:w="0" w:type="dxa"/>
+            <w:bottom w:w="0" w:type="dxa"/>
+          </w:tblCellMar>
+        </w:tblPrEx>
+        <w:trPr>
+          <w:cantSplit/>
+        </w:trPr>
+        <w:tc>
+          <w:tcPr>
+            <w:tcW w:w="3070" w:type="dxa"/>
+            <w:tcMar>
+              <w:top w:w="60" w:type="dxa"/>
+              <w:left w:w="90" w:type="dxa"/>
+              <w:bottom w:w="60" w:type="dxa"/>
+              <w:right w:w="90" w:type="dxa"/>
+            </w:tcMar>
+          </w:tcPr>
+          <w:p>
+            <w:pPr>
+              <w:spacing w:after="40"/>
+            </w:pPr>
+            <w:r>
+              <w:rPr>
+                <w:sz w:val="17"/>
+                <w:szCs w:val="17"/>
+              </w:rPr>
+              <w:t>GET /api/auth/check</w:t>
+            </w:r>
+          </w:p>
+        </w:tc>
+        <w:tc>
+          <w:tcPr>
+            <w:tcW w:w="2791" w:type="dxa"/>
+            <w:tcMar>
+              <w:top w:w="60" w:type="dxa"/>
+              <w:left w:w="90" w:type="dxa"/>
+              <w:bottom w:w="60" w:type="dxa"/>
+              <w:right w:w="90" w:type="dxa"/>
+            </w:tcMar>
+          </w:tcPr>
+          <w:p>
+            <w:pPr>
+              <w:spacing w:after="40"/>
+            </w:pPr>
+            <w:r>
+              <w:rPr>
+                <w:sz w:val="17"/>
+                <w:szCs w:val="17"/>
+              </w:rPr>
+              <w:t>Page access decision for nginx: 204, or 401/403 with X-Auth-Redirect</w:t>
+            </w:r>
+          </w:p>
+        </w:tc>
+        <w:tc>
+          <w:tcPr>
+            <w:tcW w:w="2605" w:type="dxa"/>
+            <w:tcMar>
+              <w:top w:w="60" w:type="dxa"/>
+              <w:left w:w="90" w:type="dxa"/>
+              <w:bottom w:w="60" w:type="dxa"/>
+              <w:right w:w="90" w:type="dxa"/>
+            </w:tcMar>
+          </w:tcPr>
+          <w:p>
+            <w:pPr>
+              <w:spacing w:after="40"/>
+            </w:pPr>
+            <w:r>
+              <w:rPr>
+                <w:sz w:val="17"/>
+                <w:szCs w:val="17"/>
+              </w:rPr>
+              <w:t>app_session, app_user</w:t>
+            </w:r>
+          </w:p>
+        </w:tc>
+        <w:tc>
+          <w:tcPr>
+            <w:tcW w:w="840" w:type="dxa"/>
+            <w:tcMar>
+              <w:top w:w="60" w:type="dxa"/>
+              <w:left w:w="90" w:type="dxa"/>
+              <w:bottom w:w="60" w:type="dxa"/>
+              <w:right w:w="90" w:type="dxa"/>
+            </w:tcMar>
+          </w:tcPr>
+          <w:p>
+            <w:pPr>
+              <w:spacing w:after="40"/>
+            </w:pPr>
+            <w:r>
+              <w:rPr>
+                <w:sz w:val="17"/>
+                <w:szCs w:val="17"/>
+              </w:rPr>
+              <w:t>Public</w:t>
+            </w:r>
+          </w:p>
+        </w:tc>
+      </w:tr>
+      <w:tr>
+        <w:tblPrEx>
+          <w:tblCellMar>
+            <w:top w:w="0" w:type="dxa"/>
+            <w:bottom w:w="0" w:type="dxa"/>
+          </w:tblCellMar>
+        </w:tblPrEx>
+        <w:trPr>
+          <w:cantSplit/>
+        </w:trPr>
+        <w:tc>
+          <w:tcPr>
+            <w:tcW w:w="3070" w:type="dxa"/>
+            <w:tcMar>
+              <w:top w:w="60" w:type="dxa"/>
+              <w:left w:w="90" w:type="dxa"/>
+              <w:bottom w:w="60" w:type="dxa"/>
+              <w:right w:w="90" w:type="dxa"/>
+            </w:tcMar>
+          </w:tcPr>
+          <w:p>
+            <w:pPr>
+              <w:spacing w:after="40"/>
+            </w:pPr>
+            <w:r>
+              <w:rPr>
+                <w:sz w:val="17"/>
+                <w:szCs w:val="17"/>
+              </w:rPr>
+              <w:t>GET /api/sso/config</w:t>
+            </w:r>
+          </w:p>
+        </w:tc>
+        <w:tc>
+          <w:tcPr>
+            <w:tcW w:w="2791" w:type="dxa"/>
+            <w:tcMar>
+              <w:top w:w="60" w:type="dxa"/>
+              <w:left w:w="90" w:type="dxa"/>
+              <w:bottom w:w="60" w:type="dxa"/>
+              <w:right w:w="90" w:type="dxa"/>
+            </w:tcMar>
+          </w:tcPr>
+          <w:p>
+            <w:pPr>
+              <w:spacing w:after="40"/>
+            </w:pPr>
+            <w:r>
+              <w:rPr>
+                <w:sz w:val="17"/>
+                <w:szCs w:val="17"/>
+              </w:rPr>
+              <w:t>Whether the Hub button and password sign-in are shown</w:t>
+            </w:r>
+          </w:p>
+        </w:tc>
+        <w:tc>
+          <w:tcPr>
+            <w:tcW w:w="2605" w:type="dxa"/>
+            <w:tcMar>
+              <w:top w:w="60" w:type="dxa"/>
+              <w:left w:w="90" w:type="dxa"/>
+              <w:bottom w:w="60" w:type="dxa"/>
+              <w:right w:w="90" w:type="dxa"/>
+            </w:tcMar>
+          </w:tcPr>
+          <w:p>
+            <w:pPr>
+              <w:spacing w:after="40"/>
+            </w:pPr>
+            <w:r>
+              <w:rPr>
+                <w:sz w:val="17"/>
+                <w:szCs w:val="17"/>
+              </w:rPr>
+              <w:t>—</w:t>
+            </w:r>
+          </w:p>
+        </w:tc>
+        <w:tc>
+          <w:tcPr>
+            <w:tcW w:w="840" w:type="dxa"/>
+            <w:tcMar>
+              <w:top w:w="60" w:type="dxa"/>
+              <w:left w:w="90" w:type="dxa"/>
+              <w:bottom w:w="60" w:type="dxa"/>
+              <w:right w:w="90" w:type="dxa"/>
+            </w:tcMar>
+          </w:tcPr>
+          <w:p>
+            <w:pPr>
+              <w:spacing w:after="40"/>
+            </w:pPr>
+            <w:r>
+              <w:rPr>
+                <w:sz w:val="17"/>
+                <w:szCs w:val="17"/>
+              </w:rPr>
+              <w:t>Public</w:t>
+            </w:r>
+          </w:p>
+        </w:tc>
+      </w:tr>
+      <w:tr>
+        <w:tblPrEx>
+          <w:tblCellMar>
+            <w:top w:w="0" w:type="dxa"/>
+            <w:bottom w:w="0" w:type="dxa"/>
+          </w:tblCellMar>
+        </w:tblPrEx>
+        <w:trPr>
+          <w:cantSplit/>
+        </w:trPr>
+        <w:tc>
+          <w:tcPr>
+            <w:tcW w:w="3070" w:type="dxa"/>
+            <w:tcMar>
+              <w:top w:w="60" w:type="dxa"/>
+              <w:left w:w="90" w:type="dxa"/>
+              <w:bottom w:w="60" w:type="dxa"/>
+              <w:right w:w="90" w:type="dxa"/>
+            </w:tcMar>
+          </w:tcPr>
+          <w:p>
+            <w:pPr>
+              <w:spacing w:after="40"/>
+            </w:pPr>
+            <w:r>
+              <w:rPr>
+                <w:sz w:val="17"/>
+                <w:szCs w:val="17"/>
+              </w:rPr>
+              <w:t>GET /api/sso/login</w:t>
+            </w:r>
+          </w:p>
+        </w:tc>
+        <w:tc>
+          <w:tcPr>
+            <w:tcW w:w="2791" w:type="dxa"/>
+            <w:tcMar>
+              <w:top w:w="60" w:type="dxa"/>
+              <w:left w:w="90" w:type="dxa"/>
+              <w:bottom w:w="60" w:type="dxa"/>
+              <w:right w:w="90" w:type="dxa"/>
+            </w:tcMar>
+          </w:tcPr>
+          <w:p>
+            <w:pPr>
+              <w:spacing w:after="40"/>
+            </w:pPr>
+            <w:r>
+              <w:rPr>
+                <w:sz w:val="17"/>
+                <w:szCs w:val="17"/>
+              </w:rPr>
+              <w:t>Start a DWS Hub sign-in (redirect to the Hub)</w:t>
+            </w:r>
+          </w:p>
+        </w:tc>
+        <w:tc>
+          <w:tcPr>
+            <w:tcW w:w="2605" w:type="dxa"/>
+            <w:tcMar>
+              <w:top w:w="60" w:type="dxa"/>
+              <w:left w:w="90" w:type="dxa"/>
+              <w:bottom w:w="60" w:type="dxa"/>
+              <w:right w:w="90" w:type="dxa"/>
+            </w:tcMar>
+          </w:tcPr>
+          <w:p>
+            <w:pPr>
+              <w:spacing w:after="40"/>
+            </w:pPr>
+            <w:r>
+              <w:rPr>
+                <w:sz w:val="17"/>
+                <w:szCs w:val="17"/>
+              </w:rPr>
+              <w:t>sso_login_request</w:t>
+            </w:r>
+          </w:p>
+        </w:tc>
+        <w:tc>
+          <w:tcPr>
+            <w:tcW w:w="840" w:type="dxa"/>
+            <w:tcMar>
+              <w:top w:w="60" w:type="dxa"/>
+              <w:left w:w="90" w:type="dxa"/>
+              <w:bottom w:w="60" w:type="dxa"/>
+              <w:right w:w="90" w:type="dxa"/>
+            </w:tcMar>
+          </w:tcPr>
+          <w:p>
+            <w:pPr>
+              <w:spacing w:after="40"/>
+            </w:pPr>
+            <w:r>
+              <w:rPr>
+                <w:sz w:val="17"/>
+                <w:szCs w:val="17"/>
+              </w:rPr>
+              <w:t>Public</w:t>
+            </w:r>
+          </w:p>
+        </w:tc>
+      </w:tr>
+      <w:tr>
+        <w:tblPrEx>
+          <w:tblCellMar>
+            <w:top w:w="0" w:type="dxa"/>
+            <w:bottom w:w="0" w:type="dxa"/>
+          </w:tblCellMar>
+        </w:tblPrEx>
+        <w:trPr>
+          <w:cantSplit/>
+        </w:trPr>
+        <w:tc>
+          <w:tcPr>
+            <w:tcW w:w="3070" w:type="dxa"/>
+            <w:tcMar>
+              <w:top w:w="60" w:type="dxa"/>
+              <w:left w:w="90" w:type="dxa"/>
+              <w:bottom w:w="60" w:type="dxa"/>
+              <w:right w:w="90" w:type="dxa"/>
+            </w:tcMar>
+          </w:tcPr>
+          <w:p>
+            <w:pPr>
+              <w:spacing w:after="40"/>
+            </w:pPr>
+            <w:r>
+              <w:rPr>
+                <w:sz w:val="17"/>
+                <w:szCs w:val="17"/>
+              </w:rPr>
+              <w:t>GET /api/sso/callback</w:t>
+            </w:r>
+          </w:p>
+        </w:tc>
+        <w:tc>
+          <w:tcPr>
+            <w:tcW w:w="2791" w:type="dxa"/>
+            <w:tcMar>
+              <w:top w:w="60" w:type="dxa"/>
+              <w:left w:w="90" w:type="dxa"/>
+              <w:bottom w:w="60" w:type="dxa"/>
+              <w:right w:w="90" w:type="dxa"/>
+            </w:tcMar>
+          </w:tcPr>
+          <w:p>
+            <w:pPr>
+              <w:spacing w:after="40"/>
+            </w:pPr>
+            <w:r>
+              <w:rPr>
+                <w:sz w:val="17"/>
+                <w:szCs w:val="17"/>
+              </w:rPr>
+              <w:t>Finish a DWS Hub sign-in; match or link the user; open a session</w:t>
+            </w:r>
+          </w:p>
+        </w:tc>
+        <w:tc>
+          <w:tcPr>
+            <w:tcW w:w="2605" w:type="dxa"/>
+            <w:tcMar>
+              <w:top w:w="60" w:type="dxa"/>
+              <w:left w:w="90" w:type="dxa"/>
+              <w:bottom w:w="60" w:type="dxa"/>
+              <w:right w:w="90" w:type="dxa"/>
+            </w:tcMar>
+          </w:tcPr>
+          <w:p>
+            <w:pPr>
+              <w:spacing w:after="40"/>
+            </w:pPr>
+            <w:r>
+              <w:rPr>
+                <w:sz w:val="17"/>
+                <w:szCs w:val="17"/>
+              </w:rPr>
+              <w:t>sso_login_request, app_user, app_session, auth_audit</w:t>
+            </w:r>
+          </w:p>
+        </w:tc>
+        <w:tc>
+          <w:tcPr>
+            <w:tcW w:w="840" w:type="dxa"/>
+            <w:tcMar>
+              <w:top w:w="60" w:type="dxa"/>
+              <w:left w:w="90" w:type="dxa"/>
+              <w:bottom w:w="60" w:type="dxa"/>
+              <w:right w:w="90" w:type="dxa"/>
+            </w:tcMar>
+          </w:tcPr>
+          <w:p>
+            <w:pPr>
+              <w:spacing w:after="40"/>
+            </w:pPr>
+            <w:r>
+              <w:rPr>
+                <w:sz w:val="17"/>
+                <w:szCs w:val="17"/>
+              </w:rPr>
+              <w:t>Public</w:t>
+            </w:r>
+          </w:p>
+        </w:tc>
+      </w:tr>
     </w:tbl>
     <w:p/>
     <w:sectPr>
-      <w:headerReference w:type="default" r:id="rId42"/>
-      <w:footerReference w:type="default" r:id="rId43"/>
+      <w:headerReference w:type="default" r:id="rId47"/>
+      <w:footerReference w:type="default" r:id="rId48"/>
       <w:pgSz w:w="11906" w:h="16838"/>
       <w:pgMar w:top="1300" w:right="1300" w:bottom="1300" w:left="1300" w:header="708" w:footer="708" w:gutter="0"/>
       <w:cols w:space="720"/>
@@ -41347,114 +47503,6 @@
         <w:sz w:val="16"/>
         <w:szCs w:val="16"/>
       </w:rPr>
-      <w:t>15</w:t>
-    </w:r>
-    <w:r>
-      <w:rPr>
-        <w:color w:val="5B6B75"/>
-        <w:sz w:val="16"/>
-        <w:szCs w:val="16"/>
-      </w:rPr>
-      <w:fldChar w:fldCharType="end"/>
-    </w:r>
-    <w:r>
-      <w:rPr>
-        <w:color w:val="5B6B75"/>
-        <w:sz w:val="16"/>
-        <w:szCs w:val="16"/>
-      </w:rPr>
-      <w:t xml:space="preserve"> of </w:t>
-    </w:r>
-    <w:r>
-      <w:rPr>
-        <w:color w:val="5B6B75"/>
-        <w:sz w:val="16"/>
-        <w:szCs w:val="16"/>
-      </w:rPr>
-      <w:fldChar w:fldCharType="begin"/>
-    </w:r>
-    <w:r>
-      <w:rPr>
-        <w:color w:val="5B6B75"/>
-        <w:sz w:val="16"/>
-        <w:szCs w:val="16"/>
-      </w:rPr>
-      <w:instrText>NUMPAGES</w:instrText>
-    </w:r>
-    <w:r>
-      <w:rPr>
-        <w:color w:val="5B6B75"/>
-        <w:sz w:val="16"/>
-        <w:szCs w:val="16"/>
-      </w:rPr>
-      <w:fldChar w:fldCharType="separate"/>
-    </w:r>
-    <w:r>
-      <w:rPr>
-        <w:noProof/>
-        <w:color w:val="5B6B75"/>
-        <w:sz w:val="16"/>
-        <w:szCs w:val="16"/>
-      </w:rPr>
-      <w:t>16</w:t>
-    </w:r>
-    <w:r>
-      <w:rPr>
-        <w:color w:val="5B6B75"/>
-        <w:sz w:val="16"/>
-        <w:szCs w:val="16"/>
-      </w:rPr>
-      <w:fldChar w:fldCharType="end"/>
-    </w:r>
-  </w:p>
-</w:ftr>
-</file>
-
-<file path=word/footer11.xml><?xml version="1.0" encoding="utf-8"?>
-<w:ftr xmlns:wpc="http://schemas.microsoft.com/office/word/2010/wordprocessingCanvas" xmlns:cx="http://schemas.microsoft.com/office/drawing/2014/chartex" xmlns:cx1="http://schemas.microsoft.com/office/drawing/2015/9/8/chartex" xmlns:cx2="http://schemas.microsoft.com/office/drawing/2015/10/21/chartex" xmlns:cx3="http://schemas.microsoft.com/office/drawing/2016/5/9/chartex" xmlns:cx4="http://schemas.microsoft.com/office/drawing/2016/5/10/chartex" xmlns:cx5="http://schemas.microsoft.com/office/drawing/2016/5/11/chartex" xmlns:cx6="http://schemas.microsoft.com/office/drawing/2016/5/12/chartex" xmlns:cx7="http://schemas.microsoft.com/office/drawing/2016/5/13/chartex" xmlns:cx8="http://schemas.microsoft.com/office/drawing/2016/5/14/chartex" xmlns:mc="http://schemas.openxmlformats.org/markup-compatibility/2006" xmlns:aink="http://schemas.microsoft.com/office/drawing/2016/ink" xmlns:am3d="http://schemas.microsoft.com/office/drawing/2017/model3d" xmlns:o="urn:schemas-microsoft-com:office:office" xmlns:oel="http://schemas.microsoft.com/office/2019/extlst" xmlns:r="http://schemas.openxmlformats.org/officeDocument/2006/relationships" xmlns:m="http://schemas.openxmlformats.org/officeDocument/2006/math" xmlns:v="urn:schemas-microsoft-com:vml" xmlns:wp14="http://schemas.microsoft.com/office/word/2010/wordprocessingDrawing" xmlns:wp="http://schemas.openxmlformats.org/drawingml/2006/wordprocessingDrawing" xmlns:w10="urn:schemas-microsoft-com:office:word" xmlns:w="http://schemas.openxmlformats.org/wordprocessingml/2006/main" xmlns:w14="http://schemas.microsoft.com/office/word/2010/wordml" xmlns:w15="http://schemas.microsoft.com/office/word/2012/wordml" xmlns:w16cex="http://schemas.microsoft.com/office/word/2018/wordml/cex" xmlns:w16cid="http://schemas.microsoft.com/office/word/2016/wordml/cid" xmlns:w16="http://schemas.microsoft.com/office/word/2018/wordml" xmlns:w16sdtdh="http://schemas.microsoft.com/office/word/2020/wordml/sdtdatahash" xmlns:w16se="http://schemas.microsoft.com/office/word/2015/wordml/symex" xmlns:wpg="http://schemas.microsoft.com/office/word/2010/wordprocessingGroup" xmlns:wpi="http://schemas.microsoft.com/office/word/2010/wordprocessingInk" xmlns:wne="http://schemas.microsoft.com/office/word/2006/wordml" xmlns:wps="http://schemas.microsoft.com/office/word/2010/wordprocessingShape" mc:Ignorable="w14 w15 w16se w16cid w16 w16cex w16sdtdh wp14">
-  <w:p>
-    <w:pPr>
-      <w:jc w:val="right"/>
-    </w:pPr>
-    <w:r>
-      <w:rPr>
-        <w:color w:val="5B6B75"/>
-        <w:sz w:val="16"/>
-        <w:szCs w:val="16"/>
-      </w:rPr>
-      <w:t xml:space="preserve">Page </w:t>
-    </w:r>
-    <w:r>
-      <w:rPr>
-        <w:color w:val="5B6B75"/>
-        <w:sz w:val="16"/>
-        <w:szCs w:val="16"/>
-      </w:rPr>
-      <w:fldChar w:fldCharType="begin"/>
-    </w:r>
-    <w:r>
-      <w:rPr>
-        <w:color w:val="5B6B75"/>
-        <w:sz w:val="16"/>
-        <w:szCs w:val="16"/>
-      </w:rPr>
-      <w:instrText>PAGE</w:instrText>
-    </w:r>
-    <w:r>
-      <w:rPr>
-        <w:color w:val="5B6B75"/>
-        <w:sz w:val="16"/>
-        <w:szCs w:val="16"/>
-      </w:rPr>
-      <w:fldChar w:fldCharType="separate"/>
-    </w:r>
-    <w:r>
-      <w:rPr>
-        <w:noProof/>
-        <w:color w:val="5B6B75"/>
-        <w:sz w:val="16"/>
-        <w:szCs w:val="16"/>
-      </w:rPr>
       <w:t>16</w:t>
     </w:r>
     <w:r>
@@ -41504,7 +47552,7 @@
         <w:sz w:val="16"/>
         <w:szCs w:val="16"/>
       </w:rPr>
-      <w:t>16</w:t>
+      <w:t>17</w:t>
     </w:r>
     <w:r>
       <w:rPr>
@@ -41518,7 +47566,7 @@
 </w:ftr>
 </file>
 
-<file path=word/footer12.xml><?xml version="1.0" encoding="utf-8"?>
+<file path=word/footer11.xml><?xml version="1.0" encoding="utf-8"?>
 <w:ftr xmlns:wpc="http://schemas.microsoft.com/office/word/2010/wordprocessingCanvas" xmlns:cx="http://schemas.microsoft.com/office/drawing/2014/chartex" xmlns:cx1="http://schemas.microsoft.com/office/drawing/2015/9/8/chartex" xmlns:cx2="http://schemas.microsoft.com/office/drawing/2015/10/21/chartex" xmlns:cx3="http://schemas.microsoft.com/office/drawing/2016/5/9/chartex" xmlns:cx4="http://schemas.microsoft.com/office/drawing/2016/5/10/chartex" xmlns:cx5="http://schemas.microsoft.com/office/drawing/2016/5/11/chartex" xmlns:cx6="http://schemas.microsoft.com/office/drawing/2016/5/12/chartex" xmlns:cx7="http://schemas.microsoft.com/office/drawing/2016/5/13/chartex" xmlns:cx8="http://schemas.microsoft.com/office/drawing/2016/5/14/chartex" xmlns:mc="http://schemas.openxmlformats.org/markup-compatibility/2006" xmlns:aink="http://schemas.microsoft.com/office/drawing/2016/ink" xmlns:am3d="http://schemas.microsoft.com/office/drawing/2017/model3d" xmlns:o="urn:schemas-microsoft-com:office:office" xmlns:oel="http://schemas.microsoft.com/office/2019/extlst" xmlns:r="http://schemas.openxmlformats.org/officeDocument/2006/relationships" xmlns:m="http://schemas.openxmlformats.org/officeDocument/2006/math" xmlns:v="urn:schemas-microsoft-com:vml" xmlns:wp14="http://schemas.microsoft.com/office/word/2010/wordprocessingDrawing" xmlns:wp="http://schemas.openxmlformats.org/drawingml/2006/wordprocessingDrawing" xmlns:w10="urn:schemas-microsoft-com:office:word" xmlns:w="http://schemas.openxmlformats.org/wordprocessingml/2006/main" xmlns:w14="http://schemas.microsoft.com/office/word/2010/wordml" xmlns:w15="http://schemas.microsoft.com/office/word/2012/wordml" xmlns:w16cex="http://schemas.microsoft.com/office/word/2018/wordml/cex" xmlns:w16cid="http://schemas.microsoft.com/office/word/2016/wordml/cid" xmlns:w16="http://schemas.microsoft.com/office/word/2018/wordml" xmlns:w16sdtdh="http://schemas.microsoft.com/office/word/2020/wordml/sdtdatahash" xmlns:w16se="http://schemas.microsoft.com/office/word/2015/wordml/symex" xmlns:wpg="http://schemas.microsoft.com/office/word/2010/wordprocessingGroup" xmlns:wpi="http://schemas.microsoft.com/office/word/2010/wordprocessingInk" xmlns:wne="http://schemas.microsoft.com/office/word/2006/wordml" xmlns:wps="http://schemas.microsoft.com/office/word/2010/wordprocessingShape" mc:Ignorable="w14 w15 w16se w16cid w16 w16cex w16sdtdh wp14">
   <w:p>
     <w:pPr>
@@ -41612,7 +47660,7 @@
         <w:sz w:val="16"/>
         <w:szCs w:val="16"/>
       </w:rPr>
-      <w:t>18</w:t>
+      <w:t>17</w:t>
     </w:r>
     <w:r>
       <w:rPr>
@@ -41626,7 +47674,7 @@
 </w:ftr>
 </file>
 
-<file path=word/footer13.xml><?xml version="1.0" encoding="utf-8"?>
+<file path=word/footer12.xml><?xml version="1.0" encoding="utf-8"?>
 <w:ftr xmlns:wpc="http://schemas.microsoft.com/office/word/2010/wordprocessingCanvas" xmlns:cx="http://schemas.microsoft.com/office/drawing/2014/chartex" xmlns:cx1="http://schemas.microsoft.com/office/drawing/2015/9/8/chartex" xmlns:cx2="http://schemas.microsoft.com/office/drawing/2015/10/21/chartex" xmlns:cx3="http://schemas.microsoft.com/office/drawing/2016/5/9/chartex" xmlns:cx4="http://schemas.microsoft.com/office/drawing/2016/5/10/chartex" xmlns:cx5="http://schemas.microsoft.com/office/drawing/2016/5/11/chartex" xmlns:cx6="http://schemas.microsoft.com/office/drawing/2016/5/12/chartex" xmlns:cx7="http://schemas.microsoft.com/office/drawing/2016/5/13/chartex" xmlns:cx8="http://schemas.microsoft.com/office/drawing/2016/5/14/chartex" xmlns:mc="http://schemas.openxmlformats.org/markup-compatibility/2006" xmlns:aink="http://schemas.microsoft.com/office/drawing/2016/ink" xmlns:am3d="http://schemas.microsoft.com/office/drawing/2017/model3d" xmlns:o="urn:schemas-microsoft-com:office:office" xmlns:oel="http://schemas.microsoft.com/office/2019/extlst" xmlns:r="http://schemas.openxmlformats.org/officeDocument/2006/relationships" xmlns:m="http://schemas.openxmlformats.org/officeDocument/2006/math" xmlns:v="urn:schemas-microsoft-com:vml" xmlns:wp14="http://schemas.microsoft.com/office/word/2010/wordprocessingDrawing" xmlns:wp="http://schemas.openxmlformats.org/drawingml/2006/wordprocessingDrawing" xmlns:w10="urn:schemas-microsoft-com:office:word" xmlns:w="http://schemas.openxmlformats.org/wordprocessingml/2006/main" xmlns:w14="http://schemas.microsoft.com/office/word/2010/wordml" xmlns:w15="http://schemas.microsoft.com/office/word/2012/wordml" xmlns:w16cex="http://schemas.microsoft.com/office/word/2018/wordml/cex" xmlns:w16cid="http://schemas.microsoft.com/office/word/2016/wordml/cid" xmlns:w16="http://schemas.microsoft.com/office/word/2018/wordml" xmlns:w16sdtdh="http://schemas.microsoft.com/office/word/2020/wordml/sdtdatahash" xmlns:w16se="http://schemas.microsoft.com/office/word/2015/wordml/symex" xmlns:wpg="http://schemas.microsoft.com/office/word/2010/wordprocessingGroup" xmlns:wpi="http://schemas.microsoft.com/office/word/2010/wordprocessingInk" xmlns:wne="http://schemas.microsoft.com/office/word/2006/wordml" xmlns:wps="http://schemas.microsoft.com/office/word/2010/wordprocessingShape" mc:Ignorable="w14 w15 w16se w16cid w16 w16cex w16sdtdh wp14">
   <w:p>
     <w:pPr>
@@ -41720,7 +47768,7 @@
         <w:sz w:val="16"/>
         <w:szCs w:val="16"/>
       </w:rPr>
-      <w:t>18</w:t>
+      <w:t>19</w:t>
     </w:r>
     <w:r>
       <w:rPr>
@@ -41734,7 +47782,7 @@
 </w:ftr>
 </file>
 
-<file path=word/footer14.xml><?xml version="1.0" encoding="utf-8"?>
+<file path=word/footer13.xml><?xml version="1.0" encoding="utf-8"?>
 <w:ftr xmlns:wpc="http://schemas.microsoft.com/office/word/2010/wordprocessingCanvas" xmlns:cx="http://schemas.microsoft.com/office/drawing/2014/chartex" xmlns:cx1="http://schemas.microsoft.com/office/drawing/2015/9/8/chartex" xmlns:cx2="http://schemas.microsoft.com/office/drawing/2015/10/21/chartex" xmlns:cx3="http://schemas.microsoft.com/office/drawing/2016/5/9/chartex" xmlns:cx4="http://schemas.microsoft.com/office/drawing/2016/5/10/chartex" xmlns:cx5="http://schemas.microsoft.com/office/drawing/2016/5/11/chartex" xmlns:cx6="http://schemas.microsoft.com/office/drawing/2016/5/12/chartex" xmlns:cx7="http://schemas.microsoft.com/office/drawing/2016/5/13/chartex" xmlns:cx8="http://schemas.microsoft.com/office/drawing/2016/5/14/chartex" xmlns:mc="http://schemas.openxmlformats.org/markup-compatibility/2006" xmlns:aink="http://schemas.microsoft.com/office/drawing/2016/ink" xmlns:am3d="http://schemas.microsoft.com/office/drawing/2017/model3d" xmlns:o="urn:schemas-microsoft-com:office:office" xmlns:oel="http://schemas.microsoft.com/office/2019/extlst" xmlns:r="http://schemas.openxmlformats.org/officeDocument/2006/relationships" xmlns:m="http://schemas.openxmlformats.org/officeDocument/2006/math" xmlns:v="urn:schemas-microsoft-com:vml" xmlns:wp14="http://schemas.microsoft.com/office/word/2010/wordprocessingDrawing" xmlns:wp="http://schemas.openxmlformats.org/drawingml/2006/wordprocessingDrawing" xmlns:w10="urn:schemas-microsoft-com:office:word" xmlns:w="http://schemas.openxmlformats.org/wordprocessingml/2006/main" xmlns:w14="http://schemas.microsoft.com/office/word/2010/wordml" xmlns:w15="http://schemas.microsoft.com/office/word/2012/wordml" xmlns:w16cex="http://schemas.microsoft.com/office/word/2018/wordml/cex" xmlns:w16cid="http://schemas.microsoft.com/office/word/2016/wordml/cid" xmlns:w16="http://schemas.microsoft.com/office/word/2018/wordml" xmlns:w16sdtdh="http://schemas.microsoft.com/office/word/2020/wordml/sdtdatahash" xmlns:w16se="http://schemas.microsoft.com/office/word/2015/wordml/symex" xmlns:wpg="http://schemas.microsoft.com/office/word/2010/wordprocessingGroup" xmlns:wpi="http://schemas.microsoft.com/office/word/2010/wordprocessingInk" xmlns:wne="http://schemas.microsoft.com/office/word/2006/wordml" xmlns:wps="http://schemas.microsoft.com/office/word/2010/wordprocessingShape" mc:Ignorable="w14 w15 w16se w16cid w16 w16cex w16sdtdh wp14">
   <w:p>
     <w:pPr>
@@ -41828,7 +47876,7 @@
         <w:sz w:val="16"/>
         <w:szCs w:val="16"/>
       </w:rPr>
-      <w:t>20</w:t>
+      <w:t>19</w:t>
     </w:r>
     <w:r>
       <w:rPr>
@@ -41842,7 +47890,7 @@
 </w:ftr>
 </file>
 
-<file path=word/footer15.xml><?xml version="1.0" encoding="utf-8"?>
+<file path=word/footer14.xml><?xml version="1.0" encoding="utf-8"?>
 <w:ftr xmlns:wpc="http://schemas.microsoft.com/office/word/2010/wordprocessingCanvas" xmlns:cx="http://schemas.microsoft.com/office/drawing/2014/chartex" xmlns:cx1="http://schemas.microsoft.com/office/drawing/2015/9/8/chartex" xmlns:cx2="http://schemas.microsoft.com/office/drawing/2015/10/21/chartex" xmlns:cx3="http://schemas.microsoft.com/office/drawing/2016/5/9/chartex" xmlns:cx4="http://schemas.microsoft.com/office/drawing/2016/5/10/chartex" xmlns:cx5="http://schemas.microsoft.com/office/drawing/2016/5/11/chartex" xmlns:cx6="http://schemas.microsoft.com/office/drawing/2016/5/12/chartex" xmlns:cx7="http://schemas.microsoft.com/office/drawing/2016/5/13/chartex" xmlns:cx8="http://schemas.microsoft.com/office/drawing/2016/5/14/chartex" xmlns:mc="http://schemas.openxmlformats.org/markup-compatibility/2006" xmlns:aink="http://schemas.microsoft.com/office/drawing/2016/ink" xmlns:am3d="http://schemas.microsoft.com/office/drawing/2017/model3d" xmlns:o="urn:schemas-microsoft-com:office:office" xmlns:oel="http://schemas.microsoft.com/office/2019/extlst" xmlns:r="http://schemas.openxmlformats.org/officeDocument/2006/relationships" xmlns:m="http://schemas.openxmlformats.org/officeDocument/2006/math" xmlns:v="urn:schemas-microsoft-com:vml" xmlns:wp14="http://schemas.microsoft.com/office/word/2010/wordprocessingDrawing" xmlns:wp="http://schemas.openxmlformats.org/drawingml/2006/wordprocessingDrawing" xmlns:w10="urn:schemas-microsoft-com:office:word" xmlns:w="http://schemas.openxmlformats.org/wordprocessingml/2006/main" xmlns:w14="http://schemas.microsoft.com/office/word/2010/wordml" xmlns:w15="http://schemas.microsoft.com/office/word/2012/wordml" xmlns:w16cex="http://schemas.microsoft.com/office/word/2018/wordml/cex" xmlns:w16cid="http://schemas.microsoft.com/office/word/2016/wordml/cid" xmlns:w16="http://schemas.microsoft.com/office/word/2018/wordml" xmlns:w16sdtdh="http://schemas.microsoft.com/office/word/2020/wordml/sdtdatahash" xmlns:w16se="http://schemas.microsoft.com/office/word/2015/wordml/symex" xmlns:wpg="http://schemas.microsoft.com/office/word/2010/wordprocessingGroup" xmlns:wpi="http://schemas.microsoft.com/office/word/2010/wordprocessingInk" xmlns:wne="http://schemas.microsoft.com/office/word/2006/wordml" xmlns:wps="http://schemas.microsoft.com/office/word/2010/wordprocessingShape" mc:Ignorable="w14 w15 w16se w16cid w16 w16cex w16sdtdh wp14">
   <w:p>
     <w:pPr>
@@ -41936,7 +47984,7 @@
         <w:sz w:val="16"/>
         <w:szCs w:val="16"/>
       </w:rPr>
-      <w:t>20</w:t>
+      <w:t>21</w:t>
     </w:r>
     <w:r>
       <w:rPr>
@@ -41950,7 +47998,7 @@
 </w:ftr>
 </file>
 
-<file path=word/footer2.xml><?xml version="1.0" encoding="utf-8"?>
+<file path=word/footer15.xml><?xml version="1.0" encoding="utf-8"?>
 <w:ftr xmlns:wpc="http://schemas.microsoft.com/office/word/2010/wordprocessingCanvas" xmlns:cx="http://schemas.microsoft.com/office/drawing/2014/chartex" xmlns:cx1="http://schemas.microsoft.com/office/drawing/2015/9/8/chartex" xmlns:cx2="http://schemas.microsoft.com/office/drawing/2015/10/21/chartex" xmlns:cx3="http://schemas.microsoft.com/office/drawing/2016/5/9/chartex" xmlns:cx4="http://schemas.microsoft.com/office/drawing/2016/5/10/chartex" xmlns:cx5="http://schemas.microsoft.com/office/drawing/2016/5/11/chartex" xmlns:cx6="http://schemas.microsoft.com/office/drawing/2016/5/12/chartex" xmlns:cx7="http://schemas.microsoft.com/office/drawing/2016/5/13/chartex" xmlns:cx8="http://schemas.microsoft.com/office/drawing/2016/5/14/chartex" xmlns:mc="http://schemas.openxmlformats.org/markup-compatibility/2006" xmlns:aink="http://schemas.microsoft.com/office/drawing/2016/ink" xmlns:am3d="http://schemas.microsoft.com/office/drawing/2017/model3d" xmlns:o="urn:schemas-microsoft-com:office:office" xmlns:oel="http://schemas.microsoft.com/office/2019/extlst" xmlns:r="http://schemas.openxmlformats.org/officeDocument/2006/relationships" xmlns:m="http://schemas.openxmlformats.org/officeDocument/2006/math" xmlns:v="urn:schemas-microsoft-com:vml" xmlns:wp14="http://schemas.microsoft.com/office/word/2010/wordprocessingDrawing" xmlns:wp="http://schemas.openxmlformats.org/drawingml/2006/wordprocessingDrawing" xmlns:w10="urn:schemas-microsoft-com:office:word" xmlns:w="http://schemas.openxmlformats.org/wordprocessingml/2006/main" xmlns:w14="http://schemas.microsoft.com/office/word/2010/wordml" xmlns:w15="http://schemas.microsoft.com/office/word/2012/wordml" xmlns:w16cex="http://schemas.microsoft.com/office/word/2018/wordml/cex" xmlns:w16cid="http://schemas.microsoft.com/office/word/2016/wordml/cid" xmlns:w16="http://schemas.microsoft.com/office/word/2018/wordml" xmlns:w16sdtdh="http://schemas.microsoft.com/office/word/2020/wordml/sdtdatahash" xmlns:w16se="http://schemas.microsoft.com/office/word/2015/wordml/symex" xmlns:wpg="http://schemas.microsoft.com/office/word/2010/wordprocessingGroup" xmlns:wpi="http://schemas.microsoft.com/office/word/2010/wordprocessingInk" xmlns:wne="http://schemas.microsoft.com/office/word/2006/wordml" xmlns:wps="http://schemas.microsoft.com/office/word/2010/wordprocessingShape" mc:Ignorable="w14 w15 w16se w16cid w16 w16cex w16sdtdh wp14">
   <w:p>
     <w:pPr>
@@ -41995,7 +48043,7 @@
         <w:sz w:val="16"/>
         <w:szCs w:val="16"/>
       </w:rPr>
-      <w:t>7</w:t>
+      <w:t>21</w:t>
     </w:r>
     <w:r>
       <w:rPr>
@@ -42044,7 +48092,7 @@
         <w:sz w:val="16"/>
         <w:szCs w:val="16"/>
       </w:rPr>
-      <w:t>8</w:t>
+      <w:t>21</w:t>
     </w:r>
     <w:r>
       <w:rPr>
@@ -42058,7 +48106,223 @@
 </w:ftr>
 </file>
 
-<file path=word/footer3.xml><?xml version="1.0" encoding="utf-8"?>
+<file path=word/footer16.xml><?xml version="1.0" encoding="utf-8"?>
+<w:ftr xmlns:wpc="http://schemas.microsoft.com/office/word/2010/wordprocessingCanvas" xmlns:cx="http://schemas.microsoft.com/office/drawing/2014/chartex" xmlns:cx1="http://schemas.microsoft.com/office/drawing/2015/9/8/chartex" xmlns:cx2="http://schemas.microsoft.com/office/drawing/2015/10/21/chartex" xmlns:cx3="http://schemas.microsoft.com/office/drawing/2016/5/9/chartex" xmlns:cx4="http://schemas.microsoft.com/office/drawing/2016/5/10/chartex" xmlns:cx5="http://schemas.microsoft.com/office/drawing/2016/5/11/chartex" xmlns:cx6="http://schemas.microsoft.com/office/drawing/2016/5/12/chartex" xmlns:cx7="http://schemas.microsoft.com/office/drawing/2016/5/13/chartex" xmlns:cx8="http://schemas.microsoft.com/office/drawing/2016/5/14/chartex" xmlns:mc="http://schemas.openxmlformats.org/markup-compatibility/2006" xmlns:aink="http://schemas.microsoft.com/office/drawing/2016/ink" xmlns:am3d="http://schemas.microsoft.com/office/drawing/2017/model3d" xmlns:o="urn:schemas-microsoft-com:office:office" xmlns:oel="http://schemas.microsoft.com/office/2019/extlst" xmlns:r="http://schemas.openxmlformats.org/officeDocument/2006/relationships" xmlns:m="http://schemas.openxmlformats.org/officeDocument/2006/math" xmlns:v="urn:schemas-microsoft-com:vml" xmlns:wp14="http://schemas.microsoft.com/office/word/2010/wordprocessingDrawing" xmlns:wp="http://schemas.openxmlformats.org/drawingml/2006/wordprocessingDrawing" xmlns:w10="urn:schemas-microsoft-com:office:word" xmlns:w="http://schemas.openxmlformats.org/wordprocessingml/2006/main" xmlns:w14="http://schemas.microsoft.com/office/word/2010/wordml" xmlns:w15="http://schemas.microsoft.com/office/word/2012/wordml" xmlns:w16cex="http://schemas.microsoft.com/office/word/2018/wordml/cex" xmlns:w16cid="http://schemas.microsoft.com/office/word/2016/wordml/cid" xmlns:w16="http://schemas.microsoft.com/office/word/2018/wordml" xmlns:w16sdtdh="http://schemas.microsoft.com/office/word/2020/wordml/sdtdatahash" xmlns:w16se="http://schemas.microsoft.com/office/word/2015/wordml/symex" xmlns:wpg="http://schemas.microsoft.com/office/word/2010/wordprocessingGroup" xmlns:wpi="http://schemas.microsoft.com/office/word/2010/wordprocessingInk" xmlns:wne="http://schemas.microsoft.com/office/word/2006/wordml" xmlns:wps="http://schemas.microsoft.com/office/word/2010/wordprocessingShape" mc:Ignorable="w14 w15 w16se w16cid w16 w16cex w16sdtdh wp14">
+  <w:p>
+    <w:pPr>
+      <w:jc w:val="right"/>
+    </w:pPr>
+    <w:r>
+      <w:rPr>
+        <w:color w:val="5B6B75"/>
+        <w:sz w:val="16"/>
+        <w:szCs w:val="16"/>
+      </w:rPr>
+      <w:t xml:space="preserve">Page </w:t>
+    </w:r>
+    <w:r>
+      <w:rPr>
+        <w:color w:val="5B6B75"/>
+        <w:sz w:val="16"/>
+        <w:szCs w:val="16"/>
+      </w:rPr>
+      <w:fldChar w:fldCharType="begin"/>
+    </w:r>
+    <w:r>
+      <w:rPr>
+        <w:color w:val="5B6B75"/>
+        <w:sz w:val="16"/>
+        <w:szCs w:val="16"/>
+      </w:rPr>
+      <w:instrText>PAGE</w:instrText>
+    </w:r>
+    <w:r>
+      <w:rPr>
+        <w:color w:val="5B6B75"/>
+        <w:sz w:val="16"/>
+        <w:szCs w:val="16"/>
+      </w:rPr>
+      <w:fldChar w:fldCharType="separate"/>
+    </w:r>
+    <w:r>
+      <w:rPr>
+        <w:noProof/>
+        <w:color w:val="5B6B75"/>
+        <w:sz w:val="16"/>
+        <w:szCs w:val="16"/>
+      </w:rPr>
+      <w:t>22</w:t>
+    </w:r>
+    <w:r>
+      <w:rPr>
+        <w:color w:val="5B6B75"/>
+        <w:sz w:val="16"/>
+        <w:szCs w:val="16"/>
+      </w:rPr>
+      <w:fldChar w:fldCharType="end"/>
+    </w:r>
+    <w:r>
+      <w:rPr>
+        <w:color w:val="5B6B75"/>
+        <w:sz w:val="16"/>
+        <w:szCs w:val="16"/>
+      </w:rPr>
+      <w:t xml:space="preserve"> of </w:t>
+    </w:r>
+    <w:r>
+      <w:rPr>
+        <w:color w:val="5B6B75"/>
+        <w:sz w:val="16"/>
+        <w:szCs w:val="16"/>
+      </w:rPr>
+      <w:fldChar w:fldCharType="begin"/>
+    </w:r>
+    <w:r>
+      <w:rPr>
+        <w:color w:val="5B6B75"/>
+        <w:sz w:val="16"/>
+        <w:szCs w:val="16"/>
+      </w:rPr>
+      <w:instrText>NUMPAGES</w:instrText>
+    </w:r>
+    <w:r>
+      <w:rPr>
+        <w:color w:val="5B6B75"/>
+        <w:sz w:val="16"/>
+        <w:szCs w:val="16"/>
+      </w:rPr>
+      <w:fldChar w:fldCharType="separate"/>
+    </w:r>
+    <w:r>
+      <w:rPr>
+        <w:noProof/>
+        <w:color w:val="5B6B75"/>
+        <w:sz w:val="16"/>
+        <w:szCs w:val="16"/>
+      </w:rPr>
+      <w:t>23</w:t>
+    </w:r>
+    <w:r>
+      <w:rPr>
+        <w:color w:val="5B6B75"/>
+        <w:sz w:val="16"/>
+        <w:szCs w:val="16"/>
+      </w:rPr>
+      <w:fldChar w:fldCharType="end"/>
+    </w:r>
+  </w:p>
+</w:ftr>
+</file>
+
+<file path=word/footer17.xml><?xml version="1.0" encoding="utf-8"?>
+<w:ftr xmlns:wpc="http://schemas.microsoft.com/office/word/2010/wordprocessingCanvas" xmlns:cx="http://schemas.microsoft.com/office/drawing/2014/chartex" xmlns:cx1="http://schemas.microsoft.com/office/drawing/2015/9/8/chartex" xmlns:cx2="http://schemas.microsoft.com/office/drawing/2015/10/21/chartex" xmlns:cx3="http://schemas.microsoft.com/office/drawing/2016/5/9/chartex" xmlns:cx4="http://schemas.microsoft.com/office/drawing/2016/5/10/chartex" xmlns:cx5="http://schemas.microsoft.com/office/drawing/2016/5/11/chartex" xmlns:cx6="http://schemas.microsoft.com/office/drawing/2016/5/12/chartex" xmlns:cx7="http://schemas.microsoft.com/office/drawing/2016/5/13/chartex" xmlns:cx8="http://schemas.microsoft.com/office/drawing/2016/5/14/chartex" xmlns:mc="http://schemas.openxmlformats.org/markup-compatibility/2006" xmlns:aink="http://schemas.microsoft.com/office/drawing/2016/ink" xmlns:am3d="http://schemas.microsoft.com/office/drawing/2017/model3d" xmlns:o="urn:schemas-microsoft-com:office:office" xmlns:oel="http://schemas.microsoft.com/office/2019/extlst" xmlns:r="http://schemas.openxmlformats.org/officeDocument/2006/relationships" xmlns:m="http://schemas.openxmlformats.org/officeDocument/2006/math" xmlns:v="urn:schemas-microsoft-com:vml" xmlns:wp14="http://schemas.microsoft.com/office/word/2010/wordprocessingDrawing" xmlns:wp="http://schemas.openxmlformats.org/drawingml/2006/wordprocessingDrawing" xmlns:w10="urn:schemas-microsoft-com:office:word" xmlns:w="http://schemas.openxmlformats.org/wordprocessingml/2006/main" xmlns:w14="http://schemas.microsoft.com/office/word/2010/wordml" xmlns:w15="http://schemas.microsoft.com/office/word/2012/wordml" xmlns:w16cex="http://schemas.microsoft.com/office/word/2018/wordml/cex" xmlns:w16cid="http://schemas.microsoft.com/office/word/2016/wordml/cid" xmlns:w16="http://schemas.microsoft.com/office/word/2018/wordml" xmlns:w16sdtdh="http://schemas.microsoft.com/office/word/2020/wordml/sdtdatahash" xmlns:w16se="http://schemas.microsoft.com/office/word/2015/wordml/symex" xmlns:wpg="http://schemas.microsoft.com/office/word/2010/wordprocessingGroup" xmlns:wpi="http://schemas.microsoft.com/office/word/2010/wordprocessingInk" xmlns:wne="http://schemas.microsoft.com/office/word/2006/wordml" xmlns:wps="http://schemas.microsoft.com/office/word/2010/wordprocessingShape" mc:Ignorable="w14 w15 w16se w16cid w16 w16cex w16sdtdh wp14">
+  <w:p>
+    <w:pPr>
+      <w:jc w:val="right"/>
+    </w:pPr>
+    <w:r>
+      <w:rPr>
+        <w:color w:val="5B6B75"/>
+        <w:sz w:val="16"/>
+        <w:szCs w:val="16"/>
+      </w:rPr>
+      <w:t xml:space="preserve">Page </w:t>
+    </w:r>
+    <w:r>
+      <w:rPr>
+        <w:color w:val="5B6B75"/>
+        <w:sz w:val="16"/>
+        <w:szCs w:val="16"/>
+      </w:rPr>
+      <w:fldChar w:fldCharType="begin"/>
+    </w:r>
+    <w:r>
+      <w:rPr>
+        <w:color w:val="5B6B75"/>
+        <w:sz w:val="16"/>
+        <w:szCs w:val="16"/>
+      </w:rPr>
+      <w:instrText>PAGE</w:instrText>
+    </w:r>
+    <w:r>
+      <w:rPr>
+        <w:color w:val="5B6B75"/>
+        <w:sz w:val="16"/>
+        <w:szCs w:val="16"/>
+      </w:rPr>
+      <w:fldChar w:fldCharType="separate"/>
+    </w:r>
+    <w:r>
+      <w:rPr>
+        <w:noProof/>
+        <w:color w:val="5B6B75"/>
+        <w:sz w:val="16"/>
+        <w:szCs w:val="16"/>
+      </w:rPr>
+      <w:t>23</w:t>
+    </w:r>
+    <w:r>
+      <w:rPr>
+        <w:color w:val="5B6B75"/>
+        <w:sz w:val="16"/>
+        <w:szCs w:val="16"/>
+      </w:rPr>
+      <w:fldChar w:fldCharType="end"/>
+    </w:r>
+    <w:r>
+      <w:rPr>
+        <w:color w:val="5B6B75"/>
+        <w:sz w:val="16"/>
+        <w:szCs w:val="16"/>
+      </w:rPr>
+      <w:t xml:space="preserve"> of </w:t>
+    </w:r>
+    <w:r>
+      <w:rPr>
+        <w:color w:val="5B6B75"/>
+        <w:sz w:val="16"/>
+        <w:szCs w:val="16"/>
+      </w:rPr>
+      <w:fldChar w:fldCharType="begin"/>
+    </w:r>
+    <w:r>
+      <w:rPr>
+        <w:color w:val="5B6B75"/>
+        <w:sz w:val="16"/>
+        <w:szCs w:val="16"/>
+      </w:rPr>
+      <w:instrText>NUMPAGES</w:instrText>
+    </w:r>
+    <w:r>
+      <w:rPr>
+        <w:color w:val="5B6B75"/>
+        <w:sz w:val="16"/>
+        <w:szCs w:val="16"/>
+      </w:rPr>
+      <w:fldChar w:fldCharType="separate"/>
+    </w:r>
+    <w:r>
+      <w:rPr>
+        <w:noProof/>
+        <w:color w:val="5B6B75"/>
+        <w:sz w:val="16"/>
+        <w:szCs w:val="16"/>
+      </w:rPr>
+      <w:t>23</w:t>
+    </w:r>
+    <w:r>
+      <w:rPr>
+        <w:color w:val="5B6B75"/>
+        <w:sz w:val="16"/>
+        <w:szCs w:val="16"/>
+      </w:rPr>
+      <w:fldChar w:fldCharType="end"/>
+    </w:r>
+  </w:p>
+</w:ftr>
+</file>
+
+<file path=word/footer2.xml><?xml version="1.0" encoding="utf-8"?>
 <w:ftr xmlns:wpc="http://schemas.microsoft.com/office/word/2010/wordprocessingCanvas" xmlns:cx="http://schemas.microsoft.com/office/drawing/2014/chartex" xmlns:cx1="http://schemas.microsoft.com/office/drawing/2015/9/8/chartex" xmlns:cx2="http://schemas.microsoft.com/office/drawing/2015/10/21/chartex" xmlns:cx3="http://schemas.microsoft.com/office/drawing/2016/5/9/chartex" xmlns:cx4="http://schemas.microsoft.com/office/drawing/2016/5/10/chartex" xmlns:cx5="http://schemas.microsoft.com/office/drawing/2016/5/11/chartex" xmlns:cx6="http://schemas.microsoft.com/office/drawing/2016/5/12/chartex" xmlns:cx7="http://schemas.microsoft.com/office/drawing/2016/5/13/chartex" xmlns:cx8="http://schemas.microsoft.com/office/drawing/2016/5/14/chartex" xmlns:mc="http://schemas.openxmlformats.org/markup-compatibility/2006" xmlns:aink="http://schemas.microsoft.com/office/drawing/2016/ink" xmlns:am3d="http://schemas.microsoft.com/office/drawing/2017/model3d" xmlns:o="urn:schemas-microsoft-com:office:office" xmlns:oel="http://schemas.microsoft.com/office/2019/extlst" xmlns:r="http://schemas.openxmlformats.org/officeDocument/2006/relationships" xmlns:m="http://schemas.openxmlformats.org/officeDocument/2006/math" xmlns:v="urn:schemas-microsoft-com:vml" xmlns:wp14="http://schemas.microsoft.com/office/word/2010/wordprocessingDrawing" xmlns:wp="http://schemas.openxmlformats.org/drawingml/2006/wordprocessingDrawing" xmlns:w10="urn:schemas-microsoft-com:office:word" xmlns:w="http://schemas.openxmlformats.org/wordprocessingml/2006/main" xmlns:w14="http://schemas.microsoft.com/office/word/2010/wordml" xmlns:w15="http://schemas.microsoft.com/office/word/2012/wordml" xmlns:w16cex="http://schemas.microsoft.com/office/word/2018/wordml/cex" xmlns:w16cid="http://schemas.microsoft.com/office/word/2016/wordml/cid" xmlns:w16="http://schemas.microsoft.com/office/word/2018/wordml" xmlns:w16sdtdh="http://schemas.microsoft.com/office/word/2020/wordml/sdtdatahash" xmlns:w16se="http://schemas.microsoft.com/office/word/2015/wordml/symex" xmlns:wpg="http://schemas.microsoft.com/office/word/2010/wordprocessingGroup" xmlns:wpi="http://schemas.microsoft.com/office/word/2010/wordprocessingInk" xmlns:wne="http://schemas.microsoft.com/office/word/2006/wordml" xmlns:wps="http://schemas.microsoft.com/office/word/2010/wordprocessingShape" mc:Ignorable="w14 w15 w16se w16cid w16 w16cex w16sdtdh wp14">
   <w:p>
     <w:pPr>
@@ -42152,7 +48416,7 @@
         <w:sz w:val="16"/>
         <w:szCs w:val="16"/>
       </w:rPr>
-      <w:t>8</w:t>
+      <w:t>9</w:t>
     </w:r>
     <w:r>
       <w:rPr>
@@ -42166,7 +48430,7 @@
 </w:ftr>
 </file>
 
-<file path=word/footer4.xml><?xml version="1.0" encoding="utf-8"?>
+<file path=word/footer3.xml><?xml version="1.0" encoding="utf-8"?>
 <w:ftr xmlns:wpc="http://schemas.microsoft.com/office/word/2010/wordprocessingCanvas" xmlns:cx="http://schemas.microsoft.com/office/drawing/2014/chartex" xmlns:cx1="http://schemas.microsoft.com/office/drawing/2015/9/8/chartex" xmlns:cx2="http://schemas.microsoft.com/office/drawing/2015/10/21/chartex" xmlns:cx3="http://schemas.microsoft.com/office/drawing/2016/5/9/chartex" xmlns:cx4="http://schemas.microsoft.com/office/drawing/2016/5/10/chartex" xmlns:cx5="http://schemas.microsoft.com/office/drawing/2016/5/11/chartex" xmlns:cx6="http://schemas.microsoft.com/office/drawing/2016/5/12/chartex" xmlns:cx7="http://schemas.microsoft.com/office/drawing/2016/5/13/chartex" xmlns:cx8="http://schemas.microsoft.com/office/drawing/2016/5/14/chartex" xmlns:mc="http://schemas.openxmlformats.org/markup-compatibility/2006" xmlns:aink="http://schemas.microsoft.com/office/drawing/2016/ink" xmlns:am3d="http://schemas.microsoft.com/office/drawing/2017/model3d" xmlns:o="urn:schemas-microsoft-com:office:office" xmlns:oel="http://schemas.microsoft.com/office/2019/extlst" xmlns:r="http://schemas.openxmlformats.org/officeDocument/2006/relationships" xmlns:m="http://schemas.openxmlformats.org/officeDocument/2006/math" xmlns:v="urn:schemas-microsoft-com:vml" xmlns:wp14="http://schemas.microsoft.com/office/word/2010/wordprocessingDrawing" xmlns:wp="http://schemas.openxmlformats.org/drawingml/2006/wordprocessingDrawing" xmlns:w10="urn:schemas-microsoft-com:office:word" xmlns:w="http://schemas.openxmlformats.org/wordprocessingml/2006/main" xmlns:w14="http://schemas.microsoft.com/office/word/2010/wordml" xmlns:w15="http://schemas.microsoft.com/office/word/2012/wordml" xmlns:w16cex="http://schemas.microsoft.com/office/word/2018/wordml/cex" xmlns:w16cid="http://schemas.microsoft.com/office/word/2016/wordml/cid" xmlns:w16="http://schemas.microsoft.com/office/word/2018/wordml" xmlns:w16sdtdh="http://schemas.microsoft.com/office/word/2020/wordml/sdtdatahash" xmlns:w16se="http://schemas.microsoft.com/office/word/2015/wordml/symex" xmlns:wpg="http://schemas.microsoft.com/office/word/2010/wordprocessingGroup" xmlns:wpi="http://schemas.microsoft.com/office/word/2010/wordprocessingInk" xmlns:wne="http://schemas.microsoft.com/office/word/2006/wordml" xmlns:wps="http://schemas.microsoft.com/office/word/2010/wordprocessingShape" mc:Ignorable="w14 w15 w16se w16cid w16 w16cex w16sdtdh wp14">
   <w:p>
     <w:pPr>
@@ -42260,7 +48524,7 @@
         <w:sz w:val="16"/>
         <w:szCs w:val="16"/>
       </w:rPr>
-      <w:t>10</w:t>
+      <w:t>9</w:t>
     </w:r>
     <w:r>
       <w:rPr>
@@ -42274,7 +48538,7 @@
 </w:ftr>
 </file>
 
-<file path=word/footer5.xml><?xml version="1.0" encoding="utf-8"?>
+<file path=word/footer4.xml><?xml version="1.0" encoding="utf-8"?>
 <w:ftr xmlns:wpc="http://schemas.microsoft.com/office/word/2010/wordprocessingCanvas" xmlns:cx="http://schemas.microsoft.com/office/drawing/2014/chartex" xmlns:cx1="http://schemas.microsoft.com/office/drawing/2015/9/8/chartex" xmlns:cx2="http://schemas.microsoft.com/office/drawing/2015/10/21/chartex" xmlns:cx3="http://schemas.microsoft.com/office/drawing/2016/5/9/chartex" xmlns:cx4="http://schemas.microsoft.com/office/drawing/2016/5/10/chartex" xmlns:cx5="http://schemas.microsoft.com/office/drawing/2016/5/11/chartex" xmlns:cx6="http://schemas.microsoft.com/office/drawing/2016/5/12/chartex" xmlns:cx7="http://schemas.microsoft.com/office/drawing/2016/5/13/chartex" xmlns:cx8="http://schemas.microsoft.com/office/drawing/2016/5/14/chartex" xmlns:mc="http://schemas.openxmlformats.org/markup-compatibility/2006" xmlns:aink="http://schemas.microsoft.com/office/drawing/2016/ink" xmlns:am3d="http://schemas.microsoft.com/office/drawing/2017/model3d" xmlns:o="urn:schemas-microsoft-com:office:office" xmlns:oel="http://schemas.microsoft.com/office/2019/extlst" xmlns:r="http://schemas.openxmlformats.org/officeDocument/2006/relationships" xmlns:m="http://schemas.openxmlformats.org/officeDocument/2006/math" xmlns:v="urn:schemas-microsoft-com:vml" xmlns:wp14="http://schemas.microsoft.com/office/word/2010/wordprocessingDrawing" xmlns:wp="http://schemas.openxmlformats.org/drawingml/2006/wordprocessingDrawing" xmlns:w10="urn:schemas-microsoft-com:office:word" xmlns:w="http://schemas.openxmlformats.org/wordprocessingml/2006/main" xmlns:w14="http://schemas.microsoft.com/office/word/2010/wordml" xmlns:w15="http://schemas.microsoft.com/office/word/2012/wordml" xmlns:w16cex="http://schemas.microsoft.com/office/word/2018/wordml/cex" xmlns:w16cid="http://schemas.microsoft.com/office/word/2016/wordml/cid" xmlns:w16="http://schemas.microsoft.com/office/word/2018/wordml" xmlns:w16sdtdh="http://schemas.microsoft.com/office/word/2020/wordml/sdtdatahash" xmlns:w16se="http://schemas.microsoft.com/office/word/2015/wordml/symex" xmlns:wpg="http://schemas.microsoft.com/office/word/2010/wordprocessingGroup" xmlns:wpi="http://schemas.microsoft.com/office/word/2010/wordprocessingInk" xmlns:wne="http://schemas.microsoft.com/office/word/2006/wordml" xmlns:wps="http://schemas.microsoft.com/office/word/2010/wordprocessingShape" mc:Ignorable="w14 w15 w16se w16cid w16 w16cex w16sdtdh wp14">
   <w:p>
     <w:pPr>
@@ -42368,7 +48632,7 @@
         <w:sz w:val="16"/>
         <w:szCs w:val="16"/>
       </w:rPr>
-      <w:t>10</w:t>
+      <w:t>11</w:t>
     </w:r>
     <w:r>
       <w:rPr>
@@ -42382,7 +48646,7 @@
 </w:ftr>
 </file>
 
-<file path=word/footer6.xml><?xml version="1.0" encoding="utf-8"?>
+<file path=word/footer5.xml><?xml version="1.0" encoding="utf-8"?>
 <w:ftr xmlns:wpc="http://schemas.microsoft.com/office/word/2010/wordprocessingCanvas" xmlns:cx="http://schemas.microsoft.com/office/drawing/2014/chartex" xmlns:cx1="http://schemas.microsoft.com/office/drawing/2015/9/8/chartex" xmlns:cx2="http://schemas.microsoft.com/office/drawing/2015/10/21/chartex" xmlns:cx3="http://schemas.microsoft.com/office/drawing/2016/5/9/chartex" xmlns:cx4="http://schemas.microsoft.com/office/drawing/2016/5/10/chartex" xmlns:cx5="http://schemas.microsoft.com/office/drawing/2016/5/11/chartex" xmlns:cx6="http://schemas.microsoft.com/office/drawing/2016/5/12/chartex" xmlns:cx7="http://schemas.microsoft.com/office/drawing/2016/5/13/chartex" xmlns:cx8="http://schemas.microsoft.com/office/drawing/2016/5/14/chartex" xmlns:mc="http://schemas.openxmlformats.org/markup-compatibility/2006" xmlns:aink="http://schemas.microsoft.com/office/drawing/2016/ink" xmlns:am3d="http://schemas.microsoft.com/office/drawing/2017/model3d" xmlns:o="urn:schemas-microsoft-com:office:office" xmlns:oel="http://schemas.microsoft.com/office/2019/extlst" xmlns:r="http://schemas.openxmlformats.org/officeDocument/2006/relationships" xmlns:m="http://schemas.openxmlformats.org/officeDocument/2006/math" xmlns:v="urn:schemas-microsoft-com:vml" xmlns:wp14="http://schemas.microsoft.com/office/word/2010/wordprocessingDrawing" xmlns:wp="http://schemas.openxmlformats.org/drawingml/2006/wordprocessingDrawing" xmlns:w10="urn:schemas-microsoft-com:office:word" xmlns:w="http://schemas.openxmlformats.org/wordprocessingml/2006/main" xmlns:w14="http://schemas.microsoft.com/office/word/2010/wordml" xmlns:w15="http://schemas.microsoft.com/office/word/2012/wordml" xmlns:w16cex="http://schemas.microsoft.com/office/word/2018/wordml/cex" xmlns:w16cid="http://schemas.microsoft.com/office/word/2016/wordml/cid" xmlns:w16="http://schemas.microsoft.com/office/word/2018/wordml" xmlns:w16sdtdh="http://schemas.microsoft.com/office/word/2020/wordml/sdtdatahash" xmlns:w16se="http://schemas.microsoft.com/office/word/2015/wordml/symex" xmlns:wpg="http://schemas.microsoft.com/office/word/2010/wordprocessingGroup" xmlns:wpi="http://schemas.microsoft.com/office/word/2010/wordprocessingInk" xmlns:wne="http://schemas.microsoft.com/office/word/2006/wordml" xmlns:wps="http://schemas.microsoft.com/office/word/2010/wordprocessingShape" mc:Ignorable="w14 w15 w16se w16cid w16 w16cex w16sdtdh wp14">
   <w:p>
     <w:pPr>
@@ -42476,7 +48740,7 @@
         <w:sz w:val="16"/>
         <w:szCs w:val="16"/>
       </w:rPr>
-      <w:t>12</w:t>
+      <w:t>11</w:t>
     </w:r>
     <w:r>
       <w:rPr>
@@ -42490,7 +48754,7 @@
 </w:ftr>
 </file>
 
-<file path=word/footer7.xml><?xml version="1.0" encoding="utf-8"?>
+<file path=word/footer6.xml><?xml version="1.0" encoding="utf-8"?>
 <w:ftr xmlns:wpc="http://schemas.microsoft.com/office/word/2010/wordprocessingCanvas" xmlns:cx="http://schemas.microsoft.com/office/drawing/2014/chartex" xmlns:cx1="http://schemas.microsoft.com/office/drawing/2015/9/8/chartex" xmlns:cx2="http://schemas.microsoft.com/office/drawing/2015/10/21/chartex" xmlns:cx3="http://schemas.microsoft.com/office/drawing/2016/5/9/chartex" xmlns:cx4="http://schemas.microsoft.com/office/drawing/2016/5/10/chartex" xmlns:cx5="http://schemas.microsoft.com/office/drawing/2016/5/11/chartex" xmlns:cx6="http://schemas.microsoft.com/office/drawing/2016/5/12/chartex" xmlns:cx7="http://schemas.microsoft.com/office/drawing/2016/5/13/chartex" xmlns:cx8="http://schemas.microsoft.com/office/drawing/2016/5/14/chartex" xmlns:mc="http://schemas.openxmlformats.org/markup-compatibility/2006" xmlns:aink="http://schemas.microsoft.com/office/drawing/2016/ink" xmlns:am3d="http://schemas.microsoft.com/office/drawing/2017/model3d" xmlns:o="urn:schemas-microsoft-com:office:office" xmlns:oel="http://schemas.microsoft.com/office/2019/extlst" xmlns:r="http://schemas.openxmlformats.org/officeDocument/2006/relationships" xmlns:m="http://schemas.openxmlformats.org/officeDocument/2006/math" xmlns:v="urn:schemas-microsoft-com:vml" xmlns:wp14="http://schemas.microsoft.com/office/word/2010/wordprocessingDrawing" xmlns:wp="http://schemas.openxmlformats.org/drawingml/2006/wordprocessingDrawing" xmlns:w10="urn:schemas-microsoft-com:office:word" xmlns:w="http://schemas.openxmlformats.org/wordprocessingml/2006/main" xmlns:w14="http://schemas.microsoft.com/office/word/2010/wordml" xmlns:w15="http://schemas.microsoft.com/office/word/2012/wordml" xmlns:w16cex="http://schemas.microsoft.com/office/word/2018/wordml/cex" xmlns:w16cid="http://schemas.microsoft.com/office/word/2016/wordml/cid" xmlns:w16="http://schemas.microsoft.com/office/word/2018/wordml" xmlns:w16sdtdh="http://schemas.microsoft.com/office/word/2020/wordml/sdtdatahash" xmlns:w16se="http://schemas.microsoft.com/office/word/2015/wordml/symex" xmlns:wpg="http://schemas.microsoft.com/office/word/2010/wordprocessingGroup" xmlns:wpi="http://schemas.microsoft.com/office/word/2010/wordprocessingInk" xmlns:wne="http://schemas.microsoft.com/office/word/2006/wordml" xmlns:wps="http://schemas.microsoft.com/office/word/2010/wordprocessingShape" mc:Ignorable="w14 w15 w16se w16cid w16 w16cex w16sdtdh wp14">
   <w:p>
     <w:pPr>
@@ -42584,7 +48848,7 @@
         <w:sz w:val="16"/>
         <w:szCs w:val="16"/>
       </w:rPr>
-      <w:t>12</w:t>
+      <w:t>13</w:t>
     </w:r>
     <w:r>
       <w:rPr>
@@ -42598,7 +48862,7 @@
 </w:ftr>
 </file>
 
-<file path=word/footer8.xml><?xml version="1.0" encoding="utf-8"?>
+<file path=word/footer7.xml><?xml version="1.0" encoding="utf-8"?>
 <w:ftr xmlns:wpc="http://schemas.microsoft.com/office/word/2010/wordprocessingCanvas" xmlns:cx="http://schemas.microsoft.com/office/drawing/2014/chartex" xmlns:cx1="http://schemas.microsoft.com/office/drawing/2015/9/8/chartex" xmlns:cx2="http://schemas.microsoft.com/office/drawing/2015/10/21/chartex" xmlns:cx3="http://schemas.microsoft.com/office/drawing/2016/5/9/chartex" xmlns:cx4="http://schemas.microsoft.com/office/drawing/2016/5/10/chartex" xmlns:cx5="http://schemas.microsoft.com/office/drawing/2016/5/11/chartex" xmlns:cx6="http://schemas.microsoft.com/office/drawing/2016/5/12/chartex" xmlns:cx7="http://schemas.microsoft.com/office/drawing/2016/5/13/chartex" xmlns:cx8="http://schemas.microsoft.com/office/drawing/2016/5/14/chartex" xmlns:mc="http://schemas.openxmlformats.org/markup-compatibility/2006" xmlns:aink="http://schemas.microsoft.com/office/drawing/2016/ink" xmlns:am3d="http://schemas.microsoft.com/office/drawing/2017/model3d" xmlns:o="urn:schemas-microsoft-com:office:office" xmlns:oel="http://schemas.microsoft.com/office/2019/extlst" xmlns:r="http://schemas.openxmlformats.org/officeDocument/2006/relationships" xmlns:m="http://schemas.openxmlformats.org/officeDocument/2006/math" xmlns:v="urn:schemas-microsoft-com:vml" xmlns:wp14="http://schemas.microsoft.com/office/word/2010/wordprocessingDrawing" xmlns:wp="http://schemas.openxmlformats.org/drawingml/2006/wordprocessingDrawing" xmlns:w10="urn:schemas-microsoft-com:office:word" xmlns:w="http://schemas.openxmlformats.org/wordprocessingml/2006/main" xmlns:w14="http://schemas.microsoft.com/office/word/2010/wordml" xmlns:w15="http://schemas.microsoft.com/office/word/2012/wordml" xmlns:w16cex="http://schemas.microsoft.com/office/word/2018/wordml/cex" xmlns:w16cid="http://schemas.microsoft.com/office/word/2016/wordml/cid" xmlns:w16="http://schemas.microsoft.com/office/word/2018/wordml" xmlns:w16sdtdh="http://schemas.microsoft.com/office/word/2020/wordml/sdtdatahash" xmlns:w16se="http://schemas.microsoft.com/office/word/2015/wordml/symex" xmlns:wpg="http://schemas.microsoft.com/office/word/2010/wordprocessingGroup" xmlns:wpi="http://schemas.microsoft.com/office/word/2010/wordprocessingInk" xmlns:wne="http://schemas.microsoft.com/office/word/2006/wordml" xmlns:wps="http://schemas.microsoft.com/office/word/2010/wordprocessingShape" mc:Ignorable="w14 w15 w16se w16cid w16 w16cex w16sdtdh wp14">
   <w:p>
     <w:pPr>
@@ -42692,7 +48956,7 @@
         <w:sz w:val="16"/>
         <w:szCs w:val="16"/>
       </w:rPr>
-      <w:t>14</w:t>
+      <w:t>13</w:t>
     </w:r>
     <w:r>
       <w:rPr>
@@ -42706,7 +48970,7 @@
 </w:ftr>
 </file>
 
-<file path=word/footer9.xml><?xml version="1.0" encoding="utf-8"?>
+<file path=word/footer8.xml><?xml version="1.0" encoding="utf-8"?>
 <w:ftr xmlns:wpc="http://schemas.microsoft.com/office/word/2010/wordprocessingCanvas" xmlns:cx="http://schemas.microsoft.com/office/drawing/2014/chartex" xmlns:cx1="http://schemas.microsoft.com/office/drawing/2015/9/8/chartex" xmlns:cx2="http://schemas.microsoft.com/office/drawing/2015/10/21/chartex" xmlns:cx3="http://schemas.microsoft.com/office/drawing/2016/5/9/chartex" xmlns:cx4="http://schemas.microsoft.com/office/drawing/2016/5/10/chartex" xmlns:cx5="http://schemas.microsoft.com/office/drawing/2016/5/11/chartex" xmlns:cx6="http://schemas.microsoft.com/office/drawing/2016/5/12/chartex" xmlns:cx7="http://schemas.microsoft.com/office/drawing/2016/5/13/chartex" xmlns:cx8="http://schemas.microsoft.com/office/drawing/2016/5/14/chartex" xmlns:mc="http://schemas.openxmlformats.org/markup-compatibility/2006" xmlns:aink="http://schemas.microsoft.com/office/drawing/2016/ink" xmlns:am3d="http://schemas.microsoft.com/office/drawing/2017/model3d" xmlns:o="urn:schemas-microsoft-com:office:office" xmlns:oel="http://schemas.microsoft.com/office/2019/extlst" xmlns:r="http://schemas.openxmlformats.org/officeDocument/2006/relationships" xmlns:m="http://schemas.openxmlformats.org/officeDocument/2006/math" xmlns:v="urn:schemas-microsoft-com:vml" xmlns:wp14="http://schemas.microsoft.com/office/word/2010/wordprocessingDrawing" xmlns:wp="http://schemas.openxmlformats.org/drawingml/2006/wordprocessingDrawing" xmlns:w10="urn:schemas-microsoft-com:office:word" xmlns:w="http://schemas.openxmlformats.org/wordprocessingml/2006/main" xmlns:w14="http://schemas.microsoft.com/office/word/2010/wordml" xmlns:w15="http://schemas.microsoft.com/office/word/2012/wordml" xmlns:w16cex="http://schemas.microsoft.com/office/word/2018/wordml/cex" xmlns:w16cid="http://schemas.microsoft.com/office/word/2016/wordml/cid" xmlns:w16="http://schemas.microsoft.com/office/word/2018/wordml" xmlns:w16sdtdh="http://schemas.microsoft.com/office/word/2020/wordml/sdtdatahash" xmlns:w16se="http://schemas.microsoft.com/office/word/2015/wordml/symex" xmlns:wpg="http://schemas.microsoft.com/office/word/2010/wordprocessingGroup" xmlns:wpi="http://schemas.microsoft.com/office/word/2010/wordprocessingInk" xmlns:wne="http://schemas.microsoft.com/office/word/2006/wordml" xmlns:wps="http://schemas.microsoft.com/office/word/2010/wordprocessingShape" mc:Ignorable="w14 w15 w16se w16cid w16 w16cex w16sdtdh wp14">
   <w:p>
     <w:pPr>
@@ -42800,7 +49064,115 @@
         <w:sz w:val="16"/>
         <w:szCs w:val="16"/>
       </w:rPr>
-      <w:t>14</w:t>
+      <w:t>15</w:t>
+    </w:r>
+    <w:r>
+      <w:rPr>
+        <w:color w:val="5B6B75"/>
+        <w:sz w:val="16"/>
+        <w:szCs w:val="16"/>
+      </w:rPr>
+      <w:fldChar w:fldCharType="end"/>
+    </w:r>
+  </w:p>
+</w:ftr>
+</file>
+
+<file path=word/footer9.xml><?xml version="1.0" encoding="utf-8"?>
+<w:ftr xmlns:wpc="http://schemas.microsoft.com/office/word/2010/wordprocessingCanvas" xmlns:cx="http://schemas.microsoft.com/office/drawing/2014/chartex" xmlns:cx1="http://schemas.microsoft.com/office/drawing/2015/9/8/chartex" xmlns:cx2="http://schemas.microsoft.com/office/drawing/2015/10/21/chartex" xmlns:cx3="http://schemas.microsoft.com/office/drawing/2016/5/9/chartex" xmlns:cx4="http://schemas.microsoft.com/office/drawing/2016/5/10/chartex" xmlns:cx5="http://schemas.microsoft.com/office/drawing/2016/5/11/chartex" xmlns:cx6="http://schemas.microsoft.com/office/drawing/2016/5/12/chartex" xmlns:cx7="http://schemas.microsoft.com/office/drawing/2016/5/13/chartex" xmlns:cx8="http://schemas.microsoft.com/office/drawing/2016/5/14/chartex" xmlns:mc="http://schemas.openxmlformats.org/markup-compatibility/2006" xmlns:aink="http://schemas.microsoft.com/office/drawing/2016/ink" xmlns:am3d="http://schemas.microsoft.com/office/drawing/2017/model3d" xmlns:o="urn:schemas-microsoft-com:office:office" xmlns:oel="http://schemas.microsoft.com/office/2019/extlst" xmlns:r="http://schemas.openxmlformats.org/officeDocument/2006/relationships" xmlns:m="http://schemas.openxmlformats.org/officeDocument/2006/math" xmlns:v="urn:schemas-microsoft-com:vml" xmlns:wp14="http://schemas.microsoft.com/office/word/2010/wordprocessingDrawing" xmlns:wp="http://schemas.openxmlformats.org/drawingml/2006/wordprocessingDrawing" xmlns:w10="urn:schemas-microsoft-com:office:word" xmlns:w="http://schemas.openxmlformats.org/wordprocessingml/2006/main" xmlns:w14="http://schemas.microsoft.com/office/word/2010/wordml" xmlns:w15="http://schemas.microsoft.com/office/word/2012/wordml" xmlns:w16cex="http://schemas.microsoft.com/office/word/2018/wordml/cex" xmlns:w16cid="http://schemas.microsoft.com/office/word/2016/wordml/cid" xmlns:w16="http://schemas.microsoft.com/office/word/2018/wordml" xmlns:w16sdtdh="http://schemas.microsoft.com/office/word/2020/wordml/sdtdatahash" xmlns:w16se="http://schemas.microsoft.com/office/word/2015/wordml/symex" xmlns:wpg="http://schemas.microsoft.com/office/word/2010/wordprocessingGroup" xmlns:wpi="http://schemas.microsoft.com/office/word/2010/wordprocessingInk" xmlns:wne="http://schemas.microsoft.com/office/word/2006/wordml" xmlns:wps="http://schemas.microsoft.com/office/word/2010/wordprocessingShape" mc:Ignorable="w14 w15 w16se w16cid w16 w16cex w16sdtdh wp14">
+  <w:p>
+    <w:pPr>
+      <w:jc w:val="right"/>
+    </w:pPr>
+    <w:r>
+      <w:rPr>
+        <w:color w:val="5B6B75"/>
+        <w:sz w:val="16"/>
+        <w:szCs w:val="16"/>
+      </w:rPr>
+      <w:t xml:space="preserve">Page </w:t>
+    </w:r>
+    <w:r>
+      <w:rPr>
+        <w:color w:val="5B6B75"/>
+        <w:sz w:val="16"/>
+        <w:szCs w:val="16"/>
+      </w:rPr>
+      <w:fldChar w:fldCharType="begin"/>
+    </w:r>
+    <w:r>
+      <w:rPr>
+        <w:color w:val="5B6B75"/>
+        <w:sz w:val="16"/>
+        <w:szCs w:val="16"/>
+      </w:rPr>
+      <w:instrText>PAGE</w:instrText>
+    </w:r>
+    <w:r>
+      <w:rPr>
+        <w:color w:val="5B6B75"/>
+        <w:sz w:val="16"/>
+        <w:szCs w:val="16"/>
+      </w:rPr>
+      <w:fldChar w:fldCharType="separate"/>
+    </w:r>
+    <w:r>
+      <w:rPr>
+        <w:noProof/>
+        <w:color w:val="5B6B75"/>
+        <w:sz w:val="16"/>
+        <w:szCs w:val="16"/>
+      </w:rPr>
+      <w:t>15</w:t>
+    </w:r>
+    <w:r>
+      <w:rPr>
+        <w:color w:val="5B6B75"/>
+        <w:sz w:val="16"/>
+        <w:szCs w:val="16"/>
+      </w:rPr>
+      <w:fldChar w:fldCharType="end"/>
+    </w:r>
+    <w:r>
+      <w:rPr>
+        <w:color w:val="5B6B75"/>
+        <w:sz w:val="16"/>
+        <w:szCs w:val="16"/>
+      </w:rPr>
+      <w:t xml:space="preserve"> of </w:t>
+    </w:r>
+    <w:r>
+      <w:rPr>
+        <w:color w:val="5B6B75"/>
+        <w:sz w:val="16"/>
+        <w:szCs w:val="16"/>
+      </w:rPr>
+      <w:fldChar w:fldCharType="begin"/>
+    </w:r>
+    <w:r>
+      <w:rPr>
+        <w:color w:val="5B6B75"/>
+        <w:sz w:val="16"/>
+        <w:szCs w:val="16"/>
+      </w:rPr>
+      <w:instrText>NUMPAGES</w:instrText>
+    </w:r>
+    <w:r>
+      <w:rPr>
+        <w:color w:val="5B6B75"/>
+        <w:sz w:val="16"/>
+        <w:szCs w:val="16"/>
+      </w:rPr>
+      <w:fldChar w:fldCharType="separate"/>
+    </w:r>
+    <w:r>
+      <w:rPr>
+        <w:noProof/>
+        <w:color w:val="5B6B75"/>
+        <w:sz w:val="16"/>
+        <w:szCs w:val="16"/>
+      </w:rPr>
+      <w:t>15</w:t>
     </w:r>
     <w:r>
       <w:rPr>
@@ -42853,7 +49225,7 @@
         <w:sz w:val="16"/>
         <w:szCs w:val="16"/>
       </w:rPr>
-      <w:t>Plantation Rainfall Dashboard · Product Requirements Document · v1.1</w:t>
+      <w:t>Plantation Rainfall Dashboard · Product Requirements Document · v1.2</w:t>
     </w:r>
   </w:p>
 </w:hdr>
@@ -42873,7 +49245,7 @@
         <w:sz w:val="16"/>
         <w:szCs w:val="16"/>
       </w:rPr>
-      <w:t>Plantation Rainfall Dashboard · Product Requirements Document · v1.1</w:t>
+      <w:t>Plantation Rainfall Dashboard · Product Requirements Document · v1.2</w:t>
     </w:r>
   </w:p>
 </w:hdr>
@@ -42893,7 +49265,7 @@
         <w:sz w:val="16"/>
         <w:szCs w:val="16"/>
       </w:rPr>
-      <w:t>Plantation Rainfall Dashboard · Product Requirements Document · v1.1</w:t>
+      <w:t>Plantation Rainfall Dashboard · Product Requirements Document · v1.2</w:t>
     </w:r>
   </w:p>
 </w:hdr>
@@ -42913,7 +49285,7 @@
         <w:sz w:val="16"/>
         <w:szCs w:val="16"/>
       </w:rPr>
-      <w:t>Plantation Rainfall Dashboard · Product Requirements Document · v1.1</w:t>
+      <w:t>Plantation Rainfall Dashboard · Product Requirements Document · v1.2</w:t>
     </w:r>
   </w:p>
 </w:hdr>
@@ -42933,7 +49305,7 @@
         <w:sz w:val="16"/>
         <w:szCs w:val="16"/>
       </w:rPr>
-      <w:t>Plantation Rainfall Dashboard · Product Requirements Document · v1.1</w:t>
+      <w:t>Plantation Rainfall Dashboard · Product Requirements Document · v1.2</w:t>
     </w:r>
   </w:p>
 </w:hdr>
@@ -42953,7 +49325,7 @@
         <w:sz w:val="16"/>
         <w:szCs w:val="16"/>
       </w:rPr>
-      <w:t>Plantation Rainfall Dashboard · Product Requirements Document · v1.1</w:t>
+      <w:t>Plantation Rainfall Dashboard · Product Requirements Document · v1.2</w:t>
     </w:r>
   </w:p>
 </w:hdr>
@@ -42973,7 +49345,47 @@
         <w:sz w:val="16"/>
         <w:szCs w:val="16"/>
       </w:rPr>
-      <w:t>Plantation Rainfall Dashboard · Product Requirements Document · v1.1</w:t>
+      <w:t>Plantation Rainfall Dashboard · Product Requirements Document · v1.2</w:t>
+    </w:r>
+  </w:p>
+</w:hdr>
+</file>
+
+<file path=word/header16.xml><?xml version="1.0" encoding="utf-8"?>
+<w:hdr xmlns:wpc="http://schemas.microsoft.com/office/word/2010/wordprocessingCanvas" xmlns:cx="http://schemas.microsoft.com/office/drawing/2014/chartex" xmlns:cx1="http://schemas.microsoft.com/office/drawing/2015/9/8/chartex" xmlns:cx2="http://schemas.microsoft.com/office/drawing/2015/10/21/chartex" xmlns:cx3="http://schemas.microsoft.com/office/drawing/2016/5/9/chartex" xmlns:cx4="http://schemas.microsoft.com/office/drawing/2016/5/10/chartex" xmlns:cx5="http://schemas.microsoft.com/office/drawing/2016/5/11/chartex" xmlns:cx6="http://schemas.microsoft.com/office/drawing/2016/5/12/chartex" xmlns:cx7="http://schemas.microsoft.com/office/drawing/2016/5/13/chartex" xmlns:cx8="http://schemas.microsoft.com/office/drawing/2016/5/14/chartex" xmlns:mc="http://schemas.openxmlformats.org/markup-compatibility/2006" xmlns:aink="http://schemas.microsoft.com/office/drawing/2016/ink" xmlns:am3d="http://schemas.microsoft.com/office/drawing/2017/model3d" xmlns:o="urn:schemas-microsoft-com:office:office" xmlns:oel="http://schemas.microsoft.com/office/2019/extlst" xmlns:r="http://schemas.openxmlformats.org/officeDocument/2006/relationships" xmlns:m="http://schemas.openxmlformats.org/officeDocument/2006/math" xmlns:v="urn:schemas-microsoft-com:vml" xmlns:wp14="http://schemas.microsoft.com/office/word/2010/wordprocessingDrawing" xmlns:wp="http://schemas.openxmlformats.org/drawingml/2006/wordprocessingDrawing" xmlns:w10="urn:schemas-microsoft-com:office:word" xmlns:w="http://schemas.openxmlformats.org/wordprocessingml/2006/main" xmlns:w14="http://schemas.microsoft.com/office/word/2010/wordml" xmlns:w15="http://schemas.microsoft.com/office/word/2012/wordml" xmlns:w16cex="http://schemas.microsoft.com/office/word/2018/wordml/cex" xmlns:w16cid="http://schemas.microsoft.com/office/word/2016/wordml/cid" xmlns:w16="http://schemas.microsoft.com/office/word/2018/wordml" xmlns:w16sdtdh="http://schemas.microsoft.com/office/word/2020/wordml/sdtdatahash" xmlns:w16se="http://schemas.microsoft.com/office/word/2015/wordml/symex" xmlns:wpg="http://schemas.microsoft.com/office/word/2010/wordprocessingGroup" xmlns:wpi="http://schemas.microsoft.com/office/word/2010/wordprocessingInk" xmlns:wne="http://schemas.microsoft.com/office/word/2006/wordml" xmlns:wps="http://schemas.microsoft.com/office/word/2010/wordprocessingShape" mc:Ignorable="w14 w15 w16se w16cid w16 w16cex w16sdtdh wp14">
+  <w:p>
+    <w:pPr>
+      <w:pBdr>
+        <w:bottom w:val="single" w:sz="4" w:space="4" w:color="C9D3D9"/>
+      </w:pBdr>
+    </w:pPr>
+    <w:r>
+      <w:rPr>
+        <w:color w:val="5B6B75"/>
+        <w:sz w:val="16"/>
+        <w:szCs w:val="16"/>
+      </w:rPr>
+      <w:t>Plantation Rainfall Dashboard · Product Requirements Document · v1.2</w:t>
+    </w:r>
+  </w:p>
+</w:hdr>
+</file>
+
+<file path=word/header17.xml><?xml version="1.0" encoding="utf-8"?>
+<w:hdr xmlns:wpc="http://schemas.microsoft.com/office/word/2010/wordprocessingCanvas" xmlns:cx="http://schemas.microsoft.com/office/drawing/2014/chartex" xmlns:cx1="http://schemas.microsoft.com/office/drawing/2015/9/8/chartex" xmlns:cx2="http://schemas.microsoft.com/office/drawing/2015/10/21/chartex" xmlns:cx3="http://schemas.microsoft.com/office/drawing/2016/5/9/chartex" xmlns:cx4="http://schemas.microsoft.com/office/drawing/2016/5/10/chartex" xmlns:cx5="http://schemas.microsoft.com/office/drawing/2016/5/11/chartex" xmlns:cx6="http://schemas.microsoft.com/office/drawing/2016/5/12/chartex" xmlns:cx7="http://schemas.microsoft.com/office/drawing/2016/5/13/chartex" xmlns:cx8="http://schemas.microsoft.com/office/drawing/2016/5/14/chartex" xmlns:mc="http://schemas.openxmlformats.org/markup-compatibility/2006" xmlns:aink="http://schemas.microsoft.com/office/drawing/2016/ink" xmlns:am3d="http://schemas.microsoft.com/office/drawing/2017/model3d" xmlns:o="urn:schemas-microsoft-com:office:office" xmlns:oel="http://schemas.microsoft.com/office/2019/extlst" xmlns:r="http://schemas.openxmlformats.org/officeDocument/2006/relationships" xmlns:m="http://schemas.openxmlformats.org/officeDocument/2006/math" xmlns:v="urn:schemas-microsoft-com:vml" xmlns:wp14="http://schemas.microsoft.com/office/word/2010/wordprocessingDrawing" xmlns:wp="http://schemas.openxmlformats.org/drawingml/2006/wordprocessingDrawing" xmlns:w10="urn:schemas-microsoft-com:office:word" xmlns:w="http://schemas.openxmlformats.org/wordprocessingml/2006/main" xmlns:w14="http://schemas.microsoft.com/office/word/2010/wordml" xmlns:w15="http://schemas.microsoft.com/office/word/2012/wordml" xmlns:w16cex="http://schemas.microsoft.com/office/word/2018/wordml/cex" xmlns:w16cid="http://schemas.microsoft.com/office/word/2016/wordml/cid" xmlns:w16="http://schemas.microsoft.com/office/word/2018/wordml" xmlns:w16sdtdh="http://schemas.microsoft.com/office/word/2020/wordml/sdtdatahash" xmlns:w16se="http://schemas.microsoft.com/office/word/2015/wordml/symex" xmlns:wpg="http://schemas.microsoft.com/office/word/2010/wordprocessingGroup" xmlns:wpi="http://schemas.microsoft.com/office/word/2010/wordprocessingInk" xmlns:wne="http://schemas.microsoft.com/office/word/2006/wordml" xmlns:wps="http://schemas.microsoft.com/office/word/2010/wordprocessingShape" mc:Ignorable="w14 w15 w16se w16cid w16 w16cex w16sdtdh wp14">
+  <w:p>
+    <w:pPr>
+      <w:pBdr>
+        <w:bottom w:val="single" w:sz="4" w:space="4" w:color="C9D3D9"/>
+      </w:pBdr>
+    </w:pPr>
+    <w:r>
+      <w:rPr>
+        <w:color w:val="5B6B75"/>
+        <w:sz w:val="16"/>
+        <w:szCs w:val="16"/>
+      </w:rPr>
+      <w:t>Plantation Rainfall Dashboard · Product Requirements Document · v1.2</w:t>
     </w:r>
   </w:p>
 </w:hdr>
@@ -42993,7 +49405,7 @@
         <w:sz w:val="16"/>
         <w:szCs w:val="16"/>
       </w:rPr>
-      <w:t>Plantation Rainfall Dashboard · Product Requirements Document · v1.1</w:t>
+      <w:t>Plantation Rainfall Dashboard · Product Requirements Document · v1.2</w:t>
     </w:r>
   </w:p>
 </w:hdr>
@@ -43013,7 +49425,7 @@
         <w:sz w:val="16"/>
         <w:szCs w:val="16"/>
       </w:rPr>
-      <w:t>Plantation Rainfall Dashboard · Product Requirements Document · v1.1</w:t>
+      <w:t>Plantation Rainfall Dashboard · Product Requirements Document · v1.2</w:t>
     </w:r>
   </w:p>
 </w:hdr>
@@ -43033,7 +49445,7 @@
         <w:sz w:val="16"/>
         <w:szCs w:val="16"/>
       </w:rPr>
-      <w:t>Plantation Rainfall Dashboard · Product Requirements Document · v1.1</w:t>
+      <w:t>Plantation Rainfall Dashboard · Product Requirements Document · v1.2</w:t>
     </w:r>
   </w:p>
 </w:hdr>
@@ -43053,7 +49465,7 @@
         <w:sz w:val="16"/>
         <w:szCs w:val="16"/>
       </w:rPr>
-      <w:t>Plantation Rainfall Dashboard · Product Requirements Document · v1.1</w:t>
+      <w:t>Plantation Rainfall Dashboard · Product Requirements Document · v1.2</w:t>
     </w:r>
   </w:p>
 </w:hdr>
@@ -43073,7 +49485,7 @@
         <w:sz w:val="16"/>
         <w:szCs w:val="16"/>
       </w:rPr>
-      <w:t>Plantation Rainfall Dashboard · Product Requirements Document · v1.1</w:t>
+      <w:t>Plantation Rainfall Dashboard · Product Requirements Document · v1.2</w:t>
     </w:r>
   </w:p>
 </w:hdr>
@@ -43093,7 +49505,7 @@
         <w:sz w:val="16"/>
         <w:szCs w:val="16"/>
       </w:rPr>
-      <w:t>Plantation Rainfall Dashboard · Product Requirements Document · v1.1</w:t>
+      <w:t>Plantation Rainfall Dashboard · Product Requirements Document · v1.2</w:t>
     </w:r>
   </w:p>
 </w:hdr>
@@ -43113,7 +49525,7 @@
         <w:sz w:val="16"/>
         <w:szCs w:val="16"/>
       </w:rPr>
-      <w:t>Plantation Rainfall Dashboard · Product Requirements Document · v1.1</w:t>
+      <w:t>Plantation Rainfall Dashboard · Product Requirements Document · v1.2</w:t>
     </w:r>
   </w:p>
 </w:hdr>
@@ -43133,7 +49545,7 @@
         <w:sz w:val="16"/>
         <w:szCs w:val="16"/>
       </w:rPr>
-      <w:t>Plantation Rainfall Dashboard · Product Requirements Document · v1.1</w:t>
+      <w:t>Plantation Rainfall Dashboard · Product Requirements Document · v1.2</w:t>
     </w:r>
   </w:p>
 </w:hdr>
@@ -43142,10 +49554,10 @@
 <file path=word/numbering.xml><?xml version="1.0" encoding="utf-8"?>
 <w:numbering xmlns:wpc="http://schemas.microsoft.com/office/word/2010/wordprocessingCanvas" xmlns:cx="http://schemas.microsoft.com/office/drawing/2014/chartex" xmlns:cx1="http://schemas.microsoft.com/office/drawing/2015/9/8/chartex" xmlns:cx2="http://schemas.microsoft.com/office/drawing/2015/10/21/chartex" xmlns:cx3="http://schemas.microsoft.com/office/drawing/2016/5/9/chartex" xmlns:cx4="http://schemas.microsoft.com/office/drawing/2016/5/10/chartex" xmlns:cx5="http://schemas.microsoft.com/office/drawing/2016/5/11/chartex" xmlns:cx6="http://schemas.microsoft.com/office/drawing/2016/5/12/chartex" xmlns:cx7="http://schemas.microsoft.com/office/drawing/2016/5/13/chartex" xmlns:cx8="http://schemas.microsoft.com/office/drawing/2016/5/14/chartex" xmlns:mc="http://schemas.openxmlformats.org/markup-compatibility/2006" xmlns:aink="http://schemas.microsoft.com/office/drawing/2016/ink" xmlns:am3d="http://schemas.microsoft.com/office/drawing/2017/model3d" xmlns:o="urn:schemas-microsoft-com:office:office" xmlns:oel="http://schemas.microsoft.com/office/2019/extlst" xmlns:r="http://schemas.openxmlformats.org/officeDocument/2006/relationships" xmlns:m="http://schemas.openxmlformats.org/officeDocument/2006/math" xmlns:v="urn:schemas-microsoft-com:vml" xmlns:wp14="http://schemas.microsoft.com/office/word/2010/wordprocessingDrawing" xmlns:wp="http://schemas.openxmlformats.org/drawingml/2006/wordprocessingDrawing" xmlns:w10="urn:schemas-microsoft-com:office:word" xmlns:w="http://schemas.openxmlformats.org/wordprocessingml/2006/main" xmlns:w14="http://schemas.microsoft.com/office/word/2010/wordml" xmlns:w15="http://schemas.microsoft.com/office/word/2012/wordml" xmlns:w16cex="http://schemas.microsoft.com/office/word/2018/wordml/cex" xmlns:w16cid="http://schemas.microsoft.com/office/word/2016/wordml/cid" xmlns:w16="http://schemas.microsoft.com/office/word/2018/wordml" xmlns:w16sdtdh="http://schemas.microsoft.com/office/word/2020/wordml/sdtdatahash" xmlns:w16se="http://schemas.microsoft.com/office/word/2015/wordml/symex" xmlns:wpg="http://schemas.microsoft.com/office/word/2010/wordprocessingGroup" xmlns:wpi="http://schemas.microsoft.com/office/word/2010/wordprocessingInk" xmlns:wne="http://schemas.microsoft.com/office/word/2006/wordml" xmlns:wps="http://schemas.microsoft.com/office/word/2010/wordprocessingShape" mc:Ignorable="w14 w15 w16se w16cid w16 w16cex w16sdtdh wp14">
   <w:abstractNum w:abstractNumId="0" w15:restartNumberingAfterBreak="0">
-    <w:nsid w:val="21E74080"/>
+    <w:nsid w:val="13BA0C70"/>
     <w:multiLevelType w:val="hybridMultilevel"/>
-    <w:tmpl w:val="574C8E7E"/>
-    <w:lvl w:ilvl="0" w:tplc="F162C5A0">
+    <w:tmpl w:val="CE307D68"/>
+    <w:lvl w:ilvl="0" w:tplc="5D06379A">
       <w:start w:val="1"/>
       <w:numFmt w:val="bullet"/>
       <w:lvlText w:val="•"/>
@@ -43154,7 +49566,7 @@
         <w:ind w:left="500" w:hanging="260"/>
       </w:pPr>
     </w:lvl>
-    <w:lvl w:ilvl="1" w:tplc="417CAC4A">
+    <w:lvl w:ilvl="1" w:tplc="9934E528">
       <w:start w:val="1"/>
       <w:numFmt w:val="bullet"/>
       <w:lvlText w:val="–"/>
@@ -43163,47 +49575,47 @@
         <w:ind w:left="900" w:hanging="260"/>
       </w:pPr>
     </w:lvl>
-    <w:lvl w:ilvl="2" w:tplc="3586BECC">
+    <w:lvl w:ilvl="2" w:tplc="E5020922">
       <w:numFmt w:val="decimal"/>
       <w:lvlText w:val=""/>
       <w:lvlJc w:val="left"/>
     </w:lvl>
-    <w:lvl w:ilvl="3" w:tplc="18084D54">
+    <w:lvl w:ilvl="3" w:tplc="988EF750">
       <w:numFmt w:val="decimal"/>
       <w:lvlText w:val=""/>
       <w:lvlJc w:val="left"/>
     </w:lvl>
-    <w:lvl w:ilvl="4" w:tplc="209A3FF0">
+    <w:lvl w:ilvl="4" w:tplc="3F9A7D3A">
       <w:numFmt w:val="decimal"/>
       <w:lvlText w:val=""/>
       <w:lvlJc w:val="left"/>
     </w:lvl>
-    <w:lvl w:ilvl="5" w:tplc="5C2C953E">
+    <w:lvl w:ilvl="5" w:tplc="8C5624DE">
       <w:numFmt w:val="decimal"/>
       <w:lvlText w:val=""/>
       <w:lvlJc w:val="left"/>
     </w:lvl>
-    <w:lvl w:ilvl="6" w:tplc="EC02BD7E">
+    <w:lvl w:ilvl="6" w:tplc="B7501F00">
       <w:numFmt w:val="decimal"/>
       <w:lvlText w:val=""/>
       <w:lvlJc w:val="left"/>
     </w:lvl>
-    <w:lvl w:ilvl="7" w:tplc="258814E6">
+    <w:lvl w:ilvl="7" w:tplc="928EE6CC">
       <w:numFmt w:val="decimal"/>
       <w:lvlText w:val=""/>
       <w:lvlJc w:val="left"/>
     </w:lvl>
-    <w:lvl w:ilvl="8" w:tplc="FA20298C">
+    <w:lvl w:ilvl="8" w:tplc="CD8AB656">
       <w:numFmt w:val="decimal"/>
       <w:lvlText w:val=""/>
       <w:lvlJc w:val="left"/>
     </w:lvl>
   </w:abstractNum>
   <w:abstractNum w:abstractNumId="1" w15:restartNumberingAfterBreak="0">
-    <w:nsid w:val="48C31BB8"/>
+    <w:nsid w:val="64D92208"/>
     <w:multiLevelType w:val="hybridMultilevel"/>
-    <w:tmpl w:val="0C72E39A"/>
-    <w:lvl w:ilvl="0" w:tplc="1DD268F0">
+    <w:tmpl w:val="979818E4"/>
+    <w:lvl w:ilvl="0" w:tplc="41747672">
       <w:start w:val="1"/>
       <w:numFmt w:val="bullet"/>
       <w:lvlText w:val="●"/>
@@ -43212,7 +49624,7 @@
         <w:ind w:left="720" w:hanging="360"/>
       </w:pPr>
     </w:lvl>
-    <w:lvl w:ilvl="1" w:tplc="295E6556">
+    <w:lvl w:ilvl="1" w:tplc="526EB852">
       <w:start w:val="1"/>
       <w:numFmt w:val="bullet"/>
       <w:lvlText w:val="○"/>
@@ -43221,7 +49633,7 @@
         <w:ind w:left="1440" w:hanging="360"/>
       </w:pPr>
     </w:lvl>
-    <w:lvl w:ilvl="2" w:tplc="1D4C5F02">
+    <w:lvl w:ilvl="2" w:tplc="ABE03C86">
       <w:start w:val="1"/>
       <w:numFmt w:val="bullet"/>
       <w:lvlText w:val="■"/>
@@ -43230,7 +49642,7 @@
         <w:ind w:left="2160" w:hanging="360"/>
       </w:pPr>
     </w:lvl>
-    <w:lvl w:ilvl="3" w:tplc="2D323344">
+    <w:lvl w:ilvl="3" w:tplc="582E4E98">
       <w:start w:val="1"/>
       <w:numFmt w:val="bullet"/>
       <w:lvlText w:val="●"/>
@@ -43239,7 +49651,7 @@
         <w:ind w:left="2880" w:hanging="360"/>
       </w:pPr>
     </w:lvl>
-    <w:lvl w:ilvl="4" w:tplc="419EDF54">
+    <w:lvl w:ilvl="4" w:tplc="6D1C5E98">
       <w:start w:val="1"/>
       <w:numFmt w:val="bullet"/>
       <w:lvlText w:val="○"/>
@@ -43248,7 +49660,7 @@
         <w:ind w:left="3600" w:hanging="360"/>
       </w:pPr>
     </w:lvl>
-    <w:lvl w:ilvl="5" w:tplc="393E6414">
+    <w:lvl w:ilvl="5" w:tplc="79DA1B82">
       <w:start w:val="1"/>
       <w:numFmt w:val="bullet"/>
       <w:lvlText w:val="■"/>
@@ -43257,7 +49669,7 @@
         <w:ind w:left="4320" w:hanging="360"/>
       </w:pPr>
     </w:lvl>
-    <w:lvl w:ilvl="6" w:tplc="E83CFF1E">
+    <w:lvl w:ilvl="6" w:tplc="BE36D0A0">
       <w:start w:val="1"/>
       <w:numFmt w:val="bullet"/>
       <w:lvlText w:val="●"/>
@@ -43266,7 +49678,7 @@
         <w:ind w:left="5040" w:hanging="360"/>
       </w:pPr>
     </w:lvl>
-    <w:lvl w:ilvl="7" w:tplc="CCFA0F10">
+    <w:lvl w:ilvl="7" w:tplc="FF0E7764">
       <w:start w:val="1"/>
       <w:numFmt w:val="bullet"/>
       <w:lvlText w:val="●"/>
@@ -43275,7 +49687,7 @@
         <w:ind w:left="5760" w:hanging="360"/>
       </w:pPr>
     </w:lvl>
-    <w:lvl w:ilvl="8" w:tplc="585C2F1E">
+    <w:lvl w:ilvl="8" w:tplc="96A0F858">
       <w:start w:val="1"/>
       <w:numFmt w:val="bullet"/>
       <w:lvlText w:val="●"/>
@@ -43286,10 +49698,10 @@
     </w:lvl>
   </w:abstractNum>
   <w:abstractNum w:abstractNumId="2" w15:restartNumberingAfterBreak="0">
-    <w:nsid w:val="7B4C6ED2"/>
+    <w:nsid w:val="7A764CAA"/>
     <w:multiLevelType w:val="hybridMultilevel"/>
-    <w:tmpl w:val="6B74AA18"/>
-    <w:lvl w:ilvl="0" w:tplc="02B2C6C6">
+    <w:tmpl w:val="94563F48"/>
+    <w:lvl w:ilvl="0" w:tplc="F648E32A">
       <w:start w:val="1"/>
       <w:numFmt w:val="decimal"/>
       <w:lvlText w:val="%1."/>
@@ -43298,60 +49710,60 @@
         <w:ind w:left="500" w:hanging="300"/>
       </w:pPr>
     </w:lvl>
-    <w:lvl w:ilvl="1" w:tplc="2AF2ED2C">
+    <w:lvl w:ilvl="1" w:tplc="7124D928">
       <w:numFmt w:val="decimal"/>
       <w:lvlText w:val=""/>
       <w:lvlJc w:val="left"/>
     </w:lvl>
-    <w:lvl w:ilvl="2" w:tplc="5BA4F79E">
+    <w:lvl w:ilvl="2" w:tplc="5FD836EE">
       <w:numFmt w:val="decimal"/>
       <w:lvlText w:val=""/>
       <w:lvlJc w:val="left"/>
     </w:lvl>
-    <w:lvl w:ilvl="3" w:tplc="01B26184">
+    <w:lvl w:ilvl="3" w:tplc="D8ACBCBC">
       <w:numFmt w:val="decimal"/>
       <w:lvlText w:val=""/>
       <w:lvlJc w:val="left"/>
     </w:lvl>
-    <w:lvl w:ilvl="4" w:tplc="62B076BA">
+    <w:lvl w:ilvl="4" w:tplc="204EBEBE">
       <w:numFmt w:val="decimal"/>
       <w:lvlText w:val=""/>
       <w:lvlJc w:val="left"/>
     </w:lvl>
-    <w:lvl w:ilvl="5" w:tplc="51221CAC">
+    <w:lvl w:ilvl="5" w:tplc="0852AA7A">
       <w:numFmt w:val="decimal"/>
       <w:lvlText w:val=""/>
       <w:lvlJc w:val="left"/>
     </w:lvl>
-    <w:lvl w:ilvl="6" w:tplc="3E2817FC">
+    <w:lvl w:ilvl="6" w:tplc="B2C84C60">
       <w:numFmt w:val="decimal"/>
       <w:lvlText w:val=""/>
       <w:lvlJc w:val="left"/>
     </w:lvl>
-    <w:lvl w:ilvl="7" w:tplc="7E0E5956">
+    <w:lvl w:ilvl="7" w:tplc="8C9E3376">
       <w:numFmt w:val="decimal"/>
       <w:lvlText w:val=""/>
       <w:lvlJc w:val="left"/>
     </w:lvl>
-    <w:lvl w:ilvl="8" w:tplc="98E4CC98">
+    <w:lvl w:ilvl="8" w:tplc="A87ACDA0">
       <w:numFmt w:val="decimal"/>
       <w:lvlText w:val=""/>
       <w:lvlJc w:val="left"/>
     </w:lvl>
   </w:abstractNum>
-  <w:num w:numId="1" w16cid:durableId="73429939">
+  <w:num w:numId="1" w16cid:durableId="1261140317">
     <w:abstractNumId w:val="1"/>
     <w:lvlOverride w:ilvl="0">
       <w:startOverride w:val="1"/>
     </w:lvlOverride>
   </w:num>
-  <w:num w:numId="2" w16cid:durableId="559823478">
+  <w:num w:numId="2" w16cid:durableId="120611880">
     <w:abstractNumId w:val="0"/>
     <w:lvlOverride w:ilvl="0">
       <w:startOverride w:val="1"/>
     </w:lvlOverride>
   </w:num>
-  <w:num w:numId="3" w16cid:durableId="115879771">
+  <w:num w:numId="3" w16cid:durableId="473912859">
     <w:abstractNumId w:val="2"/>
     <w:lvlOverride w:ilvl="0">
       <w:startOverride w:val="1"/>
@@ -43985,7 +50397,7 @@
     <w:autoRedefine/>
     <w:uiPriority w:val="39"/>
     <w:unhideWhenUsed/>
-    <w:rsid w:val="0087242D"/>
+    <w:rsid w:val="000243C5"/>
     <w:pPr>
       <w:spacing w:after="100"/>
     </w:pPr>
@@ -43997,7 +50409,7 @@
     <w:autoRedefine/>
     <w:uiPriority w:val="39"/>
     <w:unhideWhenUsed/>
-    <w:rsid w:val="0087242D"/>
+    <w:rsid w:val="000243C5"/>
     <w:pPr>
       <w:spacing w:after="100"/>
       <w:ind w:left="210"/>
